--- a/demo/Mô tả chức năng.docx
+++ b/demo/Mô tả chức năng.docx
@@ -124,7 +124,7 @@
     <w:p>
       <w:r>
         <w:pict w14:anchorId="279C43DD">
-          <v:rect id="_x0000_i1163" style="width:0;height:1.5pt" o:hralign="center" o:hrstd="t" o:hr="t" fillcolor="#a0a0a0" stroked="f"/>
+          <v:rect id="_x0000_i1025" style="width:0;height:1.5pt" o:hralign="center" o:hrstd="t" o:hr="t" fillcolor="#a0a0a0" stroked="f"/>
         </w:pict>
       </w:r>
     </w:p>
@@ -207,7 +207,7 @@
     <w:p>
       <w:r>
         <w:pict w14:anchorId="30E4307B">
-          <v:rect id="_x0000_i1164" style="width:0;height:1.5pt" o:hralign="center" o:hrstd="t" o:hr="t" fillcolor="#a0a0a0" stroked="f"/>
+          <v:rect id="_x0000_i1026" style="width:0;height:1.5pt" o:hralign="center" o:hrstd="t" o:hr="t" fillcolor="#a0a0a0" stroked="f"/>
         </w:pict>
       </w:r>
     </w:p>
@@ -319,7 +319,7 @@
     <w:p>
       <w:r>
         <w:pict w14:anchorId="3D24A531">
-          <v:rect id="_x0000_i1165" style="width:0;height:1.5pt" o:hralign="center" o:hrstd="t" o:hr="t" fillcolor="#a0a0a0" stroked="f"/>
+          <v:rect id="_x0000_i1027" style="width:0;height:1.5pt" o:hralign="center" o:hrstd="t" o:hr="t" fillcolor="#a0a0a0" stroked="f"/>
         </w:pict>
       </w:r>
     </w:p>
@@ -430,7 +430,7 @@
     <w:p>
       <w:r>
         <w:pict w14:anchorId="41E21FB8">
-          <v:rect id="_x0000_i1166" style="width:0;height:1.5pt" o:hralign="center" o:hrstd="t" o:hr="t" fillcolor="#a0a0a0" stroked="f"/>
+          <v:rect id="_x0000_i1028" style="width:0;height:1.5pt" o:hralign="center" o:hrstd="t" o:hr="t" fillcolor="#a0a0a0" stroked="f"/>
         </w:pict>
       </w:r>
     </w:p>
@@ -498,7 +498,7 @@
     <w:p>
       <w:r>
         <w:pict w14:anchorId="1AE7A44C">
-          <v:rect id="_x0000_i1167" style="width:0;height:1.5pt" o:hralign="center" o:hrstd="t" o:hr="t" fillcolor="#a0a0a0" stroked="f"/>
+          <v:rect id="_x0000_i1029" style="width:0;height:1.5pt" o:hralign="center" o:hrstd="t" o:hr="t" fillcolor="#a0a0a0" stroked="f"/>
         </w:pict>
       </w:r>
     </w:p>
@@ -690,7 +690,7 @@
     <w:p>
       <w:r>
         <w:pict w14:anchorId="4396B1E7">
-          <v:rect id="_x0000_i1168" style="width:0;height:1.5pt" o:hralign="center" o:hrstd="t" o:hr="t" fillcolor="#a0a0a0" stroked="f"/>
+          <v:rect id="_x0000_i1030" style="width:0;height:1.5pt" o:hralign="center" o:hrstd="t" o:hr="t" fillcolor="#a0a0a0" stroked="f"/>
         </w:pict>
       </w:r>
     </w:p>
@@ -776,7 +776,7 @@
     <w:p>
       <w:r>
         <w:pict w14:anchorId="0733D0E6">
-          <v:rect id="_x0000_i1169" style="width:0;height:1.5pt" o:hralign="center" o:hrstd="t" o:hr="t" fillcolor="#a0a0a0" stroked="f"/>
+          <v:rect id="_x0000_i1031" style="width:0;height:1.5pt" o:hralign="center" o:hrstd="t" o:hr="t" fillcolor="#a0a0a0" stroked="f"/>
         </w:pict>
       </w:r>
     </w:p>
@@ -900,7 +900,7 @@
     <w:p>
       <w:r>
         <w:pict w14:anchorId="69E1C332">
-          <v:rect id="_x0000_i1170" style="width:0;height:1.5pt" o:hralign="center" o:hrstd="t" o:hr="t" fillcolor="#a0a0a0" stroked="f"/>
+          <v:rect id="_x0000_i1032" style="width:0;height:1.5pt" o:hralign="center" o:hrstd="t" o:hr="t" fillcolor="#a0a0a0" stroked="f"/>
         </w:pict>
       </w:r>
     </w:p>
@@ -1003,7 +1003,7 @@
     <w:p>
       <w:r>
         <w:pict w14:anchorId="150A457C">
-          <v:rect id="_x0000_i1171" style="width:0;height:1.5pt" o:hralign="center" o:hrstd="t" o:hr="t" fillcolor="#a0a0a0" stroked="f"/>
+          <v:rect id="_x0000_i1033" style="width:0;height:1.5pt" o:hralign="center" o:hrstd="t" o:hr="t" fillcolor="#a0a0a0" stroked="f"/>
         </w:pict>
       </w:r>
     </w:p>
@@ -1053,7 +1053,7 @@
     <w:p>
       <w:r>
         <w:pict w14:anchorId="4618643D">
-          <v:rect id="_x0000_i1172" style="width:0;height:1.5pt" o:hralign="center" o:hrstd="t" o:hr="t" fillcolor="#a0a0a0" stroked="f"/>
+          <v:rect id="_x0000_i1034" style="width:0;height:1.5pt" o:hralign="center" o:hrstd="t" o:hr="t" fillcolor="#a0a0a0" stroked="f"/>
         </w:pict>
       </w:r>
     </w:p>
@@ -1081,7 +1081,7 @@
       <w:r>
         <w:lastRenderedPageBreak/>
         <w:pict w14:anchorId="30CA48DC">
-          <v:rect id="_x0000_i1173" style="width:0;height:1.5pt" o:hralign="center" o:hrstd="t" o:hr="t" fillcolor="#a0a0a0" stroked="f"/>
+          <v:rect id="_x0000_i1035" style="width:0;height:1.5pt" o:hralign="center" o:hrstd="t" o:hr="t" fillcolor="#a0a0a0" stroked="f"/>
         </w:pict>
       </w:r>
     </w:p>
@@ -1118,7 +1118,7 @@
     <w:p>
       <w:r>
         <w:pict w14:anchorId="5B59EB73">
-          <v:rect id="_x0000_i1174" style="width:0;height:1.5pt" o:hralign="center" o:hrstd="t" o:hr="t" fillcolor="#a0a0a0" stroked="f"/>
+          <v:rect id="_x0000_i1036" style="width:0;height:1.5pt" o:hralign="center" o:hrstd="t" o:hr="t" fillcolor="#a0a0a0" stroked="f"/>
         </w:pict>
       </w:r>
     </w:p>
@@ -1165,7 +1165,7 @@
     <w:p>
       <w:r>
         <w:pict w14:anchorId="23AA7837">
-          <v:rect id="_x0000_i1175" style="width:0;height:1.5pt" o:hralign="center" o:hrstd="t" o:hr="t" fillcolor="#a0a0a0" stroked="f"/>
+          <v:rect id="_x0000_i1037" style="width:0;height:1.5pt" o:hralign="center" o:hrstd="t" o:hr="t" fillcolor="#a0a0a0" stroked="f"/>
         </w:pict>
       </w:r>
     </w:p>
@@ -1218,7 +1218,7 @@
     <w:p>
       <w:r>
         <w:pict w14:anchorId="5DD29CDC">
-          <v:rect id="_x0000_i1176" style="width:0;height:1.5pt" o:hralign="center" o:hrstd="t" o:hr="t" fillcolor="#a0a0a0" stroked="f"/>
+          <v:rect id="_x0000_i1038" style="width:0;height:1.5pt" o:hralign="center" o:hrstd="t" o:hr="t" fillcolor="#a0a0a0" stroked="f"/>
         </w:pict>
       </w:r>
     </w:p>
@@ -1274,7 +1274,7 @@
     <w:p>
       <w:r>
         <w:pict w14:anchorId="73D89DAD">
-          <v:rect id="_x0000_i1177" style="width:0;height:1.5pt" o:hralign="center" o:hrstd="t" o:hr="t" fillcolor="#a0a0a0" stroked="f"/>
+          <v:rect id="_x0000_i1039" style="width:0;height:1.5pt" o:hralign="center" o:hrstd="t" o:hr="t" fillcolor="#a0a0a0" stroked="f"/>
         </w:pict>
       </w:r>
     </w:p>
@@ -1313,7 +1313,7 @@
     <w:p>
       <w:r>
         <w:pict w14:anchorId="5825FC6B">
-          <v:rect id="_x0000_i1178" style="width:0;height:1.5pt" o:hralign="center" o:hrstd="t" o:hr="t" fillcolor="#a0a0a0" stroked="f"/>
+          <v:rect id="_x0000_i1040" style="width:0;height:1.5pt" o:hralign="center" o:hrstd="t" o:hr="t" fillcolor="#a0a0a0" stroked="f"/>
         </w:pict>
       </w:r>
     </w:p>
@@ -1364,7 +1364,7 @@
     <w:p>
       <w:r>
         <w:pict w14:anchorId="44517767">
-          <v:rect id="_x0000_i1179" style="width:0;height:1.5pt" o:hralign="center" o:hrstd="t" o:hr="t" fillcolor="#a0a0a0" stroked="f"/>
+          <v:rect id="_x0000_i1041" style="width:0;height:1.5pt" o:hralign="center" o:hrstd="t" o:hr="t" fillcolor="#a0a0a0" stroked="f"/>
         </w:pict>
       </w:r>
     </w:p>
@@ -1391,7 +1391,7 @@
     <w:p>
       <w:r>
         <w:pict w14:anchorId="045E7ECB">
-          <v:rect id="_x0000_i1180" style="width:0;height:1.5pt" o:hralign="center" o:hrstd="t" o:hr="t" fillcolor="#a0a0a0" stroked="f"/>
+          <v:rect id="_x0000_i1042" style="width:0;height:1.5pt" o:hralign="center" o:hrstd="t" o:hr="t" fillcolor="#a0a0a0" stroked="f"/>
         </w:pict>
       </w:r>
     </w:p>
@@ -1418,7 +1418,7 @@
     <w:p>
       <w:r>
         <w:pict w14:anchorId="3832D317">
-          <v:rect id="_x0000_i1181" style="width:0;height:1.5pt" o:hralign="center" o:hrstd="t" o:hr="t" fillcolor="#a0a0a0" stroked="f"/>
+          <v:rect id="_x0000_i1043" style="width:0;height:1.5pt" o:hralign="center" o:hrstd="t" o:hr="t" fillcolor="#a0a0a0" stroked="f"/>
         </w:pict>
       </w:r>
     </w:p>
@@ -1483,7 +1483,7 @@
     <w:p>
       <w:r>
         <w:pict w14:anchorId="10D8ECAE">
-          <v:rect id="_x0000_i1182" style="width:0;height:1.5pt" o:hralign="center" o:hrstd="t" o:hr="t" fillcolor="#a0a0a0" stroked="f"/>
+          <v:rect id="_x0000_i1044" style="width:0;height:1.5pt" o:hralign="center" o:hrstd="t" o:hr="t" fillcolor="#a0a0a0" stroked="f"/>
         </w:pict>
       </w:r>
     </w:p>
@@ -1524,7 +1524,7 @@
     <w:p>
       <w:r>
         <w:pict w14:anchorId="6CFC8216">
-          <v:rect id="_x0000_i1183" style="width:0;height:1.5pt" o:hralign="center" o:hrstd="t" o:hr="t" fillcolor="#a0a0a0" stroked="f"/>
+          <v:rect id="_x0000_i1045" style="width:0;height:1.5pt" o:hralign="center" o:hrstd="t" o:hr="t" fillcolor="#a0a0a0" stroked="f"/>
         </w:pict>
       </w:r>
     </w:p>
@@ -1571,7 +1571,7 @@
     <w:p>
       <w:r>
         <w:pict w14:anchorId="2E176CA5">
-          <v:rect id="_x0000_i1184" style="width:0;height:1.5pt" o:hralign="center" o:hrstd="t" o:hr="t" fillcolor="#a0a0a0" stroked="f"/>
+          <v:rect id="_x0000_i1046" style="width:0;height:1.5pt" o:hralign="center" o:hrstd="t" o:hr="t" fillcolor="#a0a0a0" stroked="f"/>
         </w:pict>
       </w:r>
     </w:p>
@@ -1627,7 +1627,7 @@
     <w:p>
       <w:r>
         <w:pict w14:anchorId="53AFCA16">
-          <v:rect id="_x0000_i1185" style="width:0;height:1.5pt" o:hralign="center" o:hrstd="t" o:hr="t" fillcolor="#a0a0a0" stroked="f"/>
+          <v:rect id="_x0000_i1047" style="width:0;height:1.5pt" o:hralign="center" o:hrstd="t" o:hr="t" fillcolor="#a0a0a0" stroked="f"/>
         </w:pict>
       </w:r>
     </w:p>
@@ -1822,6 +1822,2383 @@
       </w:r>
     </w:p>
     <w:p>
+      <w:r>
+        <w:br w:type="page"/>
+      </w:r>
+    </w:p>
+    <w:p>
+      <w:pPr>
+        <w:pStyle w:val="Heading1"/>
+      </w:pPr>
+      <w:r>
+        <w:lastRenderedPageBreak/>
+        <w:t>MODULE 02 - JWT + SECURITY</w:t>
+      </w:r>
+    </w:p>
+    <w:p>
+      <w:pPr>
+        <w:ind w:left="720"/>
+        <w:rPr>
+          <w:lang w:val="vi-VN"/>
+        </w:rPr>
+      </w:pPr>
+      <w:r>
+        <w:t>MỤC TIÊU</w:t>
+      </w:r>
+    </w:p>
+    <w:p>
+      <w:pPr>
+        <w:ind w:left="720"/>
+        <w:rPr>
+          <w:lang w:val="vi-VN"/>
+        </w:rPr>
+      </w:pPr>
+      <w:r>
+        <w:t>Cho phép:</w:t>
+      </w:r>
+    </w:p>
+    <w:p>
+      <w:pPr>
+        <w:ind w:left="720"/>
+      </w:pPr>
+      <w:r>
+        <w:t>a. Login</w:t>
+      </w:r>
+    </w:p>
+    <w:p>
+      <w:pPr>
+        <w:ind w:left="720"/>
+      </w:pPr>
+      <w:r>
+        <w:t>b. Sinh JWT Token</w:t>
+      </w:r>
+    </w:p>
+    <w:p>
+      <w:pPr>
+        <w:ind w:left="720"/>
+      </w:pPr>
+      <w:r>
+        <w:t>c. Xác thực request</w:t>
+      </w:r>
+    </w:p>
+    <w:p>
+      <w:pPr>
+        <w:ind w:left="720"/>
+      </w:pPr>
+      <w:r>
+        <w:t>d. Phân quyền</w:t>
+      </w:r>
+    </w:p>
+    <w:p>
+      <w:pPr>
+        <w:pBdr>
+          <w:bottom w:val="single" w:sz="6" w:space="1" w:color="auto"/>
+        </w:pBdr>
+        <w:ind w:left="720"/>
+      </w:pPr>
+      <w:r>
+        <w:t>e. Logout</w:t>
+      </w:r>
+    </w:p>
+    <w:p>
+      <w:pPr>
+        <w:pStyle w:val="Heading2"/>
+        <w:numPr>
+          <w:ilvl w:val="0"/>
+          <w:numId w:val="8"/>
+        </w:numPr>
+        <w:pBdr>
+          <w:bottom w:val="single" w:sz="6" w:space="1" w:color="auto"/>
+        </w:pBdr>
+      </w:pPr>
+      <w:r>
+        <w:t>JwtUtil</w:t>
+      </w:r>
+    </w:p>
+    <w:p>
+      <w:pPr>
+        <w:ind w:left="720"/>
+      </w:pPr>
+      <w:r>
+        <w:t>Chức năng</w:t>
+      </w:r>
+    </w:p>
+    <w:p>
+      <w:pPr>
+        <w:ind w:left="720"/>
+      </w:pPr>
+      <w:r>
+        <w:t>Tạo và đọc JWT.</w:t>
+      </w:r>
+    </w:p>
+    <w:p>
+      <w:pPr>
+        <w:ind w:left="720"/>
+      </w:pPr>
+      <w:r>
+        <w:t>Method</w:t>
+      </w:r>
+    </w:p>
+    <w:p>
+      <w:pPr>
+        <w:ind w:left="720"/>
+      </w:pPr>
+      <w:r>
+        <w:t>generateToken()</w:t>
+      </w:r>
+    </w:p>
+    <w:p>
+      <w:pPr>
+        <w:ind w:left="720"/>
+      </w:pPr>
+      <w:r>
+        <w:t>getUsername()</w:t>
+      </w:r>
+    </w:p>
+    <w:p>
+      <w:pPr>
+        <w:ind w:left="720"/>
+      </w:pPr>
+      <w:r>
+        <w:t>getRole()</w:t>
+      </w:r>
+    </w:p>
+    <w:p>
+      <w:pPr>
+        <w:ind w:left="720"/>
+      </w:pPr>
+      <w:r>
+        <w:t>generateAccessToken()</w:t>
+      </w:r>
+    </w:p>
+    <w:p>
+      <w:pPr>
+        <w:pBdr>
+          <w:bottom w:val="single" w:sz="6" w:space="1" w:color="auto"/>
+        </w:pBdr>
+        <w:ind w:left="720"/>
+      </w:pPr>
+      <w:r>
+        <w:t>generateRefreshToken()</w:t>
+      </w:r>
+    </w:p>
+    <w:p>
+      <w:pPr>
+        <w:ind w:left="720"/>
+      </w:pPr>
+      <w:r>
+        <w:t>generateToken()</w:t>
+      </w:r>
+    </w:p>
+    <w:p>
+      <w:pPr>
+        <w:ind w:left="720"/>
+      </w:pPr>
+      <w:r>
+        <w:t>Mục tiêu:</w:t>
+      </w:r>
+    </w:p>
+    <w:p>
+      <w:pPr>
+        <w:pBdr>
+          <w:bottom w:val="single" w:sz="6" w:space="1" w:color="auto"/>
+        </w:pBdr>
+        <w:ind w:left="720"/>
+        <w:rPr>
+          <w:lang w:val="vi-VN"/>
+        </w:rPr>
+      </w:pPr>
+      <w:r>
+        <w:t>Username</w:t>
+      </w:r>
+      <w:r>
+        <w:rPr>
+          <w:lang w:val="vi-VN"/>
+        </w:rPr>
+        <w:t>-&gt;</w:t>
+      </w:r>
+      <w:r>
+        <w:t>Role</w:t>
+      </w:r>
+      <w:r>
+        <w:rPr>
+          <w:lang w:val="vi-VN"/>
+        </w:rPr>
+        <w:t>-&gt;</w:t>
+      </w:r>
+      <w:r>
+        <w:t xml:space="preserve">thời gian </w:t>
+      </w:r>
+      <w:r>
+        <w:t>tạo</w:t>
+      </w:r>
+      <w:r>
+        <w:rPr>
+          <w:lang w:val="vi-VN"/>
+        </w:rPr>
+        <w:t>-&gt;</w:t>
+      </w:r>
+      <w:r>
+        <w:t xml:space="preserve">thời gian hết </w:t>
+      </w:r>
+      <w:r>
+        <w:t>hạn</w:t>
+      </w:r>
+      <w:r>
+        <w:rPr>
+          <w:lang w:val="vi-VN"/>
+        </w:rPr>
+        <w:t>-&gt;</w:t>
+      </w:r>
+      <w:r>
+        <w:t xml:space="preserve">ký bằng </w:t>
+      </w:r>
+      <w:r>
+        <w:t>SECRET</w:t>
+      </w:r>
+      <w:r>
+        <w:rPr>
+          <w:lang w:val="vi-VN"/>
+        </w:rPr>
+        <w:t>-&gt;</w:t>
+      </w:r>
+      <w:r>
+        <w:t>JWT</w:t>
+      </w:r>
+    </w:p>
+    <w:p>
+      <w:pPr>
+        <w:ind w:left="720"/>
+        <w:rPr>
+          <w:lang w:val="vi-VN"/>
+        </w:rPr>
+      </w:pPr>
+      <w:r>
+        <w:rPr>
+          <w:lang w:val="vi-VN"/>
+        </w:rPr>
+        <w:t>getUsername()</w:t>
+      </w:r>
+    </w:p>
+    <w:p>
+      <w:pPr>
+        <w:ind w:left="720"/>
+        <w:rPr>
+          <w:lang w:val="vi-VN"/>
+        </w:rPr>
+      </w:pPr>
+      <w:r>
+        <w:rPr>
+          <w:lang w:val="vi-VN"/>
+        </w:rPr>
+        <w:t>Mục tiêu:</w:t>
+      </w:r>
+    </w:p>
+    <w:p>
+      <w:pPr>
+        <w:pBdr>
+          <w:bottom w:val="single" w:sz="6" w:space="1" w:color="auto"/>
+        </w:pBdr>
+        <w:ind w:left="720"/>
+        <w:rPr>
+          <w:lang w:val="vi-VN"/>
+        </w:rPr>
+      </w:pPr>
+      <w:r>
+        <w:rPr>
+          <w:lang w:val="vi-VN"/>
+        </w:rPr>
+        <w:t>JWT</w:t>
+      </w:r>
+      <w:r>
+        <w:rPr>
+          <w:lang w:val="vi-VN"/>
+        </w:rPr>
+        <w:t>-&gt;</w:t>
+      </w:r>
+      <w:r>
+        <w:rPr>
+          <w:lang w:val="vi-VN"/>
+        </w:rPr>
+        <w:t xml:space="preserve">Giải </w:t>
+      </w:r>
+      <w:r>
+        <w:rPr>
+          <w:lang w:val="vi-VN"/>
+        </w:rPr>
+        <w:t>mã</w:t>
+      </w:r>
+      <w:r>
+        <w:rPr>
+          <w:lang w:val="vi-VN"/>
+        </w:rPr>
+        <w:t>-&gt;</w:t>
+      </w:r>
+      <w:r>
+        <w:rPr>
+          <w:lang w:val="vi-VN"/>
+        </w:rPr>
+        <w:t>Lấy username</w:t>
+      </w:r>
+    </w:p>
+    <w:p>
+      <w:pPr>
+        <w:ind w:left="720"/>
+      </w:pPr>
+      <w:r>
+        <w:t>getRole()</w:t>
+      </w:r>
+    </w:p>
+    <w:p>
+      <w:pPr>
+        <w:ind w:left="720"/>
+      </w:pPr>
+      <w:r>
+        <w:t>Mục tiêu:</w:t>
+      </w:r>
+    </w:p>
+    <w:p>
+      <w:pPr>
+        <w:pBdr>
+          <w:bottom w:val="single" w:sz="6" w:space="1" w:color="auto"/>
+        </w:pBdr>
+        <w:ind w:left="720"/>
+      </w:pPr>
+      <w:r>
+        <w:t>JWT</w:t>
+      </w:r>
+      <w:r>
+        <w:rPr>
+          <w:lang w:val="vi-VN"/>
+        </w:rPr>
+        <w:t>-&gt;</w:t>
+      </w:r>
+      <w:r>
+        <w:t xml:space="preserve">Giải </w:t>
+      </w:r>
+      <w:r>
+        <w:t>mã</w:t>
+      </w:r>
+      <w:r>
+        <w:rPr>
+          <w:lang w:val="vi-VN"/>
+        </w:rPr>
+        <w:t>-&gt;</w:t>
+      </w:r>
+      <w:r>
+        <w:t>Lấy role</w:t>
+      </w:r>
+    </w:p>
+    <w:p>
+      <w:pPr>
+        <w:ind w:left="720"/>
+      </w:pPr>
+      <w:r>
+        <w:t>Kiến thức</w:t>
+      </w:r>
+    </w:p>
+    <w:p>
+      <w:pPr>
+        <w:ind w:left="720"/>
+      </w:pPr>
+      <w:r>
+        <w:t>setSubject()</w:t>
+      </w:r>
+    </w:p>
+    <w:p>
+      <w:pPr>
+        <w:ind w:left="720"/>
+      </w:pPr>
+      <w:r>
+        <w:t>claim()</w:t>
+      </w:r>
+    </w:p>
+    <w:p>
+      <w:pPr>
+        <w:ind w:left="720"/>
+      </w:pPr>
+      <w:r>
+        <w:lastRenderedPageBreak/>
+        <w:t>setExpiration()</w:t>
+      </w:r>
+    </w:p>
+    <w:p>
+      <w:pPr>
+        <w:ind w:left="720"/>
+      </w:pPr>
+      <w:r>
+        <w:t>signWith()</w:t>
+      </w:r>
+    </w:p>
+    <w:p>
+      <w:pPr>
+        <w:pBdr>
+          <w:bottom w:val="single" w:sz="6" w:space="1" w:color="auto"/>
+        </w:pBdr>
+        <w:ind w:left="720"/>
+      </w:pPr>
+      <w:r>
+        <w:t>parseClaimsJws()</w:t>
+      </w:r>
+    </w:p>
+    <w:p>
+      <w:pPr>
+        <w:pStyle w:val="Heading2"/>
+        <w:pBdr>
+          <w:bottom w:val="single" w:sz="6" w:space="1" w:color="auto"/>
+        </w:pBdr>
+      </w:pPr>
+      <w:r>
+        <w:t>JwtFilter</w:t>
+      </w:r>
+    </w:p>
+    <w:p>
+      <w:pPr>
+        <w:ind w:left="720"/>
+      </w:pPr>
+      <w:r>
+        <w:t>Chức năng</w:t>
+      </w:r>
+    </w:p>
+    <w:p>
+      <w:pPr>
+        <w:ind w:left="720"/>
+      </w:pPr>
+      <w:r>
+        <w:t>Bảo vệ tất cả request.</w:t>
+      </w:r>
+    </w:p>
+    <w:p>
+      <w:pPr>
+        <w:ind w:left="720"/>
+      </w:pPr>
+      <w:r>
+        <w:t>Flow:</w:t>
+      </w:r>
+    </w:p>
+    <w:p>
+      <w:pPr>
+        <w:pBdr>
+          <w:bottom w:val="single" w:sz="6" w:space="1" w:color="auto"/>
+        </w:pBdr>
+        <w:ind w:left="720"/>
+      </w:pPr>
+      <w:r>
+        <w:t>Request</w:t>
+      </w:r>
+      <w:r>
+        <w:rPr>
+          <w:lang w:val="vi-VN"/>
+        </w:rPr>
+        <w:t>-&gt;</w:t>
+      </w:r>
+      <w:r>
+        <w:t xml:space="preserve">Authorization </w:t>
+      </w:r>
+      <w:r>
+        <w:t>Header</w:t>
+      </w:r>
+      <w:r>
+        <w:rPr>
+          <w:lang w:val="vi-VN"/>
+        </w:rPr>
+        <w:t>-&gt;</w:t>
+      </w:r>
+      <w:r>
+        <w:t xml:space="preserve">Bearer </w:t>
+      </w:r>
+      <w:r>
+        <w:t>Token</w:t>
+      </w:r>
+      <w:r>
+        <w:rPr>
+          <w:lang w:val="vi-VN"/>
+        </w:rPr>
+        <w:t>-&gt;</w:t>
+      </w:r>
+      <w:r>
+        <w:t>JwtUtil</w:t>
+      </w:r>
+      <w:r>
+        <w:rPr>
+          <w:lang w:val="vi-VN"/>
+        </w:rPr>
+        <w:t>-&gt;</w:t>
+      </w:r>
+      <w:r>
+        <w:t>Username</w:t>
+      </w:r>
+      <w:r>
+        <w:rPr>
+          <w:lang w:val="vi-VN"/>
+        </w:rPr>
+        <w:t>-&gt;</w:t>
+      </w:r>
+      <w:r>
+        <w:t>Role</w:t>
+      </w:r>
+      <w:r>
+        <w:rPr>
+          <w:lang w:val="vi-VN"/>
+        </w:rPr>
+        <w:t xml:space="preserve">-&gt; </w:t>
+      </w:r>
+      <w:r>
+        <w:t>Auth</w:t>
+      </w:r>
+      <w:r>
+        <w:t>entication</w:t>
+      </w:r>
+      <w:r>
+        <w:rPr>
+          <w:lang w:val="vi-VN"/>
+        </w:rPr>
+        <w:t>-&gt;</w:t>
+      </w:r>
+      <w:r>
+        <w:t>SecurityContextHolder</w:t>
+      </w:r>
+    </w:p>
+    <w:p>
+      <w:pPr>
+        <w:ind w:left="720"/>
+      </w:pPr>
+      <w:r>
+        <w:t>Tại sao cần?</w:t>
+      </w:r>
+    </w:p>
+    <w:p>
+      <w:pPr>
+        <w:ind w:left="720"/>
+      </w:pPr>
+      <w:r>
+        <w:t>Nếu không có JwtFilter:</w:t>
+      </w:r>
+    </w:p>
+    <w:p>
+      <w:pPr>
+        <w:pBdr>
+          <w:bottom w:val="single" w:sz="6" w:space="1" w:color="auto"/>
+        </w:pBdr>
+        <w:ind w:left="720"/>
+      </w:pPr>
+      <w:r>
+        <w:t>Spring không biết ai đang login.</w:t>
+      </w:r>
+    </w:p>
+    <w:p>
+      <w:pPr>
+        <w:pStyle w:val="Heading2"/>
+        <w:pBdr>
+          <w:bottom w:val="single" w:sz="6" w:space="1" w:color="auto"/>
+        </w:pBdr>
+      </w:pPr>
+      <w:r>
+        <w:t>SecurityConfig</w:t>
+      </w:r>
+    </w:p>
+    <w:p>
+      <w:pPr>
+        <w:ind w:left="720"/>
+      </w:pPr>
+      <w:r>
+        <w:t>Chức năng</w:t>
+      </w:r>
+    </w:p>
+    <w:p>
+      <w:pPr>
+        <w:pBdr>
+          <w:bottom w:val="single" w:sz="6" w:space="1" w:color="auto"/>
+        </w:pBdr>
+        <w:ind w:left="720"/>
+      </w:pPr>
+      <w:r>
+        <w:t>Tổng chỉ huy Security.</w:t>
+      </w:r>
+    </w:p>
+    <w:p>
+      <w:pPr>
+        <w:ind w:left="720"/>
+      </w:pPr>
+      <w:r>
+        <w:t>csrf.disable()</w:t>
+      </w:r>
+    </w:p>
+    <w:p>
+      <w:pPr>
+        <w:ind w:left="720"/>
+      </w:pPr>
+      <w:r>
+        <w:t>Tắt CSRF.</w:t>
+      </w:r>
+    </w:p>
+    <w:p>
+      <w:pPr>
+        <w:ind w:left="720"/>
+      </w:pPr>
+      <w:r>
+        <w:t>Lý do:</w:t>
+      </w:r>
+    </w:p>
+    <w:p>
+      <w:pPr>
+        <w:pBdr>
+          <w:bottom w:val="single" w:sz="6" w:space="1" w:color="auto"/>
+        </w:pBdr>
+        <w:ind w:left="720"/>
+      </w:pPr>
+      <w:r>
+        <w:t>Project đang dùng REST API.</w:t>
+      </w:r>
+    </w:p>
+    <w:p>
+      <w:pPr>
+        <w:ind w:left="720"/>
+      </w:pPr>
+      <w:r>
+        <w:t>cors()</w:t>
+      </w:r>
+    </w:p>
+    <w:p>
+      <w:pPr>
+        <w:pBdr>
+          <w:bottom w:val="single" w:sz="6" w:space="1" w:color="auto"/>
+        </w:pBdr>
+        <w:ind w:left="720"/>
+      </w:pPr>
+      <w:r>
+        <w:t>Cho React gọi API.</w:t>
+      </w:r>
+    </w:p>
+    <w:p>
+      <w:pPr>
+        <w:ind w:left="720"/>
+      </w:pPr>
+      <w:r>
+        <w:t>permitAll()</w:t>
+      </w:r>
+    </w:p>
+    <w:p>
+      <w:pPr>
+        <w:ind w:left="720"/>
+      </w:pPr>
+      <w:r>
+        <w:t>Cho phép:</w:t>
+      </w:r>
+    </w:p>
+    <w:p>
+      <w:pPr>
+        <w:ind w:left="720"/>
+      </w:pPr>
+      <w:r>
+        <w:t>/user/auth/**</w:t>
+      </w:r>
+    </w:p>
+    <w:p>
+      <w:pPr>
+        <w:ind w:left="720"/>
+      </w:pPr>
+      <w:r>
+        <w:t>/swagger/**</w:t>
+      </w:r>
+    </w:p>
+    <w:p>
+      <w:pPr>
+        <w:ind w:left="720"/>
+      </w:pPr>
+      <w:r>
+        <w:t>/uploads/**</w:t>
+      </w:r>
+    </w:p>
+    <w:p>
+      <w:pPr>
+        <w:pBdr>
+          <w:bottom w:val="single" w:sz="6" w:space="1" w:color="auto"/>
+        </w:pBdr>
+        <w:ind w:left="720"/>
+      </w:pPr>
+      <w:r>
+        <w:t>Không cần login.</w:t>
+      </w:r>
+    </w:p>
+    <w:p>
+      <w:pPr>
+        <w:ind w:left="720"/>
+      </w:pPr>
+      <w:r>
+        <w:t>authenticated()</w:t>
+      </w:r>
+    </w:p>
+    <w:p>
+      <w:pPr>
+        <w:ind w:left="720"/>
+      </w:pPr>
+      <w:r>
+        <w:t>Các API còn lại:</w:t>
+      </w:r>
+    </w:p>
+    <w:p>
+      <w:pPr>
+        <w:pBdr>
+          <w:bottom w:val="single" w:sz="6" w:space="1" w:color="auto"/>
+        </w:pBdr>
+        <w:ind w:left="720"/>
+      </w:pPr>
+      <w:r>
+        <w:lastRenderedPageBreak/>
+        <w:t>Bắt buộc login.</w:t>
+      </w:r>
+    </w:p>
+    <w:p>
+      <w:pPr>
+        <w:ind w:left="720"/>
+      </w:pPr>
+      <w:r>
+        <w:t>addFilterBefore()</w:t>
+      </w:r>
+    </w:p>
+    <w:p>
+      <w:pPr>
+        <w:ind w:left="720"/>
+      </w:pPr>
+      <w:r>
+        <w:t>Gắn JwtFilter vào hệ thống.</w:t>
+      </w:r>
+    </w:p>
+    <w:p>
+      <w:pPr>
+        <w:ind w:left="720"/>
+      </w:pPr>
+      <w:r>
+        <w:t>Flow:</w:t>
+      </w:r>
+    </w:p>
+    <w:p>
+      <w:pPr>
+        <w:pBdr>
+          <w:bottom w:val="single" w:sz="6" w:space="1" w:color="auto"/>
+        </w:pBdr>
+        <w:ind w:left="720"/>
+      </w:pPr>
+      <w:r>
+        <w:t>Request</w:t>
+      </w:r>
+      <w:r>
+        <w:rPr>
+          <w:lang w:val="vi-VN"/>
+        </w:rPr>
+        <w:t>-&gt;</w:t>
+      </w:r>
+      <w:r>
+        <w:t>JwtFilter</w:t>
+      </w:r>
+      <w:r>
+        <w:rPr>
+          <w:lang w:val="vi-VN"/>
+        </w:rPr>
+        <w:t>-&gt;</w:t>
+      </w:r>
+      <w:r>
+        <w:t>Security</w:t>
+      </w:r>
+    </w:p>
+    <w:p>
+      <w:pPr>
+        <w:pStyle w:val="Heading2"/>
+        <w:pBdr>
+          <w:bottom w:val="single" w:sz="6" w:space="1" w:color="auto"/>
+        </w:pBdr>
+      </w:pPr>
+      <w:r>
+        <w:t>Login Flow</w:t>
+      </w:r>
+    </w:p>
+    <w:p>
+      <w:pPr>
+        <w:ind w:left="720"/>
+      </w:pPr>
+      <w:r>
+        <w:t>Frontend</w:t>
+      </w:r>
+    </w:p>
+    <w:p>
+      <w:pPr>
+        <w:ind w:left="720"/>
+      </w:pPr>
+      <w:r>
+        <w:t>LoginPage</w:t>
+      </w:r>
+      <w:r>
+        <w:rPr>
+          <w:lang w:val="vi-VN"/>
+        </w:rPr>
+        <w:t>-&gt;</w:t>
+      </w:r>
+      <w:r>
+        <w:t>authService.login()</w:t>
+      </w:r>
+    </w:p>
+    <w:p>
+      <w:pPr>
+        <w:ind w:left="720"/>
+      </w:pPr>
+      <w:r>
+        <w:rPr>
+          <w:rFonts w:hint="eastAsia"/>
+        </w:rPr>
+        <w:t>↓</w:t>
+      </w:r>
+    </w:p>
+    <w:p>
+      <w:pPr>
+        <w:ind w:left="720"/>
+      </w:pPr>
+      <w:r>
+        <w:t>POST /user/auth/login</w:t>
+      </w:r>
+    </w:p>
+    <w:p>
+      <w:pPr>
+        <w:ind w:left="720"/>
+      </w:pPr>
+      <w:r>
+        <w:t>User</w:t>
+      </w:r>
+      <w:r>
+        <w:t>Controller</w:t>
+      </w:r>
+      <w:r>
+        <w:rPr>
+          <w:lang w:val="vi-VN"/>
+        </w:rPr>
+        <w:t>-&gt;</w:t>
+      </w:r>
+      <w:r>
+        <w:t>U</w:t>
+      </w:r>
+      <w:r>
+        <w:t>serService</w:t>
+      </w:r>
+      <w:r>
+        <w:rPr>
+          <w:lang w:val="vi-VN"/>
+        </w:rPr>
+        <w:t>-&gt;</w:t>
+      </w:r>
+      <w:r>
+        <w:t>User</w:t>
+      </w:r>
+      <w:r>
+        <w:t>Repository</w:t>
+      </w:r>
+      <w:r>
+        <w:rPr>
+          <w:lang w:val="vi-VN"/>
+        </w:rPr>
+        <w:t>-&gt;</w:t>
+      </w:r>
+      <w:r>
+        <w:t xml:space="preserve">Tìm </w:t>
+      </w:r>
+      <w:r>
+        <w:t>username</w:t>
+      </w:r>
+      <w:r>
+        <w:rPr>
+          <w:lang w:val="vi-VN"/>
+        </w:rPr>
+        <w:t>-&gt;</w:t>
+      </w:r>
+      <w:r>
+        <w:t>matches()</w:t>
+      </w:r>
+      <w:r>
+        <w:rPr>
+          <w:lang w:val="vi-VN"/>
+        </w:rPr>
+        <w:t>-&gt;</w:t>
+      </w:r>
+      <w:r>
+        <w:t>JwtUtil.generateToken()</w:t>
+      </w:r>
+      <w:r>
+        <w:rPr>
+          <w:lang w:val="vi-VN"/>
+        </w:rPr>
+        <w:t>-&gt;</w:t>
+      </w:r>
+      <w:r>
+        <w:t xml:space="preserve">Trả </w:t>
+      </w:r>
+      <w:r>
+        <w:t>token</w:t>
+      </w:r>
+      <w:r>
+        <w:rPr>
+          <w:lang w:val="vi-VN"/>
+        </w:rPr>
+        <w:t>-&gt;</w:t>
+      </w:r>
+      <w:r>
+        <w:t>Frontend</w:t>
+      </w:r>
+    </w:p>
+    <w:p>
+      <w:pPr>
+        <w:pBdr>
+          <w:bottom w:val="single" w:sz="6" w:space="1" w:color="auto"/>
+        </w:pBdr>
+        <w:ind w:left="720"/>
+      </w:pPr>
+      <w:r>
+        <w:t>localStorage</w:t>
+      </w:r>
+    </w:p>
+    <w:p>
+      <w:pPr>
+        <w:pStyle w:val="Heading2"/>
+        <w:pBdr>
+          <w:bottom w:val="single" w:sz="6" w:space="1" w:color="auto"/>
+        </w:pBdr>
+      </w:pPr>
+      <w:r>
+        <w:t>Logout Flow</w:t>
+      </w:r>
+    </w:p>
+    <w:p>
+      <w:pPr>
+        <w:pBdr>
+          <w:bottom w:val="single" w:sz="6" w:space="1" w:color="auto"/>
+        </w:pBdr>
+        <w:ind w:left="720"/>
+      </w:pPr>
+      <w:r>
+        <w:t>Frontend</w:t>
+      </w:r>
+      <w:r>
+        <w:rPr>
+          <w:lang w:val="vi-VN"/>
+        </w:rPr>
+        <w:t>-&gt;</w:t>
+      </w:r>
+      <w:r>
+        <w:t>POST /</w:t>
+      </w:r>
+      <w:r>
+        <w:t>logout</w:t>
+      </w:r>
+      <w:r>
+        <w:rPr>
+          <w:lang w:val="vi-VN"/>
+        </w:rPr>
+        <w:t>-&gt;</w:t>
+      </w:r>
+      <w:r>
+        <w:t xml:space="preserve">Lấy </w:t>
+      </w:r>
+      <w:r>
+        <w:t>token</w:t>
+      </w:r>
+      <w:r>
+        <w:rPr>
+          <w:lang w:val="vi-VN"/>
+        </w:rPr>
+        <w:t>-&gt;</w:t>
+      </w:r>
+      <w:r>
+        <w:t>TokenBlackList.add()</w:t>
+      </w:r>
+      <w:r>
+        <w:rPr>
+          <w:lang w:val="vi-VN"/>
+        </w:rPr>
+        <w:t>-&gt;</w:t>
+      </w:r>
+      <w:r>
+        <w:t xml:space="preserve">Token nằm </w:t>
+      </w:r>
+      <w:r>
+        <w:t>blacklist</w:t>
+      </w:r>
+      <w:r>
+        <w:rPr>
+          <w:lang w:val="vi-VN"/>
+        </w:rPr>
+        <w:t>-&gt;</w:t>
+      </w:r>
+      <w:r>
+        <w:t>JwtFilter chặn</w:t>
+      </w:r>
+    </w:p>
+    <w:p>
+      <w:pPr>
+        <w:ind w:left="720"/>
+      </w:pPr>
+      <w:r>
+        <w:t>Tư duy production:</w:t>
+      </w:r>
+    </w:p>
+    <w:p>
+      <w:pPr>
+        <w:ind w:left="720"/>
+      </w:pPr>
+      <w:r>
+        <w:t>JWT không thể thu hồi.</w:t>
+      </w:r>
+    </w:p>
+    <w:p>
+      <w:pPr>
+        <w:ind w:left="720"/>
+      </w:pPr>
+      <w:r>
+        <w:t>Nên tạo blacklist.</w:t>
+      </w:r>
+    </w:p>
+    <w:p>
+      <w:pPr>
+        <w:ind w:left="720"/>
+      </w:pPr>
+      <w:r>
+        <w:t>=====================================</w:t>
+      </w:r>
+    </w:p>
+    <w:p>
+      <w:pPr>
+        <w:pStyle w:val="Heading1"/>
+      </w:pPr>
+      <w:r>
+        <w:t>MODULE 03 - REFRESH TOKEN</w:t>
+      </w:r>
+    </w:p>
+    <w:p>
+      <w:pPr>
+        <w:ind w:left="720"/>
+      </w:pPr>
+      <w:r>
+        <w:t>=========================</w:t>
+      </w:r>
+    </w:p>
+    <w:p>
+      <w:pPr>
+        <w:ind w:left="720"/>
+      </w:pPr>
+      <w:r>
+        <w:t>MỤC TIÊU</w:t>
+      </w:r>
+    </w:p>
+    <w:p>
+      <w:pPr>
+        <w:pBdr>
+          <w:bottom w:val="single" w:sz="6" w:space="1" w:color="auto"/>
+        </w:pBdr>
+        <w:ind w:left="720"/>
+      </w:pPr>
+      <w:r>
+        <w:t>Không bắt user login lại liên tục.</w:t>
+      </w:r>
+    </w:p>
+    <w:p>
+      <w:pPr>
+        <w:pStyle w:val="Heading2"/>
+        <w:numPr>
+          <w:ilvl w:val="0"/>
+          <w:numId w:val="9"/>
+        </w:numPr>
+        <w:pBdr>
+          <w:bottom w:val="single" w:sz="6" w:space="1" w:color="auto"/>
+        </w:pBdr>
+      </w:pPr>
+      <w:r>
+        <w:t>AccessToken</w:t>
+      </w:r>
+    </w:p>
+    <w:p>
+      <w:pPr>
+        <w:ind w:left="720"/>
+      </w:pPr>
+      <w:r>
+        <w:t>Thời gian sống ngắn.</w:t>
+      </w:r>
+    </w:p>
+    <w:p>
+      <w:pPr>
+        <w:ind w:left="720"/>
+      </w:pPr>
+      <w:r>
+        <w:t>Ví dụ:</w:t>
+      </w:r>
+      <w:r>
+        <w:rPr>
+          <w:lang w:val="vi-VN"/>
+        </w:rPr>
+        <w:t xml:space="preserve"> </w:t>
+      </w:r>
+      <w:r>
+        <w:t>5</w:t>
+      </w:r>
+      <w:r>
+        <w:t xml:space="preserve"> phút</w:t>
+      </w:r>
+    </w:p>
+    <w:p>
+      <w:pPr>
+        <w:pBdr>
+          <w:bottom w:val="single" w:sz="6" w:space="1" w:color="auto"/>
+        </w:pBdr>
+        <w:ind w:left="720"/>
+      </w:pPr>
+      <w:r>
+        <w:t>Dùng để gọi API.</w:t>
+      </w:r>
+    </w:p>
+    <w:p>
+      <w:pPr>
+        <w:pStyle w:val="Heading2"/>
+        <w:pBdr>
+          <w:bottom w:val="single" w:sz="6" w:space="1" w:color="auto"/>
+        </w:pBdr>
+      </w:pPr>
+      <w:r>
+        <w:lastRenderedPageBreak/>
+        <w:t>RefreshToken</w:t>
+      </w:r>
+    </w:p>
+    <w:p>
+      <w:pPr>
+        <w:ind w:left="720"/>
+      </w:pPr>
+      <w:r>
+        <w:t>Thời gian sống dài.</w:t>
+      </w:r>
+    </w:p>
+    <w:p>
+      <w:pPr>
+        <w:ind w:left="720"/>
+      </w:pPr>
+      <w:r>
+        <w:t>Ví dụ:7 ngày</w:t>
+      </w:r>
+    </w:p>
+    <w:p>
+      <w:pPr>
+        <w:ind w:left="720"/>
+      </w:pPr>
+      <w:r>
+        <w:t>Dùng để xin AccessToken mới.</w:t>
+      </w:r>
+    </w:p>
+    <w:p>
+      <w:r>
+        <w:br w:type="page"/>
+      </w:r>
+    </w:p>
+    <w:p>
+      <w:pPr>
+        <w:pBdr>
+          <w:bottom w:val="single" w:sz="6" w:space="1" w:color="auto"/>
+        </w:pBdr>
+        <w:ind w:left="720"/>
+      </w:pPr>
+    </w:p>
+    <w:p>
+      <w:pPr>
+        <w:pStyle w:val="Heading2"/>
+        <w:pBdr>
+          <w:bottom w:val="single" w:sz="6" w:space="1" w:color="auto"/>
+        </w:pBdr>
+      </w:pPr>
+      <w:r>
+        <w:t>JwtUtil</w:t>
+      </w:r>
+    </w:p>
+    <w:p>
+      <w:pPr>
+        <w:ind w:left="720"/>
+      </w:pPr>
+      <w:r>
+        <w:t>generateAccessToken()</w:t>
+      </w:r>
+    </w:p>
+    <w:p>
+      <w:pPr>
+        <w:ind w:left="720"/>
+      </w:pPr>
+      <w:r>
+        <w:t>Chứa:</w:t>
+      </w:r>
+    </w:p>
+    <w:p>
+      <w:pPr>
+        <w:ind w:left="720"/>
+      </w:pPr>
+      <w:r>
+        <w:t>username</w:t>
+      </w:r>
+    </w:p>
+    <w:p>
+      <w:pPr>
+        <w:pBdr>
+          <w:bottom w:val="single" w:sz="6" w:space="1" w:color="auto"/>
+        </w:pBdr>
+        <w:ind w:left="720"/>
+      </w:pPr>
+      <w:r>
+        <w:t>role</w:t>
+      </w:r>
+    </w:p>
+    <w:p>
+      <w:pPr>
+        <w:ind w:left="720"/>
+      </w:pPr>
+      <w:r>
+        <w:t>generateRefreshToken()</w:t>
+      </w:r>
+    </w:p>
+    <w:p>
+      <w:pPr>
+        <w:ind w:left="720"/>
+      </w:pPr>
+      <w:r>
+        <w:t>Chứa:</w:t>
+      </w:r>
+    </w:p>
+    <w:p>
+      <w:pPr>
+        <w:pBdr>
+          <w:bottom w:val="single" w:sz="6" w:space="1" w:color="auto"/>
+        </w:pBdr>
+        <w:ind w:left="720"/>
+      </w:pPr>
+      <w:r>
+        <w:t>username</w:t>
+      </w:r>
+    </w:p>
+    <w:p>
+      <w:pPr>
+        <w:ind w:left="720"/>
+      </w:pPr>
+      <w:r>
+        <w:t>Lý do:</w:t>
+      </w:r>
+    </w:p>
+    <w:p>
+      <w:pPr>
+        <w:ind w:left="720"/>
+      </w:pPr>
+      <w:r>
+        <w:t>RefreshToken chỉ dùng nhận diện user.</w:t>
+      </w:r>
+    </w:p>
+    <w:p>
+      <w:pPr>
+        <w:ind w:left="720"/>
+      </w:pPr>
+      <w:r>
+        <w:t>Không dùng phân quyền.</w:t>
+      </w:r>
+    </w:p>
+    <w:p>
+      <w:pPr>
+        <w:pStyle w:val="Heading2"/>
+        <w:pBdr>
+          <w:top w:val="single" w:sz="6" w:space="1" w:color="auto"/>
+          <w:bottom w:val="single" w:sz="6" w:space="1" w:color="auto"/>
+        </w:pBdr>
+      </w:pPr>
+      <w:r>
+        <w:t>Login Flow</w:t>
+      </w:r>
+    </w:p>
+    <w:p>
+      <w:pPr>
+        <w:pBdr>
+          <w:bottom w:val="single" w:sz="6" w:space="1" w:color="auto"/>
+          <w:between w:val="single" w:sz="6" w:space="1" w:color="auto"/>
+        </w:pBdr>
+        <w:ind w:left="720"/>
+      </w:pPr>
+      <w:r>
+        <w:t>Login</w:t>
+      </w:r>
+      <w:r>
+        <w:rPr>
+          <w:lang w:val="vi-VN"/>
+        </w:rPr>
+        <w:t>-&gt;</w:t>
+      </w:r>
+      <w:r>
+        <w:t>A</w:t>
+      </w:r>
+      <w:r>
+        <w:t>ccessToken</w:t>
+      </w:r>
+      <w:r>
+        <w:rPr>
+          <w:lang w:val="vi-VN"/>
+        </w:rPr>
+        <w:t>-&gt;</w:t>
+      </w:r>
+      <w:r>
+        <w:t>Re</w:t>
+      </w:r>
+      <w:r>
+        <w:t>freshToken</w:t>
+      </w:r>
+      <w:r>
+        <w:rPr>
+          <w:lang w:val="vi-VN"/>
+        </w:rPr>
+        <w:t>-&gt;</w:t>
+      </w:r>
+      <w:r>
+        <w:t>Frontend lưu localStorage</w:t>
+      </w:r>
+    </w:p>
+    <w:p>
+      <w:pPr>
+        <w:ind w:left="720"/>
+      </w:pPr>
+      <w:r>
+        <w:t>localStorage</w:t>
+      </w:r>
+    </w:p>
+    <w:p>
+      <w:pPr>
+        <w:ind w:left="720"/>
+      </w:pPr>
+      <w:r>
+        <w:t>accessToken</w:t>
+      </w:r>
+    </w:p>
+    <w:p>
+      <w:pPr>
+        <w:ind w:left="720"/>
+      </w:pPr>
+      <w:r>
+        <w:t>refreshToken</w:t>
+      </w:r>
+    </w:p>
+    <w:p>
+      <w:pPr>
+        <w:ind w:left="720"/>
+      </w:pPr>
+      <w:r>
+        <w:t>username</w:t>
+      </w:r>
+    </w:p>
+    <w:p>
+      <w:pPr>
+        <w:pStyle w:val="Heading2"/>
+        <w:pBdr>
+          <w:top w:val="single" w:sz="6" w:space="1" w:color="auto"/>
+          <w:bottom w:val="single" w:sz="6" w:space="1" w:color="auto"/>
+        </w:pBdr>
+      </w:pPr>
+      <w:r>
+        <w:t>Refresh API</w:t>
+      </w:r>
+    </w:p>
+    <w:p>
+      <w:pPr>
+        <w:pBdr>
+          <w:bottom w:val="single" w:sz="6" w:space="1" w:color="auto"/>
+          <w:between w:val="single" w:sz="6" w:space="1" w:color="auto"/>
+        </w:pBdr>
+        <w:ind w:left="720"/>
+      </w:pPr>
+      <w:r>
+        <w:t>POST</w:t>
+      </w:r>
+      <w:r>
+        <w:rPr>
+          <w:lang w:val="vi-VN"/>
+        </w:rPr>
+        <w:t xml:space="preserve"> </w:t>
+      </w:r>
+      <w:r>
+        <w:t>/user/auth/refresh</w:t>
+      </w:r>
+    </w:p>
+    <w:p>
+      <w:pPr>
+        <w:ind w:left="720"/>
+      </w:pPr>
+      <w:r>
+        <w:t>Request</w:t>
+      </w:r>
+    </w:p>
+    <w:p>
+      <w:pPr>
+        <w:ind w:left="720"/>
+      </w:pPr>
+      <w:r>
+        <w:t>{</w:t>
+      </w:r>
+    </w:p>
+    <w:p>
+      <w:pPr>
+        <w:ind w:left="720"/>
+      </w:pPr>
+      <w:r>
+        <w:t>refreshToken</w:t>
+      </w:r>
+    </w:p>
+    <w:p>
+      <w:pPr>
+        <w:pBdr>
+          <w:bottom w:val="single" w:sz="6" w:space="1" w:color="auto"/>
+        </w:pBdr>
+        <w:ind w:left="720"/>
+      </w:pPr>
+      <w:r>
+        <w:t>}</w:t>
+      </w:r>
+    </w:p>
+    <w:p>
+      <w:pPr>
+        <w:ind w:left="720"/>
+        <w:rPr>
+          <w:lang w:val="vi-VN"/>
+        </w:rPr>
+      </w:pPr>
+      <w:r>
+        <w:t>Flow</w:t>
+      </w:r>
+    </w:p>
+    <w:p>
+      <w:pPr>
+        <w:ind w:left="720"/>
+      </w:pPr>
+      <w:r>
+        <w:t>re</w:t>
+      </w:r>
+      <w:r>
+        <w:t>freshToken</w:t>
+      </w:r>
+      <w:r>
+        <w:rPr>
+          <w:lang w:val="vi-VN"/>
+        </w:rPr>
+        <w:t>-&gt;</w:t>
+      </w:r>
+      <w:r>
+        <w:t>getUsername()</w:t>
+      </w:r>
+      <w:r>
+        <w:rPr>
+          <w:lang w:val="vi-VN"/>
+        </w:rPr>
+        <w:t>-&gt;</w:t>
+      </w:r>
+      <w:r>
+        <w:t>findByUsername()</w:t>
+      </w:r>
+      <w:r>
+        <w:rPr>
+          <w:lang w:val="vi-VN"/>
+        </w:rPr>
+        <w:t>-&gt;</w:t>
+      </w:r>
+      <w:r>
+        <w:t>generateAccessToken()</w:t>
+      </w:r>
+      <w:r>
+        <w:rPr>
+          <w:lang w:val="vi-VN"/>
+        </w:rPr>
+        <w:t>-&gt;</w:t>
+      </w:r>
+      <w:r>
+        <w:t>return accessToken</w:t>
+      </w:r>
+    </w:p>
+    <w:p>
+      <w:pPr>
+        <w:pStyle w:val="Heading2"/>
+        <w:pBdr>
+          <w:top w:val="single" w:sz="6" w:space="1" w:color="auto"/>
+          <w:bottom w:val="single" w:sz="6" w:space="1" w:color="auto"/>
+        </w:pBdr>
+      </w:pPr>
+      <w:r>
+        <w:lastRenderedPageBreak/>
+        <w:t>Frontend Refresh Flow</w:t>
+      </w:r>
+    </w:p>
+    <w:p>
+      <w:pPr>
+        <w:pBdr>
+          <w:bottom w:val="single" w:sz="6" w:space="1" w:color="auto"/>
+        </w:pBdr>
+        <w:ind w:left="720"/>
+      </w:pPr>
+      <w:r>
+        <w:t>Request</w:t>
+      </w:r>
+      <w:r>
+        <w:rPr>
+          <w:lang w:val="vi-VN"/>
+        </w:rPr>
+        <w:t>-&gt;</w:t>
+      </w:r>
+      <w:r>
+        <w:t>Bearer a</w:t>
+      </w:r>
+      <w:r>
+        <w:t>ccessToken</w:t>
+      </w:r>
+      <w:r>
+        <w:rPr>
+          <w:lang w:val="vi-VN"/>
+        </w:rPr>
+        <w:t>-&gt;</w:t>
+      </w:r>
+      <w:r>
+        <w:t xml:space="preserve">AccessToken hết </w:t>
+      </w:r>
+      <w:r>
+        <w:t>hạn</w:t>
+      </w:r>
+      <w:r>
+        <w:rPr>
+          <w:lang w:val="vi-VN"/>
+        </w:rPr>
+        <w:t>-&gt;</w:t>
+      </w:r>
+      <w:r>
+        <w:t>401</w:t>
+      </w:r>
+      <w:r>
+        <w:rPr>
+          <w:lang w:val="vi-VN"/>
+        </w:rPr>
+        <w:t>-&gt;</w:t>
+      </w:r>
+      <w:r>
+        <w:t>Axios Response I</w:t>
+      </w:r>
+      <w:r>
+        <w:t>nterceptor</w:t>
+      </w:r>
+      <w:r>
+        <w:rPr>
+          <w:lang w:val="vi-VN"/>
+        </w:rPr>
+        <w:t>-&gt;</w:t>
+      </w:r>
+      <w:r>
+        <w:t>Lấy refreshToken</w:t>
+      </w:r>
+      <w:r>
+        <w:rPr>
+          <w:lang w:val="vi-VN"/>
+        </w:rPr>
+        <w:t xml:space="preserve"> -&gt; </w:t>
+      </w:r>
+      <w:r>
+        <w:t>POST /user/auth/refresh</w:t>
+      </w:r>
+      <w:r>
+        <w:rPr>
+          <w:lang w:val="vi-VN"/>
+        </w:rPr>
+        <w:t xml:space="preserve"> -&gt;</w:t>
+      </w:r>
+      <w:r>
+        <w:t xml:space="preserve">Nhận accessToken </w:t>
+      </w:r>
+      <w:r>
+        <w:t>mới</w:t>
+      </w:r>
+      <w:r>
+        <w:rPr>
+          <w:lang w:val="vi-VN"/>
+        </w:rPr>
+        <w:t>-&gt;</w:t>
+      </w:r>
+      <w:r>
+        <w:rPr>
+          <w:lang w:val="vi-VN"/>
+        </w:rPr>
+        <w:t xml:space="preserve"> </w:t>
+      </w:r>
+      <w:r>
+        <w:t>Lưu lo</w:t>
+      </w:r>
+      <w:r>
+        <w:t>calStorage</w:t>
+      </w:r>
+      <w:r>
+        <w:rPr>
+          <w:lang w:val="vi-VN"/>
+        </w:rPr>
+        <w:t>-&gt;</w:t>
+      </w:r>
+      <w:r>
+        <w:t xml:space="preserve">Retry request </w:t>
+      </w:r>
+      <w:r>
+        <w:t>cũ</w:t>
+      </w:r>
+      <w:r>
+        <w:rPr>
+          <w:lang w:val="vi-VN"/>
+        </w:rPr>
+        <w:t>-&gt;</w:t>
+      </w:r>
+      <w:r>
+        <w:t>User không biết gì xảy ra</w:t>
+      </w:r>
+    </w:p>
+    <w:p>
+      <w:pPr>
+        <w:ind w:left="720"/>
+      </w:pPr>
+      <w:r>
+        <w:t>Tư duy production:</w:t>
+      </w:r>
+    </w:p>
+    <w:p>
+      <w:pPr>
+        <w:ind w:left="720"/>
+      </w:pPr>
+      <w:r>
+        <w:t>User không nên bị logout chỉ vì token hết hạn.</w:t>
+      </w:r>
+    </w:p>
+    <w:p>
+      <w:pPr>
+        <w:ind w:left="720"/>
+      </w:pPr>
+      <w:r>
+        <w:t>=====================================</w:t>
+      </w:r>
+    </w:p>
+    <w:p>
+      <w:pPr>
+        <w:pStyle w:val="Heading1"/>
+      </w:pPr>
+      <w:r>
+        <w:t>MODULE 04 - AXIOS INTERCEPTOR</w:t>
+      </w:r>
+    </w:p>
+    <w:p>
+      <w:pPr>
+        <w:ind w:left="720"/>
+      </w:pPr>
+      <w:r>
+        <w:t>=============================</w:t>
+      </w:r>
+    </w:p>
+    <w:p>
+      <w:pPr>
+        <w:ind w:left="720"/>
+      </w:pPr>
+      <w:r>
+        <w:t>Request Interceptor</w:t>
+      </w:r>
+    </w:p>
+    <w:p>
+      <w:pPr>
+        <w:ind w:left="720"/>
+      </w:pPr>
+      <w:r>
+        <w:t>Chức năng:</w:t>
+      </w:r>
+    </w:p>
+    <w:p>
+      <w:pPr>
+        <w:pBdr>
+          <w:bottom w:val="single" w:sz="6" w:space="1" w:color="auto"/>
+        </w:pBdr>
+        <w:ind w:left="720"/>
+      </w:pPr>
+      <w:r>
+        <w:t>Tự động gắn token.</w:t>
+      </w:r>
+    </w:p>
+    <w:p>
+      <w:pPr>
+        <w:ind w:left="720"/>
+      </w:pPr>
+      <w:r>
+        <w:t>Flow</w:t>
+      </w:r>
+    </w:p>
+    <w:p>
+      <w:pPr>
+        <w:ind w:left="720"/>
+      </w:pPr>
+      <w:r>
+        <w:t>Request</w:t>
+      </w:r>
+      <w:r>
+        <w:rPr>
+          <w:lang w:val="vi-VN"/>
+        </w:rPr>
+        <w:t>-&gt;</w:t>
+      </w:r>
+      <w:r>
+        <w:t>lo</w:t>
+      </w:r>
+      <w:r>
+        <w:t>calStorage</w:t>
+      </w:r>
+      <w:r>
+        <w:rPr>
+          <w:lang w:val="vi-VN"/>
+        </w:rPr>
+        <w:t>-&gt;</w:t>
+      </w:r>
+      <w:r>
+        <w:t>a</w:t>
+      </w:r>
+      <w:r>
+        <w:t>ccessToken</w:t>
+      </w:r>
+      <w:r>
+        <w:rPr>
+          <w:lang w:val="vi-VN"/>
+        </w:rPr>
+        <w:t>-&gt;</w:t>
+      </w:r>
+      <w:r>
+        <w:t>Authorization</w:t>
+      </w:r>
+    </w:p>
+    <w:p>
+      <w:pPr>
+        <w:pBdr>
+          <w:bottom w:val="single" w:sz="6" w:space="1" w:color="auto"/>
+        </w:pBdr>
+        <w:ind w:left="720"/>
+      </w:pPr>
+      <w:r>
+        <w:t>Bearer xxx</w:t>
+      </w:r>
+    </w:p>
+    <w:p>
+      <w:pPr>
+        <w:ind w:left="720"/>
+      </w:pPr>
+      <w:r>
+        <w:t>## Response Interceptor</w:t>
+      </w:r>
+    </w:p>
+    <w:p>
+      <w:pPr>
+        <w:ind w:left="720"/>
+      </w:pPr>
+      <w:r>
+        <w:t>Nếu:</w:t>
+      </w:r>
+      <w:r>
+        <w:t>401</w:t>
+      </w:r>
+      <w:r>
+        <w:rPr>
+          <w:lang w:val="vi-VN"/>
+        </w:rPr>
+        <w:t>-&gt;</w:t>
+      </w:r>
+      <w:r>
+        <w:t>re</w:t>
+      </w:r>
+      <w:r>
+        <w:t>freshToken</w:t>
+      </w:r>
+      <w:r>
+        <w:rPr>
+          <w:lang w:val="vi-VN"/>
+        </w:rPr>
+        <w:t>-&gt;</w:t>
+      </w:r>
+      <w:r>
+        <w:t xml:space="preserve">refresh </w:t>
+      </w:r>
+      <w:r>
+        <w:t>API</w:t>
+      </w:r>
+      <w:r>
+        <w:rPr>
+          <w:lang w:val="vi-VN"/>
+        </w:rPr>
+        <w:t>-&gt;</w:t>
+      </w:r>
+      <w:r>
+        <w:t xml:space="preserve">token </w:t>
+      </w:r>
+      <w:r>
+        <w:t>mới</w:t>
+      </w:r>
+      <w:r>
+        <w:rPr>
+          <w:lang w:val="vi-VN"/>
+        </w:rPr>
+        <w:t>-&gt;</w:t>
+      </w:r>
+      <w:r>
+        <w:t>retry request</w:t>
+      </w:r>
+    </w:p>
+    <w:p>
+      <w:pPr>
+        <w:ind w:left="720"/>
+      </w:pPr>
+      <w:r>
+        <w:t xml:space="preserve">Nếu refreshToken hết </w:t>
+      </w:r>
+      <w:r>
+        <w:t>hạn</w:t>
+      </w:r>
+      <w:r>
+        <w:rPr>
+          <w:lang w:val="vi-VN"/>
+        </w:rPr>
+        <w:t>-&gt;</w:t>
+      </w:r>
+      <w:r>
+        <w:t>Logout</w:t>
+      </w:r>
+      <w:r>
+        <w:rPr>
+          <w:lang w:val="vi-VN"/>
+        </w:rPr>
+        <w:t>-&gt;</w:t>
+      </w:r>
+      <w:r>
+        <w:t>về Login</w:t>
+      </w:r>
+    </w:p>
+    <w:p>
+      <w:pPr>
+        <w:ind w:left="720"/>
+      </w:pPr>
+      <w:r>
+        <w:t>=====================================</w:t>
+      </w:r>
+    </w:p>
+    <w:p>
+      <w:pPr>
+        <w:pStyle w:val="Heading1"/>
+      </w:pPr>
+      <w:r>
+        <w:t>MODULE 05 - PROTECTED ROUTE</w:t>
+      </w:r>
+    </w:p>
+    <w:p>
+      <w:pPr>
+        <w:ind w:left="720"/>
+      </w:pPr>
+      <w:r>
+        <w:t>===========================</w:t>
+      </w:r>
+    </w:p>
+    <w:p>
+      <w:pPr>
+        <w:ind w:left="720"/>
+      </w:pPr>
+      <w:r>
+        <w:t>Mục tiêu</w:t>
+      </w:r>
+    </w:p>
+    <w:p>
+      <w:pPr>
+        <w:pBdr>
+          <w:bottom w:val="single" w:sz="6" w:space="1" w:color="auto"/>
+        </w:pBdr>
+        <w:ind w:left="720"/>
+      </w:pPr>
+      <w:r>
+        <w:t>Không cho user chưa login vào Admin.</w:t>
+      </w:r>
+    </w:p>
+    <w:p>
+      <w:pPr>
+        <w:ind w:left="720"/>
+      </w:pPr>
+      <w:r>
+        <w:t>Flow</w:t>
+      </w:r>
+    </w:p>
+    <w:p>
+      <w:pPr>
+        <w:ind w:left="720"/>
+        <w:rPr>
+          <w:lang w:val="vi-VN"/>
+        </w:rPr>
+      </w:pPr>
+      <w:r>
+        <w:t>Route</w:t>
+      </w:r>
+      <w:r>
+        <w:rPr>
+          <w:lang w:val="vi-VN"/>
+        </w:rPr>
+        <w:t>-&gt;</w:t>
+      </w:r>
+      <w:r>
+        <w:t xml:space="preserve">Kiểm tra </w:t>
+      </w:r>
+      <w:r>
+        <w:t>token</w:t>
+      </w:r>
+      <w:r>
+        <w:rPr>
+          <w:lang w:val="vi-VN"/>
+        </w:rPr>
+        <w:t>-&gt;</w:t>
+      </w:r>
+      <w:r>
+        <w:t xml:space="preserve">Có </w:t>
+      </w:r>
+      <w:r>
+        <w:t>token</w:t>
+      </w:r>
+      <w:r>
+        <w:rPr>
+          <w:lang w:val="vi-VN"/>
+        </w:rPr>
+        <w:t>-&gt;</w:t>
+      </w:r>
+      <w:r>
+        <w:t>Render Component</w:t>
+      </w:r>
+    </w:p>
+    <w:p>
+      <w:pPr>
+        <w:ind w:left="720"/>
+      </w:pPr>
+      <w:r>
+        <w:t xml:space="preserve">Không có </w:t>
+      </w:r>
+      <w:r>
+        <w:t>token</w:t>
+      </w:r>
+      <w:r>
+        <w:rPr>
+          <w:lang w:val="vi-VN"/>
+        </w:rPr>
+        <w:t>-&gt;</w:t>
+      </w:r>
+      <w:r>
+        <w:t>Navigate("/")</w:t>
+      </w:r>
+      <w:r>
+        <w:rPr>
+          <w:lang w:val="vi-VN"/>
+        </w:rPr>
+        <w:t>-&gt;</w:t>
+      </w:r>
+      <w:r>
+        <w:t>Login</w:t>
+      </w:r>
+    </w:p>
+    <w:p>
+      <w:pPr>
+        <w:ind w:left="720"/>
+      </w:pPr>
+      <w:r>
+        <w:t>=====================================</w:t>
+      </w:r>
+    </w:p>
+    <w:p>
+      <w:pPr>
+        <w:pStyle w:val="Heading1"/>
+      </w:pPr>
+      <w:r>
+        <w:lastRenderedPageBreak/>
+        <w:t>MODULE 06 - LOGGING FILTER</w:t>
+      </w:r>
+    </w:p>
+    <w:p>
+      <w:pPr>
+        <w:ind w:left="720"/>
+      </w:pPr>
+      <w:r>
+        <w:t>==========================</w:t>
+      </w:r>
+    </w:p>
+    <w:p>
+      <w:pPr>
+        <w:ind w:left="720"/>
+      </w:pPr>
+      <w:r>
+        <w:t>Chức năng</w:t>
+      </w:r>
+    </w:p>
+    <w:p>
+      <w:pPr>
+        <w:pBdr>
+          <w:bottom w:val="single" w:sz="6" w:space="1" w:color="auto"/>
+        </w:pBdr>
+        <w:ind w:left="720"/>
+      </w:pPr>
+      <w:r>
+        <w:t>Theo dõi request.</w:t>
+      </w:r>
+    </w:p>
+    <w:p>
+      <w:pPr>
+        <w:ind w:left="720"/>
+      </w:pPr>
+      <w:r>
+        <w:t>Flow</w:t>
+      </w:r>
+    </w:p>
+    <w:p>
+      <w:pPr>
+        <w:pBdr>
+          <w:bottom w:val="single" w:sz="6" w:space="1" w:color="auto"/>
+        </w:pBdr>
+        <w:ind w:left="720"/>
+      </w:pPr>
+      <w:r>
+        <w:t>Request</w:t>
+      </w:r>
+      <w:r>
+        <w:rPr>
+          <w:lang w:val="vi-VN"/>
+        </w:rPr>
+        <w:t>-&gt;</w:t>
+      </w:r>
+      <w:r>
+        <w:t>UUID</w:t>
+      </w:r>
+      <w:r>
+        <w:rPr>
+          <w:lang w:val="vi-VN"/>
+        </w:rPr>
+        <w:t>-&gt;</w:t>
+      </w:r>
+      <w:r>
+        <w:t>traceId</w:t>
+      </w:r>
+      <w:r>
+        <w:rPr>
+          <w:lang w:val="vi-VN"/>
+        </w:rPr>
+        <w:t>-&gt;</w:t>
+      </w:r>
+      <w:r>
+        <w:t>MDC.put()</w:t>
+      </w:r>
+      <w:r>
+        <w:rPr>
+          <w:lang w:val="vi-VN"/>
+        </w:rPr>
+        <w:t>-&gt;</w:t>
+      </w:r>
+      <w:r>
+        <w:t>Log</w:t>
+      </w:r>
+    </w:p>
+    <w:p>
+      <w:pPr>
+        <w:ind w:left="720"/>
+      </w:pPr>
+      <w:r>
+        <w:t>Ví dụ</w:t>
+      </w:r>
+    </w:p>
+    <w:p>
+      <w:pPr>
+        <w:ind w:left="720"/>
+      </w:pPr>
+      <w:r>
+        <w:t>Request A</w:t>
+      </w:r>
+    </w:p>
+    <w:p>
+      <w:pPr>
+        <w:ind w:left="720"/>
+      </w:pPr>
+      <w:r>
+        <w:t>traceId=123</w:t>
+      </w:r>
+    </w:p>
+    <w:p>
+      <w:pPr>
+        <w:ind w:left="720"/>
+      </w:pPr>
+      <w:r>
+        <w:t>Request B</w:t>
+      </w:r>
+    </w:p>
+    <w:p>
+      <w:pPr>
+        <w:pBdr>
+          <w:bottom w:val="single" w:sz="6" w:space="1" w:color="auto"/>
+        </w:pBdr>
+        <w:ind w:left="720"/>
+      </w:pPr>
+      <w:r>
+        <w:t>traceId=456</w:t>
+      </w:r>
+    </w:p>
+    <w:p>
+      <w:pPr>
+        <w:ind w:left="720"/>
+      </w:pPr>
+      <w:r>
+        <w:t>Tư duy production:</w:t>
+      </w:r>
+    </w:p>
+    <w:p>
+      <w:pPr>
+        <w:ind w:left="720"/>
+      </w:pPr>
+      <w:r>
+        <w:t>Dễ debug khi nhiều user cùng truy cập.</w:t>
+      </w:r>
+    </w:p>
+    <w:p>
+      <w:pPr>
+        <w:ind w:left="720"/>
+      </w:pPr>
+      <w:r>
+        <w:t>=====================================</w:t>
+      </w:r>
+    </w:p>
+    <w:p>
+      <w:pPr>
+        <w:pStyle w:val="Heading1"/>
+      </w:pPr>
+      <w:r>
+        <w:t>MODULE 07 - GLOBAL EXCEPTION</w:t>
+      </w:r>
+    </w:p>
+    <w:p>
+      <w:pPr>
+        <w:ind w:left="720"/>
+      </w:pPr>
+      <w:r>
+        <w:t>============================</w:t>
+      </w:r>
+    </w:p>
+    <w:p>
+      <w:pPr>
+        <w:ind w:left="720"/>
+      </w:pPr>
+      <w:r>
+        <w:t>Mục tiêu</w:t>
+      </w:r>
+    </w:p>
+    <w:p>
+      <w:pPr>
+        <w:pBdr>
+          <w:bottom w:val="single" w:sz="6" w:space="1" w:color="auto"/>
+        </w:pBdr>
+        <w:ind w:left="720"/>
+        <w:rPr>
+          <w:lang w:val="de-DE"/>
+        </w:rPr>
+      </w:pPr>
+      <w:r>
+        <w:rPr>
+          <w:lang w:val="de-DE"/>
+        </w:rPr>
+        <w:t>Không để Spring trả lỗi lung tung.</w:t>
+      </w:r>
+    </w:p>
+    <w:p>
+      <w:pPr>
+        <w:ind w:left="720"/>
+      </w:pPr>
+      <w:r>
+        <w:t>Validation Error</w:t>
+      </w:r>
+    </w:p>
+    <w:p>
+      <w:pPr>
+        <w:ind w:left="720"/>
+      </w:pPr>
+      <w:r>
+        <w:t>@NotBlank</w:t>
+      </w:r>
+    </w:p>
+    <w:p>
+      <w:pPr>
+        <w:ind w:left="720"/>
+      </w:pPr>
+      <w:r>
+        <w:t>@Min</w:t>
+      </w:r>
+    </w:p>
+    <w:p>
+      <w:pPr>
+        <w:ind w:left="720"/>
+      </w:pPr>
+      <w:r>
+        <w:t>@Max</w:t>
+      </w:r>
+    </w:p>
+    <w:p>
+      <w:pPr>
+        <w:ind w:left="720"/>
+        <w:rPr>
+          <w:rFonts w:hint="eastAsia"/>
+        </w:rPr>
+      </w:pPr>
+      <w:r>
+        <w:rPr>
+          <w:rFonts w:hint="eastAsia"/>
+        </w:rPr>
+        <w:t>↓</w:t>
+      </w:r>
+    </w:p>
+    <w:p>
+      <w:pPr>
+        <w:pBdr>
+          <w:bottom w:val="single" w:sz="6" w:space="1" w:color="auto"/>
+        </w:pBdr>
+        <w:ind w:left="720"/>
+        <w:rPr>
+          <w:lang w:val="vi-VN"/>
+        </w:rPr>
+      </w:pPr>
+      <w:r>
+        <w:t>MethodArgumentNotVali</w:t>
+      </w:r>
+      <w:r>
+        <w:t>dException</w:t>
+      </w:r>
+      <w:r>
+        <w:rPr>
+          <w:lang w:val="vi-VN"/>
+        </w:rPr>
+        <w:t>-&gt;</w:t>
+      </w:r>
+      <w:r>
+        <w:t>message đẹp</w:t>
+      </w:r>
+    </w:p>
+    <w:p>
+      <w:pPr>
+        <w:pBdr>
+          <w:bottom w:val="single" w:sz="6" w:space="1" w:color="auto"/>
+        </w:pBdr>
+        <w:ind w:left="720"/>
+      </w:pPr>
+      <w:r>
+        <w:t>Runtim</w:t>
+      </w:r>
+      <w:r>
+        <w:t>eException</w:t>
+      </w:r>
+      <w:r>
+        <w:rPr>
+          <w:lang w:val="vi-VN"/>
+        </w:rPr>
+        <w:t>-&gt;</w:t>
+      </w:r>
+      <w:r>
+        <w:t>GlobalExcept</w:t>
+      </w:r>
+      <w:r>
+        <w:t>ionHandler</w:t>
+      </w:r>
+      <w:r>
+        <w:rPr>
+          <w:lang w:val="vi-VN"/>
+        </w:rPr>
+        <w:t>-&gt;</w:t>
+      </w:r>
+      <w:r>
+        <w:t>JSON đẹp</w:t>
+      </w:r>
+    </w:p>
+    <w:p>
+      <w:pPr>
+        <w:ind w:left="720"/>
+      </w:pPr>
+      <w:r>
+        <w:t>Ví dụ</w:t>
+      </w:r>
+    </w:p>
+    <w:p>
+      <w:pPr>
+        <w:ind w:left="720"/>
+      </w:pPr>
+      <w:r>
+        <w:t>throw new RuntimeException("Sai tài khoản")</w:t>
+      </w:r>
+    </w:p>
+    <w:p>
+      <w:pPr>
+        <w:ind w:left="720"/>
+        <w:rPr>
+          <w:lang w:val="vi-VN"/>
+        </w:rPr>
+      </w:pPr>
+      <w:r>
+        <w:rPr>
+          <w:rFonts w:hint="eastAsia"/>
+        </w:rPr>
+        <w:t>↓</w:t>
+      </w:r>
+    </w:p>
+    <w:p>
+      <w:pPr>
+        <w:ind w:left="720"/>
+      </w:pPr>
+      <w:r>
+        <w:lastRenderedPageBreak/>
+        <w:t>{</w:t>
+      </w:r>
+    </w:p>
+    <w:p>
+      <w:pPr>
+        <w:ind w:left="720"/>
+      </w:pPr>
+      <w:r>
+        <w:t>success:false,</w:t>
+      </w:r>
+    </w:p>
+    <w:p>
+      <w:pPr>
+        <w:ind w:left="720"/>
+      </w:pPr>
+      <w:r>
+        <w:t>message:"Sai tài khoản"</w:t>
+      </w:r>
+    </w:p>
+    <w:p>
+      <w:pPr>
+        <w:pBdr>
+          <w:bottom w:val="single" w:sz="6" w:space="1" w:color="auto"/>
+        </w:pBdr>
+        <w:ind w:left="720"/>
+      </w:pPr>
+      <w:r>
+        <w:t>}</w:t>
+      </w:r>
+    </w:p>
+    <w:p>
+      <w:pPr>
+        <w:ind w:left="720"/>
+      </w:pPr>
+      <w:r>
+        <w:t>Tư duy production</w:t>
+      </w:r>
+    </w:p>
+    <w:p>
+      <w:pPr>
+        <w:ind w:left="720"/>
+      </w:pPr>
+      <w:r>
+        <w:t>Frontend luôn nhận cùng format JSON.</w:t>
+      </w:r>
+    </w:p>
+    <w:p>
+      <w:pPr>
+        <w:ind w:left="720"/>
+      </w:pPr>
+      <w:r>
+        <w:t>Không nhận stacktrace.</w:t>
+      </w:r>
+    </w:p>
+    <w:p>
       <w:pPr>
         <w:rPr>
           <w:lang w:val="vi-VN"/>
@@ -1830,7 +4207,7 @@
     </w:p>
     <w:sectPr>
       <w:pgSz w:w="11906" w:h="16838"/>
-      <w:pgMar w:top="1440" w:right="1440" w:bottom="1440" w:left="1440" w:header="708" w:footer="708" w:gutter="0"/>
+      <w:pgMar w:top="1440" w:right="1274" w:bottom="1440" w:left="1440" w:header="708" w:footer="708" w:gutter="0"/>
       <w:cols w:space="708"/>
       <w:docGrid w:linePitch="360"/>
     </w:sectPr>
@@ -2715,6 +5092,18 @@
   </w:num>
   <w:num w:numId="7" w16cid:durableId="712660261">
     <w:abstractNumId w:val="3"/>
+  </w:num>
+  <w:num w:numId="8" w16cid:durableId="16583857">
+    <w:abstractNumId w:val="2"/>
+    <w:lvlOverride w:ilvl="0">
+      <w:startOverride w:val="1"/>
+    </w:lvlOverride>
+  </w:num>
+  <w:num w:numId="9" w16cid:durableId="936131272">
+    <w:abstractNumId w:val="2"/>
+    <w:lvlOverride w:ilvl="0">
+      <w:startOverride w:val="1"/>
+    </w:lvlOverride>
   </w:num>
 </w:numbering>
 </file>
@@ -3337,6 +5726,7 @@
   <w:style w:type="character" w:default="1" w:styleId="DefaultParagraphFont">
     <w:name w:val="Default Paragraph Font"/>
     <w:uiPriority w:val="1"/>
+    <w:semiHidden/>
     <w:unhideWhenUsed/>
   </w:style>
   <w:style w:type="table" w:default="1" w:styleId="TableNormal">

--- a/demo/Mô tả chức năng.docx
+++ b/demo/Mô tả chức năng.docx
@@ -2027,34 +2027,25 @@
         <w:t>-&gt;</w:t>
       </w:r>
       <w:r>
-        <w:t xml:space="preserve">thời gian </w:t>
-      </w:r>
-      <w:r>
-        <w:t>tạo</w:t>
-      </w:r>
-      <w:r>
-        <w:rPr>
-          <w:lang w:val="vi-VN"/>
-        </w:rPr>
-        <w:t>-&gt;</w:t>
-      </w:r>
-      <w:r>
-        <w:t xml:space="preserve">thời gian hết </w:t>
-      </w:r>
-      <w:r>
-        <w:t>hạn</w:t>
-      </w:r>
-      <w:r>
-        <w:rPr>
-          <w:lang w:val="vi-VN"/>
-        </w:rPr>
-        <w:t>-&gt;</w:t>
-      </w:r>
-      <w:r>
-        <w:t xml:space="preserve">ký bằng </w:t>
-      </w:r>
-      <w:r>
-        <w:t>SECRET</w:t>
+        <w:t>thời gian tạo</w:t>
+      </w:r>
+      <w:r>
+        <w:rPr>
+          <w:lang w:val="vi-VN"/>
+        </w:rPr>
+        <w:t>-&gt;</w:t>
+      </w:r>
+      <w:r>
+        <w:t>thời gian hết hạn</w:t>
+      </w:r>
+      <w:r>
+        <w:rPr>
+          <w:lang w:val="vi-VN"/>
+        </w:rPr>
+        <w:t>-&gt;</w:t>
+      </w:r>
+      <w:r>
+        <w:t>ký bằng SECRET</w:t>
       </w:r>
       <w:r>
         <w:rPr>
@@ -2120,13 +2111,7 @@
         <w:rPr>
           <w:lang w:val="vi-VN"/>
         </w:rPr>
-        <w:t xml:space="preserve">Giải </w:t>
-      </w:r>
-      <w:r>
-        <w:rPr>
-          <w:lang w:val="vi-VN"/>
-        </w:rPr>
-        <w:t>mã</w:t>
+        <w:t>Giải mã</w:t>
       </w:r>
       <w:r>
         <w:rPr>
@@ -2144,16 +2129,28 @@
     <w:p>
       <w:pPr>
         <w:ind w:left="720"/>
-      </w:pPr>
-      <w:r>
+        <w:rPr>
+          <w:lang w:val="vi-VN"/>
+        </w:rPr>
+      </w:pPr>
+      <w:r>
+        <w:rPr>
+          <w:lang w:val="vi-VN"/>
+        </w:rPr>
         <w:t>getRole()</w:t>
       </w:r>
     </w:p>
     <w:p>
       <w:pPr>
         <w:ind w:left="720"/>
-      </w:pPr>
-      <w:r>
+        <w:rPr>
+          <w:lang w:val="vi-VN"/>
+        </w:rPr>
+      </w:pPr>
+      <w:r>
+        <w:rPr>
+          <w:lang w:val="vi-VN"/>
+        </w:rPr>
         <w:t>Mục tiêu:</w:t>
       </w:r>
     </w:p>
@@ -2163,8 +2160,14 @@
           <w:bottom w:val="single" w:sz="6" w:space="1" w:color="auto"/>
         </w:pBdr>
         <w:ind w:left="720"/>
-      </w:pPr>
-      <w:r>
+        <w:rPr>
+          <w:lang w:val="vi-VN"/>
+        </w:rPr>
+      </w:pPr>
+      <w:r>
+        <w:rPr>
+          <w:lang w:val="vi-VN"/>
+        </w:rPr>
         <w:t>JWT</w:t>
       </w:r>
       <w:r>
@@ -2174,9 +2177,15 @@
         <w:t>-&gt;</w:t>
       </w:r>
       <w:r>
+        <w:rPr>
+          <w:lang w:val="vi-VN"/>
+        </w:rPr>
         <w:t xml:space="preserve">Giải </w:t>
       </w:r>
       <w:r>
+        <w:rPr>
+          <w:lang w:val="vi-VN"/>
+        </w:rPr>
         <w:t>mã</w:t>
       </w:r>
       <w:r>
@@ -2186,6 +2195,9 @@
         <w:t>-&gt;</w:t>
       </w:r>
       <w:r>
+        <w:rPr>
+          <w:lang w:val="vi-VN"/>
+        </w:rPr>
         <w:t>Lấy role</w:t>
       </w:r>
     </w:p>
@@ -2982,14 +2994,12 @@
     <w:p>
       <w:pPr>
         <w:ind w:left="720"/>
+        <w:rPr>
+          <w:lang w:val="vi-VN"/>
+        </w:rPr>
       </w:pPr>
       <w:r>
         <w:t>Dùng để xin AccessToken mới.</w:t>
-      </w:r>
-    </w:p>
-    <w:p>
-      <w:r>
-        <w:br w:type="page"/>
       </w:r>
     </w:p>
     <w:p>
@@ -2998,6 +3008,9 @@
           <w:bottom w:val="single" w:sz="6" w:space="1" w:color="auto"/>
         </w:pBdr>
         <w:ind w:left="720"/>
+        <w:rPr>
+          <w:lang w:val="vi-VN"/>
+        </w:rPr>
       </w:pPr>
     </w:p>
     <w:p>
@@ -3270,6 +3283,7 @@
         <w:ind w:left="720"/>
       </w:pPr>
       <w:r>
+        <w:lastRenderedPageBreak/>
         <w:t>re</w:t>
       </w:r>
       <w:r>
@@ -3321,7 +3335,6 @@
         </w:pBdr>
       </w:pPr>
       <w:r>
-        <w:lastRenderedPageBreak/>
         <w:t>Frontend Refresh Flow</w:t>
       </w:r>
     </w:p>
@@ -4036,9 +4049,6 @@
     <w:p>
       <w:pPr>
         <w:ind w:left="720"/>
-        <w:rPr>
-          <w:rFonts w:hint="eastAsia"/>
-        </w:rPr>
       </w:pPr>
       <w:r>
         <w:rPr>
@@ -4193,10 +4203,2507 @@
     <w:p>
       <w:pPr>
         <w:ind w:left="720"/>
+        <w:rPr>
+          <w:lang w:val="vi-VN"/>
+        </w:rPr>
       </w:pPr>
       <w:r>
         <w:t>Không nhận stacktrace.</w:t>
       </w:r>
+    </w:p>
+    <w:p>
+      <w:pPr>
+        <w:ind w:left="720"/>
+        <w:rPr>
+          <w:lang w:val="vi-VN"/>
+        </w:rPr>
+      </w:pPr>
+    </w:p>
+    <w:p>
+      <w:pPr>
+        <w:pStyle w:val="Heading1"/>
+        <w:rPr>
+          <w:lang w:val="vi-VN"/>
+        </w:rPr>
+      </w:pPr>
+      <w:r>
+        <w:rPr>
+          <w:lang w:val="vi-VN"/>
+        </w:rPr>
+        <w:t># MODULE 08 - RBAC (ROLE BASED ACCESS CONTROL)</w:t>
+      </w:r>
+    </w:p>
+    <w:p>
+      <w:pPr>
+        <w:pBdr>
+          <w:top w:val="double" w:sz="6" w:space="1" w:color="auto"/>
+          <w:bottom w:val="double" w:sz="6" w:space="1" w:color="auto"/>
+        </w:pBdr>
+        <w:ind w:left="720"/>
+        <w:rPr>
+          <w:lang w:val="vi-VN"/>
+        </w:rPr>
+      </w:pPr>
+      <w:r>
+        <w:rPr>
+          <w:lang w:val="vi-VN"/>
+        </w:rPr>
+        <w:t>MỤC TIÊU</w:t>
+      </w:r>
+    </w:p>
+    <w:p>
+      <w:pPr>
+        <w:ind w:left="720"/>
+        <w:rPr>
+          <w:lang w:val="vi-VN"/>
+        </w:rPr>
+      </w:pPr>
+      <w:r>
+        <w:rPr>
+          <w:lang w:val="vi-VN"/>
+        </w:rPr>
+        <w:t>Cho phép:</w:t>
+      </w:r>
+    </w:p>
+    <w:p>
+      <w:pPr>
+        <w:ind w:left="720"/>
+        <w:rPr>
+          <w:lang w:val="vi-VN"/>
+        </w:rPr>
+      </w:pPr>
+      <w:r>
+        <w:rPr>
+          <w:lang w:val="vi-VN"/>
+        </w:rPr>
+        <w:t>* ADMIN được xóa sinh viên</w:t>
+      </w:r>
+    </w:p>
+    <w:p>
+      <w:pPr>
+        <w:ind w:left="720"/>
+        <w:rPr>
+          <w:lang w:val="vi-VN"/>
+        </w:rPr>
+      </w:pPr>
+      <w:r>
+        <w:rPr>
+          <w:lang w:val="vi-VN"/>
+        </w:rPr>
+        <w:t>* USER không được xóa sinh viên</w:t>
+      </w:r>
+    </w:p>
+    <w:p>
+      <w:pPr>
+        <w:ind w:left="720"/>
+        <w:rPr>
+          <w:lang w:val="vi-VN"/>
+        </w:rPr>
+      </w:pPr>
+      <w:r>
+        <w:rPr>
+          <w:lang w:val="vi-VN"/>
+        </w:rPr>
+        <w:t>* ADMIN được vào trang Admin</w:t>
+      </w:r>
+    </w:p>
+    <w:p>
+      <w:pPr>
+        <w:ind w:left="720"/>
+        <w:rPr>
+          <w:lang w:val="vi-VN"/>
+        </w:rPr>
+      </w:pPr>
+      <w:r>
+        <w:rPr>
+          <w:lang w:val="vi-VN"/>
+        </w:rPr>
+        <w:t>* USER không được vào trang Admin</w:t>
+      </w:r>
+    </w:p>
+    <w:p>
+      <w:pPr>
+        <w:ind w:left="720"/>
+        <w:rPr>
+          <w:lang w:val="vi-VN"/>
+        </w:rPr>
+      </w:pPr>
+      <w:r>
+        <w:rPr>
+          <w:lang w:val="vi-VN"/>
+        </w:rPr>
+        <w:t>Tư duy Senior:</w:t>
+      </w:r>
+    </w:p>
+    <w:p>
+      <w:pPr>
+        <w:ind w:left="720"/>
+        <w:rPr>
+          <w:lang w:val="vi-VN"/>
+        </w:rPr>
+      </w:pPr>
+      <w:r>
+        <w:rPr>
+          <w:lang w:val="vi-VN"/>
+        </w:rPr>
+        <w:t>Frontend chỉ để hiển thị UI.</w:t>
+      </w:r>
+    </w:p>
+    <w:p>
+      <w:pPr>
+        <w:ind w:left="720"/>
+        <w:rPr>
+          <w:lang w:val="vi-VN"/>
+        </w:rPr>
+      </w:pPr>
+      <w:r>
+        <w:rPr>
+          <w:lang w:val="vi-VN"/>
+        </w:rPr>
+        <w:t>Backend mới là nơi bảo mật thật.</w:t>
+      </w:r>
+    </w:p>
+    <w:p>
+      <w:pPr>
+        <w:ind w:left="720"/>
+        <w:rPr>
+          <w:lang w:val="vi-VN"/>
+        </w:rPr>
+      </w:pPr>
+      <w:r>
+        <w:rPr>
+          <w:lang w:val="vi-VN"/>
+        </w:rPr>
+        <w:t>Không bao giờ tin Frontend.</w:t>
+      </w:r>
+    </w:p>
+    <w:p>
+      <w:pPr>
+        <w:pBdr>
+          <w:top w:val="double" w:sz="6" w:space="1" w:color="auto"/>
+          <w:bottom w:val="double" w:sz="6" w:space="1" w:color="auto"/>
+        </w:pBdr>
+        <w:ind w:left="720"/>
+        <w:rPr>
+          <w:lang w:val="vi-VN"/>
+        </w:rPr>
+      </w:pPr>
+      <w:r>
+        <w:rPr>
+          <w:lang w:val="vi-VN"/>
+        </w:rPr>
+        <w:t>FLOW TỔNG THỂ</w:t>
+      </w:r>
+    </w:p>
+    <w:p>
+      <w:pPr>
+        <w:ind w:left="720"/>
+        <w:rPr>
+          <w:lang w:val="vi-VN"/>
+        </w:rPr>
+      </w:pPr>
+      <w:r>
+        <w:rPr>
+          <w:lang w:val="vi-VN"/>
+        </w:rPr>
+        <w:t>Login-&gt;</w:t>
+      </w:r>
+      <w:r>
+        <w:rPr>
+          <w:lang w:val="vi-VN"/>
+        </w:rPr>
+        <w:t>JWT</w:t>
+      </w:r>
+    </w:p>
+    <w:p>
+      <w:pPr>
+        <w:ind w:left="720"/>
+        <w:rPr>
+          <w:lang w:val="vi-VN"/>
+        </w:rPr>
+      </w:pPr>
+      <w:r>
+        <w:rPr>
+          <w:lang w:val="vi-VN"/>
+        </w:rPr>
+        <w:t>{</w:t>
+      </w:r>
+    </w:p>
+    <w:p>
+      <w:pPr>
+        <w:ind w:left="720"/>
+        <w:rPr>
+          <w:lang w:val="vi-VN"/>
+        </w:rPr>
+      </w:pPr>
+      <w:r>
+        <w:rPr>
+          <w:lang w:val="vi-VN"/>
+        </w:rPr>
+        <w:t>username,</w:t>
+      </w:r>
+    </w:p>
+    <w:p>
+      <w:pPr>
+        <w:ind w:left="720"/>
+        <w:rPr>
+          <w:lang w:val="vi-VN"/>
+        </w:rPr>
+      </w:pPr>
+      <w:r>
+        <w:rPr>
+          <w:lang w:val="vi-VN"/>
+        </w:rPr>
+        <w:t>role</w:t>
+      </w:r>
+    </w:p>
+    <w:p>
+      <w:pPr>
+        <w:ind w:left="720"/>
+        <w:rPr>
+          <w:lang w:val="vi-VN"/>
+        </w:rPr>
+      </w:pPr>
+      <w:r>
+        <w:rPr>
+          <w:lang w:val="vi-VN"/>
+        </w:rPr>
+        <w:t>}</w:t>
+      </w:r>
+      <w:r>
+        <w:rPr>
+          <w:lang w:val="vi-VN"/>
+        </w:rPr>
+        <w:t>-&gt;</w:t>
+      </w:r>
+      <w:r>
+        <w:rPr>
+          <w:lang w:val="vi-VN"/>
+        </w:rPr>
+        <w:t>Frontend lưu:</w:t>
+      </w:r>
+      <w:r>
+        <w:rPr>
+          <w:lang w:val="vi-VN"/>
+        </w:rPr>
+        <w:t xml:space="preserve"> (</w:t>
+      </w:r>
+      <w:r>
+        <w:rPr>
+          <w:lang w:val="vi-VN"/>
+        </w:rPr>
+        <w:t>accessToken</w:t>
+      </w:r>
+      <w:r>
+        <w:rPr>
+          <w:lang w:val="vi-VN"/>
+        </w:rPr>
+        <w:t xml:space="preserve">, </w:t>
+      </w:r>
+      <w:r>
+        <w:rPr>
+          <w:lang w:val="vi-VN"/>
+        </w:rPr>
+        <w:t>re</w:t>
+      </w:r>
+      <w:r>
+        <w:rPr>
+          <w:lang w:val="vi-VN"/>
+        </w:rPr>
+        <w:t>freshToken, username, role)-&gt;</w:t>
+      </w:r>
+      <w:r>
+        <w:rPr>
+          <w:lang w:val="vi-VN"/>
+        </w:rPr>
+        <w:t>Frontend đọc role</w:t>
+      </w:r>
+    </w:p>
+    <w:p>
+      <w:pPr>
+        <w:ind w:left="720"/>
+        <w:rPr>
+          <w:lang w:val="vi-VN"/>
+        </w:rPr>
+      </w:pPr>
+      <w:r>
+        <w:rPr>
+          <w:lang w:val="vi-VN"/>
+        </w:rPr>
+        <w:t xml:space="preserve">-&gt; </w:t>
+      </w:r>
+      <w:r>
+        <w:rPr>
+          <w:lang w:val="vi-VN"/>
+        </w:rPr>
+        <w:t xml:space="preserve">Ẩn / Hiện chức </w:t>
+      </w:r>
+      <w:r>
+        <w:rPr>
+          <w:lang w:val="vi-VN"/>
+        </w:rPr>
+        <w:t>năng-&gt;</w:t>
+      </w:r>
+      <w:r>
+        <w:rPr>
+          <w:lang w:val="vi-VN"/>
+        </w:rPr>
+        <w:t xml:space="preserve">Backend đọc role từ </w:t>
+      </w:r>
+      <w:r>
+        <w:rPr>
+          <w:lang w:val="vi-VN"/>
+        </w:rPr>
+        <w:t>JWT-&gt;</w:t>
+      </w:r>
+      <w:r>
+        <w:rPr>
+          <w:lang w:val="vi-VN"/>
+        </w:rPr>
+        <w:t>@PreAuthorize()Cho phép hoặc từ chối API</w:t>
+      </w:r>
+    </w:p>
+    <w:p>
+      <w:pPr>
+        <w:rPr>
+          <w:lang w:val="vi-VN"/>
+        </w:rPr>
+      </w:pPr>
+      <w:r>
+        <w:rPr>
+          <w:lang w:val="vi-VN"/>
+        </w:rPr>
+        <w:br w:type="page"/>
+      </w:r>
+    </w:p>
+    <w:p>
+      <w:pPr>
+        <w:ind w:left="720"/>
+        <w:rPr>
+          <w:lang w:val="vi-VN"/>
+        </w:rPr>
+      </w:pPr>
+    </w:p>
+    <w:p>
+      <w:pPr>
+        <w:pBdr>
+          <w:top w:val="double" w:sz="6" w:space="1" w:color="auto"/>
+          <w:bottom w:val="double" w:sz="6" w:space="1" w:color="auto"/>
+        </w:pBdr>
+        <w:ind w:left="720"/>
+        <w:rPr>
+          <w:lang w:val="vi-VN"/>
+        </w:rPr>
+      </w:pPr>
+      <w:r>
+        <w:rPr>
+          <w:lang w:val="vi-VN"/>
+        </w:rPr>
+        <w:t>PHẦN 1 - BACKEND</w:t>
+      </w:r>
+    </w:p>
+    <w:p>
+      <w:pPr>
+        <w:ind w:left="720"/>
+        <w:rPr>
+          <w:lang w:val="vi-VN"/>
+        </w:rPr>
+      </w:pPr>
+      <w:r>
+        <w:rPr>
+          <w:lang w:val="vi-VN"/>
+        </w:rPr>
+        <w:t>CLASS QUAN TRỌNG</w:t>
+      </w:r>
+    </w:p>
+    <w:p>
+      <w:pPr>
+        <w:pStyle w:val="Heading2"/>
+        <w:rPr>
+          <w:lang w:val="vi-VN"/>
+        </w:rPr>
+      </w:pPr>
+      <w:r>
+        <w:rPr>
+          <w:lang w:val="vi-VN"/>
+        </w:rPr>
+        <w:t>JwtUtil</w:t>
+      </w:r>
+    </w:p>
+    <w:p>
+      <w:pPr>
+        <w:pStyle w:val="Heading3"/>
+        <w:rPr>
+          <w:lang w:val="vi-VN"/>
+        </w:rPr>
+      </w:pPr>
+      <w:r>
+        <w:rPr>
+          <w:lang w:val="vi-VN"/>
+        </w:rPr>
+        <w:t>generateAccessToken()</w:t>
+      </w:r>
+    </w:p>
+    <w:p>
+      <w:pPr>
+        <w:ind w:left="720"/>
+        <w:rPr>
+          <w:lang w:val="vi-VN"/>
+        </w:rPr>
+      </w:pPr>
+      <w:r>
+        <w:rPr>
+          <w:lang w:val="vi-VN"/>
+        </w:rPr>
+        <w:t>Mục tiêu:</w:t>
+      </w:r>
+    </w:p>
+    <w:p>
+      <w:pPr>
+        <w:ind w:left="720"/>
+        <w:rPr>
+          <w:lang w:val="vi-VN"/>
+        </w:rPr>
+      </w:pPr>
+      <w:r>
+        <w:rPr>
+          <w:lang w:val="vi-VN"/>
+        </w:rPr>
+        <w:t>Đưa role vào JWT.</w:t>
+      </w:r>
+    </w:p>
+    <w:p>
+      <w:pPr>
+        <w:ind w:left="720"/>
+        <w:rPr>
+          <w:lang w:val="vi-VN"/>
+        </w:rPr>
+      </w:pPr>
+      <w:r>
+        <w:rPr>
+          <w:lang w:val="vi-VN"/>
+        </w:rPr>
+        <w:t>Ví dụ:</w:t>
+      </w:r>
+    </w:p>
+    <w:p>
+      <w:pPr>
+        <w:ind w:left="720"/>
+        <w:rPr>
+          <w:lang w:val="vi-VN"/>
+        </w:rPr>
+      </w:pPr>
+      <w:r>
+        <w:rPr>
+          <w:lang w:val="vi-VN"/>
+        </w:rPr>
+        <w:t>generateAccessToken(username, role)</w:t>
+      </w:r>
+      <w:r>
+        <w:rPr>
+          <w:lang w:val="vi-VN"/>
+        </w:rPr>
+        <w:t>-&gt;</w:t>
+      </w:r>
+      <w:r>
+        <w:rPr>
+          <w:lang w:val="vi-VN"/>
+        </w:rPr>
+        <w:t>JWT{sub: "admin",role: "admin"}</w:t>
+      </w:r>
+    </w:p>
+    <w:p>
+      <w:pPr>
+        <w:pStyle w:val="Heading2"/>
+        <w:rPr>
+          <w:lang w:val="vi-VN"/>
+        </w:rPr>
+      </w:pPr>
+      <w:r>
+        <w:rPr>
+          <w:lang w:val="vi-VN"/>
+        </w:rPr>
+        <w:t>JwtFilter</w:t>
+      </w:r>
+    </w:p>
+    <w:p>
+      <w:pPr>
+        <w:ind w:left="720"/>
+        <w:rPr>
+          <w:lang w:val="vi-VN"/>
+        </w:rPr>
+      </w:pPr>
+      <w:r>
+        <w:rPr>
+          <w:lang w:val="vi-VN"/>
+        </w:rPr>
+        <w:t>Mục tiêu:</w:t>
+      </w:r>
+    </w:p>
+    <w:p>
+      <w:pPr>
+        <w:ind w:left="720"/>
+        <w:rPr>
+          <w:lang w:val="vi-VN"/>
+        </w:rPr>
+      </w:pPr>
+      <w:r>
+        <w:rPr>
+          <w:lang w:val="vi-VN"/>
+        </w:rPr>
+        <w:t>Đọc role từ JWT.</w:t>
+      </w:r>
+    </w:p>
+    <w:p>
+      <w:pPr>
+        <w:ind w:left="720"/>
+        <w:rPr>
+          <w:lang w:val="vi-VN"/>
+        </w:rPr>
+      </w:pPr>
+      <w:r>
+        <w:rPr>
+          <w:lang w:val="vi-VN"/>
+        </w:rPr>
+        <w:t>FLOW</w:t>
+      </w:r>
+    </w:p>
+    <w:p>
+      <w:pPr>
+        <w:ind w:left="720"/>
+        <w:rPr>
+          <w:lang w:val="vi-VN"/>
+        </w:rPr>
+      </w:pPr>
+      <w:r>
+        <w:rPr>
+          <w:lang w:val="vi-VN"/>
+        </w:rPr>
+        <w:t>Request-&gt;</w:t>
+      </w:r>
+      <w:r>
+        <w:rPr>
+          <w:lang w:val="vi-VN"/>
+        </w:rPr>
+        <w:t xml:space="preserve">Authorization </w:t>
+      </w:r>
+      <w:r>
+        <w:rPr>
+          <w:lang w:val="vi-VN"/>
+        </w:rPr>
+        <w:t>Header-&gt;</w:t>
+      </w:r>
+      <w:r>
+        <w:rPr>
+          <w:lang w:val="vi-VN"/>
+        </w:rPr>
+        <w:t xml:space="preserve">Bearer </w:t>
+      </w:r>
+      <w:r>
+        <w:rPr>
+          <w:lang w:val="vi-VN"/>
+        </w:rPr>
+        <w:t>Token-&gt;</w:t>
+      </w:r>
+      <w:r>
+        <w:rPr>
+          <w:lang w:val="vi-VN"/>
+        </w:rPr>
+        <w:t>JwtUtil.getRole()</w:t>
+      </w:r>
+      <w:r>
+        <w:rPr>
+          <w:lang w:val="vi-VN"/>
+        </w:rPr>
+        <w:t>-&gt;</w:t>
+      </w:r>
+      <w:r>
+        <w:rPr>
+          <w:lang w:val="vi-VN"/>
+        </w:rPr>
+        <w:t>ROLE_</w:t>
+      </w:r>
+      <w:r>
+        <w:rPr>
+          <w:lang w:val="vi-VN"/>
+        </w:rPr>
+        <w:t>admin-&gt;</w:t>
+      </w:r>
+      <w:r>
+        <w:rPr>
+          <w:lang w:val="vi-VN"/>
+        </w:rPr>
+        <w:t>SecurityContextHolder</w:t>
+      </w:r>
+    </w:p>
+    <w:p>
+      <w:pPr>
+        <w:pStyle w:val="Heading3"/>
+        <w:rPr>
+          <w:lang w:val="vi-VN"/>
+        </w:rPr>
+      </w:pPr>
+      <w:r>
+        <w:rPr>
+          <w:lang w:val="vi-VN"/>
+        </w:rPr>
+        <w:t>Từ khóa quan trọng:</w:t>
+      </w:r>
+    </w:p>
+    <w:p>
+      <w:pPr>
+        <w:ind w:left="720"/>
+        <w:rPr>
+          <w:lang w:val="vi-VN"/>
+        </w:rPr>
+      </w:pPr>
+      <w:r>
+        <w:rPr>
+          <w:lang w:val="vi-VN"/>
+        </w:rPr>
+        <w:t>SecurityContextHolder</w:t>
+      </w:r>
+    </w:p>
+    <w:p>
+      <w:pPr>
+        <w:ind w:left="720"/>
+        <w:rPr>
+          <w:lang w:val="vi-VN"/>
+        </w:rPr>
+      </w:pPr>
+      <w:r>
+        <w:rPr>
+          <w:lang w:val="vi-VN"/>
+        </w:rPr>
+        <w:t>UsernamePasswordAuthenticationToken</w:t>
+      </w:r>
+    </w:p>
+    <w:p>
+      <w:pPr>
+        <w:ind w:left="720"/>
+        <w:rPr>
+          <w:lang w:val="vi-VN"/>
+        </w:rPr>
+      </w:pPr>
+      <w:r>
+        <w:rPr>
+          <w:lang w:val="vi-VN"/>
+        </w:rPr>
+        <w:t>SimpleGrantedAuthority</w:t>
+      </w:r>
+    </w:p>
+    <w:p>
+      <w:pPr>
+        <w:ind w:left="720"/>
+        <w:rPr>
+          <w:lang w:val="vi-VN"/>
+        </w:rPr>
+      </w:pPr>
+      <w:r>
+        <w:rPr>
+          <w:lang w:val="vi-VN"/>
+        </w:rPr>
+        <w:t>Code tư duy:</w:t>
+      </w:r>
+    </w:p>
+    <w:p>
+      <w:pPr>
+        <w:pBdr>
+          <w:bottom w:val="double" w:sz="6" w:space="1" w:color="auto"/>
+        </w:pBdr>
+        <w:ind w:left="720"/>
+        <w:rPr>
+          <w:lang w:val="vi-VN"/>
+        </w:rPr>
+      </w:pPr>
+      <w:r>
+        <w:rPr>
+          <w:lang w:val="vi-VN"/>
+        </w:rPr>
+        <w:t>Role-&gt;</w:t>
+      </w:r>
+      <w:r>
+        <w:rPr>
+          <w:lang w:val="vi-VN"/>
+        </w:rPr>
+        <w:t>ROLE_</w:t>
+      </w:r>
+      <w:r>
+        <w:rPr>
+          <w:lang w:val="vi-VN"/>
+        </w:rPr>
+        <w:t>admin-&gt;</w:t>
+      </w:r>
+      <w:r>
+        <w:rPr>
+          <w:lang w:val="vi-VN"/>
+        </w:rPr>
+        <w:t>Spring Security hiểu người dùng là Admin</w:t>
+      </w:r>
+    </w:p>
+    <w:p>
+      <w:pPr>
+        <w:pStyle w:val="Heading2"/>
+        <w:rPr>
+          <w:lang w:val="vi-VN"/>
+        </w:rPr>
+      </w:pPr>
+      <w:r>
+        <w:rPr>
+          <w:lang w:val="vi-VN"/>
+        </w:rPr>
+        <w:t>SecurityConfig</w:t>
+      </w:r>
+    </w:p>
+    <w:p>
+      <w:pPr>
+        <w:ind w:left="720"/>
+        <w:rPr>
+          <w:lang w:val="vi-VN"/>
+        </w:rPr>
+      </w:pPr>
+      <w:r>
+        <w:rPr>
+          <w:lang w:val="vi-VN"/>
+        </w:rPr>
+        <w:t>Annotation:@EnableMethodSecurity</w:t>
+      </w:r>
+    </w:p>
+    <w:p>
+      <w:pPr>
+        <w:ind w:left="720"/>
+        <w:rPr>
+          <w:lang w:val="vi-VN"/>
+        </w:rPr>
+      </w:pPr>
+      <w:r>
+        <w:rPr>
+          <w:lang w:val="vi-VN"/>
+        </w:rPr>
+        <w:t>Mục tiêu:</w:t>
+      </w:r>
+    </w:p>
+    <w:p>
+      <w:pPr>
+        <w:ind w:left="720"/>
+        <w:rPr>
+          <w:lang w:val="vi-VN"/>
+        </w:rPr>
+      </w:pPr>
+      <w:r>
+        <w:rPr>
+          <w:lang w:val="vi-VN"/>
+        </w:rPr>
+        <w:t>Cho phép sử dụng:</w:t>
+      </w:r>
+      <w:r>
+        <w:rPr>
+          <w:lang w:val="vi-VN"/>
+        </w:rPr>
+        <w:t xml:space="preserve"> </w:t>
+      </w:r>
+      <w:r>
+        <w:rPr>
+          <w:lang w:val="vi-VN"/>
+        </w:rPr>
+        <w:t>@PreAuthorize()</w:t>
+      </w:r>
+    </w:p>
+    <w:p>
+      <w:pPr>
+        <w:pBdr>
+          <w:bottom w:val="double" w:sz="6" w:space="1" w:color="auto"/>
+        </w:pBdr>
+        <w:ind w:left="720"/>
+        <w:rPr>
+          <w:lang w:val="vi-VN"/>
+        </w:rPr>
+      </w:pPr>
+      <w:r>
+        <w:rPr>
+          <w:lang w:val="vi-VN"/>
+        </w:rPr>
+        <w:t>Nếu thiếu:</w:t>
+      </w:r>
+      <w:r>
+        <w:rPr>
+          <w:lang w:val="vi-VN"/>
+        </w:rPr>
+        <w:t xml:space="preserve"> </w:t>
+      </w:r>
+      <w:r>
+        <w:rPr>
+          <w:lang w:val="vi-VN"/>
+        </w:rPr>
+        <w:t>@EnableMethodSecurity</w:t>
+      </w:r>
+      <w:r>
+        <w:rPr>
+          <w:lang w:val="vi-VN"/>
+        </w:rPr>
+        <w:t xml:space="preserve"> -&gt;</w:t>
+      </w:r>
+      <w:r>
+        <w:rPr>
+          <w:lang w:val="vi-VN"/>
+        </w:rPr>
+        <w:t>@PreAuthorize không hoạt động</w:t>
+      </w:r>
+    </w:p>
+    <w:p>
+      <w:pPr>
+        <w:pStyle w:val="Heading2"/>
+        <w:rPr>
+          <w:lang w:val="vi-VN"/>
+        </w:rPr>
+      </w:pPr>
+      <w:r>
+        <w:rPr>
+          <w:lang w:val="vi-VN"/>
+        </w:rPr>
+        <w:t>SinhVienController</w:t>
+      </w:r>
+    </w:p>
+    <w:p>
+      <w:pPr>
+        <w:ind w:left="720"/>
+        <w:rPr>
+          <w:lang w:val="vi-VN"/>
+        </w:rPr>
+      </w:pPr>
+      <w:r>
+        <w:rPr>
+          <w:lang w:val="vi-VN"/>
+        </w:rPr>
+        <w:t>API:</w:t>
+      </w:r>
+      <w:r>
+        <w:rPr>
+          <w:lang w:val="vi-VN"/>
+        </w:rPr>
+        <w:t xml:space="preserve"> </w:t>
+      </w:r>
+      <w:r>
+        <w:rPr>
+          <w:lang w:val="vi-VN"/>
+        </w:rPr>
+        <w:t>DELETE /sinhvien/{id}</w:t>
+      </w:r>
+    </w:p>
+    <w:p>
+      <w:pPr>
+        <w:ind w:left="720"/>
+        <w:rPr>
+          <w:lang w:val="vi-VN"/>
+        </w:rPr>
+      </w:pPr>
+      <w:r>
+        <w:rPr>
+          <w:lang w:val="vi-VN"/>
+        </w:rPr>
+        <w:t>Code:</w:t>
+      </w:r>
+      <w:r>
+        <w:rPr>
+          <w:lang w:val="vi-VN"/>
+        </w:rPr>
+        <w:t xml:space="preserve"> </w:t>
+      </w:r>
+      <w:r>
+        <w:rPr>
+          <w:lang w:val="vi-VN"/>
+        </w:rPr>
+        <w:t>@PreAuthorize("hasRole('admin')")</w:t>
+      </w:r>
+    </w:p>
+    <w:p>
+      <w:pPr>
+        <w:ind w:left="720"/>
+        <w:rPr>
+          <w:lang w:val="vi-VN"/>
+        </w:rPr>
+      </w:pPr>
+      <w:r>
+        <w:rPr>
+          <w:lang w:val="vi-VN"/>
+        </w:rPr>
+        <w:lastRenderedPageBreak/>
+        <w:t>Mục tiêu:</w:t>
+      </w:r>
+    </w:p>
+    <w:p>
+      <w:pPr>
+        <w:ind w:left="720"/>
+        <w:rPr>
+          <w:lang w:val="vi-VN"/>
+        </w:rPr>
+      </w:pPr>
+      <w:r>
+        <w:rPr>
+          <w:lang w:val="vi-VN"/>
+        </w:rPr>
+        <w:t>Chỉ ADMIN được xóa.</w:t>
+      </w:r>
+    </w:p>
+    <w:p>
+      <w:pPr>
+        <w:ind w:left="720"/>
+        <w:rPr>
+          <w:lang w:val="vi-VN"/>
+        </w:rPr>
+      </w:pPr>
+      <w:r>
+        <w:rPr>
+          <w:lang w:val="vi-VN"/>
+        </w:rPr>
+        <w:t>FLOW</w:t>
+      </w:r>
+    </w:p>
+    <w:p>
+      <w:pPr>
+        <w:ind w:left="720"/>
+        <w:rPr>
+          <w:lang w:val="vi-VN"/>
+        </w:rPr>
+      </w:pPr>
+      <w:r>
+        <w:rPr>
+          <w:lang w:val="vi-VN"/>
+        </w:rPr>
+        <w:t>Request Delete</w:t>
+      </w:r>
+      <w:r>
+        <w:rPr>
+          <w:lang w:val="vi-VN"/>
+        </w:rPr>
+        <w:t xml:space="preserve"> -&gt;</w:t>
+      </w:r>
+      <w:r>
+        <w:rPr>
+          <w:lang w:val="vi-VN"/>
+        </w:rPr>
+        <w:t>@PreAuthorize</w:t>
+      </w:r>
+      <w:r>
+        <w:rPr>
+          <w:lang w:val="vi-VN"/>
+        </w:rPr>
+        <w:t xml:space="preserve"> -&gt;</w:t>
+      </w:r>
+      <w:r>
+        <w:rPr>
+          <w:lang w:val="vi-VN"/>
+        </w:rPr>
+        <w:t xml:space="preserve">Role = </w:t>
+      </w:r>
+      <w:r>
+        <w:rPr>
+          <w:lang w:val="vi-VN"/>
+        </w:rPr>
+        <w:t>admin-&gt;</w:t>
+      </w:r>
+      <w:r>
+        <w:rPr>
+          <w:lang w:val="vi-VN"/>
+        </w:rPr>
+        <w:t>Cho qua</w:t>
+      </w:r>
+      <w:r>
+        <w:rPr>
+          <w:lang w:val="vi-VN"/>
+        </w:rPr>
+        <w:t xml:space="preserve"> </w:t>
+      </w:r>
+      <w:r>
+        <w:rPr>
+          <w:lang w:val="vi-VN"/>
+        </w:rPr>
+        <w:t>Hoặc</w:t>
+      </w:r>
+      <w:r>
+        <w:rPr>
+          <w:lang w:val="vi-VN"/>
+        </w:rPr>
+        <w:t xml:space="preserve"> -&gt;</w:t>
+      </w:r>
+      <w:r>
+        <w:rPr>
+          <w:lang w:val="vi-VN"/>
+        </w:rPr>
+        <w:t xml:space="preserve">Role = </w:t>
+      </w:r>
+      <w:r>
+        <w:rPr>
+          <w:lang w:val="vi-VN"/>
+        </w:rPr>
+        <w:t>user-&gt;</w:t>
+      </w:r>
+      <w:r>
+        <w:rPr>
+          <w:lang w:val="vi-VN"/>
+        </w:rPr>
+        <w:t>403 Forbidden</w:t>
+      </w:r>
+    </w:p>
+    <w:p>
+      <w:pPr>
+        <w:ind w:left="720"/>
+        <w:rPr>
+          <w:lang w:val="vi-VN"/>
+        </w:rPr>
+      </w:pPr>
+    </w:p>
+    <w:p>
+      <w:pPr>
+        <w:pBdr>
+          <w:top w:val="double" w:sz="6" w:space="1" w:color="auto"/>
+          <w:bottom w:val="double" w:sz="6" w:space="1" w:color="auto"/>
+        </w:pBdr>
+        <w:ind w:left="720"/>
+        <w:rPr>
+          <w:lang w:val="vi-VN"/>
+        </w:rPr>
+      </w:pPr>
+      <w:r>
+        <w:rPr>
+          <w:lang w:val="vi-VN"/>
+        </w:rPr>
+        <w:t>PHẦN 2 - FRONTEND</w:t>
+      </w:r>
+    </w:p>
+    <w:p>
+      <w:pPr>
+        <w:ind w:left="720"/>
+        <w:rPr>
+          <w:lang w:val="vi-VN"/>
+        </w:rPr>
+      </w:pPr>
+      <w:r>
+        <w:rPr>
+          <w:lang w:val="vi-VN"/>
+        </w:rPr>
+        <w:t>LOGIN FLOW</w:t>
+      </w:r>
+    </w:p>
+    <w:p>
+      <w:pPr>
+        <w:pStyle w:val="Heading2"/>
+        <w:rPr>
+          <w:lang w:val="vi-VN"/>
+        </w:rPr>
+      </w:pPr>
+      <w:r>
+        <w:rPr>
+          <w:lang w:val="vi-VN"/>
+        </w:rPr>
+        <w:t>useLoginMutation.js</w:t>
+      </w:r>
+    </w:p>
+    <w:p>
+      <w:pPr>
+        <w:ind w:left="720"/>
+        <w:rPr>
+          <w:lang w:val="vi-VN"/>
+        </w:rPr>
+      </w:pPr>
+      <w:r>
+        <w:rPr>
+          <w:lang w:val="vi-VN"/>
+        </w:rPr>
+        <w:t>Mục tiêu:</w:t>
+      </w:r>
+      <w:r>
+        <w:rPr>
+          <w:lang w:val="vi-VN"/>
+        </w:rPr>
+        <w:t xml:space="preserve"> </w:t>
+      </w:r>
+      <w:r>
+        <w:rPr>
+          <w:lang w:val="vi-VN"/>
+        </w:rPr>
+        <w:t>Lưu role sau khi login.</w:t>
+      </w:r>
+    </w:p>
+    <w:p>
+      <w:pPr>
+        <w:ind w:left="720"/>
+        <w:rPr>
+          <w:lang w:val="vi-VN"/>
+        </w:rPr>
+      </w:pPr>
+      <w:r>
+        <w:rPr>
+          <w:lang w:val="vi-VN"/>
+        </w:rPr>
+        <w:t>lo</w:t>
+      </w:r>
+      <w:r>
+        <w:rPr>
+          <w:lang w:val="vi-VN"/>
+        </w:rPr>
+        <w:t>calStorage-&gt;</w:t>
+      </w:r>
+      <w:r>
+        <w:rPr>
+          <w:lang w:val="vi-VN"/>
+        </w:rPr>
+        <w:t>a</w:t>
+      </w:r>
+      <w:r>
+        <w:rPr>
+          <w:lang w:val="vi-VN"/>
+        </w:rPr>
+        <w:t>ccessToken,</w:t>
+      </w:r>
+      <w:r>
+        <w:rPr>
+          <w:lang w:val="vi-VN"/>
+        </w:rPr>
+        <w:t>re</w:t>
+      </w:r>
+      <w:r>
+        <w:rPr>
+          <w:lang w:val="vi-VN"/>
+        </w:rPr>
+        <w:t>freshToken,username,</w:t>
+      </w:r>
+      <w:r>
+        <w:rPr>
+          <w:lang w:val="vi-VN"/>
+        </w:rPr>
+        <w:t>role</w:t>
+      </w:r>
+    </w:p>
+    <w:p>
+      <w:pPr>
+        <w:ind w:left="720"/>
+        <w:rPr>
+          <w:lang w:val="vi-VN"/>
+        </w:rPr>
+      </w:pPr>
+      <w:r>
+        <w:rPr>
+          <w:lang w:val="vi-VN"/>
+        </w:rPr>
+        <w:t>Code tư duy:</w:t>
+      </w:r>
+    </w:p>
+    <w:p>
+      <w:pPr>
+        <w:pBdr>
+          <w:bottom w:val="double" w:sz="6" w:space="1" w:color="auto"/>
+        </w:pBdr>
+        <w:ind w:left="720"/>
+        <w:rPr>
+          <w:lang w:val="vi-VN"/>
+        </w:rPr>
+      </w:pPr>
+      <w:r>
+        <w:rPr>
+          <w:lang w:val="vi-VN"/>
+        </w:rPr>
+        <w:t>localStorage.setItem("role", role);</w:t>
+      </w:r>
+    </w:p>
+    <w:p>
+      <w:pPr>
+        <w:pStyle w:val="Heading2"/>
+        <w:rPr>
+          <w:lang w:val="vi-VN"/>
+        </w:rPr>
+      </w:pPr>
+      <w:r>
+        <w:rPr>
+          <w:lang w:val="vi-VN"/>
+        </w:rPr>
+        <w:t>SinhVienPage.jsx</w:t>
+      </w:r>
+    </w:p>
+    <w:p>
+      <w:pPr>
+        <w:ind w:left="720"/>
+        <w:rPr>
+          <w:lang w:val="vi-VN"/>
+        </w:rPr>
+      </w:pPr>
+      <w:r>
+        <w:rPr>
+          <w:lang w:val="vi-VN"/>
+        </w:rPr>
+        <w:t>Mục tiêu:Ẩn nút Delete với USER.</w:t>
+      </w:r>
+    </w:p>
+    <w:p>
+      <w:pPr>
+        <w:ind w:left="720"/>
+        <w:rPr>
+          <w:lang w:val="vi-VN"/>
+        </w:rPr>
+      </w:pPr>
+      <w:r>
+        <w:rPr>
+          <w:lang w:val="vi-VN"/>
+        </w:rPr>
+        <w:t>Code tư duy:</w:t>
+      </w:r>
+      <w:r>
+        <w:rPr>
+          <w:lang w:val="vi-VN"/>
+        </w:rPr>
+        <w:t xml:space="preserve"> </w:t>
+      </w:r>
+      <w:r>
+        <w:rPr>
+          <w:lang w:val="vi-VN"/>
+        </w:rPr>
+        <w:t>const role = localStorage.getItem("role");</w:t>
+      </w:r>
+    </w:p>
+    <w:p>
+      <w:pPr>
+        <w:ind w:left="720"/>
+        <w:rPr>
+          <w:lang w:val="vi-VN"/>
+        </w:rPr>
+      </w:pPr>
+      <w:r>
+        <w:rPr>
+          <w:lang w:val="vi-VN"/>
+        </w:rPr>
+        <w:t>const isAdmin = role === "admin";</w:t>
+      </w:r>
+    </w:p>
+    <w:p>
+      <w:pPr>
+        <w:ind w:left="720"/>
+        <w:rPr>
+          <w:lang w:val="vi-VN"/>
+        </w:rPr>
+      </w:pPr>
+      <w:r>
+        <w:rPr>
+          <w:lang w:val="vi-VN"/>
+        </w:rPr>
+        <w:t>Render:</w:t>
+      </w:r>
+    </w:p>
+    <w:p>
+      <w:pPr>
+        <w:ind w:left="720"/>
+        <w:rPr>
+          <w:lang w:val="vi-VN"/>
+        </w:rPr>
+      </w:pPr>
+      <w:r>
+        <w:rPr>
+          <w:lang w:val="vi-VN"/>
+        </w:rPr>
+        <w:t>{isAdmin &amp;&amp; &lt;DeleteButton /&gt;}</w:t>
+      </w:r>
+    </w:p>
+    <w:p>
+      <w:pPr>
+        <w:ind w:left="720"/>
+        <w:rPr>
+          <w:lang w:val="vi-VN"/>
+        </w:rPr>
+      </w:pPr>
+      <w:r>
+        <w:rPr>
+          <w:lang w:val="vi-VN"/>
+        </w:rPr>
+        <w:t>Tư duy React:</w:t>
+      </w:r>
+    </w:p>
+    <w:p>
+      <w:pPr>
+        <w:ind w:left="720"/>
+        <w:rPr>
+          <w:lang w:val="vi-VN"/>
+        </w:rPr>
+      </w:pPr>
+      <w:r>
+        <w:rPr>
+          <w:lang w:val="vi-VN"/>
+        </w:rPr>
+        <w:t>Sai:</w:t>
+      </w:r>
+    </w:p>
+    <w:p>
+      <w:pPr>
+        <w:ind w:left="720"/>
+        <w:rPr>
+          <w:lang w:val="vi-VN"/>
+        </w:rPr>
+      </w:pPr>
+      <w:r>
+        <w:rPr>
+          <w:lang w:val="vi-VN"/>
+        </w:rPr>
+        <w:t>&lt;button hidden={!isAdmin}&gt;</w:t>
+      </w:r>
+    </w:p>
+    <w:p>
+      <w:pPr>
+        <w:ind w:left="720"/>
+        <w:rPr>
+          <w:lang w:val="vi-VN"/>
+        </w:rPr>
+      </w:pPr>
+      <w:r>
+        <w:rPr>
+          <w:lang w:val="vi-VN"/>
+        </w:rPr>
+        <w:t>Đúng:</w:t>
+      </w:r>
+    </w:p>
+    <w:p>
+      <w:pPr>
+        <w:ind w:left="720"/>
+        <w:rPr>
+          <w:lang w:val="vi-VN"/>
+        </w:rPr>
+      </w:pPr>
+      <w:r>
+        <w:rPr>
+          <w:lang w:val="vi-VN"/>
+        </w:rPr>
+        <w:t>{isAdmin &amp;&amp; (...)}</w:t>
+      </w:r>
+    </w:p>
+    <w:p>
+      <w:pPr>
+        <w:ind w:left="720"/>
+        <w:rPr>
+          <w:lang w:val="vi-VN"/>
+        </w:rPr>
+      </w:pPr>
+      <w:r>
+        <w:rPr>
+          <w:lang w:val="vi-VN"/>
+        </w:rPr>
+        <w:t>Lý do:</w:t>
+      </w:r>
+    </w:p>
+    <w:p>
+      <w:pPr>
+        <w:pBdr>
+          <w:bottom w:val="double" w:sz="6" w:space="1" w:color="auto"/>
+        </w:pBdr>
+        <w:ind w:left="720"/>
+        <w:rPr>
+          <w:lang w:val="vi-VN"/>
+        </w:rPr>
+      </w:pPr>
+      <w:r>
+        <w:rPr>
+          <w:lang w:val="vi-VN"/>
+        </w:rPr>
+        <w:t>Không render luôn.</w:t>
+      </w:r>
+    </w:p>
+    <w:p>
+      <w:pPr>
+        <w:pStyle w:val="Heading2"/>
+        <w:rPr>
+          <w:lang w:val="vi-VN"/>
+        </w:rPr>
+      </w:pPr>
+      <w:r>
+        <w:rPr>
+          <w:lang w:val="vi-VN"/>
+        </w:rPr>
+        <w:t>ProtectedRoute.jsx</w:t>
+      </w:r>
+    </w:p>
+    <w:p>
+      <w:pPr>
+        <w:ind w:left="720"/>
+        <w:rPr>
+          <w:lang w:val="vi-VN"/>
+        </w:rPr>
+      </w:pPr>
+      <w:r>
+        <w:rPr>
+          <w:lang w:val="vi-VN"/>
+        </w:rPr>
+        <w:t>Mục tiêu:</w:t>
+      </w:r>
+      <w:r>
+        <w:rPr>
+          <w:lang w:val="vi-VN"/>
+        </w:rPr>
+        <w:t xml:space="preserve"> </w:t>
+      </w:r>
+      <w:r>
+        <w:rPr>
+          <w:lang w:val="vi-VN"/>
+        </w:rPr>
+        <w:t>Chặn route theo quyền.</w:t>
+      </w:r>
+    </w:p>
+    <w:p>
+      <w:pPr>
+        <w:ind w:left="720"/>
+        <w:rPr>
+          <w:lang w:val="vi-VN"/>
+        </w:rPr>
+      </w:pPr>
+      <w:r>
+        <w:rPr>
+          <w:lang w:val="vi-VN"/>
+        </w:rPr>
+        <w:t>Props:</w:t>
+      </w:r>
+      <w:r>
+        <w:rPr>
+          <w:lang w:val="vi-VN"/>
+        </w:rPr>
+        <w:t xml:space="preserve"> </w:t>
+      </w:r>
+      <w:r>
+        <w:rPr>
+          <w:lang w:val="vi-VN"/>
+        </w:rPr>
+        <w:t>allowedRoles</w:t>
+      </w:r>
+    </w:p>
+    <w:p>
+      <w:pPr>
+        <w:ind w:left="720"/>
+        <w:rPr>
+          <w:lang w:val="vi-VN"/>
+        </w:rPr>
+      </w:pPr>
+      <w:r>
+        <w:rPr>
+          <w:lang w:val="vi-VN"/>
+        </w:rPr>
+        <w:lastRenderedPageBreak/>
+        <w:t>Ví dụ:</w:t>
+      </w:r>
+    </w:p>
+    <w:p>
+      <w:pPr>
+        <w:ind w:left="720"/>
+        <w:rPr>
+          <w:lang w:val="vi-VN"/>
+        </w:rPr>
+      </w:pPr>
+      <w:r>
+        <w:rPr>
+          <w:lang w:val="vi-VN"/>
+        </w:rPr>
+        <w:t>&lt;ProtectedRoute</w:t>
+      </w:r>
+      <w:r>
+        <w:rPr>
+          <w:lang w:val="vi-VN"/>
+        </w:rPr>
+        <w:t xml:space="preserve"> </w:t>
+      </w:r>
+      <w:r>
+        <w:rPr>
+          <w:lang w:val="vi-VN"/>
+        </w:rPr>
+        <w:t>allowedRoles={["admin"]}&gt;</w:t>
+      </w:r>
+    </w:p>
+    <w:p>
+      <w:pPr>
+        <w:ind w:left="720"/>
+        <w:rPr>
+          <w:lang w:val="vi-VN"/>
+        </w:rPr>
+      </w:pPr>
+      <w:r>
+        <w:rPr>
+          <w:lang w:val="vi-VN"/>
+        </w:rPr>
+        <w:t>FLOW</w:t>
+      </w:r>
+    </w:p>
+    <w:p>
+      <w:pPr>
+        <w:ind w:left="720"/>
+        <w:rPr>
+          <w:lang w:val="vi-VN"/>
+        </w:rPr>
+      </w:pPr>
+      <w:r>
+        <w:rPr>
+          <w:lang w:val="vi-VN"/>
+        </w:rPr>
+        <w:t>Route-&gt;</w:t>
+      </w:r>
+      <w:r>
+        <w:rPr>
+          <w:lang w:val="vi-VN"/>
+        </w:rPr>
+        <w:t>token ?</w:t>
+      </w:r>
+      <w:r>
+        <w:rPr>
+          <w:lang w:val="vi-VN"/>
+        </w:rPr>
+        <w:t xml:space="preserve"> -&gt; </w:t>
+      </w:r>
+    </w:p>
+    <w:p>
+      <w:pPr>
+        <w:ind w:left="720"/>
+        <w:rPr>
+          <w:lang w:val="vi-VN"/>
+        </w:rPr>
+      </w:pPr>
+      <w:r>
+        <w:rPr>
+          <w:lang w:val="vi-VN"/>
+        </w:rPr>
+        <w:t>Không-&gt;</w:t>
+      </w:r>
+      <w:r>
+        <w:rPr>
+          <w:lang w:val="vi-VN"/>
+        </w:rPr>
+        <w:t>Navigate("/")</w:t>
+      </w:r>
+    </w:p>
+    <w:p>
+      <w:pPr>
+        <w:pBdr>
+          <w:bottom w:val="double" w:sz="6" w:space="1" w:color="auto"/>
+        </w:pBdr>
+        <w:ind w:left="720"/>
+        <w:rPr>
+          <w:lang w:val="vi-VN"/>
+        </w:rPr>
+      </w:pPr>
+      <w:r>
+        <w:rPr>
+          <w:lang w:val="vi-VN"/>
+        </w:rPr>
+        <w:t>Có-&gt;</w:t>
+      </w:r>
+      <w:r>
+        <w:rPr>
+          <w:lang w:val="vi-VN"/>
+        </w:rPr>
+        <w:t xml:space="preserve">Kiểm tra </w:t>
+      </w:r>
+      <w:r>
+        <w:rPr>
+          <w:lang w:val="vi-VN"/>
+        </w:rPr>
+        <w:t>role-&gt;</w:t>
+      </w:r>
+      <w:r>
+        <w:rPr>
+          <w:lang w:val="vi-VN"/>
+        </w:rPr>
+        <w:t>allowedRoles.includes(role)</w:t>
+      </w:r>
+      <w:r>
+        <w:rPr>
+          <w:lang w:val="vi-VN"/>
+        </w:rPr>
+        <w:t>-&gt;True-&gt;</w:t>
+      </w:r>
+      <w:r>
+        <w:rPr>
+          <w:lang w:val="vi-VN"/>
+        </w:rPr>
+        <w:t xml:space="preserve">Render </w:t>
+      </w:r>
+      <w:r>
+        <w:rPr>
+          <w:lang w:val="vi-VN"/>
+        </w:rPr>
+        <w:t>Component-&gt;</w:t>
+      </w:r>
+      <w:r>
+        <w:rPr>
+          <w:lang w:val="vi-VN"/>
+        </w:rPr>
+        <w:t>F</w:t>
+      </w:r>
+      <w:r>
+        <w:rPr>
+          <w:lang w:val="vi-VN"/>
+        </w:rPr>
+        <w:t>alse</w:t>
+      </w:r>
+      <w:r>
+        <w:rPr>
+          <w:lang w:val="vi-VN"/>
+        </w:rPr>
+        <w:t xml:space="preserve"> -&gt;</w:t>
+      </w:r>
+      <w:r>
+        <w:rPr>
+          <w:lang w:val="vi-VN"/>
+        </w:rPr>
+        <w:t>Navigate("/")</w:t>
+      </w:r>
+    </w:p>
+    <w:p>
+      <w:pPr>
+        <w:pStyle w:val="Heading2"/>
+        <w:rPr>
+          <w:lang w:val="vi-VN"/>
+        </w:rPr>
+      </w:pPr>
+      <w:r>
+        <w:rPr>
+          <w:lang w:val="vi-VN"/>
+        </w:rPr>
+        <w:t>App.jsx</w:t>
+      </w:r>
+    </w:p>
+    <w:p>
+      <w:pPr>
+        <w:ind w:left="720"/>
+        <w:rPr>
+          <w:lang w:val="vi-VN"/>
+        </w:rPr>
+      </w:pPr>
+      <w:r>
+        <w:rPr>
+          <w:lang w:val="vi-VN"/>
+        </w:rPr>
+        <w:t>Mục tiêu:Khai báo quyền cho từng route.</w:t>
+      </w:r>
+    </w:p>
+    <w:p>
+      <w:pPr>
+        <w:ind w:left="720"/>
+        <w:rPr>
+          <w:lang w:val="vi-VN"/>
+        </w:rPr>
+      </w:pPr>
+      <w:r>
+        <w:rPr>
+          <w:lang w:val="vi-VN"/>
+        </w:rPr>
+        <w:t>Ví dụ:</w:t>
+      </w:r>
+    </w:p>
+    <w:p>
+      <w:pPr>
+        <w:ind w:left="720"/>
+        <w:rPr>
+          <w:lang w:val="vi-VN"/>
+        </w:rPr>
+      </w:pPr>
+      <w:r>
+        <w:rPr>
+          <w:lang w:val="vi-VN"/>
+        </w:rPr>
+        <w:t>&lt;Route</w:t>
+      </w:r>
+      <w:r>
+        <w:rPr>
+          <w:lang w:val="vi-VN"/>
+        </w:rPr>
+        <w:t xml:space="preserve"> </w:t>
+      </w:r>
+      <w:r>
+        <w:rPr>
+          <w:lang w:val="vi-VN"/>
+        </w:rPr>
+        <w:t>path="/admin"</w:t>
+      </w:r>
+      <w:r>
+        <w:rPr>
+          <w:lang w:val="vi-VN"/>
+        </w:rPr>
+        <w:t xml:space="preserve"> </w:t>
+      </w:r>
+      <w:r>
+        <w:rPr>
+          <w:lang w:val="vi-VN"/>
+        </w:rPr>
+        <w:t>element={&lt;ProtectedRoute</w:t>
+      </w:r>
+      <w:r>
+        <w:rPr>
+          <w:lang w:val="vi-VN"/>
+        </w:rPr>
+        <w:t xml:space="preserve"> </w:t>
+      </w:r>
+      <w:r>
+        <w:rPr>
+          <w:lang w:val="vi-VN"/>
+        </w:rPr>
+        <w:t>allowedRoles={["admin"]}&gt; &lt;AdminPage /&gt; &lt;/ProtectedRoute&gt;}/&gt;</w:t>
+      </w:r>
+    </w:p>
+    <w:p>
+      <w:pPr>
+        <w:ind w:left="720"/>
+        <w:rPr>
+          <w:lang w:val="vi-VN"/>
+        </w:rPr>
+      </w:pPr>
+      <w:r>
+        <w:rPr>
+          <w:lang w:val="vi-VN"/>
+        </w:rPr>
+        <w:t>Tư duy Senior:</w:t>
+      </w:r>
+      <w:r>
+        <w:rPr>
+          <w:lang w:val="vi-VN"/>
+        </w:rPr>
+        <w:t xml:space="preserve"> </w:t>
+      </w:r>
+      <w:r>
+        <w:rPr>
+          <w:lang w:val="vi-VN"/>
+        </w:rPr>
+        <w:t>Không hardcode role trong ProtectedRoute.</w:t>
+      </w:r>
+    </w:p>
+    <w:p>
+      <w:pPr>
+        <w:ind w:left="720"/>
+        <w:rPr>
+          <w:lang w:val="vi-VN"/>
+        </w:rPr>
+      </w:pPr>
+      <w:r>
+        <w:rPr>
+          <w:lang w:val="vi-VN"/>
+        </w:rPr>
+        <w:t>Sai:</w:t>
+      </w:r>
+      <w:r>
+        <w:rPr>
+          <w:lang w:val="vi-VN"/>
+        </w:rPr>
+        <w:t xml:space="preserve"> </w:t>
+      </w:r>
+      <w:r>
+        <w:rPr>
+          <w:lang w:val="vi-VN"/>
+        </w:rPr>
+        <w:t>if(role !== "admin")</w:t>
+      </w:r>
+    </w:p>
+    <w:p>
+      <w:pPr>
+        <w:ind w:left="720"/>
+        <w:rPr>
+          <w:lang w:val="vi-VN"/>
+        </w:rPr>
+      </w:pPr>
+      <w:r>
+        <w:rPr>
+          <w:lang w:val="vi-VN"/>
+        </w:rPr>
+        <w:t>Đúng:</w:t>
+      </w:r>
+      <w:r>
+        <w:rPr>
+          <w:lang w:val="vi-VN"/>
+        </w:rPr>
+        <w:t xml:space="preserve"> </w:t>
+      </w:r>
+      <w:r>
+        <w:rPr>
+          <w:lang w:val="vi-VN"/>
+        </w:rPr>
+        <w:t>allowedRoles.includes(role)</w:t>
+      </w:r>
+    </w:p>
+    <w:p>
+      <w:pPr>
+        <w:ind w:left="720"/>
+        <w:rPr>
+          <w:lang w:val="vi-VN"/>
+        </w:rPr>
+      </w:pPr>
+      <w:r>
+        <w:rPr>
+          <w:lang w:val="vi-VN"/>
+        </w:rPr>
+        <w:t>Lý do:Dễ mở rộng.</w:t>
+      </w:r>
+    </w:p>
+    <w:p>
+      <w:pPr>
+        <w:pBdr>
+          <w:top w:val="double" w:sz="6" w:space="1" w:color="auto"/>
+          <w:bottom w:val="double" w:sz="6" w:space="1" w:color="auto"/>
+        </w:pBdr>
+        <w:ind w:left="720"/>
+        <w:rPr>
+          <w:lang w:val="vi-VN"/>
+        </w:rPr>
+      </w:pPr>
+      <w:r>
+        <w:rPr>
+          <w:lang w:val="vi-VN"/>
+        </w:rPr>
+        <w:t>3 CASE PHẢI TEST</w:t>
+      </w:r>
+    </w:p>
+    <w:p>
+      <w:pPr>
+        <w:ind w:left="720"/>
+        <w:rPr>
+          <w:lang w:val="vi-VN"/>
+        </w:rPr>
+      </w:pPr>
+      <w:r>
+        <w:rPr>
+          <w:lang w:val="vi-VN"/>
+        </w:rPr>
+        <w:t>CASE 1</w:t>
+      </w:r>
+    </w:p>
+    <w:p>
+      <w:pPr>
+        <w:ind w:left="720"/>
+        <w:rPr>
+          <w:lang w:val="vi-VN"/>
+        </w:rPr>
+      </w:pPr>
+      <w:r>
+        <w:rPr>
+          <w:lang w:val="vi-VN"/>
+        </w:rPr>
+        <w:t xml:space="preserve">Chưa </w:t>
+      </w:r>
+      <w:r>
+        <w:rPr>
+          <w:lang w:val="vi-VN"/>
+        </w:rPr>
+        <w:t>login-&gt;</w:t>
+      </w:r>
+      <w:r>
+        <w:rPr>
+          <w:lang w:val="vi-VN"/>
+        </w:rPr>
+        <w:t>/admin</w:t>
+      </w:r>
+    </w:p>
+    <w:p>
+      <w:pPr>
+        <w:ind w:left="720"/>
+        <w:rPr>
+          <w:lang w:val="vi-VN"/>
+        </w:rPr>
+      </w:pPr>
+      <w:r>
+        <w:rPr>
+          <w:lang w:val="vi-VN"/>
+        </w:rPr>
+        <w:t>Kết quả:</w:t>
+      </w:r>
+      <w:r>
+        <w:rPr>
+          <w:lang w:val="vi-VN"/>
+        </w:rPr>
+        <w:t xml:space="preserve"> </w:t>
+      </w:r>
+      <w:r>
+        <w:rPr>
+          <w:lang w:val="vi-VN"/>
+        </w:rPr>
+        <w:t>Navigate("/")</w:t>
+      </w:r>
+    </w:p>
+    <w:p>
+      <w:pPr>
+        <w:pBdr>
+          <w:bottom w:val="double" w:sz="6" w:space="1" w:color="auto"/>
+        </w:pBdr>
+        <w:ind w:left="720"/>
+        <w:rPr>
+          <w:lang w:val="vi-VN"/>
+        </w:rPr>
+      </w:pPr>
+      <w:r>
+        <w:rPr>
+          <w:lang w:val="vi-VN"/>
+        </w:rPr>
+        <w:t>PASS</w:t>
+      </w:r>
+    </w:p>
+    <w:p>
+      <w:pPr>
+        <w:ind w:left="720"/>
+        <w:rPr>
+          <w:lang w:val="vi-VN"/>
+        </w:rPr>
+      </w:pPr>
+      <w:r>
+        <w:rPr>
+          <w:lang w:val="vi-VN"/>
+        </w:rPr>
+        <w:t>CASE 2</w:t>
+      </w:r>
+    </w:p>
+    <w:p>
+      <w:pPr>
+        <w:ind w:left="720"/>
+        <w:rPr>
+          <w:lang w:val="vi-VN"/>
+        </w:rPr>
+      </w:pPr>
+      <w:r>
+        <w:rPr>
+          <w:lang w:val="vi-VN"/>
+        </w:rPr>
+        <w:t xml:space="preserve">Login </w:t>
+      </w:r>
+      <w:r>
+        <w:rPr>
+          <w:lang w:val="vi-VN"/>
+        </w:rPr>
+        <w:t>USER-&gt;</w:t>
+      </w:r>
+      <w:r>
+        <w:rPr>
+          <w:lang w:val="vi-VN"/>
+        </w:rPr>
+        <w:t>/admin</w:t>
+      </w:r>
+    </w:p>
+    <w:p>
+      <w:pPr>
+        <w:ind w:left="720"/>
+        <w:rPr>
+          <w:lang w:val="vi-VN"/>
+        </w:rPr>
+      </w:pPr>
+      <w:r>
+        <w:rPr>
+          <w:lang w:val="vi-VN"/>
+        </w:rPr>
+        <w:t>Kết quả:Navigate("/")</w:t>
+      </w:r>
+    </w:p>
+    <w:p>
+      <w:pPr>
+        <w:pBdr>
+          <w:bottom w:val="double" w:sz="6" w:space="1" w:color="auto"/>
+        </w:pBdr>
+        <w:ind w:left="720"/>
+        <w:rPr>
+          <w:lang w:val="vi-VN"/>
+        </w:rPr>
+      </w:pPr>
+      <w:r>
+        <w:rPr>
+          <w:lang w:val="vi-VN"/>
+        </w:rPr>
+        <w:t>PASS</w:t>
+      </w:r>
+    </w:p>
+    <w:p>
+      <w:pPr>
+        <w:ind w:left="720"/>
+        <w:rPr>
+          <w:lang w:val="vi-VN"/>
+        </w:rPr>
+      </w:pPr>
+      <w:r>
+        <w:rPr>
+          <w:lang w:val="vi-VN"/>
+        </w:rPr>
+        <w:t>CASE 3</w:t>
+      </w:r>
+    </w:p>
+    <w:p>
+      <w:pPr>
+        <w:ind w:left="720"/>
+        <w:rPr>
+          <w:lang w:val="vi-VN"/>
+        </w:rPr>
+      </w:pPr>
+      <w:r>
+        <w:rPr>
+          <w:lang w:val="vi-VN"/>
+        </w:rPr>
+        <w:t xml:space="preserve">Login </w:t>
+      </w:r>
+      <w:r>
+        <w:rPr>
+          <w:lang w:val="vi-VN"/>
+        </w:rPr>
+        <w:t>ADMIN-&gt;</w:t>
+      </w:r>
+      <w:r>
+        <w:rPr>
+          <w:lang w:val="vi-VN"/>
+        </w:rPr>
+        <w:t>/admin</w:t>
+      </w:r>
+    </w:p>
+    <w:p>
+      <w:pPr>
+        <w:ind w:left="720"/>
+        <w:rPr>
+          <w:lang w:val="vi-VN"/>
+        </w:rPr>
+      </w:pPr>
+      <w:r>
+        <w:rPr>
+          <w:lang w:val="vi-VN"/>
+        </w:rPr>
+        <w:t>Kết quả:Vào được</w:t>
+      </w:r>
+    </w:p>
+    <w:p>
+      <w:pPr>
+        <w:ind w:left="720"/>
+        <w:rPr>
+          <w:lang w:val="vi-VN"/>
+        </w:rPr>
+      </w:pPr>
+      <w:r>
+        <w:rPr>
+          <w:lang w:val="vi-VN"/>
+        </w:rPr>
+        <w:t>PASS</w:t>
+      </w:r>
+    </w:p>
+    <w:p>
+      <w:pPr>
+        <w:ind w:left="720"/>
+        <w:rPr>
+          <w:lang w:val="vi-VN"/>
+        </w:rPr>
+      </w:pPr>
+    </w:p>
+    <w:p>
+      <w:pPr>
+        <w:pBdr>
+          <w:top w:val="double" w:sz="6" w:space="1" w:color="auto"/>
+          <w:bottom w:val="double" w:sz="6" w:space="1" w:color="auto"/>
+        </w:pBdr>
+        <w:ind w:left="720"/>
+        <w:rPr>
+          <w:lang w:val="vi-VN"/>
+        </w:rPr>
+      </w:pPr>
+      <w:r>
+        <w:rPr>
+          <w:lang w:val="vi-VN"/>
+        </w:rPr>
+        <w:t>NHỮNG ĐIỀU SENIOR LUÔN NHỚ</w:t>
+      </w:r>
+    </w:p>
+    <w:p>
+      <w:pPr>
+        <w:pBdr>
+          <w:bottom w:val="double" w:sz="6" w:space="1" w:color="auto"/>
+          <w:between w:val="double" w:sz="6" w:space="1" w:color="auto"/>
+        </w:pBdr>
+        <w:ind w:left="720"/>
+        <w:rPr>
+          <w:lang w:val="vi-VN"/>
+        </w:rPr>
+      </w:pPr>
+      <w:r>
+        <w:rPr>
+          <w:lang w:val="vi-VN"/>
+        </w:rPr>
+        <w:t>1.Ẩn nút Delete</w:t>
+      </w:r>
+      <w:r>
+        <w:rPr>
+          <w:lang w:val="vi-VN"/>
+        </w:rPr>
+        <w:t xml:space="preserve"> </w:t>
+      </w:r>
+      <w:r>
+        <w:rPr>
+          <w:lang w:val="vi-VN"/>
+        </w:rPr>
+        <w:t>KHÔNG PHẢI bảo mật.</w:t>
+      </w:r>
+      <w:r>
+        <w:rPr>
+          <w:lang w:val="vi-VN"/>
+        </w:rPr>
+        <w:t xml:space="preserve"> </w:t>
+      </w:r>
+      <w:r>
+        <w:rPr>
+          <w:lang w:val="vi-VN"/>
+        </w:rPr>
+        <w:t>Chỉ là UI.</w:t>
+      </w:r>
+    </w:p>
+    <w:p>
+      <w:pPr>
+        <w:pBdr>
+          <w:bottom w:val="double" w:sz="6" w:space="1" w:color="auto"/>
+          <w:between w:val="double" w:sz="6" w:space="1" w:color="auto"/>
+        </w:pBdr>
+        <w:ind w:left="720"/>
+        <w:rPr>
+          <w:lang w:val="vi-VN"/>
+        </w:rPr>
+      </w:pPr>
+      <w:r>
+        <w:rPr>
+          <w:lang w:val="vi-VN"/>
+        </w:rPr>
+        <w:t>2.@PreAuthorize</w:t>
+      </w:r>
+      <w:r>
+        <w:rPr>
+          <w:lang w:val="vi-VN"/>
+        </w:rPr>
+        <w:t xml:space="preserve"> </w:t>
+      </w:r>
+      <w:r>
+        <w:rPr>
+          <w:lang w:val="vi-VN"/>
+        </w:rPr>
+        <w:t>MỚI LÀ bảo mật thật.</w:t>
+      </w:r>
+    </w:p>
+    <w:p>
+      <w:pPr>
+        <w:ind w:left="720"/>
+        <w:rPr>
+          <w:lang w:val="vi-VN"/>
+        </w:rPr>
+      </w:pPr>
+      <w:r>
+        <w:rPr>
+          <w:lang w:val="vi-VN"/>
+        </w:rPr>
+        <w:t>3.Frontend có thể bị sửa.</w:t>
+      </w:r>
+    </w:p>
+    <w:p>
+      <w:pPr>
+        <w:ind w:left="720"/>
+        <w:rPr>
+          <w:lang w:val="vi-VN"/>
+        </w:rPr>
+      </w:pPr>
+      <w:r>
+        <w:rPr>
+          <w:lang w:val="vi-VN"/>
+        </w:rPr>
+        <w:t>Backend không được tin Frontend.</w:t>
+      </w:r>
+    </w:p>
+    <w:p>
+      <w:pPr>
+        <w:pBdr>
+          <w:top w:val="double" w:sz="6" w:space="1" w:color="auto"/>
+          <w:bottom w:val="double" w:sz="6" w:space="1" w:color="auto"/>
+        </w:pBdr>
+        <w:ind w:left="720"/>
+        <w:rPr>
+          <w:lang w:val="vi-VN"/>
+        </w:rPr>
+      </w:pPr>
+      <w:r>
+        <w:rPr>
+          <w:lang w:val="vi-VN"/>
+        </w:rPr>
+        <w:t>4.Luôn kiểm tra quyền ở Backend.</w:t>
+      </w:r>
+      <w:r>
+        <w:rPr>
+          <w:lang w:val="vi-VN"/>
+        </w:rPr>
+        <w:t xml:space="preserve"> </w:t>
+      </w:r>
+      <w:r>
+        <w:rPr>
+          <w:lang w:val="vi-VN"/>
+        </w:rPr>
+        <w:t>Dù Frontend đã ẩn nút.</w:t>
+      </w:r>
+    </w:p>
+    <w:p>
+      <w:pPr>
+        <w:pBdr>
+          <w:bottom w:val="double" w:sz="6" w:space="1" w:color="auto"/>
+          <w:between w:val="double" w:sz="6" w:space="1" w:color="auto"/>
+        </w:pBdr>
+        <w:ind w:left="720"/>
+        <w:rPr>
+          <w:lang w:val="vi-VN"/>
+        </w:rPr>
+      </w:pPr>
+      <w:r>
+        <w:rPr>
+          <w:lang w:val="vi-VN"/>
+        </w:rPr>
+        <w:t>5.Role nên nằm trong JWT.</w:t>
+      </w:r>
+      <w:r>
+        <w:rPr>
+          <w:lang w:val="vi-VN"/>
+        </w:rPr>
+        <w:t xml:space="preserve"> </w:t>
+      </w:r>
+      <w:r>
+        <w:rPr>
+          <w:lang w:val="vi-VN"/>
+        </w:rPr>
+        <w:t>Không query DB mỗi request.</w:t>
+      </w:r>
+    </w:p>
+    <w:p>
+      <w:pPr>
+        <w:pBdr>
+          <w:bottom w:val="double" w:sz="6" w:space="1" w:color="auto"/>
+          <w:between w:val="double" w:sz="6" w:space="1" w:color="auto"/>
+        </w:pBdr>
+        <w:ind w:left="720"/>
+        <w:rPr>
+          <w:lang w:val="vi-VN"/>
+        </w:rPr>
+      </w:pPr>
+      <w:r>
+        <w:rPr>
+          <w:lang w:val="vi-VN"/>
+        </w:rPr>
+        <w:t>6.ProtectedRoute chỉ bảo vệ giao diện.</w:t>
+      </w:r>
+      <w:r>
+        <w:rPr>
+          <w:lang w:val="vi-VN"/>
+        </w:rPr>
+        <w:t xml:space="preserve"> </w:t>
+      </w:r>
+      <w:r>
+        <w:rPr>
+          <w:lang w:val="vi-VN"/>
+        </w:rPr>
+        <w:t>Không bảo vệ API.</w:t>
+      </w:r>
+    </w:p>
+    <w:p>
+      <w:pPr>
+        <w:pBdr>
+          <w:bottom w:val="double" w:sz="6" w:space="1" w:color="auto"/>
+          <w:between w:val="double" w:sz="6" w:space="1" w:color="auto"/>
+        </w:pBdr>
+        <w:ind w:left="720"/>
+        <w:rPr>
+          <w:lang w:val="vi-VN"/>
+        </w:rPr>
+      </w:pPr>
+      <w:r>
+        <w:rPr>
+          <w:lang w:val="vi-VN"/>
+        </w:rPr>
+        <w:t>7.@PreAuthorize mới bảo vệ API.</w:t>
+      </w:r>
+    </w:p>
+    <w:p>
+      <w:pPr>
+        <w:pBdr>
+          <w:bottom w:val="double" w:sz="6" w:space="1" w:color="auto"/>
+          <w:between w:val="double" w:sz="6" w:space="1" w:color="auto"/>
+        </w:pBdr>
+        <w:ind w:left="720"/>
+        <w:rPr>
+          <w:lang w:val="vi-VN"/>
+        </w:rPr>
+      </w:pPr>
+      <w:r>
+        <w:rPr>
+          <w:lang w:val="vi-VN"/>
+        </w:rPr>
+        <w:t>SƠ ĐỒ NHỚ NHANH</w:t>
+      </w:r>
+    </w:p>
+    <w:p>
+      <w:pPr>
+        <w:ind w:left="720"/>
+        <w:rPr>
+          <w:lang w:val="vi-VN"/>
+        </w:rPr>
+      </w:pPr>
+      <w:r>
+        <w:rPr>
+          <w:lang w:val="vi-VN"/>
+        </w:rPr>
+        <w:t>Login-&gt;</w:t>
+      </w:r>
+      <w:r>
+        <w:rPr>
+          <w:lang w:val="vi-VN"/>
+        </w:rPr>
+        <w:t>JWT(role)</w:t>
+      </w:r>
+      <w:r>
+        <w:rPr>
+          <w:lang w:val="vi-VN"/>
+        </w:rPr>
+        <w:t>-&gt;</w:t>
+      </w:r>
+      <w:r>
+        <w:rPr>
+          <w:lang w:val="vi-VN"/>
+        </w:rPr>
+        <w:t>localStorage(role)</w:t>
+      </w:r>
+      <w:r>
+        <w:rPr>
+          <w:lang w:val="vi-VN"/>
+        </w:rPr>
+        <w:t>-&gt;</w:t>
+      </w:r>
+      <w:r>
+        <w:rPr>
+          <w:lang w:val="vi-VN"/>
+        </w:rPr>
+        <w:t>Si</w:t>
+      </w:r>
+      <w:r>
+        <w:rPr>
+          <w:lang w:val="vi-VN"/>
+        </w:rPr>
+        <w:t>nhVienPage-&gt;</w:t>
+      </w:r>
+      <w:r>
+        <w:rPr>
+          <w:lang w:val="vi-VN"/>
+        </w:rPr>
+        <w:t xml:space="preserve">Ẩn nút </w:t>
+      </w:r>
+      <w:r>
+        <w:rPr>
+          <w:lang w:val="vi-VN"/>
+        </w:rPr>
+        <w:t>Delete-&gt;</w:t>
+      </w:r>
+      <w:r>
+        <w:rPr>
+          <w:lang w:val="vi-VN"/>
+        </w:rPr>
+        <w:t>Prot</w:t>
+      </w:r>
+      <w:r>
+        <w:rPr>
+          <w:lang w:val="vi-VN"/>
+        </w:rPr>
+        <w:t>ectedRoute-&gt;</w:t>
+      </w:r>
+      <w:r>
+        <w:rPr>
+          <w:lang w:val="vi-VN"/>
+        </w:rPr>
+        <w:t xml:space="preserve">Chặn </w:t>
+      </w:r>
+      <w:r>
+        <w:rPr>
+          <w:lang w:val="vi-VN"/>
+        </w:rPr>
+        <w:t>Route-&gt;</w:t>
+      </w:r>
+      <w:r>
+        <w:rPr>
+          <w:lang w:val="vi-VN"/>
+        </w:rPr>
+        <w:t xml:space="preserve">Bearer </w:t>
+      </w:r>
+      <w:r>
+        <w:rPr>
+          <w:lang w:val="vi-VN"/>
+        </w:rPr>
+        <w:t>Token-&gt;JwtFilter-&gt;</w:t>
+      </w:r>
+      <w:r>
+        <w:rPr>
+          <w:lang w:val="vi-VN"/>
+        </w:rPr>
+        <w:t>SecurityCon</w:t>
+      </w:r>
+      <w:r>
+        <w:rPr>
+          <w:lang w:val="vi-VN"/>
+        </w:rPr>
+        <w:t>textHolder-&gt;</w:t>
+      </w:r>
+      <w:r>
+        <w:rPr>
+          <w:lang w:val="vi-VN"/>
+        </w:rPr>
+        <w:t>@Pr</w:t>
+      </w:r>
+      <w:r>
+        <w:rPr>
+          <w:lang w:val="vi-VN"/>
+        </w:rPr>
+        <w:t>eAuthorize-&gt;</w:t>
+      </w:r>
+      <w:r>
+        <w:rPr>
+          <w:lang w:val="vi-VN"/>
+        </w:rPr>
+        <w:t>ADMIN ?</w:t>
+      </w:r>
+      <w:r>
+        <w:rPr>
+          <w:lang w:val="vi-VN"/>
+        </w:rPr>
+        <w:t>-&gt;</w:t>
+      </w:r>
+    </w:p>
+    <w:p>
+      <w:pPr>
+        <w:ind w:left="720"/>
+        <w:rPr>
+          <w:lang w:val="vi-VN"/>
+        </w:rPr>
+      </w:pPr>
+      <w:r>
+        <w:rPr>
+          <w:lang w:val="vi-VN"/>
+        </w:rPr>
+        <w:t>YES-&gt;</w:t>
+      </w:r>
+      <w:r>
+        <w:rPr>
+          <w:lang w:val="vi-VN"/>
+        </w:rPr>
+        <w:t>Cho phép</w:t>
+      </w:r>
+    </w:p>
+    <w:p>
+      <w:pPr>
+        <w:ind w:left="720"/>
+        <w:rPr>
+          <w:lang w:val="vi-VN"/>
+        </w:rPr>
+      </w:pPr>
+      <w:r>
+        <w:rPr>
+          <w:lang w:val="vi-VN"/>
+        </w:rPr>
+        <w:t>NO-&gt;</w:t>
+      </w:r>
+      <w:r>
+        <w:rPr>
+          <w:lang w:val="vi-VN"/>
+        </w:rPr>
+        <w:t>403 Forbidden</w:t>
+      </w:r>
+    </w:p>
+    <w:p>
+      <w:pPr>
+        <w:ind w:left="720"/>
+        <w:rPr>
+          <w:lang w:val="vi-VN"/>
+        </w:rPr>
+      </w:pPr>
     </w:p>
     <w:p>
       <w:pPr>
@@ -5546,7 +8053,7 @@
     <w:uiPriority w:val="9"/>
     <w:unhideWhenUsed/>
     <w:qFormat/>
-    <w:rsid w:val="0065619D"/>
+    <w:rsid w:val="00835195"/>
     <w:pPr>
       <w:keepNext/>
       <w:keepLines/>
@@ -5554,6 +8061,7 @@
         <w:numId w:val="2"/>
       </w:numPr>
       <w:spacing w:before="160" w:after="80"/>
+      <w:ind w:left="641" w:hanging="357"/>
       <w:outlineLvl w:val="1"/>
     </w:pPr>
     <w:rPr>
@@ -5572,7 +8080,7 @@
     <w:uiPriority w:val="9"/>
     <w:unhideWhenUsed/>
     <w:qFormat/>
-    <w:rsid w:val="0065619D"/>
+    <w:rsid w:val="00835195"/>
     <w:pPr>
       <w:keepNext/>
       <w:keepLines/>
@@ -5580,6 +8088,7 @@
         <w:numId w:val="7"/>
       </w:numPr>
       <w:spacing w:before="160" w:after="80"/>
+      <w:ind w:left="811" w:hanging="357"/>
       <w:outlineLvl w:val="2"/>
     </w:pPr>
     <w:rPr>
@@ -5726,7 +8235,6 @@
   <w:style w:type="character" w:default="1" w:styleId="DefaultParagraphFont">
     <w:name w:val="Default Paragraph Font"/>
     <w:uiPriority w:val="1"/>
-    <w:semiHidden/>
     <w:unhideWhenUsed/>
   </w:style>
   <w:style w:type="table" w:default="1" w:styleId="TableNormal">
@@ -5769,7 +8277,7 @@
     <w:basedOn w:val="DefaultParagraphFont"/>
     <w:link w:val="Heading2"/>
     <w:uiPriority w:val="9"/>
-    <w:rsid w:val="0065619D"/>
+    <w:rsid w:val="00835195"/>
     <w:rPr>
       <w:rFonts w:ascii="Times New Roman" w:eastAsiaTheme="majorEastAsia" w:hAnsi="Times New Roman" w:cstheme="majorBidi"/>
       <w:b/>
@@ -5783,7 +8291,7 @@
     <w:basedOn w:val="DefaultParagraphFont"/>
     <w:link w:val="Heading3"/>
     <w:uiPriority w:val="9"/>
-    <w:rsid w:val="0065619D"/>
+    <w:rsid w:val="00835195"/>
     <w:rPr>
       <w:rFonts w:ascii="Times New Roman" w:eastAsiaTheme="majorEastAsia" w:hAnsi="Times New Roman" w:cstheme="majorBidi"/>
       <w:b/>
@@ -6066,6 +8574,29 @@
       <w:rFonts w:ascii="Times New Roman" w:hAnsi="Times New Roman"/>
       <w:b/>
       <w:bCs/>
+    </w:rPr>
+  </w:style>
+  <w:style w:type="character" w:styleId="Hyperlink">
+    <w:name w:val="Hyperlink"/>
+    <w:basedOn w:val="DefaultParagraphFont"/>
+    <w:uiPriority w:val="99"/>
+    <w:unhideWhenUsed/>
+    <w:rsid w:val="008B111B"/>
+    <w:rPr>
+      <w:color w:val="0563C1" w:themeColor="hyperlink"/>
+      <w:u w:val="single"/>
+    </w:rPr>
+  </w:style>
+  <w:style w:type="character" w:styleId="UnresolvedMention">
+    <w:name w:val="Unresolved Mention"/>
+    <w:basedOn w:val="DefaultParagraphFont"/>
+    <w:uiPriority w:val="99"/>
+    <w:semiHidden/>
+    <w:unhideWhenUsed/>
+    <w:rsid w:val="008B111B"/>
+    <w:rPr>
+      <w:color w:val="605E5C"/>
+      <w:shd w:val="clear" w:color="auto" w:fill="E1DFDD"/>
     </w:rPr>
   </w:style>
 </w:styles>

--- a/demo/Mô tả chức năng.docx
+++ b/demo/Mô tả chức năng.docx
@@ -6699,17 +6699,2822 @@
     </w:p>
     <w:p>
       <w:pPr>
-        <w:ind w:left="720"/>
-        <w:rPr>
-          <w:lang w:val="vi-VN"/>
-        </w:rPr>
-      </w:pPr>
-    </w:p>
-    <w:p>
-      <w:pPr>
-        <w:rPr>
-          <w:lang w:val="vi-VN"/>
-        </w:rPr>
+        <w:rPr>
+          <w:lang w:val="vi-VN"/>
+        </w:rPr>
+      </w:pPr>
+      <w:r>
+        <w:rPr>
+          <w:lang w:val="vi-VN"/>
+        </w:rPr>
+        <w:br w:type="page"/>
+      </w:r>
+    </w:p>
+    <w:p>
+      <w:pPr>
+        <w:pStyle w:val="Heading1"/>
+        <w:pBdr>
+          <w:bottom w:val="double" w:sz="6" w:space="1" w:color="auto"/>
+        </w:pBdr>
+      </w:pPr>
+      <w:r>
+        <w:lastRenderedPageBreak/>
+        <w:t>MODULE 09 - DASHBOARD STATISTICS</w:t>
+      </w:r>
+    </w:p>
+    <w:p>
+      <w:pPr>
+        <w:ind w:left="720"/>
+        <w:rPr>
+          <w:b/>
+          <w:bCs/>
+        </w:rPr>
+      </w:pPr>
+      <w:r>
+        <w:rPr>
+          <w:b/>
+          <w:bCs/>
+        </w:rPr>
+        <w:t>MỤC TIÊU</w:t>
+      </w:r>
+    </w:p>
+    <w:p>
+      <w:pPr>
+        <w:ind w:left="720"/>
+      </w:pPr>
+      <w:r>
+        <w:t>Hiển thị số liệu tổng quan của hệ thống.</w:t>
+      </w:r>
+    </w:p>
+    <w:p>
+      <w:pPr>
+        <w:tabs>
+          <w:tab w:val="num" w:pos="720"/>
+        </w:tabs>
+        <w:ind w:left="720"/>
+      </w:pPr>
+      <w:r>
+        <w:t xml:space="preserve">Ví dụ:Tổng sinh </w:t>
+      </w:r>
+      <w:r>
+        <w:t>viên</w:t>
+      </w:r>
+      <w:r>
+        <w:rPr>
+          <w:lang w:val="vi-VN"/>
+        </w:rPr>
+        <w:t xml:space="preserve">, </w:t>
+      </w:r>
+      <w:r>
+        <w:t xml:space="preserve">Điểm trung </w:t>
+      </w:r>
+      <w:r>
+        <w:t>bình</w:t>
+      </w:r>
+      <w:r>
+        <w:rPr>
+          <w:lang w:val="vi-VN"/>
+        </w:rPr>
+        <w:t xml:space="preserve">, </w:t>
+      </w:r>
+      <w:r>
+        <w:t xml:space="preserve">Số sinh viên </w:t>
+      </w:r>
+      <w:r>
+        <w:t>giỏi</w:t>
+      </w:r>
+      <w:r>
+        <w:rPr>
+          <w:lang w:val="vi-VN"/>
+        </w:rPr>
+        <w:t xml:space="preserve">, </w:t>
+      </w:r>
+      <w:r>
+        <w:t>Điểm cao nhất</w:t>
+      </w:r>
+    </w:p>
+    <w:p>
+      <w:pPr>
+        <w:ind w:left="720"/>
+        <w:rPr>
+          <w:lang w:val="vi-VN"/>
+        </w:rPr>
+      </w:pPr>
+      <w:r>
+        <w:t>Tư duy Senior:</w:t>
+      </w:r>
+      <w:r>
+        <w:rPr>
+          <w:lang w:val="vi-VN"/>
+        </w:rPr>
+        <w:t xml:space="preserve"> </w:t>
+      </w:r>
+      <w:r>
+        <w:rPr>
+          <w:color w:val="EE0000"/>
+        </w:rPr>
+        <w:t>Không lấy toàn bộ dữ liệu rồi xử lý bằng Java.</w:t>
+      </w:r>
+      <w:r>
+        <w:rPr>
+          <w:color w:val="EE0000"/>
+          <w:lang w:val="vi-VN"/>
+        </w:rPr>
+        <w:t xml:space="preserve"> </w:t>
+      </w:r>
+      <w:r>
+        <w:rPr>
+          <w:color w:val="EE0000"/>
+          <w:lang w:val="vi-VN"/>
+        </w:rPr>
+        <w:t>Đẩy việc thống kê xuống Database.</w:t>
+      </w:r>
+      <w:r>
+        <w:rPr>
+          <w:color w:val="EE0000"/>
+          <w:lang w:val="vi-VN"/>
+        </w:rPr>
+        <w:t xml:space="preserve"> </w:t>
+      </w:r>
+      <w:r>
+        <w:rPr>
+          <w:color w:val="EE0000"/>
+        </w:rPr>
+        <w:t>Database tính toán.</w:t>
+      </w:r>
+      <w:r>
+        <w:rPr>
+          <w:color w:val="EE0000"/>
+          <w:lang w:val="vi-VN"/>
+        </w:rPr>
+        <w:t xml:space="preserve"> </w:t>
+      </w:r>
+      <w:r>
+        <w:t>Java chỉ nhận kết quả cuối.</w:t>
+      </w:r>
+    </w:p>
+    <w:p>
+      <w:pPr>
+        <w:pStyle w:val="Heading2"/>
+        <w:numPr>
+          <w:ilvl w:val="0"/>
+          <w:numId w:val="20"/>
+        </w:numPr>
+      </w:pPr>
+      <w:r>
+        <w:t>PHẦN 1 - BACKEND</w:t>
+      </w:r>
+    </w:p>
+    <w:p>
+      <w:pPr>
+        <w:pStyle w:val="Heading3"/>
+        <w:numPr>
+          <w:ilvl w:val="0"/>
+          <w:numId w:val="21"/>
+        </w:numPr>
+      </w:pPr>
+      <w:r>
+        <w:t>DashboardResponse</w:t>
+      </w:r>
+    </w:p>
+    <w:p>
+      <w:pPr>
+        <w:ind w:left="720"/>
+      </w:pPr>
+      <w:r>
+        <w:t>Chức năng:</w:t>
+      </w:r>
+      <w:r>
+        <w:rPr>
+          <w:lang w:val="vi-VN"/>
+        </w:rPr>
+        <w:t xml:space="preserve"> </w:t>
+      </w:r>
+      <w:r>
+        <w:t>Chứa dữ liệu thống kê trả về cho Frontend.</w:t>
+      </w:r>
+    </w:p>
+    <w:p>
+      <w:pPr>
+        <w:ind w:left="720"/>
+      </w:pPr>
+      <w:r>
+        <w:t>Field:</w:t>
+      </w:r>
+      <w:r>
+        <w:rPr>
+          <w:lang w:val="vi-VN"/>
+        </w:rPr>
+        <w:t xml:space="preserve"> </w:t>
+      </w:r>
+      <w:r>
+        <w:t>Long to</w:t>
+      </w:r>
+      <w:r>
+        <w:t>ngSinhVien</w:t>
+      </w:r>
+      <w:r>
+        <w:rPr>
+          <w:lang w:val="vi-VN"/>
+        </w:rPr>
+        <w:t xml:space="preserve">, </w:t>
+      </w:r>
+      <w:r>
+        <w:t xml:space="preserve">Double </w:t>
+      </w:r>
+      <w:r>
+        <w:t>dtb</w:t>
+      </w:r>
+      <w:r>
+        <w:rPr>
+          <w:lang w:val="vi-VN"/>
+        </w:rPr>
+        <w:t xml:space="preserve">, </w:t>
+      </w:r>
+      <w:r>
+        <w:t>Long si</w:t>
+      </w:r>
+      <w:r>
+        <w:t>nhVienGioi</w:t>
+      </w:r>
+      <w:r>
+        <w:rPr>
+          <w:lang w:val="vi-VN"/>
+        </w:rPr>
+        <w:t xml:space="preserve">, </w:t>
+      </w:r>
+      <w:r>
+        <w:t>Double diemCaoNhat</w:t>
+      </w:r>
+    </w:p>
+    <w:p>
+      <w:pPr>
+        <w:ind w:left="720"/>
+        <w:rPr>
+          <w:lang w:val="vi-VN"/>
+        </w:rPr>
+      </w:pPr>
+      <w:r>
+        <w:pict w14:anchorId="2E175240">
+          <v:rect id="_x0000_i1048" style="width:0;height:1.5pt" o:hralign="center" o:hrstd="t" o:hr="t" fillcolor="#a0a0a0" stroked="f"/>
+        </w:pict>
+      </w:r>
+    </w:p>
+    <w:p>
+      <w:pPr>
+        <w:pStyle w:val="Heading3"/>
+      </w:pPr>
+      <w:r>
+        <w:t>SinhVienRepository</w:t>
+      </w:r>
+    </w:p>
+    <w:p>
+      <w:pPr>
+        <w:ind w:left="720"/>
+      </w:pPr>
+      <w:r>
+        <w:t>Mục tiêu:</w:t>
+      </w:r>
+      <w:r>
+        <w:rPr>
+          <w:lang w:val="vi-VN"/>
+        </w:rPr>
+        <w:t xml:space="preserve"> </w:t>
+      </w:r>
+      <w:r>
+        <w:t>Viết Aggregate Query.</w:t>
+      </w:r>
+    </w:p>
+    <w:p>
+      <w:pPr>
+        <w:ind w:left="720"/>
+      </w:pPr>
+      <w:r>
+        <w:t>a. Tổng sinh viên</w:t>
+      </w:r>
+    </w:p>
+    <w:p>
+      <w:pPr>
+        <w:ind w:left="720"/>
+      </w:pPr>
+      <w:r>
+        <w:t>Method:</w:t>
+      </w:r>
+      <w:r>
+        <w:rPr>
+          <w:lang w:val="vi-VN"/>
+        </w:rPr>
+        <w:t xml:space="preserve"> </w:t>
+      </w:r>
+      <w:r>
+        <w:t>count()</w:t>
+      </w:r>
+    </w:p>
+    <w:p>
+      <w:pPr>
+        <w:ind w:left="720"/>
+      </w:pPr>
+      <w:r>
+        <w:t>Spring Data JPA có sẵn.</w:t>
+      </w:r>
+    </w:p>
+    <w:p>
+      <w:pPr>
+        <w:ind w:left="720"/>
+      </w:pPr>
+      <w:r>
+        <w:pict w14:anchorId="4FBB3552">
+          <v:rect id="_x0000_i1049" style="width:0;height:1.5pt" o:hralign="center" o:hrstd="t" o:hr="t" fillcolor="#a0a0a0" stroked="f"/>
+        </w:pict>
+      </w:r>
+    </w:p>
+    <w:p>
+      <w:pPr>
+        <w:ind w:left="720"/>
+        <w:rPr>
+          <w:lang w:val="de-DE"/>
+        </w:rPr>
+      </w:pPr>
+      <w:r>
+        <w:rPr>
+          <w:lang w:val="de-DE"/>
+        </w:rPr>
+        <w:t>b. Điểm trung bình</w:t>
+      </w:r>
+    </w:p>
+    <w:p>
+      <w:pPr>
+        <w:ind w:left="720"/>
+        <w:rPr>
+          <w:lang w:val="de-DE"/>
+        </w:rPr>
+      </w:pPr>
+      <w:r>
+        <w:rPr>
+          <w:lang w:val="de-DE"/>
+        </w:rPr>
+        <w:t>Method:</w:t>
+      </w:r>
+    </w:p>
+    <w:p>
+      <w:pPr>
+        <w:ind w:left="720"/>
+      </w:pPr>
+      <w:r>
+        <w:t>@Query("""</w:t>
+      </w:r>
+      <w:r>
+        <w:br/>
+        <w:t>SELECT AVG(s.dtb)</w:t>
+      </w:r>
+      <w:r>
+        <w:br/>
+        <w:t>FROM SinhVienEntity s</w:t>
+      </w:r>
+      <w:r>
+        <w:br/>
+        <w:t>""")</w:t>
+      </w:r>
+      <w:r>
+        <w:br/>
+        <w:t>Double getAvgSinhVien();</w:t>
+      </w:r>
+    </w:p>
+    <w:p>
+      <w:pPr>
+        <w:ind w:left="720"/>
+      </w:pPr>
+      <w:r>
+        <w:t>Từ khóa:</w:t>
+      </w:r>
+      <w:r>
+        <w:rPr>
+          <w:lang w:val="vi-VN"/>
+        </w:rPr>
+        <w:t xml:space="preserve"> </w:t>
+      </w:r>
+      <w:r>
+        <w:t>AVG()</w:t>
+      </w:r>
+    </w:p>
+    <w:p>
+      <w:pPr>
+        <w:ind w:left="720"/>
+      </w:pPr>
+      <w:r>
+        <w:pict w14:anchorId="5BF95CFC">
+          <v:rect id="_x0000_i1050" style="width:0;height:1.5pt" o:hralign="center" o:hrstd="t" o:hr="t" fillcolor="#a0a0a0" stroked="f"/>
+        </w:pict>
+      </w:r>
+    </w:p>
+    <w:p>
+      <w:pPr>
+        <w:ind w:left="720"/>
+      </w:pPr>
+      <w:r>
+        <w:t>c. Sinh viên giỏi</w:t>
+      </w:r>
+    </w:p>
+    <w:p>
+      <w:pPr>
+        <w:ind w:left="720"/>
+      </w:pPr>
+      <w:r>
+        <w:t>Điều kiện:</w:t>
+      </w:r>
+    </w:p>
+    <w:p>
+      <w:pPr>
+        <w:ind w:left="720"/>
+      </w:pPr>
+      <w:r>
+        <w:t>dtb &gt;= 8</w:t>
+      </w:r>
+    </w:p>
+    <w:p>
+      <w:pPr>
+        <w:ind w:left="720"/>
+      </w:pPr>
+      <w:r>
+        <w:t>Method:</w:t>
+      </w:r>
+    </w:p>
+    <w:p>
+      <w:pPr>
+        <w:ind w:left="720"/>
+      </w:pPr>
+      <w:r>
+        <w:lastRenderedPageBreak/>
+        <w:t>@Query("""</w:t>
+      </w:r>
+      <w:r>
+        <w:br/>
+        <w:t>SELECT COUNT(s)</w:t>
+      </w:r>
+      <w:r>
+        <w:br/>
+        <w:t>FROM SinhVienEntity s</w:t>
+      </w:r>
+      <w:r>
+        <w:br/>
+        <w:t>WHERE s.dtb &gt;= 8</w:t>
+      </w:r>
+      <w:r>
+        <w:br/>
+        <w:t>""")</w:t>
+      </w:r>
+      <w:r>
+        <w:br/>
+        <w:t>Long getSinhVienGioi();</w:t>
+      </w:r>
+    </w:p>
+    <w:p>
+      <w:pPr>
+        <w:ind w:left="720"/>
+      </w:pPr>
+      <w:r>
+        <w:t>Từ khóa:</w:t>
+      </w:r>
+      <w:r>
+        <w:rPr>
+          <w:lang w:val="vi-VN"/>
+        </w:rPr>
+        <w:t xml:space="preserve"> </w:t>
+      </w:r>
+      <w:r>
+        <w:t>COUNT()</w:t>
+      </w:r>
+      <w:r>
+        <w:rPr>
+          <w:lang w:val="vi-VN"/>
+        </w:rPr>
+        <w:t xml:space="preserve"> </w:t>
+      </w:r>
+      <w:r>
+        <w:t>WHERE</w:t>
+      </w:r>
+    </w:p>
+    <w:p>
+      <w:pPr>
+        <w:ind w:left="720"/>
+      </w:pPr>
+      <w:r>
+        <w:pict w14:anchorId="0871135B">
+          <v:rect id="_x0000_i1051" style="width:0;height:1.5pt" o:hralign="center" o:hrstd="t" o:hr="t" fillcolor="#a0a0a0" stroked="f"/>
+        </w:pict>
+      </w:r>
+    </w:p>
+    <w:p>
+      <w:pPr>
+        <w:ind w:left="720"/>
+      </w:pPr>
+      <w:r>
+        <w:t>d. Điểm cao nhất</w:t>
+      </w:r>
+    </w:p>
+    <w:p>
+      <w:pPr>
+        <w:ind w:left="720"/>
+      </w:pPr>
+      <w:r>
+        <w:t>Method:</w:t>
+      </w:r>
+    </w:p>
+    <w:p>
+      <w:pPr>
+        <w:ind w:left="720"/>
+      </w:pPr>
+      <w:r>
+        <w:t>@Query("""</w:t>
+      </w:r>
+      <w:r>
+        <w:br/>
+        <w:t>SELECT MAX(s.dtb)</w:t>
+      </w:r>
+      <w:r>
+        <w:br/>
+        <w:t>FROM SinhVienEntity s</w:t>
+      </w:r>
+      <w:r>
+        <w:br/>
+        <w:t>""")</w:t>
+      </w:r>
+      <w:r>
+        <w:br/>
+        <w:t>Double getDiemCaoNhat();</w:t>
+      </w:r>
+    </w:p>
+    <w:p>
+      <w:pPr>
+        <w:ind w:left="720"/>
+        <w:rPr>
+          <w:lang w:val="vi-VN"/>
+        </w:rPr>
+      </w:pPr>
+      <w:r>
+        <w:t>Từ khóa:</w:t>
+      </w:r>
+      <w:r>
+        <w:rPr>
+          <w:lang w:val="vi-VN"/>
+        </w:rPr>
+        <w:t xml:space="preserve"> </w:t>
+      </w:r>
+      <w:r>
+        <w:t>MAX()</w:t>
+      </w:r>
+    </w:p>
+    <w:p>
+      <w:pPr>
+        <w:pStyle w:val="Heading3"/>
+      </w:pPr>
+      <w:r>
+        <w:t>SinhVienServiceImpl</w:t>
+      </w:r>
+    </w:p>
+    <w:p>
+      <w:pPr>
+        <w:ind w:left="720"/>
+      </w:pPr>
+      <w:r>
+        <w:t>Method:</w:t>
+      </w:r>
+      <w:r>
+        <w:rPr>
+          <w:lang w:val="vi-VN"/>
+        </w:rPr>
+        <w:t xml:space="preserve"> </w:t>
+      </w:r>
+      <w:r>
+        <w:t>dashBoard()</w:t>
+      </w:r>
+    </w:p>
+    <w:p>
+      <w:pPr>
+        <w:ind w:left="720"/>
+      </w:pPr>
+      <w:r>
+        <w:t>Flow:</w:t>
+      </w:r>
+      <w:r>
+        <w:rPr>
+          <w:lang w:val="vi-VN"/>
+        </w:rPr>
+        <w:t xml:space="preserve"> </w:t>
+      </w:r>
+      <w:r>
+        <w:t>Repository</w:t>
+      </w:r>
+      <w:r>
+        <w:rPr>
+          <w:lang w:val="vi-VN"/>
+        </w:rPr>
+        <w:t>-&gt;</w:t>
+      </w:r>
+      <w:r>
+        <w:t>COUNT</w:t>
+      </w:r>
+      <w:r>
+        <w:rPr>
+          <w:lang w:val="vi-VN"/>
+        </w:rPr>
+        <w:t>-&gt;</w:t>
+      </w:r>
+      <w:r>
+        <w:t>AVG</w:t>
+      </w:r>
+      <w:r>
+        <w:rPr>
+          <w:lang w:val="vi-VN"/>
+        </w:rPr>
+        <w:t>-&gt;</w:t>
+      </w:r>
+      <w:r>
+        <w:t>MAX</w:t>
+      </w:r>
+      <w:r>
+        <w:rPr>
+          <w:lang w:val="vi-VN"/>
+        </w:rPr>
+        <w:t>-&gt;</w:t>
+      </w:r>
+      <w:r>
+        <w:t>Dashboa</w:t>
+      </w:r>
+      <w:r>
+        <w:t>rdResponse</w:t>
+      </w:r>
+      <w:r>
+        <w:rPr>
+          <w:lang w:val="vi-VN"/>
+        </w:rPr>
+        <w:t>-&gt;</w:t>
+      </w:r>
+      <w:r>
+        <w:t>ApiResponse</w:t>
+      </w:r>
+    </w:p>
+    <w:p>
+      <w:pPr>
+        <w:ind w:left="720"/>
+      </w:pPr>
+      <w:r>
+        <w:t>Code tư duy:</w:t>
+      </w:r>
+    </w:p>
+    <w:p>
+      <w:pPr>
+        <w:ind w:left="720"/>
+      </w:pPr>
+      <w:r>
+        <w:t>response.setTongSinhVien(...)</w:t>
+      </w:r>
+    </w:p>
+    <w:p>
+      <w:pPr>
+        <w:ind w:left="720"/>
+      </w:pPr>
+      <w:r>
+        <w:t>response.setDtb(...)</w:t>
+      </w:r>
+    </w:p>
+    <w:p>
+      <w:pPr>
+        <w:ind w:left="720"/>
+      </w:pPr>
+      <w:r>
+        <w:t>response.setSinhVienGioi(...)</w:t>
+      </w:r>
+    </w:p>
+    <w:p>
+      <w:pPr>
+        <w:ind w:left="720"/>
+      </w:pPr>
+      <w:r>
+        <w:t>response.setDiemCaoNhat(...)</w:t>
+      </w:r>
+    </w:p>
+    <w:p>
+      <w:pPr>
+        <w:ind w:left="720"/>
+      </w:pPr>
+      <w:r>
+        <w:pict w14:anchorId="75003B6F">
+          <v:rect id="_x0000_i1052" style="width:0;height:1.5pt" o:hralign="center" o:hrstd="t" o:hr="t" fillcolor="#a0a0a0" stroked="f"/>
+        </w:pict>
+      </w:r>
+    </w:p>
+    <w:p>
+      <w:pPr>
+        <w:ind w:left="720"/>
+      </w:pPr>
+      <w:r>
+        <w:t>Lưu ý:</w:t>
+      </w:r>
+    </w:p>
+    <w:p>
+      <w:pPr>
+        <w:ind w:left="720"/>
+      </w:pPr>
+      <w:r>
+        <w:t>COUNT()</w:t>
+      </w:r>
+      <w:r>
+        <w:rPr>
+          <w:lang w:val="vi-VN"/>
+        </w:rPr>
+        <w:t xml:space="preserve"> </w:t>
+      </w:r>
+      <w:r>
+        <w:t>không trả null</w:t>
+      </w:r>
+    </w:p>
+    <w:p>
+      <w:pPr>
+        <w:ind w:left="720"/>
+      </w:pPr>
+      <w:r>
+        <w:t>AVG()</w:t>
+      </w:r>
+      <w:r>
+        <w:rPr>
+          <w:lang w:val="vi-VN"/>
+        </w:rPr>
+        <w:t xml:space="preserve"> </w:t>
+      </w:r>
+      <w:r>
+        <w:t>có thể trả null</w:t>
+      </w:r>
+    </w:p>
+    <w:p>
+      <w:pPr>
+        <w:ind w:left="720"/>
+      </w:pPr>
+      <w:r>
+        <w:t>MAX()</w:t>
+      </w:r>
+      <w:r>
+        <w:rPr>
+          <w:lang w:val="vi-VN"/>
+        </w:rPr>
+        <w:t xml:space="preserve"> </w:t>
+      </w:r>
+      <w:r>
+        <w:t>có thể trả null</w:t>
+      </w:r>
+    </w:p>
+    <w:p>
+      <w:pPr>
+        <w:pBdr>
+          <w:bottom w:val="double" w:sz="6" w:space="1" w:color="auto"/>
+        </w:pBdr>
+        <w:ind w:left="720"/>
+        <w:rPr>
+          <w:lang w:val="vi-VN"/>
+        </w:rPr>
+      </w:pPr>
+      <w:r>
+        <w:t>Nên:</w:t>
+      </w:r>
+      <w:r>
+        <w:rPr>
+          <w:lang w:val="vi-VN"/>
+        </w:rPr>
+        <w:t xml:space="preserve"> </w:t>
+      </w:r>
+      <w:r>
+        <w:t>AVG và MAX cần xử lý null.</w:t>
+      </w:r>
+    </w:p>
+    <w:p>
+      <w:pPr>
+        <w:pStyle w:val="Heading3"/>
+      </w:pPr>
+      <w:r>
+        <w:t>Controller</w:t>
+      </w:r>
+    </w:p>
+    <w:p>
+      <w:pPr>
+        <w:ind w:left="720"/>
+      </w:pPr>
+      <w:r>
+        <w:t>API:</w:t>
+      </w:r>
+      <w:r>
+        <w:rPr>
+          <w:lang w:val="vi-VN"/>
+        </w:rPr>
+        <w:t xml:space="preserve"> </w:t>
+      </w:r>
+      <w:r>
+        <w:t>GET /sinhvien/dashboard</w:t>
+      </w:r>
+    </w:p>
+    <w:p>
+      <w:pPr>
+        <w:pBdr>
+          <w:bottom w:val="double" w:sz="6" w:space="1" w:color="auto"/>
+        </w:pBdr>
+        <w:ind w:left="720"/>
+        <w:rPr>
+          <w:lang w:val="vi-VN"/>
+        </w:rPr>
+      </w:pPr>
+      <w:r>
+        <w:lastRenderedPageBreak/>
+        <w:t>Flow:</w:t>
+      </w:r>
+      <w:r>
+        <w:rPr>
+          <w:lang w:val="vi-VN"/>
+        </w:rPr>
+        <w:t xml:space="preserve"> </w:t>
+      </w:r>
+      <w:r>
+        <w:t>Frontend</w:t>
+      </w:r>
+      <w:r>
+        <w:rPr>
+          <w:lang w:val="vi-VN"/>
+        </w:rPr>
+        <w:t>-&gt;</w:t>
+      </w:r>
+      <w:r>
+        <w:t>Controller</w:t>
+      </w:r>
+      <w:r>
+        <w:rPr>
+          <w:lang w:val="vi-VN"/>
+        </w:rPr>
+        <w:t>-&gt;</w:t>
+      </w:r>
+      <w:r>
+        <w:t>Service</w:t>
+      </w:r>
+      <w:r>
+        <w:rPr>
+          <w:lang w:val="vi-VN"/>
+        </w:rPr>
+        <w:t>-&gt;</w:t>
+      </w:r>
+      <w:r>
+        <w:t>Repository</w:t>
+      </w:r>
+      <w:r>
+        <w:rPr>
+          <w:lang w:val="vi-VN"/>
+        </w:rPr>
+        <w:t>-&gt;</w:t>
+      </w:r>
+      <w:r>
+        <w:t>Database</w:t>
+      </w:r>
+    </w:p>
+    <w:p>
+      <w:pPr>
+        <w:pStyle w:val="Heading2"/>
+      </w:pPr>
+      <w:r>
+        <w:t>PHẦN 2 - FRONTEND</w:t>
+      </w:r>
+    </w:p>
+    <w:p>
+      <w:pPr>
+        <w:pStyle w:val="Heading3"/>
+      </w:pPr>
+      <w:r>
+        <w:t>dashboardService.js</w:t>
+      </w:r>
+    </w:p>
+    <w:p>
+      <w:pPr>
+        <w:ind w:left="720"/>
+      </w:pPr>
+      <w:r>
+        <w:t>Chức năng:</w:t>
+      </w:r>
+      <w:r>
+        <w:rPr>
+          <w:lang w:val="vi-VN"/>
+        </w:rPr>
+        <w:t xml:space="preserve"> </w:t>
+      </w:r>
+      <w:r>
+        <w:t>Gọi API Dashboard.</w:t>
+      </w:r>
+    </w:p>
+    <w:p>
+      <w:pPr>
+        <w:ind w:left="720"/>
+      </w:pPr>
+      <w:r>
+        <w:t>Method:</w:t>
+      </w:r>
+      <w:r>
+        <w:rPr>
+          <w:lang w:val="vi-VN"/>
+        </w:rPr>
+        <w:t xml:space="preserve"> </w:t>
+      </w:r>
+      <w:r>
+        <w:t>getDashboard()</w:t>
+      </w:r>
+    </w:p>
+    <w:p>
+      <w:pPr>
+        <w:pBdr>
+          <w:bottom w:val="double" w:sz="6" w:space="1" w:color="auto"/>
+        </w:pBdr>
+        <w:ind w:left="720"/>
+        <w:rPr>
+          <w:lang w:val="vi-VN"/>
+        </w:rPr>
+      </w:pPr>
+      <w:r>
+        <w:t>Flow:</w:t>
+      </w:r>
+      <w:r>
+        <w:rPr>
+          <w:lang w:val="vi-VN"/>
+        </w:rPr>
+        <w:t xml:space="preserve"> </w:t>
+      </w:r>
+      <w:r>
+        <w:t>React</w:t>
+      </w:r>
+      <w:r>
+        <w:rPr>
+          <w:lang w:val="vi-VN"/>
+        </w:rPr>
+        <w:t xml:space="preserve"> -&gt; </w:t>
+      </w:r>
+      <w:r>
+        <w:t>Axios</w:t>
+      </w:r>
+      <w:r>
+        <w:rPr>
+          <w:lang w:val="vi-VN"/>
+        </w:rPr>
+        <w:t xml:space="preserve"> -&gt; </w:t>
+      </w:r>
+      <w:r>
+        <w:t>GET /sinhvien/dashboard</w:t>
+      </w:r>
+    </w:p>
+    <w:p>
+      <w:pPr>
+        <w:pStyle w:val="Heading3"/>
+      </w:pPr>
+      <w:r>
+        <w:t>useDashboardQuery</w:t>
+      </w:r>
+    </w:p>
+    <w:p>
+      <w:pPr>
+        <w:ind w:left="720"/>
+      </w:pPr>
+      <w:r>
+        <w:t>Chức năng:</w:t>
+      </w:r>
+      <w:r>
+        <w:rPr>
+          <w:lang w:val="vi-VN"/>
+        </w:rPr>
+        <w:t xml:space="preserve"> </w:t>
+      </w:r>
+      <w:r>
+        <w:t>React Query lấy dữ liệu Dashboard.</w:t>
+      </w:r>
+    </w:p>
+    <w:p>
+      <w:pPr>
+        <w:ind w:left="720"/>
+      </w:pPr>
+      <w:r>
+        <w:t>Query Key:['dashboard']</w:t>
+      </w:r>
+    </w:p>
+    <w:p>
+      <w:pPr>
+        <w:ind w:left="720"/>
+      </w:pPr>
+      <w:r>
+        <w:t>Tư duy:</w:t>
+      </w:r>
+      <w:r>
+        <w:rPr>
+          <w:lang w:val="vi-VN"/>
+        </w:rPr>
+        <w:t xml:space="preserve"> </w:t>
+      </w:r>
+      <w:r>
+        <w:t>Dashboard không có:</w:t>
+      </w:r>
+      <w:r>
+        <w:rPr>
+          <w:lang w:val="vi-VN"/>
+        </w:rPr>
+        <w:t xml:space="preserve"> </w:t>
+      </w:r>
+      <w:r>
+        <w:t>page</w:t>
+      </w:r>
+      <w:r>
+        <w:rPr>
+          <w:lang w:val="vi-VN"/>
+        </w:rPr>
+        <w:t xml:space="preserve">, </w:t>
+      </w:r>
+      <w:r>
+        <w:t>size</w:t>
+      </w:r>
+      <w:r>
+        <w:rPr>
+          <w:lang w:val="vi-VN"/>
+        </w:rPr>
+        <w:t xml:space="preserve">, </w:t>
+      </w:r>
+      <w:r>
+        <w:t>keyword</w:t>
+      </w:r>
+    </w:p>
+    <w:p>
+      <w:pPr>
+        <w:pBdr>
+          <w:bottom w:val="double" w:sz="6" w:space="1" w:color="auto"/>
+        </w:pBdr>
+        <w:ind w:left="720"/>
+        <w:rPr>
+          <w:lang w:val="vi-VN"/>
+        </w:rPr>
+      </w:pPr>
+      <w:r>
+        <w:t>Nên chỉ cần:['dashboard']</w:t>
+      </w:r>
+    </w:p>
+    <w:p>
+      <w:pPr>
+        <w:pStyle w:val="Heading3"/>
+      </w:pPr>
+      <w:r>
+        <w:t>AdminPage</w:t>
+      </w:r>
+    </w:p>
+    <w:p>
+      <w:pPr>
+        <w:ind w:left="720"/>
+      </w:pPr>
+      <w:r>
+        <w:t>Flow:</w:t>
+      </w:r>
+      <w:r>
+        <w:rPr>
+          <w:lang w:val="vi-VN"/>
+        </w:rPr>
+        <w:t xml:space="preserve"> </w:t>
+      </w:r>
+      <w:r>
+        <w:t>useDashboardQuery()</w:t>
+      </w:r>
+      <w:r>
+        <w:rPr>
+          <w:lang w:val="vi-VN"/>
+        </w:rPr>
+        <w:t>-&gt;</w:t>
+      </w:r>
+      <w:r>
+        <w:t>data</w:t>
+      </w:r>
+      <w:r>
+        <w:rPr>
+          <w:lang w:val="vi-VN"/>
+        </w:rPr>
+        <w:t>-&gt;</w:t>
+      </w:r>
+      <w:r>
+        <w:t>cards[]</w:t>
+      </w:r>
+      <w:r>
+        <w:rPr>
+          <w:lang w:val="vi-VN"/>
+        </w:rPr>
+        <w:t>-&gt;</w:t>
+      </w:r>
+      <w:r>
+        <w:t>map()</w:t>
+      </w:r>
+      <w:r>
+        <w:rPr>
+          <w:lang w:val="vi-VN"/>
+        </w:rPr>
+        <w:t>-&gt;</w:t>
+      </w:r>
+      <w:r>
+        <w:t>DashboardCard</w:t>
+      </w:r>
+    </w:p>
+    <w:p>
+      <w:pPr>
+        <w:ind w:left="720"/>
+      </w:pPr>
+      <w:r>
+        <w:t>Tư duy Senior:</w:t>
+      </w:r>
+    </w:p>
+    <w:p>
+      <w:pPr>
+        <w:ind w:left="720"/>
+      </w:pPr>
+      <w:r>
+        <w:t>Không viết:</w:t>
+      </w:r>
+      <w:r>
+        <w:rPr>
+          <w:lang w:val="vi-VN"/>
+        </w:rPr>
+        <w:t xml:space="preserve"> </w:t>
+      </w:r>
+      <w:r>
+        <w:t>Nhiều lần.</w:t>
+      </w:r>
+    </w:p>
+    <w:p>
+      <w:pPr>
+        <w:ind w:left="720"/>
+      </w:pPr>
+      <w:r>
+        <w:t>Nên tạo:</w:t>
+      </w:r>
+      <w:r>
+        <w:rPr>
+          <w:lang w:val="vi-VN"/>
+        </w:rPr>
+        <w:t xml:space="preserve"> </w:t>
+      </w:r>
+      <w:r>
+        <w:t>const cards = [...]</w:t>
+      </w:r>
+    </w:p>
+    <w:p>
+      <w:pPr>
+        <w:pBdr>
+          <w:bottom w:val="double" w:sz="6" w:space="1" w:color="auto"/>
+        </w:pBdr>
+        <w:ind w:left="720"/>
+      </w:pPr>
+      <w:r>
+        <w:t>rồi:</w:t>
+      </w:r>
+      <w:r>
+        <w:rPr>
+          <w:lang w:val="vi-VN"/>
+        </w:rPr>
+        <w:t xml:space="preserve"> </w:t>
+      </w:r>
+      <w:r>
+        <w:t>cards.map(...)</w:t>
+      </w:r>
+    </w:p>
+    <w:p>
+      <w:pPr>
+        <w:pStyle w:val="Heading3"/>
+      </w:pPr>
+      <w:r>
+        <w:t>DashboardCard</w:t>
+      </w:r>
+    </w:p>
+    <w:p>
+      <w:pPr>
+        <w:ind w:left="720"/>
+      </w:pPr>
+      <w:r>
+        <w:t>Props:</w:t>
+      </w:r>
+      <w:r>
+        <w:rPr>
+          <w:lang w:val="vi-VN"/>
+        </w:rPr>
+        <w:t xml:space="preserve"> </w:t>
+      </w:r>
+      <w:r>
+        <w:t>title</w:t>
+      </w:r>
+      <w:r>
+        <w:rPr>
+          <w:lang w:val="vi-VN"/>
+        </w:rPr>
+        <w:t xml:space="preserve">, </w:t>
+      </w:r>
+      <w:r>
+        <w:t>value</w:t>
+      </w:r>
+      <w:r>
+        <w:rPr>
+          <w:lang w:val="vi-VN"/>
+        </w:rPr>
+        <w:t xml:space="preserve">, </w:t>
+      </w:r>
+      <w:r>
+        <w:t>icon</w:t>
+      </w:r>
+      <w:r>
+        <w:rPr>
+          <w:lang w:val="vi-VN"/>
+        </w:rPr>
+        <w:t xml:space="preserve">, </w:t>
+      </w:r>
+      <w:r>
+        <w:t>color</w:t>
+      </w:r>
+    </w:p>
+    <w:p>
+      <w:pPr>
+        <w:ind w:left="720"/>
+      </w:pPr>
+      <w:r>
+        <w:t>Ví dụ:</w:t>
+      </w:r>
+    </w:p>
+    <w:p>
+      <w:pPr>
+        <w:pBdr>
+          <w:bottom w:val="double" w:sz="6" w:space="1" w:color="auto"/>
+        </w:pBdr>
+        <w:ind w:left="720"/>
+      </w:pPr>
+      <w:r>
+        <w:t>&lt;DashboardCard</w:t>
+      </w:r>
+      <w:r>
+        <w:br/>
+        <w:t>title="Tổng số sinh viên"</w:t>
+      </w:r>
+      <w:r>
+        <w:br/>
+        <w:t>value={11}</w:t>
+      </w:r>
+      <w:r>
+        <w:br/>
+        <w:t>icon={}</w:t>
+      </w:r>
+      <w:r>
+        <w:br/>
+        <w:t>color="#3b82f6"</w:t>
+      </w:r>
+      <w:r>
+        <w:br/>
+        <w:t>/&gt;</w:t>
+      </w:r>
+    </w:p>
+    <w:p>
+      <w:pPr>
+        <w:pStyle w:val="Heading3"/>
+      </w:pPr>
+      <w:r>
+        <w:t>Dashboard Grid</w:t>
+      </w:r>
+    </w:p>
+    <w:p>
+      <w:pPr>
+        <w:spacing w:after="120" w:line="240" w:lineRule="auto"/>
+        <w:ind w:left="720"/>
+      </w:pPr>
+      <w:r>
+        <w:t>CSS:</w:t>
+      </w:r>
+    </w:p>
+    <w:p>
+      <w:pPr>
+        <w:spacing w:after="120" w:line="240" w:lineRule="auto"/>
+        <w:ind w:left="720"/>
+      </w:pPr>
+      <w:r>
+        <w:t>display:grid</w:t>
+      </w:r>
+    </w:p>
+    <w:p>
+      <w:pPr>
+        <w:spacing w:after="120" w:line="240" w:lineRule="auto"/>
+        <w:ind w:left="720"/>
+      </w:pPr>
+      <w:r>
+        <w:t>grid-template-columns:</w:t>
+      </w:r>
+      <w:r>
+        <w:t xml:space="preserve"> </w:t>
+      </w:r>
+      <w:r>
+        <w:t>repeat(auto-fit,minmax(260px,1fr))</w:t>
+      </w:r>
+    </w:p>
+    <w:p>
+      <w:pPr>
+        <w:spacing w:after="120" w:line="240" w:lineRule="auto"/>
+        <w:ind w:left="720"/>
+      </w:pPr>
+      <w:r>
+        <w:t>gap:24px</w:t>
+      </w:r>
+    </w:p>
+    <w:p>
+      <w:pPr>
+        <w:spacing w:after="120" w:line="240" w:lineRule="auto"/>
+        <w:ind w:left="720"/>
+      </w:pPr>
+      <w:r>
+        <w:lastRenderedPageBreak/>
+        <w:t>Tư duy:</w:t>
+      </w:r>
+    </w:p>
+    <w:p>
+      <w:pPr>
+        <w:spacing w:after="120" w:line="240" w:lineRule="auto"/>
+        <w:ind w:left="720"/>
+      </w:pPr>
+      <w:r>
+        <w:t>Desktop:</w:t>
+      </w:r>
+      <w:r>
+        <w:t xml:space="preserve"> </w:t>
+      </w:r>
+      <w:r>
+        <w:t>4 card</w:t>
+      </w:r>
+    </w:p>
+    <w:p>
+      <w:pPr>
+        <w:spacing w:after="120" w:line="240" w:lineRule="auto"/>
+        <w:ind w:left="720"/>
+      </w:pPr>
+      <w:r>
+        <w:t>Laptop:</w:t>
+      </w:r>
+      <w:r>
+        <w:t xml:space="preserve"> </w:t>
+      </w:r>
+      <w:r>
+        <w:t>2 card</w:t>
+      </w:r>
+    </w:p>
+    <w:p>
+      <w:pPr>
+        <w:spacing w:after="120" w:line="240" w:lineRule="auto"/>
+        <w:ind w:left="720"/>
+      </w:pPr>
+      <w:r>
+        <w:t>Mobile:</w:t>
+      </w:r>
+      <w:r>
+        <w:t xml:space="preserve"> </w:t>
+      </w:r>
+      <w:r>
+        <w:t>1 card</w:t>
+      </w:r>
+    </w:p>
+    <w:p>
+      <w:pPr>
+        <w:pBdr>
+          <w:bottom w:val="double" w:sz="6" w:space="1" w:color="auto"/>
+        </w:pBdr>
+        <w:spacing w:after="120" w:line="240" w:lineRule="auto"/>
+        <w:ind w:left="720"/>
+      </w:pPr>
+      <w:r>
+        <w:t>Không cần media query.</w:t>
+      </w:r>
+    </w:p>
+    <w:p>
+      <w:pPr>
+        <w:pStyle w:val="Heading2"/>
+      </w:pPr>
+      <w:r>
+        <w:t>NHỮNG ĐIỀU</w:t>
+      </w:r>
+      <w:r>
+        <w:rPr>
+          <w:lang w:val="vi-VN"/>
+        </w:rPr>
+        <w:t xml:space="preserve"> </w:t>
+      </w:r>
+      <w:r>
+        <w:t>LUÔN NHỚ</w:t>
+      </w:r>
+    </w:p>
+    <w:p>
+      <w:pPr>
+        <w:pStyle w:val="Heading3"/>
+        <w:numPr>
+          <w:ilvl w:val="0"/>
+          <w:numId w:val="22"/>
+        </w:numPr>
+      </w:pPr>
+      <w:r>
+        <w:t>COUNT</w:t>
+      </w:r>
+      <w:r>
+        <w:rPr>
+          <w:lang w:val="vi-VN"/>
+        </w:rPr>
+        <w:t xml:space="preserve"> </w:t>
+      </w:r>
+      <w:r>
+        <w:t>SUM</w:t>
+      </w:r>
+      <w:r>
+        <w:rPr>
+          <w:lang w:val="vi-VN"/>
+        </w:rPr>
+        <w:t xml:space="preserve"> </w:t>
+      </w:r>
+      <w:r>
+        <w:t>AVG</w:t>
+      </w:r>
+      <w:r>
+        <w:rPr>
+          <w:lang w:val="vi-VN"/>
+        </w:rPr>
+        <w:t xml:space="preserve"> </w:t>
+      </w:r>
+      <w:r>
+        <w:t>MIN</w:t>
+      </w:r>
+      <w:r>
+        <w:rPr>
+          <w:lang w:val="vi-VN"/>
+        </w:rPr>
+        <w:t xml:space="preserve"> </w:t>
+      </w:r>
+      <w:r>
+        <w:t>MAX</w:t>
+      </w:r>
+    </w:p>
+    <w:p>
+      <w:pPr>
+        <w:ind w:left="720"/>
+      </w:pPr>
+      <w:r>
+        <w:t>=&gt; Để Database xử lý.</w:t>
+      </w:r>
+    </w:p>
+    <w:p>
+      <w:pPr>
+        <w:ind w:left="720"/>
+      </w:pPr>
+      <w:r>
+        <w:t>Không load toàn bộ dữ liệu về Java.</w:t>
+      </w:r>
+    </w:p>
+    <w:p>
+      <w:pPr>
+        <w:ind w:left="720"/>
+      </w:pPr>
+      <w:r>
+        <w:pict w14:anchorId="24F50611">
+          <v:rect id="_x0000_i1053" style="width:0;height:1.5pt" o:hralign="center" o:hrstd="t" o:hr="t" fillcolor="#a0a0a0" stroked="f"/>
+        </w:pict>
+      </w:r>
+    </w:p>
+    <w:p>
+      <w:pPr>
+        <w:pStyle w:val="Heading3"/>
+      </w:pPr>
+      <w:r>
+        <w:t>Dashboard là nơi học Aggregate Query tốt nhất.</w:t>
+      </w:r>
+    </w:p>
+    <w:p>
+      <w:pPr>
+        <w:ind w:left="720"/>
+      </w:pPr>
+      <w:r>
+        <w:pict w14:anchorId="66F66DA6">
+          <v:rect id="_x0000_i1054" style="width:0;height:1.5pt" o:hralign="center" o:hrstd="t" o:hr="t" fillcolor="#a0a0a0" stroked="f"/>
+        </w:pict>
+      </w:r>
+    </w:p>
+    <w:p>
+      <w:pPr>
+        <w:pStyle w:val="Heading3"/>
+      </w:pPr>
+      <w:r>
+        <w:t>Frontend chỉ hiển thị</w:t>
+      </w:r>
+      <w:r>
+        <w:rPr>
+          <w:lang w:val="vi-VN"/>
+        </w:rPr>
+        <w:t xml:space="preserve"> </w:t>
+      </w:r>
+      <w:r>
+        <w:t>Backend mới là nơi tính toán.</w:t>
+      </w:r>
+    </w:p>
+    <w:p>
+      <w:pPr>
+        <w:ind w:left="720"/>
+      </w:pPr>
+      <w:r>
+        <w:pict w14:anchorId="16D97158">
+          <v:rect id="_x0000_i1055" style="width:0;height:1.5pt" o:hralign="center" o:hrstd="t" o:hr="t" fillcolor="#a0a0a0" stroked="f"/>
+        </w:pict>
+      </w:r>
+    </w:p>
+    <w:p>
+      <w:pPr>
+        <w:pStyle w:val="Heading3"/>
+      </w:pPr>
+      <w:r>
+        <w:t>Repository</w:t>
+      </w:r>
+      <w:r>
+        <w:rPr>
+          <w:lang w:val="vi-VN"/>
+        </w:rPr>
+        <w:t>-&gt;</w:t>
+      </w:r>
+      <w:r>
+        <w:t>Service</w:t>
+      </w:r>
+      <w:r>
+        <w:rPr>
+          <w:lang w:val="vi-VN"/>
+        </w:rPr>
+        <w:t>-&gt;</w:t>
+      </w:r>
+      <w:r>
+        <w:t>Controller</w:t>
+      </w:r>
+      <w:r>
+        <w:rPr>
+          <w:lang w:val="vi-VN"/>
+        </w:rPr>
+        <w:t>-&gt;</w:t>
+      </w:r>
+      <w:r>
+        <w:t>Axios</w:t>
+      </w:r>
+      <w:r>
+        <w:rPr>
+          <w:lang w:val="vi-VN"/>
+        </w:rPr>
+        <w:t>-&gt;</w:t>
+      </w:r>
+      <w:r>
+        <w:t xml:space="preserve">React </w:t>
+      </w:r>
+      <w:r>
+        <w:t>Query</w:t>
+      </w:r>
+      <w:r>
+        <w:rPr>
+          <w:lang w:val="vi-VN"/>
+        </w:rPr>
+        <w:t>-&gt;</w:t>
+      </w:r>
+      <w:r>
+        <w:t>Page</w:t>
+      </w:r>
+      <w:r>
+        <w:rPr>
+          <w:lang w:val="vi-VN"/>
+        </w:rPr>
+        <w:t>-&gt;</w:t>
+      </w:r>
+      <w:r>
+        <w:t>Component</w:t>
+      </w:r>
+    </w:p>
+    <w:p>
+      <w:pPr>
+        <w:ind w:left="720"/>
+      </w:pPr>
+      <w:r>
+        <w:pict w14:anchorId="2EDDEFFF">
+          <v:rect id="_x0000_i1056" style="width:0;height:1.5pt" o:hralign="center" o:hrstd="t" o:hr="t" fillcolor="#a0a0a0" stroked="f"/>
+        </w:pict>
+      </w:r>
+    </w:p>
+    <w:p>
+      <w:pPr>
+        <w:pStyle w:val="Heading3"/>
+      </w:pPr>
+      <w:r>
+        <w:t>Map dữ liệu tốt hơn copy nhiều component giống nhau.</w:t>
+      </w:r>
+    </w:p>
+    <w:p>
+      <w:pPr>
+        <w:ind w:left="720"/>
+      </w:pPr>
+      <w:r>
+        <w:pict w14:anchorId="134CD7DD">
+          <v:rect id="_x0000_i1057" style="width:0;height:1.5pt" o:hralign="center" o:hrstd="t" o:hr="t" fillcolor="#a0a0a0" stroked="f"/>
+        </w:pict>
+      </w:r>
+    </w:p>
+    <w:p>
+      <w:pPr>
+        <w:pStyle w:val="Heading3"/>
+        <w:pBdr>
+          <w:bottom w:val="double" w:sz="6" w:space="1" w:color="auto"/>
+        </w:pBdr>
+      </w:pPr>
+      <w:r>
+        <w:t>DashboardCard là Component.cards là Data.Không trộn Data và UI vào nhau.</w:t>
+      </w:r>
+    </w:p>
+    <w:p>
+      <w:pPr>
+        <w:pStyle w:val="Heading2"/>
+      </w:pPr>
+      <w:r>
+        <w:t>SƠ ĐỒ NHỚ NHANH</w:t>
+      </w:r>
+    </w:p>
+    <w:p>
+      <w:pPr>
+        <w:ind w:left="720"/>
+      </w:pPr>
+      <w:r>
+        <w:t>Database</w:t>
+      </w:r>
+      <w:r>
+        <w:rPr>
+          <w:lang w:val="vi-VN"/>
+        </w:rPr>
+        <w:t>-&gt;</w:t>
+      </w:r>
+      <w:r>
+        <w:t>COUNT</w:t>
+      </w:r>
+      <w:r>
+        <w:rPr>
+          <w:lang w:val="vi-VN"/>
+        </w:rPr>
+        <w:t>,</w:t>
+      </w:r>
+      <w:r>
+        <w:t>AVG</w:t>
+      </w:r>
+      <w:r>
+        <w:rPr>
+          <w:lang w:val="vi-VN"/>
+        </w:rPr>
+        <w:t>,</w:t>
+      </w:r>
+      <w:r>
+        <w:t>MAX</w:t>
+      </w:r>
+      <w:r>
+        <w:rPr>
+          <w:lang w:val="vi-VN"/>
+        </w:rPr>
+        <w:t>-&gt;</w:t>
+      </w:r>
+      <w:r>
+        <w:t>Repository</w:t>
+      </w:r>
+      <w:r>
+        <w:rPr>
+          <w:lang w:val="vi-VN"/>
+        </w:rPr>
+        <w:t>-&gt;</w:t>
+      </w:r>
+      <w:r>
+        <w:t>Dashboa</w:t>
+      </w:r>
+      <w:r>
+        <w:t>rdResponse</w:t>
+      </w:r>
+      <w:r>
+        <w:rPr>
+          <w:lang w:val="vi-VN"/>
+        </w:rPr>
+        <w:t>-&gt;</w:t>
+      </w:r>
+      <w:r>
+        <w:t>GET /sinhvien/</w:t>
+      </w:r>
+      <w:r>
+        <w:t>dashboard</w:t>
+      </w:r>
+      <w:r>
+        <w:rPr>
+          <w:lang w:val="vi-VN"/>
+        </w:rPr>
+        <w:t>-&gt;</w:t>
+      </w:r>
+      <w:r>
+        <w:t>dashbo</w:t>
+      </w:r>
+      <w:r>
+        <w:t>ardService</w:t>
+      </w:r>
+      <w:r>
+        <w:rPr>
+          <w:lang w:val="vi-VN"/>
+        </w:rPr>
+        <w:t>-&gt;</w:t>
+      </w:r>
+      <w:r>
+        <w:t>useDash</w:t>
+      </w:r>
+      <w:r>
+        <w:t>boardQuery</w:t>
+      </w:r>
+      <w:r>
+        <w:rPr>
+          <w:lang w:val="vi-VN"/>
+        </w:rPr>
+        <w:t>-&gt;</w:t>
+      </w:r>
+      <w:r>
+        <w:t>cards[]</w:t>
+      </w:r>
+      <w:r>
+        <w:rPr>
+          <w:lang w:val="vi-VN"/>
+        </w:rPr>
+        <w:t>-&gt;</w:t>
+      </w:r>
+      <w:r>
+        <w:t>map()</w:t>
+      </w:r>
+      <w:r>
+        <w:rPr>
+          <w:lang w:val="vi-VN"/>
+        </w:rPr>
+        <w:t xml:space="preserve">-&gt; </w:t>
+      </w:r>
+      <w:r>
+        <w:t>Das</w:t>
+      </w:r>
+      <w:r>
+        <w:t>hboardCard</w:t>
+      </w:r>
+      <w:r>
+        <w:rPr>
+          <w:lang w:val="vi-VN"/>
+        </w:rPr>
+        <w:t>-&gt;</w:t>
+      </w:r>
+      <w:r>
+        <w:t>Dashboard UI</w:t>
+      </w:r>
+    </w:p>
+    <w:p>
+      <w:r>
+        <w:br w:type="page"/>
+      </w:r>
+    </w:p>
+    <w:p>
+      <w:pPr>
+        <w:pStyle w:val="Heading1"/>
+      </w:pPr>
+      <w:r>
+        <w:lastRenderedPageBreak/>
+        <w:t>DASHBOARD LAYOUT</w:t>
+      </w:r>
+    </w:p>
+    <w:p>
+      <w:pPr>
+        <w:ind w:left="720"/>
+      </w:pPr>
+      <w:r>
+        <w:t>1.Link</w:t>
+      </w:r>
+      <w:r>
+        <w:rPr>
+          <w:lang w:val="vi-VN"/>
+        </w:rPr>
+        <w:t xml:space="preserve"> : </w:t>
+      </w:r>
+      <w:r>
+        <w:t>Không biết menu nào active</w:t>
+      </w:r>
+    </w:p>
+    <w:p>
+      <w:pPr>
+        <w:ind w:left="720"/>
+      </w:pPr>
+      <w:r>
+        <w:t>2.NavLink</w:t>
+      </w:r>
+      <w:r>
+        <w:rPr>
+          <w:lang w:val="vi-VN"/>
+        </w:rPr>
+        <w:t xml:space="preserve"> : </w:t>
+      </w:r>
+      <w:r>
+        <w:t>Tự biết active route</w:t>
+      </w:r>
+    </w:p>
+    <w:p>
+      <w:pPr>
+        <w:ind w:left="720"/>
+      </w:pPr>
+      <w:r>
+        <w:t>3.</w:t>
+      </w:r>
+      <w:r>
+        <w:t>Sidebar</w:t>
+      </w:r>
+      <w:r>
+        <w:rPr>
+          <w:lang w:val="vi-VN"/>
+        </w:rPr>
+        <w:t xml:space="preserve">: </w:t>
+      </w:r>
+      <w:r>
+        <w:t>Icon + Text</w:t>
+      </w:r>
+    </w:p>
+    <w:p>
+      <w:pPr>
+        <w:ind w:left="720"/>
+      </w:pPr>
+      <w:r>
+        <w:t>4.Menu</w:t>
+      </w:r>
+      <w:r>
+        <w:rPr>
+          <w:lang w:val="vi-VN"/>
+        </w:rPr>
+        <w:t xml:space="preserve"> : </w:t>
+      </w:r>
+      <w:r>
+        <w:t>Hover</w:t>
+      </w:r>
+    </w:p>
+    <w:p>
+      <w:pPr>
+        <w:ind w:left="720"/>
+      </w:pPr>
+      <w:r>
+        <w:t>5.Menu</w:t>
+      </w:r>
+      <w:r>
+        <w:rPr>
+          <w:lang w:val="vi-VN"/>
+        </w:rPr>
+        <w:t xml:space="preserve"> </w:t>
+      </w:r>
+      <w:r>
+        <w:t>Active State</w:t>
+      </w:r>
+    </w:p>
+    <w:p>
+      <w:pPr>
+        <w:ind w:left="720"/>
+        <w:rPr>
+          <w:lang w:val="vi-VN"/>
+        </w:rPr>
+      </w:pPr>
+      <w:r>
+        <w:t>=&gt; Chuẩn dashboard admin</w:t>
+      </w:r>
+    </w:p>
+    <w:p>
+      <w:pPr>
+        <w:pStyle w:val="Heading1"/>
+      </w:pPr>
+      <w:r>
+        <w:t>DASHBOARD - TOP 5 SINH VIÊN</w:t>
+      </w:r>
+    </w:p>
+    <w:p>
+      <w:pPr>
+        <w:numPr>
+          <w:ilvl w:val="0"/>
+          <w:numId w:val="2"/>
+        </w:numPr>
+      </w:pPr>
+      <w:r>
+        <w:rPr>
+          <w:b/>
+          <w:bCs/>
+        </w:rPr>
+        <w:t>Mục tiêu</w:t>
+      </w:r>
+      <w:r>
+        <w:rPr>
+          <w:b/>
+          <w:bCs/>
+          <w:lang w:val="vi-VN"/>
+        </w:rPr>
+        <w:t xml:space="preserve"> : </w:t>
+      </w:r>
+      <w:r>
+        <w:t>Hiển thị 5 sinh viên có điểm trung bình cao nhất trên Dashboard.</w:t>
+      </w:r>
+    </w:p>
+    <w:p>
+      <w:pPr>
+        <w:ind w:left="720"/>
+      </w:pPr>
+      <w:r>
+        <w:pict w14:anchorId="014FA217">
+          <v:rect id="_x0000_i1136" style="width:0;height:1.5pt" o:hralign="center" o:hrstd="t" o:hr="t" fillcolor="#a0a0a0" stroked="f"/>
+        </w:pict>
+      </w:r>
+    </w:p>
+    <w:p>
+      <w:pPr>
+        <w:pStyle w:val="Heading2"/>
+      </w:pPr>
+      <w:r>
+        <w:t>Backend</w:t>
+      </w:r>
+    </w:p>
+    <w:p>
+      <w:pPr>
+        <w:pStyle w:val="Heading3"/>
+        <w:numPr>
+          <w:ilvl w:val="0"/>
+          <w:numId w:val="23"/>
+        </w:numPr>
+      </w:pPr>
+      <w:r>
+        <w:t>Repository</w:t>
+      </w:r>
+    </w:p>
+    <w:p>
+      <w:pPr>
+        <w:ind w:left="720"/>
+      </w:pPr>
+      <w:r>
+        <w:t>List&lt;SinhVienEntity&gt; findTop5ByOrderByDtbDesc();</w:t>
+      </w:r>
+    </w:p>
+    <w:p>
+      <w:pPr>
+        <w:ind w:left="720"/>
+      </w:pPr>
+      <w:r>
+        <w:t>Ý nghĩa:</w:t>
+      </w:r>
+      <w:r>
+        <w:rPr>
+          <w:lang w:val="vi-VN"/>
+        </w:rPr>
+        <w:t xml:space="preserve"> </w:t>
+      </w:r>
+      <w:r>
+        <w:t xml:space="preserve">Top </w:t>
+      </w:r>
+      <w:r>
+        <w:t>5</w:t>
+      </w:r>
+      <w:r>
+        <w:rPr>
+          <w:lang w:val="vi-VN"/>
+        </w:rPr>
+        <w:t>-&gt;</w:t>
+      </w:r>
+      <w:r>
+        <w:t xml:space="preserve">Sắp xếp DTB giảm </w:t>
+      </w:r>
+      <w:r>
+        <w:t>dần</w:t>
+      </w:r>
+      <w:r>
+        <w:rPr>
+          <w:lang w:val="vi-VN"/>
+        </w:rPr>
+        <w:t>-&gt;</w:t>
+      </w:r>
+      <w:r>
+        <w:t>Lấy 5 bản ghi đầu tiên</w:t>
+      </w:r>
+    </w:p>
+    <w:p>
+      <w:pPr>
+        <w:ind w:left="720"/>
+      </w:pPr>
+      <w:r>
+        <w:pict w14:anchorId="6709EA66">
+          <v:rect id="_x0000_i1137" style="width:0;height:1.5pt" o:hralign="center" o:hrstd="t" o:hr="t" fillcolor="#a0a0a0" stroked="f"/>
+        </w:pict>
+      </w:r>
+    </w:p>
+    <w:p>
+      <w:pPr>
+        <w:pStyle w:val="Heading3"/>
+      </w:pPr>
+      <w:r>
+        <w:t>DTO</w:t>
+      </w:r>
+    </w:p>
+    <w:p>
+      <w:pPr>
+        <w:ind w:left="720"/>
+      </w:pPr>
+      <w:r>
+        <w:t>TopSinhVienResponse</w:t>
+      </w:r>
+    </w:p>
+    <w:p>
+      <w:pPr>
+        <w:ind w:left="720"/>
+      </w:pPr>
+      <w:r>
+        <w:t>private String ten;</w:t>
+      </w:r>
+    </w:p>
+    <w:p>
+      <w:pPr>
+        <w:ind w:left="720"/>
+      </w:pPr>
+      <w:r>
+        <w:t>private Double dtb;</w:t>
+      </w:r>
+    </w:p>
+    <w:p>
+      <w:pPr>
+        <w:ind w:left="720"/>
+      </w:pPr>
+      <w:r>
+        <w:pict w14:anchorId="0272450B">
+          <v:rect id="_x0000_i1138" style="width:0;height:1.5pt" o:hralign="center" o:hrstd="t" o:hr="t" fillcolor="#a0a0a0" stroked="f"/>
+        </w:pict>
+      </w:r>
+    </w:p>
+    <w:p>
+      <w:pPr>
+        <w:pStyle w:val="Heading3"/>
+      </w:pPr>
+      <w:r>
+        <w:t>Service</w:t>
+      </w:r>
+    </w:p>
+    <w:p>
+      <w:pPr>
+        <w:ind w:left="720"/>
+      </w:pPr>
+      <w:r>
+        <w:t>Flow:</w:t>
+      </w:r>
+    </w:p>
+    <w:p>
+      <w:pPr>
+        <w:ind w:left="720"/>
+      </w:pPr>
+      <w:r>
+        <w:t>Repository</w:t>
+      </w:r>
+      <w:r>
+        <w:rPr>
+          <w:lang w:val="vi-VN"/>
+        </w:rPr>
+        <w:t>-&gt;</w:t>
+      </w:r>
+      <w:r>
+        <w:t>findTop5ByOrderByDtbDesc()</w:t>
+      </w:r>
+      <w:r>
+        <w:rPr>
+          <w:lang w:val="vi-VN"/>
+        </w:rPr>
+        <w:t>-&gt;</w:t>
+      </w:r>
+      <w:r>
+        <w:t>List&lt;SinhVienEntity&gt;</w:t>
+      </w:r>
+      <w:r>
+        <w:rPr>
+          <w:lang w:val="vi-VN"/>
+        </w:rPr>
+        <w:t>-&gt;</w:t>
+      </w:r>
+      <w:r>
+        <w:t>Map sang TopSinhVi</w:t>
+      </w:r>
+      <w:r>
+        <w:t>enResponse</w:t>
+      </w:r>
+      <w:r>
+        <w:rPr>
+          <w:lang w:val="vi-VN"/>
+        </w:rPr>
+        <w:t>-&gt;</w:t>
+      </w:r>
+      <w:r>
+        <w:t>DashboardResponse</w:t>
+      </w:r>
+    </w:p>
+    <w:p>
+      <w:pPr>
+        <w:ind w:left="720"/>
+      </w:pPr>
+      <w:r>
+        <w:pict w14:anchorId="74CF6AD8">
+          <v:rect id="_x0000_i1139" style="width:0;height:1.5pt" o:hralign="center" o:hrstd="t" o:hr="t" fillcolor="#a0a0a0" stroked="f"/>
+        </w:pict>
+      </w:r>
+    </w:p>
+    <w:p>
+      <w:pPr>
+        <w:pStyle w:val="Heading3"/>
+      </w:pPr>
+      <w:r>
+        <w:t>DashboardResponse</w:t>
+      </w:r>
+    </w:p>
+    <w:p>
+      <w:pPr>
+        <w:ind w:left="720"/>
+      </w:pPr>
+      <w:r>
+        <w:t>private List&lt;TopSinhVienResponse&gt; topSinhVien;</w:t>
+      </w:r>
+    </w:p>
+    <w:p>
+      <w:pPr>
+        <w:ind w:left="720"/>
+      </w:pPr>
+      <w:r>
+        <w:pict w14:anchorId="5442D4FC">
+          <v:rect id="_x0000_i1140" style="width:0;height:1.5pt" o:hralign="center" o:hrstd="t" o:hr="t" fillcolor="#a0a0a0" stroked="f"/>
+        </w:pict>
+      </w:r>
+    </w:p>
+    <w:p>
+      <w:pPr>
+        <w:pStyle w:val="Heading2"/>
+      </w:pPr>
+      <w:r>
+        <w:lastRenderedPageBreak/>
+        <w:t>Frontend</w:t>
+      </w:r>
+    </w:p>
+    <w:p>
+      <w:pPr>
+        <w:pStyle w:val="Heading3"/>
+        <w:numPr>
+          <w:ilvl w:val="0"/>
+          <w:numId w:val="24"/>
+        </w:numPr>
+      </w:pPr>
+      <w:r>
+        <w:t>Dashboard Query</w:t>
+      </w:r>
+    </w:p>
+    <w:p>
+      <w:pPr>
+        <w:ind w:left="720"/>
+      </w:pPr>
+      <w:r>
+        <w:t>GET /sinhvien/</w:t>
+      </w:r>
+      <w:r>
+        <w:t>dashboard</w:t>
+      </w:r>
+      <w:r>
+        <w:rPr>
+          <w:lang w:val="vi-VN"/>
+        </w:rPr>
+        <w:t>-&gt;</w:t>
+      </w:r>
+      <w:r>
+        <w:t>Dashboa</w:t>
+      </w:r>
+      <w:r>
+        <w:t>rdResponse</w:t>
+      </w:r>
+      <w:r>
+        <w:rPr>
+          <w:lang w:val="vi-VN"/>
+        </w:rPr>
+        <w:t>-&gt;</w:t>
+      </w:r>
+      <w:r>
+        <w:t>topSinhVien[]</w:t>
+      </w:r>
+    </w:p>
+    <w:p>
+      <w:pPr>
+        <w:ind w:left="720"/>
+      </w:pPr>
+      <w:r>
+        <w:pict w14:anchorId="22F1A356">
+          <v:rect id="_x0000_i1141" style="width:0;height:1.5pt" o:hralign="center" o:hrstd="t" o:hr="t" fillcolor="#a0a0a0" stroked="f"/>
+        </w:pict>
+      </w:r>
+    </w:p>
+    <w:p>
+      <w:pPr>
+        <w:pStyle w:val="Heading3"/>
+      </w:pPr>
+      <w:r>
+        <w:t>AdminPage</w:t>
+      </w:r>
+    </w:p>
+    <w:p>
+      <w:pPr>
+        <w:ind w:left="720"/>
+      </w:pPr>
+      <w:r>
+        <w:t>&lt;TopSinhVienCard</w:t>
+      </w:r>
+    </w:p>
+    <w:p>
+      <w:pPr>
+        <w:ind w:left="720"/>
+      </w:pPr>
+      <w:r>
+        <w:t xml:space="preserve">    sinhViens={top5SV}</w:t>
+      </w:r>
+    </w:p>
+    <w:p>
+      <w:pPr>
+        <w:ind w:left="720"/>
+      </w:pPr>
+      <w:r>
+        <w:t>/&gt;</w:t>
+      </w:r>
+    </w:p>
+    <w:p>
+      <w:pPr>
+        <w:ind w:left="720"/>
+      </w:pPr>
+      <w:r>
+        <w:t>AdminPage chỉ truyền dữ liệu.</w:t>
+      </w:r>
+    </w:p>
+    <w:p>
+      <w:pPr>
+        <w:ind w:left="720"/>
+      </w:pPr>
+      <w:r>
+        <w:t>Không render từng sinh viên.</w:t>
+      </w:r>
+    </w:p>
+    <w:p>
+      <w:pPr>
+        <w:ind w:left="720"/>
+      </w:pPr>
+      <w:r>
+        <w:pict w14:anchorId="2B13E147">
+          <v:rect id="_x0000_i1142" style="width:0;height:1.5pt" o:hralign="center" o:hrstd="t" o:hr="t" fillcolor="#a0a0a0" stroked="f"/>
+        </w:pict>
+      </w:r>
+    </w:p>
+    <w:p>
+      <w:pPr>
+        <w:pStyle w:val="Heading3"/>
+      </w:pPr>
+      <w:r>
+        <w:t>TopSinhVienCard</w:t>
+      </w:r>
+    </w:p>
+    <w:p>
+      <w:pPr>
+        <w:ind w:left="720"/>
+      </w:pPr>
+      <w:r>
+        <w:t>TopSinhVienCard là:</w:t>
+      </w:r>
+    </w:p>
+    <w:p>
+      <w:pPr>
+        <w:ind w:left="720"/>
+      </w:pPr>
+      <w:r>
+        <w:t>1 Widget Dashboard</w:t>
+      </w:r>
+    </w:p>
+    <w:p>
+      <w:pPr>
+        <w:ind w:left="720"/>
+      </w:pPr>
+      <w:r>
+        <w:t>không phải:</w:t>
+      </w:r>
+      <w:r>
+        <w:rPr>
+          <w:lang w:val="vi-VN"/>
+        </w:rPr>
+        <w:t xml:space="preserve"> </w:t>
+      </w:r>
+      <w:r>
+        <w:t>1 Sinh Viên</w:t>
+      </w:r>
+    </w:p>
+    <w:p>
+      <w:pPr>
+        <w:ind w:left="720"/>
+      </w:pPr>
+      <w:r>
+        <w:pict w14:anchorId="34B61BC3">
+          <v:rect id="_x0000_i1143" style="width:0;height:1.5pt" o:hralign="center" o:hrstd="t" o:hr="t" fillcolor="#a0a0a0" stroked="f"/>
+        </w:pict>
+      </w:r>
+    </w:p>
+    <w:p>
+      <w:pPr>
+        <w:numPr>
+          <w:ilvl w:val="0"/>
+          <w:numId w:val="7"/>
+        </w:numPr>
+        <w:rPr>
+          <w:b/>
+          <w:bCs/>
+        </w:rPr>
+      </w:pPr>
+      <w:r>
+        <w:rPr>
+          <w:b/>
+          <w:bCs/>
+        </w:rPr>
+        <w:t>Đúng</w:t>
+      </w:r>
+    </w:p>
+    <w:p>
+      <w:pPr>
+        <w:ind w:left="720"/>
+      </w:pPr>
+      <w:r>
+        <w:t>&lt;div className="top-student-card"&gt;</w:t>
+      </w:r>
+    </w:p>
+    <w:p>
+      <w:pPr>
+        <w:ind w:left="720"/>
+      </w:pPr>
+      <w:r>
+        <w:t xml:space="preserve">    {sinhViens.map(...)}</w:t>
+      </w:r>
+    </w:p>
+    <w:p>
+      <w:pPr>
+        <w:ind w:left="720"/>
+      </w:pPr>
+      <w:r>
+        <w:t>&lt;/div&gt;</w:t>
+      </w:r>
+    </w:p>
+    <w:p>
+      <w:pPr>
+        <w:ind w:left="720"/>
+      </w:pPr>
+      <w:r>
+        <w:pict w14:anchorId="4953DFCE">
+          <v:rect id="_x0000_i1144" style="width:0;height:1.5pt" o:hralign="center" o:hrstd="t" o:hr="t" fillcolor="#a0a0a0" stroked="f"/>
+        </w:pict>
+      </w:r>
+    </w:p>
+    <w:p>
+      <w:pPr>
+        <w:numPr>
+          <w:ilvl w:val="0"/>
+          <w:numId w:val="7"/>
+        </w:numPr>
+        <w:rPr>
+          <w:b/>
+          <w:bCs/>
+        </w:rPr>
+      </w:pPr>
+      <w:r>
+        <w:rPr>
+          <w:b/>
+          <w:bCs/>
+        </w:rPr>
+        <w:t>Sai</w:t>
+      </w:r>
+    </w:p>
+    <w:p>
+      <w:pPr>
+        <w:ind w:left="720"/>
+      </w:pPr>
+      <w:r>
+        <w:t>sinhViens.map( &lt;div className="top-student-card"&gt;)</w:t>
+      </w:r>
+    </w:p>
+    <w:p>
+      <w:pPr>
+        <w:ind w:left="720"/>
+      </w:pPr>
+      <w:r>
+        <w:t>Vì sẽ tạo:</w:t>
+      </w:r>
+      <w:r>
+        <w:rPr>
+          <w:lang w:val="vi-VN"/>
+        </w:rPr>
+        <w:t xml:space="preserve"> </w:t>
+      </w:r>
+      <w:r>
+        <w:t>5 Card</w:t>
+      </w:r>
+    </w:p>
+    <w:p>
+      <w:pPr>
+        <w:ind w:left="720"/>
+      </w:pPr>
+      <w:r>
+        <w:t>thay vì:</w:t>
+      </w:r>
+      <w:r>
+        <w:rPr>
+          <w:lang w:val="vi-VN"/>
+        </w:rPr>
+        <w:t xml:space="preserve"> </w:t>
+      </w:r>
+      <w:r>
+        <w:t>1 Card</w:t>
+      </w:r>
+    </w:p>
+    <w:p>
+      <w:pPr>
+        <w:ind w:left="720"/>
+      </w:pPr>
+      <w:r>
+        <w:t>chứa 5 dòng</w:t>
+      </w:r>
+    </w:p>
+    <w:p>
+      <w:pPr>
+        <w:ind w:left="720"/>
+      </w:pPr>
+      <w:r>
+        <w:pict w14:anchorId="31BDC51E">
+          <v:rect id="_x0000_i1145" style="width:0;height:1.5pt" o:hralign="center" o:hrstd="t" o:hr="t" fillcolor="#a0a0a0" stroked="f"/>
+        </w:pict>
+      </w:r>
+    </w:p>
+    <w:p>
+      <w:pPr>
+        <w:numPr>
+          <w:ilvl w:val="0"/>
+          <w:numId w:val="2"/>
+        </w:numPr>
+        <w:rPr>
+          <w:b/>
+          <w:bCs/>
+        </w:rPr>
+      </w:pPr>
+      <w:r>
+        <w:rPr>
+          <w:b/>
+          <w:bCs/>
+        </w:rPr>
+        <w:t>React Component Thinking</w:t>
+      </w:r>
+    </w:p>
+    <w:p>
+      <w:pPr>
+        <w:ind w:left="720"/>
+      </w:pPr>
+      <w:r>
+        <w:t>Nếu Component đại diện:</w:t>
+      </w:r>
+      <w:r>
+        <w:rPr>
+          <w:lang w:val="vi-VN"/>
+        </w:rPr>
+        <w:t xml:space="preserve"> </w:t>
+      </w:r>
+      <w:r>
+        <w:t>1 item</w:t>
+      </w:r>
+      <w:r>
+        <w:rPr>
+          <w:lang w:val="vi-VN"/>
+        </w:rPr>
+        <w:t xml:space="preserve"> -&gt; </w:t>
+      </w:r>
+      <w:r>
+        <w:t>map ở component cha</w:t>
+      </w:r>
+    </w:p>
+    <w:p>
+      <w:pPr>
+        <w:ind w:left="720"/>
+      </w:pPr>
+      <w:r>
+        <w:lastRenderedPageBreak/>
+        <w:t>Ví dụ:</w:t>
+      </w:r>
+      <w:r>
+        <w:rPr>
+          <w:lang w:val="vi-VN"/>
+        </w:rPr>
+        <w:t xml:space="preserve"> </w:t>
+      </w:r>
+      <w:r>
+        <w:t>DashboardCard</w:t>
+      </w:r>
+    </w:p>
+    <w:p>
+      <w:pPr>
+        <w:ind w:left="720"/>
+      </w:pPr>
+      <w:r>
+        <w:pict w14:anchorId="583FDD39">
+          <v:rect id="_x0000_i1146" style="width:0;height:1.5pt" o:hralign="center" o:hrstd="t" o:hr="t" fillcolor="#a0a0a0" stroked="f"/>
+        </w:pict>
+      </w:r>
+    </w:p>
+    <w:p>
+      <w:pPr>
+        <w:ind w:left="720"/>
+      </w:pPr>
+      <w:r>
+        <w:t>Nếu Component đại diện:</w:t>
+      </w:r>
+      <w:r>
+        <w:rPr>
+          <w:lang w:val="vi-VN"/>
+        </w:rPr>
+        <w:t xml:space="preserve"> </w:t>
+      </w:r>
+      <w:r>
+        <w:t xml:space="preserve">1 </w:t>
+      </w:r>
+      <w:r>
+        <w:t>widget</w:t>
+      </w:r>
+      <w:r>
+        <w:rPr>
+          <w:lang w:val="vi-VN"/>
+        </w:rPr>
+        <w:t>-&gt;</w:t>
+      </w:r>
+      <w:r>
+        <w:t>map bên trong component</w:t>
+      </w:r>
+    </w:p>
+    <w:p>
+      <w:pPr>
+        <w:ind w:left="720"/>
+      </w:pPr>
+      <w:r>
+        <w:t>Ví dụ:</w:t>
+      </w:r>
+      <w:r>
+        <w:rPr>
+          <w:lang w:val="vi-VN"/>
+        </w:rPr>
+        <w:t xml:space="preserve"> </w:t>
+      </w:r>
+      <w:r>
+        <w:t>TopSinhVienCard</w:t>
+      </w:r>
+    </w:p>
+    <w:p>
+      <w:pPr>
+        <w:ind w:left="720"/>
+      </w:pPr>
+      <w:r>
+        <w:pict w14:anchorId="2516BEEE">
+          <v:rect id="_x0000_i1147" style="width:0;height:1.5pt" o:hralign="center" o:hrstd="t" o:hr="t" fillcolor="#a0a0a0" stroked="f"/>
+        </w:pict>
+      </w:r>
+    </w:p>
+    <w:p>
+      <w:pPr>
+        <w:numPr>
+          <w:ilvl w:val="0"/>
+          <w:numId w:val="2"/>
+        </w:numPr>
+        <w:rPr>
+          <w:b/>
+          <w:bCs/>
+        </w:rPr>
+      </w:pPr>
+      <w:r>
+        <w:rPr>
+          <w:b/>
+          <w:bCs/>
+        </w:rPr>
+        <w:t>Dashboard Structure</w:t>
+      </w:r>
+    </w:p>
+    <w:p>
+      <w:pPr>
+        <w:ind w:left="720"/>
+      </w:pPr>
+      <w:r>
+        <w:t>Dashboard</w:t>
+      </w:r>
+    </w:p>
+    <w:p>
+      <w:pPr>
+        <w:ind w:left="720"/>
+      </w:pPr>
+      <w:r>
+        <w:t>├── DashboardCard</w:t>
+      </w:r>
+    </w:p>
+    <w:p>
+      <w:pPr>
+        <w:ind w:left="720"/>
+      </w:pPr>
+      <w:r>
+        <w:t>│   ├── Tổng sinh viên</w:t>
+      </w:r>
+    </w:p>
+    <w:p>
+      <w:pPr>
+        <w:ind w:left="720"/>
+      </w:pPr>
+      <w:r>
+        <w:t>│   ├── Điểm TB</w:t>
+      </w:r>
+    </w:p>
+    <w:p>
+      <w:pPr>
+        <w:ind w:left="720"/>
+      </w:pPr>
+      <w:r>
+        <w:t>│   ├── Điểm cao nhất</w:t>
+      </w:r>
+    </w:p>
+    <w:p>
+      <w:pPr>
+        <w:ind w:left="720"/>
+      </w:pPr>
+      <w:r>
+        <w:t>│   └── Sinh viên giỏi</w:t>
+      </w:r>
+    </w:p>
+    <w:p>
+      <w:pPr>
+        <w:ind w:left="720"/>
+      </w:pPr>
+      <w:r>
+        <w:t>│</w:t>
+      </w:r>
+    </w:p>
+    <w:p>
+      <w:pPr>
+        <w:ind w:left="720"/>
+      </w:pPr>
+      <w:r>
+        <w:t>└── TopSinhVienCard</w:t>
+      </w:r>
+    </w:p>
+    <w:p>
+      <w:pPr>
+        <w:ind w:left="720"/>
+      </w:pPr>
+      <w:r>
+        <w:t xml:space="preserve">    ├── Huy</w:t>
+      </w:r>
+    </w:p>
+    <w:p>
+      <w:pPr>
+        <w:ind w:left="720"/>
+      </w:pPr>
+      <w:r>
+        <w:t xml:space="preserve">    ├── Nhi</w:t>
+      </w:r>
+    </w:p>
+    <w:p>
+      <w:pPr>
+        <w:ind w:left="720"/>
+      </w:pPr>
+      <w:r>
+        <w:t xml:space="preserve">    ├── Ly</w:t>
+      </w:r>
+    </w:p>
+    <w:p>
+      <w:pPr>
+        <w:ind w:left="720"/>
+      </w:pPr>
+      <w:r>
+        <w:t xml:space="preserve">    ├── Vi</w:t>
+      </w:r>
+    </w:p>
+    <w:p>
+      <w:pPr>
+        <w:ind w:left="720"/>
+      </w:pPr>
+      <w:r>
+        <w:t xml:space="preserve">    └── Phúc</w:t>
+      </w:r>
+    </w:p>
+    <w:p>
+      <w:pPr>
+        <w:ind w:left="720"/>
+      </w:pPr>
+      <w:r>
+        <w:pict w14:anchorId="74A78786">
+          <v:rect id="_x0000_i1148" style="width:0;height:1.5pt" o:hralign="center" o:hrstd="t" o:hr="t" fillcolor="#a0a0a0" stroked="f"/>
+        </w:pict>
+      </w:r>
+    </w:p>
+    <w:p>
+      <w:pPr>
+        <w:numPr>
+          <w:ilvl w:val="0"/>
+          <w:numId w:val="2"/>
+        </w:numPr>
+        <w:rPr>
+          <w:b/>
+          <w:bCs/>
+        </w:rPr>
+      </w:pPr>
+      <w:r>
+        <w:rPr>
+          <w:b/>
+          <w:bCs/>
+        </w:rPr>
+        <w:t>Tư duy Production</w:t>
+      </w:r>
+    </w:p>
+    <w:p>
+      <w:pPr>
+        <w:ind w:left="720"/>
+      </w:pPr>
+      <w:r>
+        <w:t>Dashboard không chỉ hiển thị số liệu.</w:t>
+      </w:r>
+    </w:p>
+    <w:p>
+      <w:pPr>
+        <w:ind w:left="720"/>
+      </w:pPr>
+      <w:r>
+        <w:t>Dashboard gồm:</w:t>
+      </w:r>
+      <w:r>
+        <w:rPr>
+          <w:lang w:val="vi-VN"/>
+        </w:rPr>
+        <w:t xml:space="preserve"> </w:t>
+      </w:r>
+      <w:r>
+        <w:t xml:space="preserve">KPI </w:t>
+      </w:r>
+      <w:r>
+        <w:t>Cards</w:t>
+      </w:r>
+      <w:r>
+        <w:rPr>
+          <w:lang w:val="vi-VN"/>
+        </w:rPr>
+        <w:t>-&gt;</w:t>
+      </w:r>
+      <w:r>
+        <w:t xml:space="preserve">Ranking </w:t>
+      </w:r>
+      <w:r>
+        <w:t>Widget</w:t>
+      </w:r>
+      <w:r>
+        <w:rPr>
+          <w:lang w:val="vi-VN"/>
+        </w:rPr>
+        <w:t>-&gt;</w:t>
+      </w:r>
+      <w:r>
+        <w:t>Charts</w:t>
+      </w:r>
+      <w:r>
+        <w:rPr>
+          <w:lang w:val="vi-VN"/>
+        </w:rPr>
+        <w:t xml:space="preserve"> - &gt;</w:t>
+      </w:r>
+      <w:r>
+        <w:t>Recent Activities</w:t>
+      </w:r>
+    </w:p>
+    <w:p>
+      <w:pPr>
+        <w:ind w:left="720"/>
+        <w:rPr>
+          <w:lang w:val="vi-VN"/>
+        </w:rPr>
+      </w:pPr>
+      <w:r>
+        <w:t>Top 5 Sinh Viên là widget ranking đầu tiên trong hệ thống.</w:t>
+      </w:r>
+    </w:p>
+    <w:p>
+      <w:pPr>
+        <w:pStyle w:val="Heading1"/>
+        <w:rPr>
+          <w:lang w:val="vi-VN"/>
+        </w:rPr>
+      </w:pPr>
+      <w:r>
+        <w:t>MODULE 12 - PIE CHART HỌC LỰC</w:t>
+      </w:r>
+    </w:p>
+    <w:p>
+      <w:pPr>
+        <w:rPr>
+          <w:lang w:val="vi-VN"/>
+        </w:rPr>
+      </w:pPr>
+    </w:p>
+    <w:p>
+      <w:pPr>
+        <w:ind w:left="720"/>
       </w:pPr>
     </w:p>
     <w:sectPr>
@@ -6874,6 +9679,119 @@
     </w:lvl>
   </w:abstractNum>
   <w:abstractNum w:abstractNumId="1" w15:restartNumberingAfterBreak="0">
+    <w:nsid w:val="0A545C55"/>
+    <w:multiLevelType w:val="multilevel"/>
+    <w:tmpl w:val="FFF03256"/>
+    <w:lvl w:ilvl="0">
+      <w:start w:val="4"/>
+      <w:numFmt w:val="decimal"/>
+      <w:lvlText w:val="%1."/>
+      <w:lvlJc w:val="left"/>
+      <w:pPr>
+        <w:tabs>
+          <w:tab w:val="num" w:pos="720"/>
+        </w:tabs>
+        <w:ind w:left="720" w:hanging="360"/>
+      </w:pPr>
+    </w:lvl>
+    <w:lvl w:ilvl="1" w:tentative="1">
+      <w:start w:val="1"/>
+      <w:numFmt w:val="decimal"/>
+      <w:lvlText w:val="%2."/>
+      <w:lvlJc w:val="left"/>
+      <w:pPr>
+        <w:tabs>
+          <w:tab w:val="num" w:pos="1440"/>
+        </w:tabs>
+        <w:ind w:left="1440" w:hanging="360"/>
+      </w:pPr>
+    </w:lvl>
+    <w:lvl w:ilvl="2" w:tentative="1">
+      <w:start w:val="1"/>
+      <w:numFmt w:val="decimal"/>
+      <w:lvlText w:val="%3."/>
+      <w:lvlJc w:val="left"/>
+      <w:pPr>
+        <w:tabs>
+          <w:tab w:val="num" w:pos="2160"/>
+        </w:tabs>
+        <w:ind w:left="2160" w:hanging="360"/>
+      </w:pPr>
+    </w:lvl>
+    <w:lvl w:ilvl="3" w:tentative="1">
+      <w:start w:val="1"/>
+      <w:numFmt w:val="decimal"/>
+      <w:lvlText w:val="%4."/>
+      <w:lvlJc w:val="left"/>
+      <w:pPr>
+        <w:tabs>
+          <w:tab w:val="num" w:pos="2880"/>
+        </w:tabs>
+        <w:ind w:left="2880" w:hanging="360"/>
+      </w:pPr>
+    </w:lvl>
+    <w:lvl w:ilvl="4" w:tentative="1">
+      <w:start w:val="1"/>
+      <w:numFmt w:val="decimal"/>
+      <w:lvlText w:val="%5."/>
+      <w:lvlJc w:val="left"/>
+      <w:pPr>
+        <w:tabs>
+          <w:tab w:val="num" w:pos="3600"/>
+        </w:tabs>
+        <w:ind w:left="3600" w:hanging="360"/>
+      </w:pPr>
+    </w:lvl>
+    <w:lvl w:ilvl="5" w:tentative="1">
+      <w:start w:val="1"/>
+      <w:numFmt w:val="decimal"/>
+      <w:lvlText w:val="%6."/>
+      <w:lvlJc w:val="left"/>
+      <w:pPr>
+        <w:tabs>
+          <w:tab w:val="num" w:pos="4320"/>
+        </w:tabs>
+        <w:ind w:left="4320" w:hanging="360"/>
+      </w:pPr>
+    </w:lvl>
+    <w:lvl w:ilvl="6" w:tentative="1">
+      <w:start w:val="1"/>
+      <w:numFmt w:val="decimal"/>
+      <w:lvlText w:val="%7."/>
+      <w:lvlJc w:val="left"/>
+      <w:pPr>
+        <w:tabs>
+          <w:tab w:val="num" w:pos="5040"/>
+        </w:tabs>
+        <w:ind w:left="5040" w:hanging="360"/>
+      </w:pPr>
+    </w:lvl>
+    <w:lvl w:ilvl="7" w:tentative="1">
+      <w:start w:val="1"/>
+      <w:numFmt w:val="decimal"/>
+      <w:lvlText w:val="%8."/>
+      <w:lvlJc w:val="left"/>
+      <w:pPr>
+        <w:tabs>
+          <w:tab w:val="num" w:pos="5760"/>
+        </w:tabs>
+        <w:ind w:left="5760" w:hanging="360"/>
+      </w:pPr>
+    </w:lvl>
+    <w:lvl w:ilvl="8" w:tentative="1">
+      <w:start w:val="1"/>
+      <w:numFmt w:val="decimal"/>
+      <w:lvlText w:val="%9."/>
+      <w:lvlJc w:val="left"/>
+      <w:pPr>
+        <w:tabs>
+          <w:tab w:val="num" w:pos="6480"/>
+        </w:tabs>
+        <w:ind w:left="6480" w:hanging="360"/>
+      </w:pPr>
+    </w:lvl>
+  </w:abstractNum>
+  <w:abstractNum w:abstractNumId="2" w15:restartNumberingAfterBreak="0">
     <w:nsid w:val="11436643"/>
     <w:multiLevelType w:val="multilevel"/>
     <w:tmpl w:val="DCB6B0D8"/>
@@ -7022,7 +9940,120 @@
       </w:rPr>
     </w:lvl>
   </w:abstractNum>
-  <w:abstractNum w:abstractNumId="2" w15:restartNumberingAfterBreak="0">
+  <w:abstractNum w:abstractNumId="3" w15:restartNumberingAfterBreak="0">
+    <w:nsid w:val="236F0899"/>
+    <w:multiLevelType w:val="multilevel"/>
+    <w:tmpl w:val="FA60E36E"/>
+    <w:lvl w:ilvl="0">
+      <w:start w:val="3"/>
+      <w:numFmt w:val="decimal"/>
+      <w:lvlText w:val="%1."/>
+      <w:lvlJc w:val="left"/>
+      <w:pPr>
+        <w:tabs>
+          <w:tab w:val="num" w:pos="720"/>
+        </w:tabs>
+        <w:ind w:left="720" w:hanging="360"/>
+      </w:pPr>
+    </w:lvl>
+    <w:lvl w:ilvl="1" w:tentative="1">
+      <w:start w:val="1"/>
+      <w:numFmt w:val="decimal"/>
+      <w:lvlText w:val="%2."/>
+      <w:lvlJc w:val="left"/>
+      <w:pPr>
+        <w:tabs>
+          <w:tab w:val="num" w:pos="1440"/>
+        </w:tabs>
+        <w:ind w:left="1440" w:hanging="360"/>
+      </w:pPr>
+    </w:lvl>
+    <w:lvl w:ilvl="2" w:tentative="1">
+      <w:start w:val="1"/>
+      <w:numFmt w:val="decimal"/>
+      <w:lvlText w:val="%3."/>
+      <w:lvlJc w:val="left"/>
+      <w:pPr>
+        <w:tabs>
+          <w:tab w:val="num" w:pos="2160"/>
+        </w:tabs>
+        <w:ind w:left="2160" w:hanging="360"/>
+      </w:pPr>
+    </w:lvl>
+    <w:lvl w:ilvl="3" w:tentative="1">
+      <w:start w:val="1"/>
+      <w:numFmt w:val="decimal"/>
+      <w:lvlText w:val="%4."/>
+      <w:lvlJc w:val="left"/>
+      <w:pPr>
+        <w:tabs>
+          <w:tab w:val="num" w:pos="2880"/>
+        </w:tabs>
+        <w:ind w:left="2880" w:hanging="360"/>
+      </w:pPr>
+    </w:lvl>
+    <w:lvl w:ilvl="4" w:tentative="1">
+      <w:start w:val="1"/>
+      <w:numFmt w:val="decimal"/>
+      <w:lvlText w:val="%5."/>
+      <w:lvlJc w:val="left"/>
+      <w:pPr>
+        <w:tabs>
+          <w:tab w:val="num" w:pos="3600"/>
+        </w:tabs>
+        <w:ind w:left="3600" w:hanging="360"/>
+      </w:pPr>
+    </w:lvl>
+    <w:lvl w:ilvl="5" w:tentative="1">
+      <w:start w:val="1"/>
+      <w:numFmt w:val="decimal"/>
+      <w:lvlText w:val="%6."/>
+      <w:lvlJc w:val="left"/>
+      <w:pPr>
+        <w:tabs>
+          <w:tab w:val="num" w:pos="4320"/>
+        </w:tabs>
+        <w:ind w:left="4320" w:hanging="360"/>
+      </w:pPr>
+    </w:lvl>
+    <w:lvl w:ilvl="6" w:tentative="1">
+      <w:start w:val="1"/>
+      <w:numFmt w:val="decimal"/>
+      <w:lvlText w:val="%7."/>
+      <w:lvlJc w:val="left"/>
+      <w:pPr>
+        <w:tabs>
+          <w:tab w:val="num" w:pos="5040"/>
+        </w:tabs>
+        <w:ind w:left="5040" w:hanging="360"/>
+      </w:pPr>
+    </w:lvl>
+    <w:lvl w:ilvl="7" w:tentative="1">
+      <w:start w:val="1"/>
+      <w:numFmt w:val="decimal"/>
+      <w:lvlText w:val="%8."/>
+      <w:lvlJc w:val="left"/>
+      <w:pPr>
+        <w:tabs>
+          <w:tab w:val="num" w:pos="5760"/>
+        </w:tabs>
+        <w:ind w:left="5760" w:hanging="360"/>
+      </w:pPr>
+    </w:lvl>
+    <w:lvl w:ilvl="8" w:tentative="1">
+      <w:start w:val="1"/>
+      <w:numFmt w:val="decimal"/>
+      <w:lvlText w:val="%9."/>
+      <w:lvlJc w:val="left"/>
+      <w:pPr>
+        <w:tabs>
+          <w:tab w:val="num" w:pos="6480"/>
+        </w:tabs>
+        <w:ind w:left="6480" w:hanging="360"/>
+      </w:pPr>
+    </w:lvl>
+  </w:abstractNum>
+  <w:abstractNum w:abstractNumId="4" w15:restartNumberingAfterBreak="0">
     <w:nsid w:val="2812658D"/>
     <w:multiLevelType w:val="hybridMultilevel"/>
     <w:tmpl w:val="208E4D56"/>
@@ -7109,7 +10140,459 @@
       </w:pPr>
     </w:lvl>
   </w:abstractNum>
-  <w:abstractNum w:abstractNumId="3" w15:restartNumberingAfterBreak="0">
+  <w:abstractNum w:abstractNumId="5" w15:restartNumberingAfterBreak="0">
+    <w:nsid w:val="2A292607"/>
+    <w:multiLevelType w:val="multilevel"/>
+    <w:tmpl w:val="1B78446E"/>
+    <w:lvl w:ilvl="0">
+      <w:start w:val="1"/>
+      <w:numFmt w:val="decimal"/>
+      <w:lvlText w:val="%1."/>
+      <w:lvlJc w:val="left"/>
+      <w:pPr>
+        <w:tabs>
+          <w:tab w:val="num" w:pos="720"/>
+        </w:tabs>
+        <w:ind w:left="720" w:hanging="360"/>
+      </w:pPr>
+    </w:lvl>
+    <w:lvl w:ilvl="1" w:tentative="1">
+      <w:start w:val="1"/>
+      <w:numFmt w:val="decimal"/>
+      <w:lvlText w:val="%2."/>
+      <w:lvlJc w:val="left"/>
+      <w:pPr>
+        <w:tabs>
+          <w:tab w:val="num" w:pos="1440"/>
+        </w:tabs>
+        <w:ind w:left="1440" w:hanging="360"/>
+      </w:pPr>
+    </w:lvl>
+    <w:lvl w:ilvl="2" w:tentative="1">
+      <w:start w:val="1"/>
+      <w:numFmt w:val="decimal"/>
+      <w:lvlText w:val="%3."/>
+      <w:lvlJc w:val="left"/>
+      <w:pPr>
+        <w:tabs>
+          <w:tab w:val="num" w:pos="2160"/>
+        </w:tabs>
+        <w:ind w:left="2160" w:hanging="360"/>
+      </w:pPr>
+    </w:lvl>
+    <w:lvl w:ilvl="3" w:tentative="1">
+      <w:start w:val="1"/>
+      <w:numFmt w:val="decimal"/>
+      <w:lvlText w:val="%4."/>
+      <w:lvlJc w:val="left"/>
+      <w:pPr>
+        <w:tabs>
+          <w:tab w:val="num" w:pos="2880"/>
+        </w:tabs>
+        <w:ind w:left="2880" w:hanging="360"/>
+      </w:pPr>
+    </w:lvl>
+    <w:lvl w:ilvl="4" w:tentative="1">
+      <w:start w:val="1"/>
+      <w:numFmt w:val="decimal"/>
+      <w:lvlText w:val="%5."/>
+      <w:lvlJc w:val="left"/>
+      <w:pPr>
+        <w:tabs>
+          <w:tab w:val="num" w:pos="3600"/>
+        </w:tabs>
+        <w:ind w:left="3600" w:hanging="360"/>
+      </w:pPr>
+    </w:lvl>
+    <w:lvl w:ilvl="5" w:tentative="1">
+      <w:start w:val="1"/>
+      <w:numFmt w:val="decimal"/>
+      <w:lvlText w:val="%6."/>
+      <w:lvlJc w:val="left"/>
+      <w:pPr>
+        <w:tabs>
+          <w:tab w:val="num" w:pos="4320"/>
+        </w:tabs>
+        <w:ind w:left="4320" w:hanging="360"/>
+      </w:pPr>
+    </w:lvl>
+    <w:lvl w:ilvl="6" w:tentative="1">
+      <w:start w:val="1"/>
+      <w:numFmt w:val="decimal"/>
+      <w:lvlText w:val="%7."/>
+      <w:lvlJc w:val="left"/>
+      <w:pPr>
+        <w:tabs>
+          <w:tab w:val="num" w:pos="5040"/>
+        </w:tabs>
+        <w:ind w:left="5040" w:hanging="360"/>
+      </w:pPr>
+    </w:lvl>
+    <w:lvl w:ilvl="7" w:tentative="1">
+      <w:start w:val="1"/>
+      <w:numFmt w:val="decimal"/>
+      <w:lvlText w:val="%8."/>
+      <w:lvlJc w:val="left"/>
+      <w:pPr>
+        <w:tabs>
+          <w:tab w:val="num" w:pos="5760"/>
+        </w:tabs>
+        <w:ind w:left="5760" w:hanging="360"/>
+      </w:pPr>
+    </w:lvl>
+    <w:lvl w:ilvl="8" w:tentative="1">
+      <w:start w:val="1"/>
+      <w:numFmt w:val="decimal"/>
+      <w:lvlText w:val="%9."/>
+      <w:lvlJc w:val="left"/>
+      <w:pPr>
+        <w:tabs>
+          <w:tab w:val="num" w:pos="6480"/>
+        </w:tabs>
+        <w:ind w:left="6480" w:hanging="360"/>
+      </w:pPr>
+    </w:lvl>
+  </w:abstractNum>
+  <w:abstractNum w:abstractNumId="6" w15:restartNumberingAfterBreak="0">
+    <w:nsid w:val="2F965CFD"/>
+    <w:multiLevelType w:val="multilevel"/>
+    <w:tmpl w:val="5E2E78C6"/>
+    <w:lvl w:ilvl="0">
+      <w:start w:val="5"/>
+      <w:numFmt w:val="decimal"/>
+      <w:lvlText w:val="%1."/>
+      <w:lvlJc w:val="left"/>
+      <w:pPr>
+        <w:tabs>
+          <w:tab w:val="num" w:pos="720"/>
+        </w:tabs>
+        <w:ind w:left="720" w:hanging="360"/>
+      </w:pPr>
+    </w:lvl>
+    <w:lvl w:ilvl="1" w:tentative="1">
+      <w:start w:val="1"/>
+      <w:numFmt w:val="decimal"/>
+      <w:lvlText w:val="%2."/>
+      <w:lvlJc w:val="left"/>
+      <w:pPr>
+        <w:tabs>
+          <w:tab w:val="num" w:pos="1440"/>
+        </w:tabs>
+        <w:ind w:left="1440" w:hanging="360"/>
+      </w:pPr>
+    </w:lvl>
+    <w:lvl w:ilvl="2" w:tentative="1">
+      <w:start w:val="1"/>
+      <w:numFmt w:val="decimal"/>
+      <w:lvlText w:val="%3."/>
+      <w:lvlJc w:val="left"/>
+      <w:pPr>
+        <w:tabs>
+          <w:tab w:val="num" w:pos="2160"/>
+        </w:tabs>
+        <w:ind w:left="2160" w:hanging="360"/>
+      </w:pPr>
+    </w:lvl>
+    <w:lvl w:ilvl="3" w:tentative="1">
+      <w:start w:val="1"/>
+      <w:numFmt w:val="decimal"/>
+      <w:lvlText w:val="%4."/>
+      <w:lvlJc w:val="left"/>
+      <w:pPr>
+        <w:tabs>
+          <w:tab w:val="num" w:pos="2880"/>
+        </w:tabs>
+        <w:ind w:left="2880" w:hanging="360"/>
+      </w:pPr>
+    </w:lvl>
+    <w:lvl w:ilvl="4" w:tentative="1">
+      <w:start w:val="1"/>
+      <w:numFmt w:val="decimal"/>
+      <w:lvlText w:val="%5."/>
+      <w:lvlJc w:val="left"/>
+      <w:pPr>
+        <w:tabs>
+          <w:tab w:val="num" w:pos="3600"/>
+        </w:tabs>
+        <w:ind w:left="3600" w:hanging="360"/>
+      </w:pPr>
+    </w:lvl>
+    <w:lvl w:ilvl="5" w:tentative="1">
+      <w:start w:val="1"/>
+      <w:numFmt w:val="decimal"/>
+      <w:lvlText w:val="%6."/>
+      <w:lvlJc w:val="left"/>
+      <w:pPr>
+        <w:tabs>
+          <w:tab w:val="num" w:pos="4320"/>
+        </w:tabs>
+        <w:ind w:left="4320" w:hanging="360"/>
+      </w:pPr>
+    </w:lvl>
+    <w:lvl w:ilvl="6" w:tentative="1">
+      <w:start w:val="1"/>
+      <w:numFmt w:val="decimal"/>
+      <w:lvlText w:val="%7."/>
+      <w:lvlJc w:val="left"/>
+      <w:pPr>
+        <w:tabs>
+          <w:tab w:val="num" w:pos="5040"/>
+        </w:tabs>
+        <w:ind w:left="5040" w:hanging="360"/>
+      </w:pPr>
+    </w:lvl>
+    <w:lvl w:ilvl="7" w:tentative="1">
+      <w:start w:val="1"/>
+      <w:numFmt w:val="decimal"/>
+      <w:lvlText w:val="%8."/>
+      <w:lvlJc w:val="left"/>
+      <w:pPr>
+        <w:tabs>
+          <w:tab w:val="num" w:pos="5760"/>
+        </w:tabs>
+        <w:ind w:left="5760" w:hanging="360"/>
+      </w:pPr>
+    </w:lvl>
+    <w:lvl w:ilvl="8" w:tentative="1">
+      <w:start w:val="1"/>
+      <w:numFmt w:val="decimal"/>
+      <w:lvlText w:val="%9."/>
+      <w:lvlJc w:val="left"/>
+      <w:pPr>
+        <w:tabs>
+          <w:tab w:val="num" w:pos="6480"/>
+        </w:tabs>
+        <w:ind w:left="6480" w:hanging="360"/>
+      </w:pPr>
+    </w:lvl>
+  </w:abstractNum>
+  <w:abstractNum w:abstractNumId="7" w15:restartNumberingAfterBreak="0">
+    <w:nsid w:val="3DF927F4"/>
+    <w:multiLevelType w:val="multilevel"/>
+    <w:tmpl w:val="0BF2BAAC"/>
+    <w:lvl w:ilvl="0">
+      <w:start w:val="6"/>
+      <w:numFmt w:val="decimal"/>
+      <w:lvlText w:val="%1."/>
+      <w:lvlJc w:val="left"/>
+      <w:pPr>
+        <w:tabs>
+          <w:tab w:val="num" w:pos="720"/>
+        </w:tabs>
+        <w:ind w:left="720" w:hanging="360"/>
+      </w:pPr>
+    </w:lvl>
+    <w:lvl w:ilvl="1" w:tentative="1">
+      <w:start w:val="1"/>
+      <w:numFmt w:val="decimal"/>
+      <w:lvlText w:val="%2."/>
+      <w:lvlJc w:val="left"/>
+      <w:pPr>
+        <w:tabs>
+          <w:tab w:val="num" w:pos="1440"/>
+        </w:tabs>
+        <w:ind w:left="1440" w:hanging="360"/>
+      </w:pPr>
+    </w:lvl>
+    <w:lvl w:ilvl="2" w:tentative="1">
+      <w:start w:val="1"/>
+      <w:numFmt w:val="decimal"/>
+      <w:lvlText w:val="%3."/>
+      <w:lvlJc w:val="left"/>
+      <w:pPr>
+        <w:tabs>
+          <w:tab w:val="num" w:pos="2160"/>
+        </w:tabs>
+        <w:ind w:left="2160" w:hanging="360"/>
+      </w:pPr>
+    </w:lvl>
+    <w:lvl w:ilvl="3" w:tentative="1">
+      <w:start w:val="1"/>
+      <w:numFmt w:val="decimal"/>
+      <w:lvlText w:val="%4."/>
+      <w:lvlJc w:val="left"/>
+      <w:pPr>
+        <w:tabs>
+          <w:tab w:val="num" w:pos="2880"/>
+        </w:tabs>
+        <w:ind w:left="2880" w:hanging="360"/>
+      </w:pPr>
+    </w:lvl>
+    <w:lvl w:ilvl="4" w:tentative="1">
+      <w:start w:val="1"/>
+      <w:numFmt w:val="decimal"/>
+      <w:lvlText w:val="%5."/>
+      <w:lvlJc w:val="left"/>
+      <w:pPr>
+        <w:tabs>
+          <w:tab w:val="num" w:pos="3600"/>
+        </w:tabs>
+        <w:ind w:left="3600" w:hanging="360"/>
+      </w:pPr>
+    </w:lvl>
+    <w:lvl w:ilvl="5" w:tentative="1">
+      <w:start w:val="1"/>
+      <w:numFmt w:val="decimal"/>
+      <w:lvlText w:val="%6."/>
+      <w:lvlJc w:val="left"/>
+      <w:pPr>
+        <w:tabs>
+          <w:tab w:val="num" w:pos="4320"/>
+        </w:tabs>
+        <w:ind w:left="4320" w:hanging="360"/>
+      </w:pPr>
+    </w:lvl>
+    <w:lvl w:ilvl="6" w:tentative="1">
+      <w:start w:val="1"/>
+      <w:numFmt w:val="decimal"/>
+      <w:lvlText w:val="%7."/>
+      <w:lvlJc w:val="left"/>
+      <w:pPr>
+        <w:tabs>
+          <w:tab w:val="num" w:pos="5040"/>
+        </w:tabs>
+        <w:ind w:left="5040" w:hanging="360"/>
+      </w:pPr>
+    </w:lvl>
+    <w:lvl w:ilvl="7" w:tentative="1">
+      <w:start w:val="1"/>
+      <w:numFmt w:val="decimal"/>
+      <w:lvlText w:val="%8."/>
+      <w:lvlJc w:val="left"/>
+      <w:pPr>
+        <w:tabs>
+          <w:tab w:val="num" w:pos="5760"/>
+        </w:tabs>
+        <w:ind w:left="5760" w:hanging="360"/>
+      </w:pPr>
+    </w:lvl>
+    <w:lvl w:ilvl="8" w:tentative="1">
+      <w:start w:val="1"/>
+      <w:numFmt w:val="decimal"/>
+      <w:lvlText w:val="%9."/>
+      <w:lvlJc w:val="left"/>
+      <w:pPr>
+        <w:tabs>
+          <w:tab w:val="num" w:pos="6480"/>
+        </w:tabs>
+        <w:ind w:left="6480" w:hanging="360"/>
+      </w:pPr>
+    </w:lvl>
+  </w:abstractNum>
+  <w:abstractNum w:abstractNumId="8" w15:restartNumberingAfterBreak="0">
+    <w:nsid w:val="3E532CC7"/>
+    <w:multiLevelType w:val="multilevel"/>
+    <w:tmpl w:val="FB9C43B0"/>
+    <w:lvl w:ilvl="0">
+      <w:start w:val="2"/>
+      <w:numFmt w:val="decimal"/>
+      <w:lvlText w:val="%1."/>
+      <w:lvlJc w:val="left"/>
+      <w:pPr>
+        <w:tabs>
+          <w:tab w:val="num" w:pos="720"/>
+        </w:tabs>
+        <w:ind w:left="720" w:hanging="360"/>
+      </w:pPr>
+    </w:lvl>
+    <w:lvl w:ilvl="1" w:tentative="1">
+      <w:start w:val="1"/>
+      <w:numFmt w:val="decimal"/>
+      <w:lvlText w:val="%2."/>
+      <w:lvlJc w:val="left"/>
+      <w:pPr>
+        <w:tabs>
+          <w:tab w:val="num" w:pos="1440"/>
+        </w:tabs>
+        <w:ind w:left="1440" w:hanging="360"/>
+      </w:pPr>
+    </w:lvl>
+    <w:lvl w:ilvl="2" w:tentative="1">
+      <w:start w:val="1"/>
+      <w:numFmt w:val="decimal"/>
+      <w:lvlText w:val="%3."/>
+      <w:lvlJc w:val="left"/>
+      <w:pPr>
+        <w:tabs>
+          <w:tab w:val="num" w:pos="2160"/>
+        </w:tabs>
+        <w:ind w:left="2160" w:hanging="360"/>
+      </w:pPr>
+    </w:lvl>
+    <w:lvl w:ilvl="3" w:tentative="1">
+      <w:start w:val="1"/>
+      <w:numFmt w:val="decimal"/>
+      <w:lvlText w:val="%4."/>
+      <w:lvlJc w:val="left"/>
+      <w:pPr>
+        <w:tabs>
+          <w:tab w:val="num" w:pos="2880"/>
+        </w:tabs>
+        <w:ind w:left="2880" w:hanging="360"/>
+      </w:pPr>
+    </w:lvl>
+    <w:lvl w:ilvl="4" w:tentative="1">
+      <w:start w:val="1"/>
+      <w:numFmt w:val="decimal"/>
+      <w:lvlText w:val="%5."/>
+      <w:lvlJc w:val="left"/>
+      <w:pPr>
+        <w:tabs>
+          <w:tab w:val="num" w:pos="3600"/>
+        </w:tabs>
+        <w:ind w:left="3600" w:hanging="360"/>
+      </w:pPr>
+    </w:lvl>
+    <w:lvl w:ilvl="5" w:tentative="1">
+      <w:start w:val="1"/>
+      <w:numFmt w:val="decimal"/>
+      <w:lvlText w:val="%6."/>
+      <w:lvlJc w:val="left"/>
+      <w:pPr>
+        <w:tabs>
+          <w:tab w:val="num" w:pos="4320"/>
+        </w:tabs>
+        <w:ind w:left="4320" w:hanging="360"/>
+      </w:pPr>
+    </w:lvl>
+    <w:lvl w:ilvl="6" w:tentative="1">
+      <w:start w:val="1"/>
+      <w:numFmt w:val="decimal"/>
+      <w:lvlText w:val="%7."/>
+      <w:lvlJc w:val="left"/>
+      <w:pPr>
+        <w:tabs>
+          <w:tab w:val="num" w:pos="5040"/>
+        </w:tabs>
+        <w:ind w:left="5040" w:hanging="360"/>
+      </w:pPr>
+    </w:lvl>
+    <w:lvl w:ilvl="7" w:tentative="1">
+      <w:start w:val="1"/>
+      <w:numFmt w:val="decimal"/>
+      <w:lvlText w:val="%8."/>
+      <w:lvlJc w:val="left"/>
+      <w:pPr>
+        <w:tabs>
+          <w:tab w:val="num" w:pos="5760"/>
+        </w:tabs>
+        <w:ind w:left="5760" w:hanging="360"/>
+      </w:pPr>
+    </w:lvl>
+    <w:lvl w:ilvl="8" w:tentative="1">
+      <w:start w:val="1"/>
+      <w:numFmt w:val="decimal"/>
+      <w:lvlText w:val="%9."/>
+      <w:lvlJc w:val="left"/>
+      <w:pPr>
+        <w:tabs>
+          <w:tab w:val="num" w:pos="6480"/>
+        </w:tabs>
+        <w:ind w:left="6480" w:hanging="360"/>
+      </w:pPr>
+    </w:lvl>
+  </w:abstractNum>
+  <w:abstractNum w:abstractNumId="9" w15:restartNumberingAfterBreak="0">
     <w:nsid w:val="46737DB1"/>
     <w:multiLevelType w:val="hybridMultilevel"/>
     <w:tmpl w:val="A95E1742"/>
@@ -7196,7 +10679,7 @@
       </w:pPr>
     </w:lvl>
   </w:abstractNum>
-  <w:abstractNum w:abstractNumId="4" w15:restartNumberingAfterBreak="0">
+  <w:abstractNum w:abstractNumId="10" w15:restartNumberingAfterBreak="0">
     <w:nsid w:val="4AE62145"/>
     <w:multiLevelType w:val="multilevel"/>
     <w:tmpl w:val="CADE2EA2"/>
@@ -7343,11 +10826,124 @@
       </w:rPr>
     </w:lvl>
   </w:abstractNum>
-  <w:abstractNum w:abstractNumId="5" w15:restartNumberingAfterBreak="0">
+  <w:abstractNum w:abstractNumId="11" w15:restartNumberingAfterBreak="0">
+    <w:nsid w:val="4BAD7D35"/>
+    <w:multiLevelType w:val="multilevel"/>
+    <w:tmpl w:val="6D48D582"/>
+    <w:lvl w:ilvl="0">
+      <w:start w:val="1"/>
+      <w:numFmt w:val="decimal"/>
+      <w:lvlText w:val="%1."/>
+      <w:lvlJc w:val="left"/>
+      <w:pPr>
+        <w:tabs>
+          <w:tab w:val="num" w:pos="720"/>
+        </w:tabs>
+        <w:ind w:left="720" w:hanging="360"/>
+      </w:pPr>
+    </w:lvl>
+    <w:lvl w:ilvl="1" w:tentative="1">
+      <w:start w:val="1"/>
+      <w:numFmt w:val="decimal"/>
+      <w:lvlText w:val="%2."/>
+      <w:lvlJc w:val="left"/>
+      <w:pPr>
+        <w:tabs>
+          <w:tab w:val="num" w:pos="1440"/>
+        </w:tabs>
+        <w:ind w:left="1440" w:hanging="360"/>
+      </w:pPr>
+    </w:lvl>
+    <w:lvl w:ilvl="2" w:tentative="1">
+      <w:start w:val="1"/>
+      <w:numFmt w:val="decimal"/>
+      <w:lvlText w:val="%3."/>
+      <w:lvlJc w:val="left"/>
+      <w:pPr>
+        <w:tabs>
+          <w:tab w:val="num" w:pos="2160"/>
+        </w:tabs>
+        <w:ind w:left="2160" w:hanging="360"/>
+      </w:pPr>
+    </w:lvl>
+    <w:lvl w:ilvl="3" w:tentative="1">
+      <w:start w:val="1"/>
+      <w:numFmt w:val="decimal"/>
+      <w:lvlText w:val="%4."/>
+      <w:lvlJc w:val="left"/>
+      <w:pPr>
+        <w:tabs>
+          <w:tab w:val="num" w:pos="2880"/>
+        </w:tabs>
+        <w:ind w:left="2880" w:hanging="360"/>
+      </w:pPr>
+    </w:lvl>
+    <w:lvl w:ilvl="4" w:tentative="1">
+      <w:start w:val="1"/>
+      <w:numFmt w:val="decimal"/>
+      <w:lvlText w:val="%5."/>
+      <w:lvlJc w:val="left"/>
+      <w:pPr>
+        <w:tabs>
+          <w:tab w:val="num" w:pos="3600"/>
+        </w:tabs>
+        <w:ind w:left="3600" w:hanging="360"/>
+      </w:pPr>
+    </w:lvl>
+    <w:lvl w:ilvl="5" w:tentative="1">
+      <w:start w:val="1"/>
+      <w:numFmt w:val="decimal"/>
+      <w:lvlText w:val="%6."/>
+      <w:lvlJc w:val="left"/>
+      <w:pPr>
+        <w:tabs>
+          <w:tab w:val="num" w:pos="4320"/>
+        </w:tabs>
+        <w:ind w:left="4320" w:hanging="360"/>
+      </w:pPr>
+    </w:lvl>
+    <w:lvl w:ilvl="6" w:tentative="1">
+      <w:start w:val="1"/>
+      <w:numFmt w:val="decimal"/>
+      <w:lvlText w:val="%7."/>
+      <w:lvlJc w:val="left"/>
+      <w:pPr>
+        <w:tabs>
+          <w:tab w:val="num" w:pos="5040"/>
+        </w:tabs>
+        <w:ind w:left="5040" w:hanging="360"/>
+      </w:pPr>
+    </w:lvl>
+    <w:lvl w:ilvl="7" w:tentative="1">
+      <w:start w:val="1"/>
+      <w:numFmt w:val="decimal"/>
+      <w:lvlText w:val="%8."/>
+      <w:lvlJc w:val="left"/>
+      <w:pPr>
+        <w:tabs>
+          <w:tab w:val="num" w:pos="5760"/>
+        </w:tabs>
+        <w:ind w:left="5760" w:hanging="360"/>
+      </w:pPr>
+    </w:lvl>
+    <w:lvl w:ilvl="8" w:tentative="1">
+      <w:start w:val="1"/>
+      <w:numFmt w:val="decimal"/>
+      <w:lvlText w:val="%9."/>
+      <w:lvlJc w:val="left"/>
+      <w:pPr>
+        <w:tabs>
+          <w:tab w:val="num" w:pos="6480"/>
+        </w:tabs>
+        <w:ind w:left="6480" w:hanging="360"/>
+      </w:pPr>
+    </w:lvl>
+  </w:abstractNum>
+  <w:abstractNum w:abstractNumId="12" w15:restartNumberingAfterBreak="0">
     <w:nsid w:val="5314000D"/>
     <w:multiLevelType w:val="hybridMultilevel"/>
-    <w:tmpl w:val="58841CEA"/>
-    <w:lvl w:ilvl="0" w:tplc="097AE4CA">
+    <w:tmpl w:val="6B16C3C8"/>
+    <w:lvl w:ilvl="0" w:tplc="5C9E89E2">
       <w:start w:val="1"/>
       <w:numFmt w:val="upperRoman"/>
       <w:pStyle w:val="Heading1"/>
@@ -7430,7 +11026,382 @@
       </w:pPr>
     </w:lvl>
   </w:abstractNum>
-  <w:abstractNum w:abstractNumId="6" w15:restartNumberingAfterBreak="0">
+  <w:abstractNum w:abstractNumId="13" w15:restartNumberingAfterBreak="0">
+    <w:nsid w:val="5E1809E8"/>
+    <w:multiLevelType w:val="multilevel"/>
+    <w:tmpl w:val="6A665A6C"/>
+    <w:lvl w:ilvl="0">
+      <w:start w:val="2"/>
+      <w:numFmt w:val="decimal"/>
+      <w:lvlText w:val="%1."/>
+      <w:lvlJc w:val="left"/>
+      <w:pPr>
+        <w:tabs>
+          <w:tab w:val="num" w:pos="720"/>
+        </w:tabs>
+        <w:ind w:left="720" w:hanging="360"/>
+      </w:pPr>
+    </w:lvl>
+    <w:lvl w:ilvl="1" w:tentative="1">
+      <w:start w:val="1"/>
+      <w:numFmt w:val="decimal"/>
+      <w:lvlText w:val="%2."/>
+      <w:lvlJc w:val="left"/>
+      <w:pPr>
+        <w:tabs>
+          <w:tab w:val="num" w:pos="1440"/>
+        </w:tabs>
+        <w:ind w:left="1440" w:hanging="360"/>
+      </w:pPr>
+    </w:lvl>
+    <w:lvl w:ilvl="2" w:tentative="1">
+      <w:start w:val="1"/>
+      <w:numFmt w:val="decimal"/>
+      <w:lvlText w:val="%3."/>
+      <w:lvlJc w:val="left"/>
+      <w:pPr>
+        <w:tabs>
+          <w:tab w:val="num" w:pos="2160"/>
+        </w:tabs>
+        <w:ind w:left="2160" w:hanging="360"/>
+      </w:pPr>
+    </w:lvl>
+    <w:lvl w:ilvl="3" w:tentative="1">
+      <w:start w:val="1"/>
+      <w:numFmt w:val="decimal"/>
+      <w:lvlText w:val="%4."/>
+      <w:lvlJc w:val="left"/>
+      <w:pPr>
+        <w:tabs>
+          <w:tab w:val="num" w:pos="2880"/>
+        </w:tabs>
+        <w:ind w:left="2880" w:hanging="360"/>
+      </w:pPr>
+    </w:lvl>
+    <w:lvl w:ilvl="4" w:tentative="1">
+      <w:start w:val="1"/>
+      <w:numFmt w:val="decimal"/>
+      <w:lvlText w:val="%5."/>
+      <w:lvlJc w:val="left"/>
+      <w:pPr>
+        <w:tabs>
+          <w:tab w:val="num" w:pos="3600"/>
+        </w:tabs>
+        <w:ind w:left="3600" w:hanging="360"/>
+      </w:pPr>
+    </w:lvl>
+    <w:lvl w:ilvl="5" w:tentative="1">
+      <w:start w:val="1"/>
+      <w:numFmt w:val="decimal"/>
+      <w:lvlText w:val="%6."/>
+      <w:lvlJc w:val="left"/>
+      <w:pPr>
+        <w:tabs>
+          <w:tab w:val="num" w:pos="4320"/>
+        </w:tabs>
+        <w:ind w:left="4320" w:hanging="360"/>
+      </w:pPr>
+    </w:lvl>
+    <w:lvl w:ilvl="6" w:tentative="1">
+      <w:start w:val="1"/>
+      <w:numFmt w:val="decimal"/>
+      <w:lvlText w:val="%7."/>
+      <w:lvlJc w:val="left"/>
+      <w:pPr>
+        <w:tabs>
+          <w:tab w:val="num" w:pos="5040"/>
+        </w:tabs>
+        <w:ind w:left="5040" w:hanging="360"/>
+      </w:pPr>
+    </w:lvl>
+    <w:lvl w:ilvl="7" w:tentative="1">
+      <w:start w:val="1"/>
+      <w:numFmt w:val="decimal"/>
+      <w:lvlText w:val="%8."/>
+      <w:lvlJc w:val="left"/>
+      <w:pPr>
+        <w:tabs>
+          <w:tab w:val="num" w:pos="5760"/>
+        </w:tabs>
+        <w:ind w:left="5760" w:hanging="360"/>
+      </w:pPr>
+    </w:lvl>
+    <w:lvl w:ilvl="8" w:tentative="1">
+      <w:start w:val="1"/>
+      <w:numFmt w:val="decimal"/>
+      <w:lvlText w:val="%9."/>
+      <w:lvlJc w:val="left"/>
+      <w:pPr>
+        <w:tabs>
+          <w:tab w:val="num" w:pos="6480"/>
+        </w:tabs>
+        <w:ind w:left="6480" w:hanging="360"/>
+      </w:pPr>
+    </w:lvl>
+  </w:abstractNum>
+  <w:abstractNum w:abstractNumId="14" w15:restartNumberingAfterBreak="0">
+    <w:nsid w:val="5EA7671C"/>
+    <w:multiLevelType w:val="multilevel"/>
+    <w:tmpl w:val="E2D0F3D8"/>
+    <w:lvl w:ilvl="0">
+      <w:start w:val="1"/>
+      <w:numFmt w:val="decimal"/>
+      <w:lvlText w:val="%1."/>
+      <w:lvlJc w:val="left"/>
+      <w:pPr>
+        <w:tabs>
+          <w:tab w:val="num" w:pos="720"/>
+        </w:tabs>
+        <w:ind w:left="720" w:hanging="360"/>
+      </w:pPr>
+    </w:lvl>
+    <w:lvl w:ilvl="1" w:tentative="1">
+      <w:start w:val="1"/>
+      <w:numFmt w:val="decimal"/>
+      <w:lvlText w:val="%2."/>
+      <w:lvlJc w:val="left"/>
+      <w:pPr>
+        <w:tabs>
+          <w:tab w:val="num" w:pos="1440"/>
+        </w:tabs>
+        <w:ind w:left="1440" w:hanging="360"/>
+      </w:pPr>
+    </w:lvl>
+    <w:lvl w:ilvl="2" w:tentative="1">
+      <w:start w:val="1"/>
+      <w:numFmt w:val="decimal"/>
+      <w:lvlText w:val="%3."/>
+      <w:lvlJc w:val="left"/>
+      <w:pPr>
+        <w:tabs>
+          <w:tab w:val="num" w:pos="2160"/>
+        </w:tabs>
+        <w:ind w:left="2160" w:hanging="360"/>
+      </w:pPr>
+    </w:lvl>
+    <w:lvl w:ilvl="3" w:tentative="1">
+      <w:start w:val="1"/>
+      <w:numFmt w:val="decimal"/>
+      <w:lvlText w:val="%4."/>
+      <w:lvlJc w:val="left"/>
+      <w:pPr>
+        <w:tabs>
+          <w:tab w:val="num" w:pos="2880"/>
+        </w:tabs>
+        <w:ind w:left="2880" w:hanging="360"/>
+      </w:pPr>
+    </w:lvl>
+    <w:lvl w:ilvl="4" w:tentative="1">
+      <w:start w:val="1"/>
+      <w:numFmt w:val="decimal"/>
+      <w:lvlText w:val="%5."/>
+      <w:lvlJc w:val="left"/>
+      <w:pPr>
+        <w:tabs>
+          <w:tab w:val="num" w:pos="3600"/>
+        </w:tabs>
+        <w:ind w:left="3600" w:hanging="360"/>
+      </w:pPr>
+    </w:lvl>
+    <w:lvl w:ilvl="5" w:tentative="1">
+      <w:start w:val="1"/>
+      <w:numFmt w:val="decimal"/>
+      <w:lvlText w:val="%6."/>
+      <w:lvlJc w:val="left"/>
+      <w:pPr>
+        <w:tabs>
+          <w:tab w:val="num" w:pos="4320"/>
+        </w:tabs>
+        <w:ind w:left="4320" w:hanging="360"/>
+      </w:pPr>
+    </w:lvl>
+    <w:lvl w:ilvl="6" w:tentative="1">
+      <w:start w:val="1"/>
+      <w:numFmt w:val="decimal"/>
+      <w:lvlText w:val="%7."/>
+      <w:lvlJc w:val="left"/>
+      <w:pPr>
+        <w:tabs>
+          <w:tab w:val="num" w:pos="5040"/>
+        </w:tabs>
+        <w:ind w:left="5040" w:hanging="360"/>
+      </w:pPr>
+    </w:lvl>
+    <w:lvl w:ilvl="7" w:tentative="1">
+      <w:start w:val="1"/>
+      <w:numFmt w:val="decimal"/>
+      <w:lvlText w:val="%8."/>
+      <w:lvlJc w:val="left"/>
+      <w:pPr>
+        <w:tabs>
+          <w:tab w:val="num" w:pos="5760"/>
+        </w:tabs>
+        <w:ind w:left="5760" w:hanging="360"/>
+      </w:pPr>
+    </w:lvl>
+    <w:lvl w:ilvl="8" w:tentative="1">
+      <w:start w:val="1"/>
+      <w:numFmt w:val="decimal"/>
+      <w:lvlText w:val="%9."/>
+      <w:lvlJc w:val="left"/>
+      <w:pPr>
+        <w:tabs>
+          <w:tab w:val="num" w:pos="6480"/>
+        </w:tabs>
+        <w:ind w:left="6480" w:hanging="360"/>
+      </w:pPr>
+    </w:lvl>
+  </w:abstractNum>
+  <w:abstractNum w:abstractNumId="15" w15:restartNumberingAfterBreak="0">
+    <w:nsid w:val="6F3F0F6D"/>
+    <w:multiLevelType w:val="multilevel"/>
+    <w:tmpl w:val="E30E361A"/>
+    <w:lvl w:ilvl="0">
+      <w:start w:val="1"/>
+      <w:numFmt w:val="bullet"/>
+      <w:lvlText w:val=""/>
+      <w:lvlJc w:val="left"/>
+      <w:pPr>
+        <w:tabs>
+          <w:tab w:val="num" w:pos="720"/>
+        </w:tabs>
+        <w:ind w:left="720" w:hanging="360"/>
+      </w:pPr>
+      <w:rPr>
+        <w:rFonts w:ascii="Symbol" w:hAnsi="Symbol" w:hint="default"/>
+        <w:sz w:val="20"/>
+      </w:rPr>
+    </w:lvl>
+    <w:lvl w:ilvl="1" w:tentative="1">
+      <w:start w:val="1"/>
+      <w:numFmt w:val="bullet"/>
+      <w:lvlText w:val="o"/>
+      <w:lvlJc w:val="left"/>
+      <w:pPr>
+        <w:tabs>
+          <w:tab w:val="num" w:pos="1440"/>
+        </w:tabs>
+        <w:ind w:left="1440" w:hanging="360"/>
+      </w:pPr>
+      <w:rPr>
+        <w:rFonts w:ascii="Courier New" w:hAnsi="Courier New" w:hint="default"/>
+        <w:sz w:val="20"/>
+      </w:rPr>
+    </w:lvl>
+    <w:lvl w:ilvl="2" w:tentative="1">
+      <w:start w:val="1"/>
+      <w:numFmt w:val="bullet"/>
+      <w:lvlText w:val=""/>
+      <w:lvlJc w:val="left"/>
+      <w:pPr>
+        <w:tabs>
+          <w:tab w:val="num" w:pos="2160"/>
+        </w:tabs>
+        <w:ind w:left="2160" w:hanging="360"/>
+      </w:pPr>
+      <w:rPr>
+        <w:rFonts w:ascii="Wingdings" w:hAnsi="Wingdings" w:hint="default"/>
+        <w:sz w:val="20"/>
+      </w:rPr>
+    </w:lvl>
+    <w:lvl w:ilvl="3" w:tentative="1">
+      <w:start w:val="1"/>
+      <w:numFmt w:val="bullet"/>
+      <w:lvlText w:val=""/>
+      <w:lvlJc w:val="left"/>
+      <w:pPr>
+        <w:tabs>
+          <w:tab w:val="num" w:pos="2880"/>
+        </w:tabs>
+        <w:ind w:left="2880" w:hanging="360"/>
+      </w:pPr>
+      <w:rPr>
+        <w:rFonts w:ascii="Wingdings" w:hAnsi="Wingdings" w:hint="default"/>
+        <w:sz w:val="20"/>
+      </w:rPr>
+    </w:lvl>
+    <w:lvl w:ilvl="4" w:tentative="1">
+      <w:start w:val="1"/>
+      <w:numFmt w:val="bullet"/>
+      <w:lvlText w:val=""/>
+      <w:lvlJc w:val="left"/>
+      <w:pPr>
+        <w:tabs>
+          <w:tab w:val="num" w:pos="3600"/>
+        </w:tabs>
+        <w:ind w:left="3600" w:hanging="360"/>
+      </w:pPr>
+      <w:rPr>
+        <w:rFonts w:ascii="Wingdings" w:hAnsi="Wingdings" w:hint="default"/>
+        <w:sz w:val="20"/>
+      </w:rPr>
+    </w:lvl>
+    <w:lvl w:ilvl="5" w:tentative="1">
+      <w:start w:val="1"/>
+      <w:numFmt w:val="bullet"/>
+      <w:lvlText w:val=""/>
+      <w:lvlJc w:val="left"/>
+      <w:pPr>
+        <w:tabs>
+          <w:tab w:val="num" w:pos="4320"/>
+        </w:tabs>
+        <w:ind w:left="4320" w:hanging="360"/>
+      </w:pPr>
+      <w:rPr>
+        <w:rFonts w:ascii="Wingdings" w:hAnsi="Wingdings" w:hint="default"/>
+        <w:sz w:val="20"/>
+      </w:rPr>
+    </w:lvl>
+    <w:lvl w:ilvl="6" w:tentative="1">
+      <w:start w:val="1"/>
+      <w:numFmt w:val="bullet"/>
+      <w:lvlText w:val=""/>
+      <w:lvlJc w:val="left"/>
+      <w:pPr>
+        <w:tabs>
+          <w:tab w:val="num" w:pos="5040"/>
+        </w:tabs>
+        <w:ind w:left="5040" w:hanging="360"/>
+      </w:pPr>
+      <w:rPr>
+        <w:rFonts w:ascii="Wingdings" w:hAnsi="Wingdings" w:hint="default"/>
+        <w:sz w:val="20"/>
+      </w:rPr>
+    </w:lvl>
+    <w:lvl w:ilvl="7" w:tentative="1">
+      <w:start w:val="1"/>
+      <w:numFmt w:val="bullet"/>
+      <w:lvlText w:val=""/>
+      <w:lvlJc w:val="left"/>
+      <w:pPr>
+        <w:tabs>
+          <w:tab w:val="num" w:pos="5760"/>
+        </w:tabs>
+        <w:ind w:left="5760" w:hanging="360"/>
+      </w:pPr>
+      <w:rPr>
+        <w:rFonts w:ascii="Wingdings" w:hAnsi="Wingdings" w:hint="default"/>
+        <w:sz w:val="20"/>
+      </w:rPr>
+    </w:lvl>
+    <w:lvl w:ilvl="8" w:tentative="1">
+      <w:start w:val="1"/>
+      <w:numFmt w:val="bullet"/>
+      <w:lvlText w:val=""/>
+      <w:lvlJc w:val="left"/>
+      <w:pPr>
+        <w:tabs>
+          <w:tab w:val="num" w:pos="6480"/>
+        </w:tabs>
+        <w:ind w:left="6480" w:hanging="360"/>
+      </w:pPr>
+      <w:rPr>
+        <w:rFonts w:ascii="Wingdings" w:hAnsi="Wingdings" w:hint="default"/>
+        <w:sz w:val="20"/>
+      </w:rPr>
+    </w:lvl>
+  </w:abstractNum>
+  <w:abstractNum w:abstractNumId="16" w15:restartNumberingAfterBreak="0">
     <w:nsid w:val="71A350A1"/>
     <w:multiLevelType w:val="multilevel"/>
     <w:tmpl w:val="D4D46A66"/>
@@ -7580,34 +11551,94 @@
     </w:lvl>
   </w:abstractNum>
   <w:num w:numId="1" w16cid:durableId="1731537013">
-    <w:abstractNumId w:val="5"/>
+    <w:abstractNumId w:val="12"/>
   </w:num>
   <w:num w:numId="2" w16cid:durableId="1905555835">
+    <w:abstractNumId w:val="4"/>
+  </w:num>
+  <w:num w:numId="3" w16cid:durableId="639000178">
+    <w:abstractNumId w:val="10"/>
+  </w:num>
+  <w:num w:numId="4" w16cid:durableId="1967810139">
     <w:abstractNumId w:val="2"/>
   </w:num>
-  <w:num w:numId="3" w16cid:durableId="639000178">
-    <w:abstractNumId w:val="4"/>
-  </w:num>
-  <w:num w:numId="4" w16cid:durableId="1967810139">
-    <w:abstractNumId w:val="1"/>
-  </w:num>
   <w:num w:numId="5" w16cid:durableId="609750883">
-    <w:abstractNumId w:val="6"/>
+    <w:abstractNumId w:val="16"/>
   </w:num>
   <w:num w:numId="6" w16cid:durableId="2058894359">
     <w:abstractNumId w:val="0"/>
   </w:num>
   <w:num w:numId="7" w16cid:durableId="712660261">
-    <w:abstractNumId w:val="3"/>
+    <w:abstractNumId w:val="9"/>
   </w:num>
   <w:num w:numId="8" w16cid:durableId="16583857">
-    <w:abstractNumId w:val="2"/>
+    <w:abstractNumId w:val="4"/>
     <w:lvlOverride w:ilvl="0">
       <w:startOverride w:val="1"/>
     </w:lvlOverride>
   </w:num>
   <w:num w:numId="9" w16cid:durableId="936131272">
-    <w:abstractNumId w:val="2"/>
+    <w:abstractNumId w:val="4"/>
+    <w:lvlOverride w:ilvl="0">
+      <w:startOverride w:val="1"/>
+    </w:lvlOverride>
+  </w:num>
+  <w:num w:numId="10" w16cid:durableId="1803499908">
+    <w:abstractNumId w:val="15"/>
+  </w:num>
+  <w:num w:numId="11" w16cid:durableId="803742219">
+    <w:abstractNumId w:val="11"/>
+  </w:num>
+  <w:num w:numId="12" w16cid:durableId="93135654">
+    <w:abstractNumId w:val="8"/>
+  </w:num>
+  <w:num w:numId="13" w16cid:durableId="1459832194">
+    <w:abstractNumId w:val="5"/>
+  </w:num>
+  <w:num w:numId="14" w16cid:durableId="861670632">
+    <w:abstractNumId w:val="14"/>
+  </w:num>
+  <w:num w:numId="15" w16cid:durableId="924190203">
+    <w:abstractNumId w:val="13"/>
+  </w:num>
+  <w:num w:numId="16" w16cid:durableId="1103303847">
+    <w:abstractNumId w:val="3"/>
+  </w:num>
+  <w:num w:numId="17" w16cid:durableId="1198274741">
+    <w:abstractNumId w:val="1"/>
+  </w:num>
+  <w:num w:numId="18" w16cid:durableId="1440950616">
+    <w:abstractNumId w:val="6"/>
+  </w:num>
+  <w:num w:numId="19" w16cid:durableId="1960914263">
+    <w:abstractNumId w:val="7"/>
+  </w:num>
+  <w:num w:numId="20" w16cid:durableId="609825268">
+    <w:abstractNumId w:val="4"/>
+    <w:lvlOverride w:ilvl="0">
+      <w:startOverride w:val="1"/>
+    </w:lvlOverride>
+  </w:num>
+  <w:num w:numId="21" w16cid:durableId="1692804990">
+    <w:abstractNumId w:val="9"/>
+    <w:lvlOverride w:ilvl="0">
+      <w:startOverride w:val="1"/>
+    </w:lvlOverride>
+  </w:num>
+  <w:num w:numId="22" w16cid:durableId="1835804542">
+    <w:abstractNumId w:val="9"/>
+    <w:lvlOverride w:ilvl="0">
+      <w:startOverride w:val="1"/>
+    </w:lvlOverride>
+  </w:num>
+  <w:num w:numId="23" w16cid:durableId="70201890">
+    <w:abstractNumId w:val="9"/>
+    <w:lvlOverride w:ilvl="0">
+      <w:startOverride w:val="1"/>
+    </w:lvlOverride>
+  </w:num>
+  <w:num w:numId="24" w16cid:durableId="1701511683">
+    <w:abstractNumId w:val="9"/>
     <w:lvlOverride w:ilvl="0">
       <w:startOverride w:val="1"/>
     </w:lvlOverride>

--- a/demo/Mô tả chức năng.docx
+++ b/demo/Mô tả chức năng.docx
@@ -9507,11 +9507,1033 @@
     </w:p>
     <w:p>
       <w:pPr>
-        <w:rPr>
-          <w:lang w:val="vi-VN"/>
-        </w:rPr>
-      </w:pPr>
-    </w:p>
+        <w:ind w:left="720"/>
+        <w:rPr>
+          <w:b/>
+          <w:bCs/>
+        </w:rPr>
+      </w:pPr>
+      <w:r>
+        <w:rPr>
+          <w:b/>
+          <w:bCs/>
+        </w:rPr>
+        <w:t>MỤC TIÊU</w:t>
+      </w:r>
+    </w:p>
+    <w:p>
+      <w:r>
+        <w:t>Hiển thị tỷ lệ học lực sinh viên trên Dashboard.</w:t>
+      </w:r>
+    </w:p>
+    <w:p>
+      <w:r>
+        <w:t>Ví dụ:</w:t>
+      </w:r>
+      <w:r>
+        <w:rPr>
+          <w:lang w:val="vi-VN"/>
+        </w:rPr>
+        <w:t xml:space="preserve"> </w:t>
+      </w:r>
+      <w:r>
+        <w:t>Giỏi</w:t>
+      </w:r>
+      <w:r>
+        <w:rPr>
+          <w:lang w:val="vi-VN"/>
+        </w:rPr>
+        <w:t xml:space="preserve">, </w:t>
+      </w:r>
+      <w:r>
+        <w:t>Khá</w:t>
+      </w:r>
+      <w:r>
+        <w:rPr>
+          <w:lang w:val="vi-VN"/>
+        </w:rPr>
+        <w:t xml:space="preserve">, </w:t>
+      </w:r>
+      <w:r>
+        <w:t xml:space="preserve">Trung </w:t>
+      </w:r>
+      <w:r>
+        <w:t>Bình</w:t>
+      </w:r>
+      <w:r>
+        <w:rPr>
+          <w:lang w:val="vi-VN"/>
+        </w:rPr>
+        <w:t>,</w:t>
+      </w:r>
+      <w:r>
+        <w:rPr>
+          <w:lang w:val="vi-VN"/>
+        </w:rPr>
+        <w:t xml:space="preserve"> </w:t>
+      </w:r>
+      <w:r>
+        <w:t>Yếu</w:t>
+      </w:r>
+    </w:p>
+    <w:p>
+      <w:r>
+        <w:t>Tư duy Dashboard:</w:t>
+      </w:r>
+      <w:r>
+        <w:rPr>
+          <w:lang w:val="vi-VN"/>
+        </w:rPr>
+        <w:t xml:space="preserve"> </w:t>
+      </w:r>
+      <w:r>
+        <w:t xml:space="preserve">KPI </w:t>
+      </w:r>
+      <w:r>
+        <w:t>Card</w:t>
+      </w:r>
+      <w:r>
+        <w:rPr>
+          <w:lang w:val="vi-VN"/>
+        </w:rPr>
+        <w:t>-&gt;</w:t>
+      </w:r>
+      <w:r>
+        <w:t xml:space="preserve">Ranking </w:t>
+      </w:r>
+      <w:r>
+        <w:t>Widget</w:t>
+      </w:r>
+      <w:r>
+        <w:rPr>
+          <w:lang w:val="vi-VN"/>
+        </w:rPr>
+        <w:t>-&gt;</w:t>
+      </w:r>
+      <w:r>
+        <w:t>Chart Visualization</w:t>
+      </w:r>
+    </w:p>
+    <w:p>
+      <w:pPr>
+        <w:pBdr>
+          <w:bottom w:val="double" w:sz="6" w:space="1" w:color="auto"/>
+        </w:pBdr>
+      </w:pPr>
+      <w:r>
+        <w:lastRenderedPageBreak/>
+        <w:t>Chart giúp đọc dữ liệu nhanh hơn số liệu thuần.</w:t>
+      </w:r>
+    </w:p>
+    <w:p>
+      <w:pPr>
+        <w:pStyle w:val="Heading2"/>
+        <w:numPr>
+          <w:ilvl w:val="0"/>
+          <w:numId w:val="36"/>
+        </w:numPr>
+      </w:pPr>
+      <w:r>
+        <w:t>BACKEND</w:t>
+      </w:r>
+    </w:p>
+    <w:p>
+      <w:pPr>
+        <w:pStyle w:val="Heading3"/>
+        <w:numPr>
+          <w:ilvl w:val="0"/>
+          <w:numId w:val="37"/>
+        </w:numPr>
+      </w:pPr>
+      <w:r>
+        <w:t>Repository</w:t>
+      </w:r>
+    </w:p>
+    <w:p>
+      <w:r>
+        <w:t>Thêm các Aggregate Query:</w:t>
+      </w:r>
+    </w:p>
+    <w:p>
+      <w:pPr>
+        <w:rPr>
+          <w:b/>
+          <w:bCs/>
+        </w:rPr>
+      </w:pPr>
+      <w:r>
+        <w:rPr>
+          <w:b/>
+          <w:bCs/>
+        </w:rPr>
+        <w:t>Sinh viên Giỏi:</w:t>
+      </w:r>
+    </w:p>
+    <w:p>
+      <w:pPr>
+        <w:ind w:left="720"/>
+      </w:pPr>
+      <w:r>
+        <w:t>SELECT COUNT(s)</w:t>
+      </w:r>
+      <w:r>
+        <w:br/>
+        <w:t>WHERE s.dtb &gt;= 8</w:t>
+      </w:r>
+    </w:p>
+    <w:p>
+      <w:pPr>
+        <w:rPr>
+          <w:b/>
+          <w:bCs/>
+        </w:rPr>
+      </w:pPr>
+      <w:r>
+        <w:rPr>
+          <w:b/>
+          <w:bCs/>
+        </w:rPr>
+        <w:t>Sinh viên Khá:</w:t>
+      </w:r>
+    </w:p>
+    <w:p>
+      <w:pPr>
+        <w:ind w:left="720"/>
+      </w:pPr>
+      <w:r>
+        <w:t>SELECT COUNT(s)</w:t>
+      </w:r>
+      <w:r>
+        <w:br/>
+        <w:t>WHERE s.dtb &gt;= 6.5</w:t>
+      </w:r>
+      <w:r>
+        <w:br/>
+        <w:t>AND s.dtb &lt; 8</w:t>
+      </w:r>
+    </w:p>
+    <w:p>
+      <w:pPr>
+        <w:rPr>
+          <w:b/>
+          <w:bCs/>
+        </w:rPr>
+      </w:pPr>
+      <w:r>
+        <w:rPr>
+          <w:b/>
+          <w:bCs/>
+        </w:rPr>
+        <w:t>Sinh viên Trung Bình:</w:t>
+      </w:r>
+    </w:p>
+    <w:p>
+      <w:pPr>
+        <w:ind w:left="720"/>
+      </w:pPr>
+      <w:r>
+        <w:t>SELECT COUNT(s)</w:t>
+      </w:r>
+      <w:r>
+        <w:br/>
+        <w:t>WHERE s.dtb &gt;= 5</w:t>
+      </w:r>
+      <w:r>
+        <w:br/>
+        <w:t>AND s.dtb &lt; 6.5</w:t>
+      </w:r>
+    </w:p>
+    <w:p>
+      <w:pPr>
+        <w:rPr>
+          <w:b/>
+          <w:bCs/>
+        </w:rPr>
+      </w:pPr>
+      <w:r>
+        <w:rPr>
+          <w:b/>
+          <w:bCs/>
+        </w:rPr>
+        <w:t>Sinh viên Yếu:</w:t>
+      </w:r>
+    </w:p>
+    <w:p>
+      <w:pPr>
+        <w:ind w:left="720"/>
+      </w:pPr>
+      <w:r>
+        <w:t>SELECT COUNT(s)</w:t>
+      </w:r>
+      <w:r>
+        <w:br/>
+        <w:t>WHERE s.dtb &lt; 5</w:t>
+      </w:r>
+    </w:p>
+    <w:p>
+      <w:pPr>
+        <w:pBdr>
+          <w:bottom w:val="double" w:sz="6" w:space="1" w:color="auto"/>
+        </w:pBdr>
+      </w:pPr>
+      <w:r>
+        <w:t>Từ khóa:</w:t>
+      </w:r>
+      <w:r>
+        <w:rPr>
+          <w:lang w:val="vi-VN"/>
+        </w:rPr>
+        <w:t xml:space="preserve"> </w:t>
+      </w:r>
+      <w:r>
+        <w:t>COUNT()</w:t>
+      </w:r>
+      <w:r>
+        <w:rPr>
+          <w:lang w:val="vi-VN"/>
+        </w:rPr>
+        <w:t xml:space="preserve"> </w:t>
+      </w:r>
+      <w:r>
+        <w:t>WHERE</w:t>
+      </w:r>
+    </w:p>
+    <w:p>
+      <w:pPr>
+        <w:pStyle w:val="Heading3"/>
+      </w:pPr>
+      <w:r>
+        <w:t>DashboardResponse</w:t>
+      </w:r>
+    </w:p>
+    <w:p>
+      <w:pPr>
+        <w:pBdr>
+          <w:bottom w:val="double" w:sz="6" w:space="1" w:color="auto"/>
+        </w:pBdr>
+      </w:pPr>
+      <w:r>
+        <w:rPr>
+          <w:b/>
+          <w:bCs/>
+        </w:rPr>
+        <w:t>Thêm:</w:t>
+      </w:r>
+      <w:r>
+        <w:rPr>
+          <w:b/>
+          <w:bCs/>
+          <w:lang w:val="vi-VN"/>
+        </w:rPr>
+        <w:t xml:space="preserve"> </w:t>
+      </w:r>
+      <w:r>
+        <w:t>sinhVienKha;</w:t>
+      </w:r>
+      <w:r>
+        <w:t xml:space="preserve"> </w:t>
+      </w:r>
+      <w:r>
+        <w:t>sinhVienTrungBinh;</w:t>
+      </w:r>
+      <w:r>
+        <w:t xml:space="preserve"> </w:t>
+      </w:r>
+      <w:r>
+        <w:t>sinhVienYeu;</w:t>
+      </w:r>
+    </w:p>
+    <w:p>
+      <w:pPr>
+        <w:pStyle w:val="Heading3"/>
+      </w:pPr>
+      <w:r>
+        <w:t>Service</w:t>
+      </w:r>
+    </w:p>
+    <w:p>
+      <w:r>
+        <w:t>Flow:</w:t>
+      </w:r>
+    </w:p>
+    <w:p>
+      <w:r>
+        <w:t>Repository</w:t>
+      </w:r>
+      <w:r>
+        <w:rPr>
+          <w:lang w:val="vi-VN"/>
+        </w:rPr>
+        <w:t>-&gt;</w:t>
+      </w:r>
+      <w:r>
+        <w:t>COUNT()</w:t>
+      </w:r>
+      <w:r>
+        <w:rPr>
+          <w:lang w:val="vi-VN"/>
+        </w:rPr>
+        <w:t>-&gt;</w:t>
+      </w:r>
+      <w:r>
+        <w:t>Dashboa</w:t>
+      </w:r>
+      <w:r>
+        <w:t>rdResponse</w:t>
+      </w:r>
+      <w:r>
+        <w:rPr>
+          <w:lang w:val="vi-VN"/>
+        </w:rPr>
+        <w:t>-&gt;</w:t>
+      </w:r>
+      <w:r>
+        <w:t>Frontend</w:t>
+      </w:r>
+    </w:p>
+    <w:p>
+      <w:r>
+        <w:t>Ví dụ:</w:t>
+      </w:r>
+    </w:p>
+    <w:p>
+      <w:pPr>
+        <w:pBdr>
+          <w:bottom w:val="double" w:sz="6" w:space="1" w:color="auto"/>
+        </w:pBdr>
+        <w:ind w:left="720"/>
+      </w:pPr>
+      <w:r>
+        <w:t>response.setSinhVienKha(...)</w:t>
+      </w:r>
+      <w:r>
+        <w:br/>
+        <w:t>response.setSinhVienTrungBinh(...)</w:t>
+      </w:r>
+      <w:r>
+        <w:br/>
+        <w:t>response.setSinhVienYeu(...)</w:t>
+      </w:r>
+    </w:p>
+    <w:p>
+      <w:pPr>
+        <w:pStyle w:val="Heading2"/>
+      </w:pPr>
+      <w:r>
+        <w:t>FRONTEND</w:t>
+      </w:r>
+    </w:p>
+    <w:p>
+      <w:pPr>
+        <w:pStyle w:val="Heading3"/>
+        <w:numPr>
+          <w:ilvl w:val="0"/>
+          <w:numId w:val="38"/>
+        </w:numPr>
+      </w:pPr>
+      <w:r>
+        <w:t>HocLucChart.jsx</w:t>
+      </w:r>
+    </w:p>
+    <w:p>
+      <w:pPr>
+        <w:pBdr>
+          <w:bottom w:val="double" w:sz="6" w:space="1" w:color="auto"/>
+        </w:pBdr>
+      </w:pPr>
+      <w:r>
+        <w:rPr>
+          <w:b/>
+          <w:bCs/>
+        </w:rPr>
+        <w:t>Mục tiêu:</w:t>
+      </w:r>
+      <w:r>
+        <w:rPr>
+          <w:lang w:val="vi-VN"/>
+        </w:rPr>
+        <w:t xml:space="preserve"> </w:t>
+      </w:r>
+      <w:r>
+        <w:t>Tách riêng phần biểu đồ.</w:t>
+      </w:r>
+      <w:r>
+        <w:rPr>
+          <w:lang w:val="vi-VN"/>
+        </w:rPr>
+        <w:t xml:space="preserve"> </w:t>
+      </w:r>
+      <w:r>
+        <w:t>Không viết trực tiếp trong AdminPage.</w:t>
+      </w:r>
+    </w:p>
+    <w:p>
+      <w:pPr>
+        <w:pStyle w:val="Heading4"/>
+      </w:pPr>
+      <w:r>
+        <w:lastRenderedPageBreak/>
+        <w:t>Data Mapping</w:t>
+      </w:r>
+    </w:p>
+    <w:p>
+      <w:pPr>
+        <w:rPr>
+          <w:b/>
+          <w:bCs/>
+          <w:i/>
+          <w:iCs/>
+        </w:rPr>
+      </w:pPr>
+      <w:r>
+        <w:rPr>
+          <w:b/>
+          <w:bCs/>
+          <w:i/>
+          <w:iCs/>
+        </w:rPr>
+        <w:t>Từ DashboardResponse:</w:t>
+      </w:r>
+    </w:p>
+    <w:p>
+      <w:pPr>
+        <w:ind w:left="720"/>
+      </w:pPr>
+      <w:r>
+        <w:t>[</w:t>
+      </w:r>
+      <w:r>
+        <w:br/>
+        <w:t>{ name: "Giỏi", value: ... },</w:t>
+      </w:r>
+      <w:r>
+        <w:br/>
+        <w:t>{ name: "Khá", value: ... },</w:t>
+      </w:r>
+      <w:r>
+        <w:br/>
+        <w:t>{ name: "Trung Bình", value: ... },</w:t>
+      </w:r>
+      <w:r>
+        <w:br/>
+        <w:t>{ name: "Yếu", value: ... }</w:t>
+      </w:r>
+      <w:r>
+        <w:br/>
+        <w:t>]</w:t>
+      </w:r>
+    </w:p>
+    <w:p>
+      <w:r>
+        <w:t>Tư duy React:</w:t>
+      </w:r>
+    </w:p>
+    <w:p>
+      <w:pPr>
+        <w:pBdr>
+          <w:bottom w:val="double" w:sz="6" w:space="1" w:color="auto"/>
+        </w:pBdr>
+      </w:pPr>
+      <w:r>
+        <w:t xml:space="preserve">Backend trả dữ </w:t>
+      </w:r>
+      <w:r>
+        <w:t>liệu</w:t>
+      </w:r>
+      <w:r>
+        <w:rPr>
+          <w:lang w:val="vi-VN"/>
+        </w:rPr>
+        <w:t>-&gt;</w:t>
+      </w:r>
+      <w:r>
+        <w:t xml:space="preserve">Frontend map dữ </w:t>
+      </w:r>
+      <w:r>
+        <w:t>liệu</w:t>
+      </w:r>
+      <w:r>
+        <w:rPr>
+          <w:lang w:val="vi-VN"/>
+        </w:rPr>
+        <w:t>-&gt;</w:t>
+      </w:r>
+      <w:r>
+        <w:t>Chart render</w:t>
+      </w:r>
+    </w:p>
+    <w:p>
+      <w:pPr>
+        <w:pStyle w:val="Heading4"/>
+      </w:pPr>
+      <w:r>
+        <w:t>PieChart</w:t>
+      </w:r>
+    </w:p>
+    <w:p>
+      <w:pPr>
+        <w:pBdr>
+          <w:bottom w:val="double" w:sz="6" w:space="1" w:color="auto"/>
+        </w:pBdr>
+      </w:pPr>
+      <w:r>
+        <w:t>Component:</w:t>
+      </w:r>
+      <w:r>
+        <w:rPr>
+          <w:lang w:val="vi-VN"/>
+        </w:rPr>
+        <w:t xml:space="preserve"> </w:t>
+      </w:r>
+      <w:r>
+        <w:t>Là khung biểu đồ.</w:t>
+      </w:r>
+    </w:p>
+    <w:p>
+      <w:pPr>
+        <w:pStyle w:val="Heading4"/>
+      </w:pPr>
+      <w:r>
+        <w:t>Pie</w:t>
+      </w:r>
+    </w:p>
+    <w:p>
+      <w:r>
+        <w:t>Là phần hình tròn.</w:t>
+      </w:r>
+    </w:p>
+    <w:p>
+      <w:pPr>
+        <w:pBdr>
+          <w:bottom w:val="double" w:sz="6" w:space="1" w:color="auto"/>
+        </w:pBdr>
+      </w:pPr>
+      <w:r>
+        <w:rPr>
+          <w:b/>
+          <w:bCs/>
+        </w:rPr>
+        <w:t>Thuộc tính quan trọng</w:t>
+      </w:r>
+      <w:r>
+        <w:t>:</w:t>
+      </w:r>
+      <w:r>
+        <w:rPr>
+          <w:lang w:val="vi-VN"/>
+        </w:rPr>
+        <w:t xml:space="preserve"> </w:t>
+      </w:r>
+      <w:r>
+        <w:t>Data</w:t>
+      </w:r>
+      <w:r>
+        <w:rPr>
+          <w:lang w:val="vi-VN"/>
+        </w:rPr>
+        <w:t>,</w:t>
+      </w:r>
+      <w:r>
+        <w:t>dataKey</w:t>
+      </w:r>
+      <w:r>
+        <w:rPr>
+          <w:lang w:val="vi-VN"/>
+        </w:rPr>
+        <w:t>,</w:t>
+      </w:r>
+      <w:r>
+        <w:t>nameKey</w:t>
+      </w:r>
+    </w:p>
+    <w:p>
+      <w:pPr>
+        <w:pStyle w:val="Heading4"/>
+      </w:pPr>
+      <w:r>
+        <w:t>Tooltip</w:t>
+      </w:r>
+    </w:p>
+    <w:p>
+      <w:r>
+        <w:t>Chức năng:</w:t>
+      </w:r>
+      <w:r>
+        <w:rPr>
+          <w:lang w:val="vi-VN"/>
+        </w:rPr>
+        <w:t xml:space="preserve"> </w:t>
+      </w:r>
+      <w:r>
+        <w:t>Hover</w:t>
+      </w:r>
+      <w:r>
+        <w:rPr>
+          <w:lang w:val="vi-VN"/>
+        </w:rPr>
+        <w:t xml:space="preserve"> -&gt;</w:t>
+      </w:r>
+      <w:r>
+        <w:t>Hiện dữ liệu</w:t>
+      </w:r>
+    </w:p>
+    <w:p>
+      <w:r>
+        <w:t>Ví dụ:</w:t>
+      </w:r>
+      <w:r>
+        <w:rPr>
+          <w:lang w:val="vi-VN"/>
+        </w:rPr>
+        <w:t xml:space="preserve"> </w:t>
+      </w:r>
+      <w:r>
+        <w:t>Giỏi : 10</w:t>
+      </w:r>
+    </w:p>
+    <w:p>
+      <w:pPr>
+        <w:pBdr>
+          <w:bottom w:val="double" w:sz="6" w:space="1" w:color="auto"/>
+        </w:pBdr>
+      </w:pPr>
+      <w:r>
+        <w:t>Tư duy Production:Dashboard gần như luôn có Tooltip.</w:t>
+      </w:r>
+    </w:p>
+    <w:p>
+      <w:pPr>
+        <w:pStyle w:val="Heading4"/>
+      </w:pPr>
+      <w:r>
+        <w:t>Cell</w:t>
+      </w:r>
+    </w:p>
+    <w:p>
+      <w:r>
+        <w:t>Chức năng:Tô màu từng phần Pie Chart.</w:t>
+      </w:r>
+    </w:p>
+    <w:p>
+      <w:pPr>
+        <w:rPr>
+          <w:i/>
+          <w:iCs/>
+        </w:rPr>
+      </w:pPr>
+      <w:r>
+        <w:rPr>
+          <w:i/>
+          <w:iCs/>
+        </w:rPr>
+        <w:t>Ví dụ:</w:t>
+      </w:r>
+    </w:p>
+    <w:p>
+      <w:pPr>
+        <w:ind w:left="720"/>
+      </w:pPr>
+      <w:r>
+        <w:t>Giỏi -&gt; Xanh lá</w:t>
+      </w:r>
+      <w:r>
+        <w:br/>
+        <w:t>Khá -&gt; Xanh dương</w:t>
+      </w:r>
+      <w:r>
+        <w:br/>
+        <w:t>Trung Bình-&gt; Cam</w:t>
+      </w:r>
+      <w:r>
+        <w:br/>
+        <w:t>Yếu -&gt; Đỏ</w:t>
+      </w:r>
+    </w:p>
+    <w:p>
+      <w:pPr>
+        <w:pBdr>
+          <w:bottom w:val="double" w:sz="6" w:space="1" w:color="auto"/>
+        </w:pBdr>
+      </w:pPr>
+      <w:r>
+        <w:t>Flow:</w:t>
+      </w:r>
+      <w:r>
+        <w:rPr>
+          <w:lang w:val="vi-VN"/>
+        </w:rPr>
+        <w:t xml:space="preserve"> </w:t>
+      </w:r>
+      <w:r>
+        <w:t>Data</w:t>
+      </w:r>
+      <w:r>
+        <w:rPr>
+          <w:lang w:val="vi-VN"/>
+        </w:rPr>
+        <w:t>-&gt;</w:t>
+      </w:r>
+      <w:r>
+        <w:t>map()</w:t>
+      </w:r>
+      <w:r>
+        <w:rPr>
+          <w:lang w:val="vi-VN"/>
+        </w:rPr>
+        <w:t>-&gt;</w:t>
+      </w:r>
+      <w:r>
+        <w:t>Cell</w:t>
+      </w:r>
+      <w:r>
+        <w:rPr>
+          <w:lang w:val="vi-VN"/>
+        </w:rPr>
+        <w:t>-&gt;</w:t>
+      </w:r>
+      <w:r>
+        <w:t>fill(color)</w:t>
+      </w:r>
+    </w:p>
+    <w:p>
+      <w:pPr>
+        <w:pStyle w:val="Heading2"/>
+      </w:pPr>
+      <w:r>
+        <w:lastRenderedPageBreak/>
+        <w:t>NHỮNG ĐIỀU LUÔN NHỚ</w:t>
+      </w:r>
+    </w:p>
+    <w:p>
+      <w:pPr>
+        <w:pStyle w:val="Heading3"/>
+      </w:pPr>
+      <w:r>
+        <w:t>PieChart</w:t>
+      </w:r>
+      <w:r>
+        <w:rPr>
+          <w:lang w:val="vi-VN"/>
+        </w:rPr>
+        <w:t xml:space="preserve"> : </w:t>
+      </w:r>
+      <w:r>
+        <w:rPr>
+          <w:color w:val="EE0000"/>
+        </w:rPr>
+        <w:t>Khung biểu đồ</w:t>
+      </w:r>
+    </w:p>
+    <w:p>
+      <w:pPr>
+        <w:pStyle w:val="Heading3"/>
+      </w:pPr>
+      <w:r>
+        <w:t>Pie</w:t>
+      </w:r>
+      <w:r>
+        <w:rPr>
+          <w:lang w:val="vi-VN"/>
+        </w:rPr>
+        <w:t xml:space="preserve"> : </w:t>
+      </w:r>
+      <w:r>
+        <w:rPr>
+          <w:color w:val="EE0000"/>
+        </w:rPr>
+        <w:t>Biểu đồ tròn</w:t>
+      </w:r>
+    </w:p>
+    <w:p>
+      <w:pPr>
+        <w:pStyle w:val="Heading3"/>
+      </w:pPr>
+      <w:r>
+        <w:t>Tooltip</w:t>
+      </w:r>
+      <w:r>
+        <w:rPr>
+          <w:lang w:val="vi-VN"/>
+        </w:rPr>
+        <w:t xml:space="preserve"> : </w:t>
+      </w:r>
+      <w:r>
+        <w:rPr>
+          <w:color w:val="EE0000"/>
+        </w:rPr>
+        <w:t>Hover hiện dữ liệu</w:t>
+      </w:r>
+    </w:p>
+    <w:p>
+      <w:pPr>
+        <w:pStyle w:val="Heading3"/>
+      </w:pPr>
+      <w:r>
+        <w:t>Cell</w:t>
+      </w:r>
+      <w:r>
+        <w:rPr>
+          <w:lang w:val="vi-VN"/>
+        </w:rPr>
+        <w:t xml:space="preserve">: </w:t>
+      </w:r>
+      <w:r>
+        <w:rPr>
+          <w:color w:val="EE0000"/>
+        </w:rPr>
+        <w:t>Tô màu từng phần</w:t>
+      </w:r>
+    </w:p>
+    <w:p>
+      <w:pPr>
+        <w:pStyle w:val="Heading3"/>
+      </w:pPr>
+      <w:r>
+        <w:t>Chart chỉ hiển thị.</w:t>
+      </w:r>
+      <w:r>
+        <w:rPr>
+          <w:lang w:val="vi-VN"/>
+        </w:rPr>
+        <w:t xml:space="preserve"> </w:t>
+      </w:r>
+      <w:r>
+        <w:t>Backend mới là nơi tính toán.</w:t>
+      </w:r>
+    </w:p>
+    <w:p>
+      <w:pPr>
+        <w:pStyle w:val="Heading3"/>
+      </w:pPr>
+      <w:r>
+        <w:t>Dashboard nên:</w:t>
+      </w:r>
+    </w:p>
+    <w:p>
+      <w:r>
+        <w:t>KPI</w:t>
+      </w:r>
+      <w:r>
+        <w:rPr>
+          <w:lang w:val="vi-VN"/>
+        </w:rPr>
+        <w:t xml:space="preserve"> + </w:t>
+      </w:r>
+      <w:r>
+        <w:t>Ranking</w:t>
+      </w:r>
+      <w:r>
+        <w:rPr>
+          <w:lang w:val="vi-VN"/>
+        </w:rPr>
+        <w:t xml:space="preserve"> + </w:t>
+      </w:r>
+      <w:r>
+        <w:t>Chart</w:t>
+      </w:r>
+    </w:p>
+    <w:p>
+      <w:pPr>
+        <w:pBdr>
+          <w:bottom w:val="double" w:sz="6" w:space="1" w:color="auto"/>
+        </w:pBdr>
+      </w:pPr>
+      <w:r>
+        <w:t>Không chỉ có Card.</w:t>
+      </w:r>
+    </w:p>
+    <w:p>
+      <w:pPr>
+        <w:pStyle w:val="Heading3"/>
+      </w:pPr>
+      <w:r>
+        <w:t>SƠ ĐỒ NHỚ NHANH</w:t>
+      </w:r>
+    </w:p>
+    <w:p>
+      <w:r>
+        <w:t>Database</w:t>
+      </w:r>
+      <w:r>
+        <w:rPr>
+          <w:lang w:val="vi-VN"/>
+        </w:rPr>
+        <w:t>-&gt;</w:t>
+      </w:r>
+      <w:r>
+        <w:t>COUNT()</w:t>
+      </w:r>
+      <w:r>
+        <w:rPr>
+          <w:lang w:val="vi-VN"/>
+        </w:rPr>
+        <w:t>-&gt;</w:t>
+      </w:r>
+      <w:r>
+        <w:t>Dashboa</w:t>
+      </w:r>
+      <w:r>
+        <w:t>rdResponse</w:t>
+      </w:r>
+      <w:r>
+        <w:rPr>
+          <w:lang w:val="vi-VN"/>
+        </w:rPr>
+        <w:t>-&gt;</w:t>
+      </w:r>
+      <w:r>
+        <w:t>H</w:t>
+      </w:r>
+      <w:r>
+        <w:t>ocLucChart</w:t>
+      </w:r>
+      <w:r>
+        <w:rPr>
+          <w:lang w:val="vi-VN"/>
+        </w:rPr>
+        <w:t>-&gt;</w:t>
+      </w:r>
+      <w:r>
+        <w:t>PieChart</w:t>
+      </w:r>
+      <w:r>
+        <w:rPr>
+          <w:lang w:val="vi-VN"/>
+        </w:rPr>
+        <w:t>-&gt;</w:t>
+      </w:r>
+      <w:r>
+        <w:t>Pie</w:t>
+      </w:r>
+      <w:r>
+        <w:rPr>
+          <w:lang w:val="vi-VN"/>
+        </w:rPr>
+        <w:t>-&gt;</w:t>
+      </w:r>
+      <w:r>
+        <w:t>Cell</w:t>
+      </w:r>
+      <w:r>
+        <w:rPr>
+          <w:lang w:val="vi-VN"/>
+        </w:rPr>
+        <w:t>-&gt;</w:t>
+      </w:r>
+      <w:r>
+        <w:t>Tooltip</w:t>
+      </w:r>
+      <w:r>
+        <w:rPr>
+          <w:lang w:val="vi-VN"/>
+        </w:rPr>
+        <w:t>-&gt;</w:t>
+      </w:r>
+      <w:r>
+        <w:t>Dashboard Analytics</w:t>
+      </w:r>
+    </w:p>
+    <w:p/>
     <w:p>
       <w:pPr>
         <w:ind w:left="720"/>
@@ -9530,6 +10552,458 @@
 <file path=word/numbering.xml><?xml version="1.0" encoding="utf-8"?>
 <w:numbering xmlns:wpc="http://schemas.microsoft.com/office/word/2010/wordprocessingCanvas" xmlns:cx="http://schemas.microsoft.com/office/drawing/2014/chartex" xmlns:cx1="http://schemas.microsoft.com/office/drawing/2015/9/8/chartex" xmlns:cx2="http://schemas.microsoft.com/office/drawing/2015/10/21/chartex" xmlns:cx3="http://schemas.microsoft.com/office/drawing/2016/5/9/chartex" xmlns:cx4="http://schemas.microsoft.com/office/drawing/2016/5/10/chartex" xmlns:cx5="http://schemas.microsoft.com/office/drawing/2016/5/11/chartex" xmlns:cx6="http://schemas.microsoft.com/office/drawing/2016/5/12/chartex" xmlns:cx7="http://schemas.microsoft.com/office/drawing/2016/5/13/chartex" xmlns:cx8="http://schemas.microsoft.com/office/drawing/2016/5/14/chartex" xmlns:mc="http://schemas.openxmlformats.org/markup-compatibility/2006" xmlns:aink="http://schemas.microsoft.com/office/drawing/2016/ink" xmlns:am3d="http://schemas.microsoft.com/office/drawing/2017/model3d" xmlns:o="urn:schemas-microsoft-com:office:office" xmlns:oel="http://schemas.microsoft.com/office/2019/extlst" xmlns:r="http://schemas.openxmlformats.org/officeDocument/2006/relationships" xmlns:m="http://schemas.openxmlformats.org/officeDocument/2006/math" xmlns:v="urn:schemas-microsoft-com:vml" xmlns:wp14="http://schemas.microsoft.com/office/word/2010/wordprocessingDrawing" xmlns:wp="http://schemas.openxmlformats.org/drawingml/2006/wordprocessingDrawing" xmlns:w10="urn:schemas-microsoft-com:office:word" xmlns:w="http://schemas.openxmlformats.org/wordprocessingml/2006/main" xmlns:w14="http://schemas.microsoft.com/office/word/2010/wordml" xmlns:w15="http://schemas.microsoft.com/office/word/2012/wordml" xmlns:w16cex="http://schemas.microsoft.com/office/word/2018/wordml/cex" xmlns:w16cid="http://schemas.microsoft.com/office/word/2016/wordml/cid" xmlns:w16="http://schemas.microsoft.com/office/word/2018/wordml" xmlns:w16du="http://schemas.microsoft.com/office/word/2023/wordml/word16du" xmlns:w16sdtdh="http://schemas.microsoft.com/office/word/2020/wordml/sdtdatahash" xmlns:w16sdtfl="http://schemas.microsoft.com/office/word/2024/wordml/sdtformatlock" xmlns:w16se="http://schemas.microsoft.com/office/word/2015/wordml/symex" xmlns:wpg="http://schemas.microsoft.com/office/word/2010/wordprocessingGroup" xmlns:wpi="http://schemas.microsoft.com/office/word/2010/wordprocessingInk" xmlns:wne="http://schemas.microsoft.com/office/word/2006/wordml" xmlns:wps="http://schemas.microsoft.com/office/word/2010/wordprocessingShape" mc:Ignorable="w14 w15 w16se w16cid w16 w16cex w16sdtdh w16sdtfl w16du wp14">
   <w:abstractNum w:abstractNumId="0" w15:restartNumberingAfterBreak="0">
+    <w:nsid w:val="00D2175A"/>
+    <w:multiLevelType w:val="multilevel"/>
+    <w:tmpl w:val="020E38FC"/>
+    <w:lvl w:ilvl="0">
+      <w:start w:val="2"/>
+      <w:numFmt w:val="decimal"/>
+      <w:lvlText w:val="%1."/>
+      <w:lvlJc w:val="left"/>
+      <w:pPr>
+        <w:tabs>
+          <w:tab w:val="num" w:pos="720"/>
+        </w:tabs>
+        <w:ind w:left="720" w:hanging="360"/>
+      </w:pPr>
+    </w:lvl>
+    <w:lvl w:ilvl="1" w:tentative="1">
+      <w:start w:val="1"/>
+      <w:numFmt w:val="decimal"/>
+      <w:lvlText w:val="%2."/>
+      <w:lvlJc w:val="left"/>
+      <w:pPr>
+        <w:tabs>
+          <w:tab w:val="num" w:pos="1440"/>
+        </w:tabs>
+        <w:ind w:left="1440" w:hanging="360"/>
+      </w:pPr>
+    </w:lvl>
+    <w:lvl w:ilvl="2" w:tentative="1">
+      <w:start w:val="1"/>
+      <w:numFmt w:val="decimal"/>
+      <w:lvlText w:val="%3."/>
+      <w:lvlJc w:val="left"/>
+      <w:pPr>
+        <w:tabs>
+          <w:tab w:val="num" w:pos="2160"/>
+        </w:tabs>
+        <w:ind w:left="2160" w:hanging="360"/>
+      </w:pPr>
+    </w:lvl>
+    <w:lvl w:ilvl="3" w:tentative="1">
+      <w:start w:val="1"/>
+      <w:numFmt w:val="decimal"/>
+      <w:lvlText w:val="%4."/>
+      <w:lvlJc w:val="left"/>
+      <w:pPr>
+        <w:tabs>
+          <w:tab w:val="num" w:pos="2880"/>
+        </w:tabs>
+        <w:ind w:left="2880" w:hanging="360"/>
+      </w:pPr>
+    </w:lvl>
+    <w:lvl w:ilvl="4" w:tentative="1">
+      <w:start w:val="1"/>
+      <w:numFmt w:val="decimal"/>
+      <w:lvlText w:val="%5."/>
+      <w:lvlJc w:val="left"/>
+      <w:pPr>
+        <w:tabs>
+          <w:tab w:val="num" w:pos="3600"/>
+        </w:tabs>
+        <w:ind w:left="3600" w:hanging="360"/>
+      </w:pPr>
+    </w:lvl>
+    <w:lvl w:ilvl="5" w:tentative="1">
+      <w:start w:val="1"/>
+      <w:numFmt w:val="decimal"/>
+      <w:lvlText w:val="%6."/>
+      <w:lvlJc w:val="left"/>
+      <w:pPr>
+        <w:tabs>
+          <w:tab w:val="num" w:pos="4320"/>
+        </w:tabs>
+        <w:ind w:left="4320" w:hanging="360"/>
+      </w:pPr>
+    </w:lvl>
+    <w:lvl w:ilvl="6" w:tentative="1">
+      <w:start w:val="1"/>
+      <w:numFmt w:val="decimal"/>
+      <w:lvlText w:val="%7."/>
+      <w:lvlJc w:val="left"/>
+      <w:pPr>
+        <w:tabs>
+          <w:tab w:val="num" w:pos="5040"/>
+        </w:tabs>
+        <w:ind w:left="5040" w:hanging="360"/>
+      </w:pPr>
+    </w:lvl>
+    <w:lvl w:ilvl="7" w:tentative="1">
+      <w:start w:val="1"/>
+      <w:numFmt w:val="decimal"/>
+      <w:lvlText w:val="%8."/>
+      <w:lvlJc w:val="left"/>
+      <w:pPr>
+        <w:tabs>
+          <w:tab w:val="num" w:pos="5760"/>
+        </w:tabs>
+        <w:ind w:left="5760" w:hanging="360"/>
+      </w:pPr>
+    </w:lvl>
+    <w:lvl w:ilvl="8" w:tentative="1">
+      <w:start w:val="1"/>
+      <w:numFmt w:val="decimal"/>
+      <w:lvlText w:val="%9."/>
+      <w:lvlJc w:val="left"/>
+      <w:pPr>
+        <w:tabs>
+          <w:tab w:val="num" w:pos="6480"/>
+        </w:tabs>
+        <w:ind w:left="6480" w:hanging="360"/>
+      </w:pPr>
+    </w:lvl>
+  </w:abstractNum>
+  <w:abstractNum w:abstractNumId="1" w15:restartNumberingAfterBreak="0">
+    <w:nsid w:val="00FE4F0B"/>
+    <w:multiLevelType w:val="multilevel"/>
+    <w:tmpl w:val="48EC0D0A"/>
+    <w:lvl w:ilvl="0">
+      <w:start w:val="3"/>
+      <w:numFmt w:val="decimal"/>
+      <w:lvlText w:val="%1."/>
+      <w:lvlJc w:val="left"/>
+      <w:pPr>
+        <w:tabs>
+          <w:tab w:val="num" w:pos="720"/>
+        </w:tabs>
+        <w:ind w:left="720" w:hanging="360"/>
+      </w:pPr>
+    </w:lvl>
+    <w:lvl w:ilvl="1" w:tentative="1">
+      <w:start w:val="1"/>
+      <w:numFmt w:val="decimal"/>
+      <w:lvlText w:val="%2."/>
+      <w:lvlJc w:val="left"/>
+      <w:pPr>
+        <w:tabs>
+          <w:tab w:val="num" w:pos="1440"/>
+        </w:tabs>
+        <w:ind w:left="1440" w:hanging="360"/>
+      </w:pPr>
+    </w:lvl>
+    <w:lvl w:ilvl="2" w:tentative="1">
+      <w:start w:val="1"/>
+      <w:numFmt w:val="decimal"/>
+      <w:lvlText w:val="%3."/>
+      <w:lvlJc w:val="left"/>
+      <w:pPr>
+        <w:tabs>
+          <w:tab w:val="num" w:pos="2160"/>
+        </w:tabs>
+        <w:ind w:left="2160" w:hanging="360"/>
+      </w:pPr>
+    </w:lvl>
+    <w:lvl w:ilvl="3" w:tentative="1">
+      <w:start w:val="1"/>
+      <w:numFmt w:val="decimal"/>
+      <w:lvlText w:val="%4."/>
+      <w:lvlJc w:val="left"/>
+      <w:pPr>
+        <w:tabs>
+          <w:tab w:val="num" w:pos="2880"/>
+        </w:tabs>
+        <w:ind w:left="2880" w:hanging="360"/>
+      </w:pPr>
+    </w:lvl>
+    <w:lvl w:ilvl="4" w:tentative="1">
+      <w:start w:val="1"/>
+      <w:numFmt w:val="decimal"/>
+      <w:lvlText w:val="%5."/>
+      <w:lvlJc w:val="left"/>
+      <w:pPr>
+        <w:tabs>
+          <w:tab w:val="num" w:pos="3600"/>
+        </w:tabs>
+        <w:ind w:left="3600" w:hanging="360"/>
+      </w:pPr>
+    </w:lvl>
+    <w:lvl w:ilvl="5" w:tentative="1">
+      <w:start w:val="1"/>
+      <w:numFmt w:val="decimal"/>
+      <w:lvlText w:val="%6."/>
+      <w:lvlJc w:val="left"/>
+      <w:pPr>
+        <w:tabs>
+          <w:tab w:val="num" w:pos="4320"/>
+        </w:tabs>
+        <w:ind w:left="4320" w:hanging="360"/>
+      </w:pPr>
+    </w:lvl>
+    <w:lvl w:ilvl="6" w:tentative="1">
+      <w:start w:val="1"/>
+      <w:numFmt w:val="decimal"/>
+      <w:lvlText w:val="%7."/>
+      <w:lvlJc w:val="left"/>
+      <w:pPr>
+        <w:tabs>
+          <w:tab w:val="num" w:pos="5040"/>
+        </w:tabs>
+        <w:ind w:left="5040" w:hanging="360"/>
+      </w:pPr>
+    </w:lvl>
+    <w:lvl w:ilvl="7" w:tentative="1">
+      <w:start w:val="1"/>
+      <w:numFmt w:val="decimal"/>
+      <w:lvlText w:val="%8."/>
+      <w:lvlJc w:val="left"/>
+      <w:pPr>
+        <w:tabs>
+          <w:tab w:val="num" w:pos="5760"/>
+        </w:tabs>
+        <w:ind w:left="5760" w:hanging="360"/>
+      </w:pPr>
+    </w:lvl>
+    <w:lvl w:ilvl="8" w:tentative="1">
+      <w:start w:val="1"/>
+      <w:numFmt w:val="decimal"/>
+      <w:lvlText w:val="%9."/>
+      <w:lvlJc w:val="left"/>
+      <w:pPr>
+        <w:tabs>
+          <w:tab w:val="num" w:pos="6480"/>
+        </w:tabs>
+        <w:ind w:left="6480" w:hanging="360"/>
+      </w:pPr>
+    </w:lvl>
+  </w:abstractNum>
+  <w:abstractNum w:abstractNumId="2" w15:restartNumberingAfterBreak="0">
+    <w:nsid w:val="042E0192"/>
+    <w:multiLevelType w:val="multilevel"/>
+    <w:tmpl w:val="C95080F6"/>
+    <w:lvl w:ilvl="0">
+      <w:start w:val="4"/>
+      <w:numFmt w:val="decimal"/>
+      <w:lvlText w:val="%1."/>
+      <w:lvlJc w:val="left"/>
+      <w:pPr>
+        <w:tabs>
+          <w:tab w:val="num" w:pos="720"/>
+        </w:tabs>
+        <w:ind w:left="720" w:hanging="360"/>
+      </w:pPr>
+    </w:lvl>
+    <w:lvl w:ilvl="1" w:tentative="1">
+      <w:start w:val="1"/>
+      <w:numFmt w:val="decimal"/>
+      <w:lvlText w:val="%2."/>
+      <w:lvlJc w:val="left"/>
+      <w:pPr>
+        <w:tabs>
+          <w:tab w:val="num" w:pos="1440"/>
+        </w:tabs>
+        <w:ind w:left="1440" w:hanging="360"/>
+      </w:pPr>
+    </w:lvl>
+    <w:lvl w:ilvl="2" w:tentative="1">
+      <w:start w:val="1"/>
+      <w:numFmt w:val="decimal"/>
+      <w:lvlText w:val="%3."/>
+      <w:lvlJc w:val="left"/>
+      <w:pPr>
+        <w:tabs>
+          <w:tab w:val="num" w:pos="2160"/>
+        </w:tabs>
+        <w:ind w:left="2160" w:hanging="360"/>
+      </w:pPr>
+    </w:lvl>
+    <w:lvl w:ilvl="3" w:tentative="1">
+      <w:start w:val="1"/>
+      <w:numFmt w:val="decimal"/>
+      <w:lvlText w:val="%4."/>
+      <w:lvlJc w:val="left"/>
+      <w:pPr>
+        <w:tabs>
+          <w:tab w:val="num" w:pos="2880"/>
+        </w:tabs>
+        <w:ind w:left="2880" w:hanging="360"/>
+      </w:pPr>
+    </w:lvl>
+    <w:lvl w:ilvl="4" w:tentative="1">
+      <w:start w:val="1"/>
+      <w:numFmt w:val="decimal"/>
+      <w:lvlText w:val="%5."/>
+      <w:lvlJc w:val="left"/>
+      <w:pPr>
+        <w:tabs>
+          <w:tab w:val="num" w:pos="3600"/>
+        </w:tabs>
+        <w:ind w:left="3600" w:hanging="360"/>
+      </w:pPr>
+    </w:lvl>
+    <w:lvl w:ilvl="5" w:tentative="1">
+      <w:start w:val="1"/>
+      <w:numFmt w:val="decimal"/>
+      <w:lvlText w:val="%6."/>
+      <w:lvlJc w:val="left"/>
+      <w:pPr>
+        <w:tabs>
+          <w:tab w:val="num" w:pos="4320"/>
+        </w:tabs>
+        <w:ind w:left="4320" w:hanging="360"/>
+      </w:pPr>
+    </w:lvl>
+    <w:lvl w:ilvl="6" w:tentative="1">
+      <w:start w:val="1"/>
+      <w:numFmt w:val="decimal"/>
+      <w:lvlText w:val="%7."/>
+      <w:lvlJc w:val="left"/>
+      <w:pPr>
+        <w:tabs>
+          <w:tab w:val="num" w:pos="5040"/>
+        </w:tabs>
+        <w:ind w:left="5040" w:hanging="360"/>
+      </w:pPr>
+    </w:lvl>
+    <w:lvl w:ilvl="7" w:tentative="1">
+      <w:start w:val="1"/>
+      <w:numFmt w:val="decimal"/>
+      <w:lvlText w:val="%8."/>
+      <w:lvlJc w:val="left"/>
+      <w:pPr>
+        <w:tabs>
+          <w:tab w:val="num" w:pos="5760"/>
+        </w:tabs>
+        <w:ind w:left="5760" w:hanging="360"/>
+      </w:pPr>
+    </w:lvl>
+    <w:lvl w:ilvl="8" w:tentative="1">
+      <w:start w:val="1"/>
+      <w:numFmt w:val="decimal"/>
+      <w:lvlText w:val="%9."/>
+      <w:lvlJc w:val="left"/>
+      <w:pPr>
+        <w:tabs>
+          <w:tab w:val="num" w:pos="6480"/>
+        </w:tabs>
+        <w:ind w:left="6480" w:hanging="360"/>
+      </w:pPr>
+    </w:lvl>
+  </w:abstractNum>
+  <w:abstractNum w:abstractNumId="3" w15:restartNumberingAfterBreak="0">
+    <w:nsid w:val="08AC653F"/>
+    <w:multiLevelType w:val="multilevel"/>
+    <w:tmpl w:val="EF042084"/>
+    <w:lvl w:ilvl="0">
+      <w:start w:val="4"/>
+      <w:numFmt w:val="decimal"/>
+      <w:lvlText w:val="%1."/>
+      <w:lvlJc w:val="left"/>
+      <w:pPr>
+        <w:tabs>
+          <w:tab w:val="num" w:pos="720"/>
+        </w:tabs>
+        <w:ind w:left="720" w:hanging="360"/>
+      </w:pPr>
+    </w:lvl>
+    <w:lvl w:ilvl="1" w:tentative="1">
+      <w:start w:val="1"/>
+      <w:numFmt w:val="decimal"/>
+      <w:lvlText w:val="%2."/>
+      <w:lvlJc w:val="left"/>
+      <w:pPr>
+        <w:tabs>
+          <w:tab w:val="num" w:pos="1440"/>
+        </w:tabs>
+        <w:ind w:left="1440" w:hanging="360"/>
+      </w:pPr>
+    </w:lvl>
+    <w:lvl w:ilvl="2" w:tentative="1">
+      <w:start w:val="1"/>
+      <w:numFmt w:val="decimal"/>
+      <w:lvlText w:val="%3."/>
+      <w:lvlJc w:val="left"/>
+      <w:pPr>
+        <w:tabs>
+          <w:tab w:val="num" w:pos="2160"/>
+        </w:tabs>
+        <w:ind w:left="2160" w:hanging="360"/>
+      </w:pPr>
+    </w:lvl>
+    <w:lvl w:ilvl="3" w:tentative="1">
+      <w:start w:val="1"/>
+      <w:numFmt w:val="decimal"/>
+      <w:lvlText w:val="%4."/>
+      <w:lvlJc w:val="left"/>
+      <w:pPr>
+        <w:tabs>
+          <w:tab w:val="num" w:pos="2880"/>
+        </w:tabs>
+        <w:ind w:left="2880" w:hanging="360"/>
+      </w:pPr>
+    </w:lvl>
+    <w:lvl w:ilvl="4" w:tentative="1">
+      <w:start w:val="1"/>
+      <w:numFmt w:val="decimal"/>
+      <w:lvlText w:val="%5."/>
+      <w:lvlJc w:val="left"/>
+      <w:pPr>
+        <w:tabs>
+          <w:tab w:val="num" w:pos="3600"/>
+        </w:tabs>
+        <w:ind w:left="3600" w:hanging="360"/>
+      </w:pPr>
+    </w:lvl>
+    <w:lvl w:ilvl="5" w:tentative="1">
+      <w:start w:val="1"/>
+      <w:numFmt w:val="decimal"/>
+      <w:lvlText w:val="%6."/>
+      <w:lvlJc w:val="left"/>
+      <w:pPr>
+        <w:tabs>
+          <w:tab w:val="num" w:pos="4320"/>
+        </w:tabs>
+        <w:ind w:left="4320" w:hanging="360"/>
+      </w:pPr>
+    </w:lvl>
+    <w:lvl w:ilvl="6" w:tentative="1">
+      <w:start w:val="1"/>
+      <w:numFmt w:val="decimal"/>
+      <w:lvlText w:val="%7."/>
+      <w:lvlJc w:val="left"/>
+      <w:pPr>
+        <w:tabs>
+          <w:tab w:val="num" w:pos="5040"/>
+        </w:tabs>
+        <w:ind w:left="5040" w:hanging="360"/>
+      </w:pPr>
+    </w:lvl>
+    <w:lvl w:ilvl="7" w:tentative="1">
+      <w:start w:val="1"/>
+      <w:numFmt w:val="decimal"/>
+      <w:lvlText w:val="%8."/>
+      <w:lvlJc w:val="left"/>
+      <w:pPr>
+        <w:tabs>
+          <w:tab w:val="num" w:pos="5760"/>
+        </w:tabs>
+        <w:ind w:left="5760" w:hanging="360"/>
+      </w:pPr>
+    </w:lvl>
+    <w:lvl w:ilvl="8" w:tentative="1">
+      <w:start w:val="1"/>
+      <w:numFmt w:val="decimal"/>
+      <w:lvlText w:val="%9."/>
+      <w:lvlJc w:val="left"/>
+      <w:pPr>
+        <w:tabs>
+          <w:tab w:val="num" w:pos="6480"/>
+        </w:tabs>
+        <w:ind w:left="6480" w:hanging="360"/>
+      </w:pPr>
+    </w:lvl>
+  </w:abstractNum>
+  <w:abstractNum w:abstractNumId="4" w15:restartNumberingAfterBreak="0">
     <w:nsid w:val="095C511F"/>
     <w:multiLevelType w:val="multilevel"/>
     <w:tmpl w:val="990C0916"/>
@@ -9678,7 +11152,7 @@
       </w:rPr>
     </w:lvl>
   </w:abstractNum>
-  <w:abstractNum w:abstractNumId="1" w15:restartNumberingAfterBreak="0">
+  <w:abstractNum w:abstractNumId="5" w15:restartNumberingAfterBreak="0">
     <w:nsid w:val="0A545C55"/>
     <w:multiLevelType w:val="multilevel"/>
     <w:tmpl w:val="FFF03256"/>
@@ -9791,7 +11265,120 @@
       </w:pPr>
     </w:lvl>
   </w:abstractNum>
-  <w:abstractNum w:abstractNumId="2" w15:restartNumberingAfterBreak="0">
+  <w:abstractNum w:abstractNumId="6" w15:restartNumberingAfterBreak="0">
+    <w:nsid w:val="0E894CF3"/>
+    <w:multiLevelType w:val="multilevel"/>
+    <w:tmpl w:val="A2F2A21A"/>
+    <w:lvl w:ilvl="0">
+      <w:start w:val="3"/>
+      <w:numFmt w:val="decimal"/>
+      <w:lvlText w:val="%1."/>
+      <w:lvlJc w:val="left"/>
+      <w:pPr>
+        <w:tabs>
+          <w:tab w:val="num" w:pos="720"/>
+        </w:tabs>
+        <w:ind w:left="720" w:hanging="360"/>
+      </w:pPr>
+    </w:lvl>
+    <w:lvl w:ilvl="1" w:tentative="1">
+      <w:start w:val="1"/>
+      <w:numFmt w:val="decimal"/>
+      <w:lvlText w:val="%2."/>
+      <w:lvlJc w:val="left"/>
+      <w:pPr>
+        <w:tabs>
+          <w:tab w:val="num" w:pos="1440"/>
+        </w:tabs>
+        <w:ind w:left="1440" w:hanging="360"/>
+      </w:pPr>
+    </w:lvl>
+    <w:lvl w:ilvl="2" w:tentative="1">
+      <w:start w:val="1"/>
+      <w:numFmt w:val="decimal"/>
+      <w:lvlText w:val="%3."/>
+      <w:lvlJc w:val="left"/>
+      <w:pPr>
+        <w:tabs>
+          <w:tab w:val="num" w:pos="2160"/>
+        </w:tabs>
+        <w:ind w:left="2160" w:hanging="360"/>
+      </w:pPr>
+    </w:lvl>
+    <w:lvl w:ilvl="3" w:tentative="1">
+      <w:start w:val="1"/>
+      <w:numFmt w:val="decimal"/>
+      <w:lvlText w:val="%4."/>
+      <w:lvlJc w:val="left"/>
+      <w:pPr>
+        <w:tabs>
+          <w:tab w:val="num" w:pos="2880"/>
+        </w:tabs>
+        <w:ind w:left="2880" w:hanging="360"/>
+      </w:pPr>
+    </w:lvl>
+    <w:lvl w:ilvl="4" w:tentative="1">
+      <w:start w:val="1"/>
+      <w:numFmt w:val="decimal"/>
+      <w:lvlText w:val="%5."/>
+      <w:lvlJc w:val="left"/>
+      <w:pPr>
+        <w:tabs>
+          <w:tab w:val="num" w:pos="3600"/>
+        </w:tabs>
+        <w:ind w:left="3600" w:hanging="360"/>
+      </w:pPr>
+    </w:lvl>
+    <w:lvl w:ilvl="5" w:tentative="1">
+      <w:start w:val="1"/>
+      <w:numFmt w:val="decimal"/>
+      <w:lvlText w:val="%6."/>
+      <w:lvlJc w:val="left"/>
+      <w:pPr>
+        <w:tabs>
+          <w:tab w:val="num" w:pos="4320"/>
+        </w:tabs>
+        <w:ind w:left="4320" w:hanging="360"/>
+      </w:pPr>
+    </w:lvl>
+    <w:lvl w:ilvl="6" w:tentative="1">
+      <w:start w:val="1"/>
+      <w:numFmt w:val="decimal"/>
+      <w:lvlText w:val="%7."/>
+      <w:lvlJc w:val="left"/>
+      <w:pPr>
+        <w:tabs>
+          <w:tab w:val="num" w:pos="5040"/>
+        </w:tabs>
+        <w:ind w:left="5040" w:hanging="360"/>
+      </w:pPr>
+    </w:lvl>
+    <w:lvl w:ilvl="7" w:tentative="1">
+      <w:start w:val="1"/>
+      <w:numFmt w:val="decimal"/>
+      <w:lvlText w:val="%8."/>
+      <w:lvlJc w:val="left"/>
+      <w:pPr>
+        <w:tabs>
+          <w:tab w:val="num" w:pos="5760"/>
+        </w:tabs>
+        <w:ind w:left="5760" w:hanging="360"/>
+      </w:pPr>
+    </w:lvl>
+    <w:lvl w:ilvl="8" w:tentative="1">
+      <w:start w:val="1"/>
+      <w:numFmt w:val="decimal"/>
+      <w:lvlText w:val="%9."/>
+      <w:lvlJc w:val="left"/>
+      <w:pPr>
+        <w:tabs>
+          <w:tab w:val="num" w:pos="6480"/>
+        </w:tabs>
+        <w:ind w:left="6480" w:hanging="360"/>
+      </w:pPr>
+    </w:lvl>
+  </w:abstractNum>
+  <w:abstractNum w:abstractNumId="7" w15:restartNumberingAfterBreak="0">
     <w:nsid w:val="11436643"/>
     <w:multiLevelType w:val="multilevel"/>
     <w:tmpl w:val="DCB6B0D8"/>
@@ -9940,7 +11527,207 @@
       </w:rPr>
     </w:lvl>
   </w:abstractNum>
-  <w:abstractNum w:abstractNumId="3" w15:restartNumberingAfterBreak="0">
+  <w:abstractNum w:abstractNumId="8" w15:restartNumberingAfterBreak="0">
+    <w:nsid w:val="11E36A81"/>
+    <w:multiLevelType w:val="hybridMultilevel"/>
+    <w:tmpl w:val="3DC2AB04"/>
+    <w:lvl w:ilvl="0" w:tplc="C5BA0334">
+      <w:start w:val="1"/>
+      <w:numFmt w:val="lowerRoman"/>
+      <w:pStyle w:val="Heading4"/>
+      <w:lvlText w:val="%1."/>
+      <w:lvlJc w:val="right"/>
+      <w:pPr>
+        <w:ind w:left="720" w:hanging="360"/>
+      </w:pPr>
+    </w:lvl>
+    <w:lvl w:ilvl="1" w:tplc="08090019" w:tentative="1">
+      <w:start w:val="1"/>
+      <w:numFmt w:val="lowerLetter"/>
+      <w:lvlText w:val="%2."/>
+      <w:lvlJc w:val="left"/>
+      <w:pPr>
+        <w:ind w:left="1440" w:hanging="360"/>
+      </w:pPr>
+    </w:lvl>
+    <w:lvl w:ilvl="2" w:tplc="0809001B" w:tentative="1">
+      <w:start w:val="1"/>
+      <w:numFmt w:val="lowerRoman"/>
+      <w:lvlText w:val="%3."/>
+      <w:lvlJc w:val="right"/>
+      <w:pPr>
+        <w:ind w:left="2160" w:hanging="180"/>
+      </w:pPr>
+    </w:lvl>
+    <w:lvl w:ilvl="3" w:tplc="0809000F" w:tentative="1">
+      <w:start w:val="1"/>
+      <w:numFmt w:val="decimal"/>
+      <w:lvlText w:val="%4."/>
+      <w:lvlJc w:val="left"/>
+      <w:pPr>
+        <w:ind w:left="2880" w:hanging="360"/>
+      </w:pPr>
+    </w:lvl>
+    <w:lvl w:ilvl="4" w:tplc="08090019" w:tentative="1">
+      <w:start w:val="1"/>
+      <w:numFmt w:val="lowerLetter"/>
+      <w:lvlText w:val="%5."/>
+      <w:lvlJc w:val="left"/>
+      <w:pPr>
+        <w:ind w:left="3600" w:hanging="360"/>
+      </w:pPr>
+    </w:lvl>
+    <w:lvl w:ilvl="5" w:tplc="0809001B" w:tentative="1">
+      <w:start w:val="1"/>
+      <w:numFmt w:val="lowerRoman"/>
+      <w:lvlText w:val="%6."/>
+      <w:lvlJc w:val="right"/>
+      <w:pPr>
+        <w:ind w:left="4320" w:hanging="180"/>
+      </w:pPr>
+    </w:lvl>
+    <w:lvl w:ilvl="6" w:tplc="0809000F" w:tentative="1">
+      <w:start w:val="1"/>
+      <w:numFmt w:val="decimal"/>
+      <w:lvlText w:val="%7."/>
+      <w:lvlJc w:val="left"/>
+      <w:pPr>
+        <w:ind w:left="5040" w:hanging="360"/>
+      </w:pPr>
+    </w:lvl>
+    <w:lvl w:ilvl="7" w:tplc="08090019" w:tentative="1">
+      <w:start w:val="1"/>
+      <w:numFmt w:val="lowerLetter"/>
+      <w:lvlText w:val="%8."/>
+      <w:lvlJc w:val="left"/>
+      <w:pPr>
+        <w:ind w:left="5760" w:hanging="360"/>
+      </w:pPr>
+    </w:lvl>
+    <w:lvl w:ilvl="8" w:tplc="0809001B" w:tentative="1">
+      <w:start w:val="1"/>
+      <w:numFmt w:val="lowerRoman"/>
+      <w:lvlText w:val="%9."/>
+      <w:lvlJc w:val="right"/>
+      <w:pPr>
+        <w:ind w:left="6480" w:hanging="180"/>
+      </w:pPr>
+    </w:lvl>
+  </w:abstractNum>
+  <w:abstractNum w:abstractNumId="9" w15:restartNumberingAfterBreak="0">
+    <w:nsid w:val="1AC41835"/>
+    <w:multiLevelType w:val="multilevel"/>
+    <w:tmpl w:val="E0E41F1A"/>
+    <w:lvl w:ilvl="0">
+      <w:start w:val="5"/>
+      <w:numFmt w:val="decimal"/>
+      <w:lvlText w:val="%1."/>
+      <w:lvlJc w:val="left"/>
+      <w:pPr>
+        <w:tabs>
+          <w:tab w:val="num" w:pos="720"/>
+        </w:tabs>
+        <w:ind w:left="720" w:hanging="360"/>
+      </w:pPr>
+    </w:lvl>
+    <w:lvl w:ilvl="1" w:tentative="1">
+      <w:start w:val="1"/>
+      <w:numFmt w:val="decimal"/>
+      <w:lvlText w:val="%2."/>
+      <w:lvlJc w:val="left"/>
+      <w:pPr>
+        <w:tabs>
+          <w:tab w:val="num" w:pos="1440"/>
+        </w:tabs>
+        <w:ind w:left="1440" w:hanging="360"/>
+      </w:pPr>
+    </w:lvl>
+    <w:lvl w:ilvl="2" w:tentative="1">
+      <w:start w:val="1"/>
+      <w:numFmt w:val="decimal"/>
+      <w:lvlText w:val="%3."/>
+      <w:lvlJc w:val="left"/>
+      <w:pPr>
+        <w:tabs>
+          <w:tab w:val="num" w:pos="2160"/>
+        </w:tabs>
+        <w:ind w:left="2160" w:hanging="360"/>
+      </w:pPr>
+    </w:lvl>
+    <w:lvl w:ilvl="3" w:tentative="1">
+      <w:start w:val="1"/>
+      <w:numFmt w:val="decimal"/>
+      <w:lvlText w:val="%4."/>
+      <w:lvlJc w:val="left"/>
+      <w:pPr>
+        <w:tabs>
+          <w:tab w:val="num" w:pos="2880"/>
+        </w:tabs>
+        <w:ind w:left="2880" w:hanging="360"/>
+      </w:pPr>
+    </w:lvl>
+    <w:lvl w:ilvl="4" w:tentative="1">
+      <w:start w:val="1"/>
+      <w:numFmt w:val="decimal"/>
+      <w:lvlText w:val="%5."/>
+      <w:lvlJc w:val="left"/>
+      <w:pPr>
+        <w:tabs>
+          <w:tab w:val="num" w:pos="3600"/>
+        </w:tabs>
+        <w:ind w:left="3600" w:hanging="360"/>
+      </w:pPr>
+    </w:lvl>
+    <w:lvl w:ilvl="5" w:tentative="1">
+      <w:start w:val="1"/>
+      <w:numFmt w:val="decimal"/>
+      <w:lvlText w:val="%6."/>
+      <w:lvlJc w:val="left"/>
+      <w:pPr>
+        <w:tabs>
+          <w:tab w:val="num" w:pos="4320"/>
+        </w:tabs>
+        <w:ind w:left="4320" w:hanging="360"/>
+      </w:pPr>
+    </w:lvl>
+    <w:lvl w:ilvl="6" w:tentative="1">
+      <w:start w:val="1"/>
+      <w:numFmt w:val="decimal"/>
+      <w:lvlText w:val="%7."/>
+      <w:lvlJc w:val="left"/>
+      <w:pPr>
+        <w:tabs>
+          <w:tab w:val="num" w:pos="5040"/>
+        </w:tabs>
+        <w:ind w:left="5040" w:hanging="360"/>
+      </w:pPr>
+    </w:lvl>
+    <w:lvl w:ilvl="7" w:tentative="1">
+      <w:start w:val="1"/>
+      <w:numFmt w:val="decimal"/>
+      <w:lvlText w:val="%8."/>
+      <w:lvlJc w:val="left"/>
+      <w:pPr>
+        <w:tabs>
+          <w:tab w:val="num" w:pos="5760"/>
+        </w:tabs>
+        <w:ind w:left="5760" w:hanging="360"/>
+      </w:pPr>
+    </w:lvl>
+    <w:lvl w:ilvl="8" w:tentative="1">
+      <w:start w:val="1"/>
+      <w:numFmt w:val="decimal"/>
+      <w:lvlText w:val="%9."/>
+      <w:lvlJc w:val="left"/>
+      <w:pPr>
+        <w:tabs>
+          <w:tab w:val="num" w:pos="6480"/>
+        </w:tabs>
+        <w:ind w:left="6480" w:hanging="360"/>
+      </w:pPr>
+    </w:lvl>
+  </w:abstractNum>
+  <w:abstractNum w:abstractNumId="10" w15:restartNumberingAfterBreak="0">
     <w:nsid w:val="236F0899"/>
     <w:multiLevelType w:val="multilevel"/>
     <w:tmpl w:val="FA60E36E"/>
@@ -10053,7 +11840,156 @@
       </w:pPr>
     </w:lvl>
   </w:abstractNum>
-  <w:abstractNum w:abstractNumId="4" w15:restartNumberingAfterBreak="0">
+  <w:abstractNum w:abstractNumId="11" w15:restartNumberingAfterBreak="0">
+    <w:nsid w:val="25CA7B13"/>
+    <w:multiLevelType w:val="multilevel"/>
+    <w:tmpl w:val="C6EE52EA"/>
+    <w:lvl w:ilvl="0">
+      <w:start w:val="1"/>
+      <w:numFmt w:val="bullet"/>
+      <w:lvlText w:val=""/>
+      <w:lvlJc w:val="left"/>
+      <w:pPr>
+        <w:tabs>
+          <w:tab w:val="num" w:pos="720"/>
+        </w:tabs>
+        <w:ind w:left="720" w:hanging="360"/>
+      </w:pPr>
+      <w:rPr>
+        <w:rFonts w:ascii="Symbol" w:hAnsi="Symbol" w:hint="default"/>
+        <w:sz w:val="20"/>
+      </w:rPr>
+    </w:lvl>
+    <w:lvl w:ilvl="1" w:tentative="1">
+      <w:start w:val="1"/>
+      <w:numFmt w:val="bullet"/>
+      <w:lvlText w:val="o"/>
+      <w:lvlJc w:val="left"/>
+      <w:pPr>
+        <w:tabs>
+          <w:tab w:val="num" w:pos="1440"/>
+        </w:tabs>
+        <w:ind w:left="1440" w:hanging="360"/>
+      </w:pPr>
+      <w:rPr>
+        <w:rFonts w:ascii="Courier New" w:hAnsi="Courier New" w:hint="default"/>
+        <w:sz w:val="20"/>
+      </w:rPr>
+    </w:lvl>
+    <w:lvl w:ilvl="2" w:tentative="1">
+      <w:start w:val="1"/>
+      <w:numFmt w:val="bullet"/>
+      <w:lvlText w:val=""/>
+      <w:lvlJc w:val="left"/>
+      <w:pPr>
+        <w:tabs>
+          <w:tab w:val="num" w:pos="2160"/>
+        </w:tabs>
+        <w:ind w:left="2160" w:hanging="360"/>
+      </w:pPr>
+      <w:rPr>
+        <w:rFonts w:ascii="Wingdings" w:hAnsi="Wingdings" w:hint="default"/>
+        <w:sz w:val="20"/>
+      </w:rPr>
+    </w:lvl>
+    <w:lvl w:ilvl="3" w:tentative="1">
+      <w:start w:val="1"/>
+      <w:numFmt w:val="bullet"/>
+      <w:lvlText w:val=""/>
+      <w:lvlJc w:val="left"/>
+      <w:pPr>
+        <w:tabs>
+          <w:tab w:val="num" w:pos="2880"/>
+        </w:tabs>
+        <w:ind w:left="2880" w:hanging="360"/>
+      </w:pPr>
+      <w:rPr>
+        <w:rFonts w:ascii="Wingdings" w:hAnsi="Wingdings" w:hint="default"/>
+        <w:sz w:val="20"/>
+      </w:rPr>
+    </w:lvl>
+    <w:lvl w:ilvl="4" w:tentative="1">
+      <w:start w:val="1"/>
+      <w:numFmt w:val="bullet"/>
+      <w:lvlText w:val=""/>
+      <w:lvlJc w:val="left"/>
+      <w:pPr>
+        <w:tabs>
+          <w:tab w:val="num" w:pos="3600"/>
+        </w:tabs>
+        <w:ind w:left="3600" w:hanging="360"/>
+      </w:pPr>
+      <w:rPr>
+        <w:rFonts w:ascii="Wingdings" w:hAnsi="Wingdings" w:hint="default"/>
+        <w:sz w:val="20"/>
+      </w:rPr>
+    </w:lvl>
+    <w:lvl w:ilvl="5" w:tentative="1">
+      <w:start w:val="1"/>
+      <w:numFmt w:val="bullet"/>
+      <w:lvlText w:val=""/>
+      <w:lvlJc w:val="left"/>
+      <w:pPr>
+        <w:tabs>
+          <w:tab w:val="num" w:pos="4320"/>
+        </w:tabs>
+        <w:ind w:left="4320" w:hanging="360"/>
+      </w:pPr>
+      <w:rPr>
+        <w:rFonts w:ascii="Wingdings" w:hAnsi="Wingdings" w:hint="default"/>
+        <w:sz w:val="20"/>
+      </w:rPr>
+    </w:lvl>
+    <w:lvl w:ilvl="6" w:tentative="1">
+      <w:start w:val="1"/>
+      <w:numFmt w:val="bullet"/>
+      <w:lvlText w:val=""/>
+      <w:lvlJc w:val="left"/>
+      <w:pPr>
+        <w:tabs>
+          <w:tab w:val="num" w:pos="5040"/>
+        </w:tabs>
+        <w:ind w:left="5040" w:hanging="360"/>
+      </w:pPr>
+      <w:rPr>
+        <w:rFonts w:ascii="Wingdings" w:hAnsi="Wingdings" w:hint="default"/>
+        <w:sz w:val="20"/>
+      </w:rPr>
+    </w:lvl>
+    <w:lvl w:ilvl="7" w:tentative="1">
+      <w:start w:val="1"/>
+      <w:numFmt w:val="bullet"/>
+      <w:lvlText w:val=""/>
+      <w:lvlJc w:val="left"/>
+      <w:pPr>
+        <w:tabs>
+          <w:tab w:val="num" w:pos="5760"/>
+        </w:tabs>
+        <w:ind w:left="5760" w:hanging="360"/>
+      </w:pPr>
+      <w:rPr>
+        <w:rFonts w:ascii="Wingdings" w:hAnsi="Wingdings" w:hint="default"/>
+        <w:sz w:val="20"/>
+      </w:rPr>
+    </w:lvl>
+    <w:lvl w:ilvl="8" w:tentative="1">
+      <w:start w:val="1"/>
+      <w:numFmt w:val="bullet"/>
+      <w:lvlText w:val=""/>
+      <w:lvlJc w:val="left"/>
+      <w:pPr>
+        <w:tabs>
+          <w:tab w:val="num" w:pos="6480"/>
+        </w:tabs>
+        <w:ind w:left="6480" w:hanging="360"/>
+      </w:pPr>
+      <w:rPr>
+        <w:rFonts w:ascii="Wingdings" w:hAnsi="Wingdings" w:hint="default"/>
+        <w:sz w:val="20"/>
+      </w:rPr>
+    </w:lvl>
+  </w:abstractNum>
+  <w:abstractNum w:abstractNumId="12" w15:restartNumberingAfterBreak="0">
     <w:nsid w:val="2812658D"/>
     <w:multiLevelType w:val="hybridMultilevel"/>
     <w:tmpl w:val="208E4D56"/>
@@ -10140,7 +12076,7 @@
       </w:pPr>
     </w:lvl>
   </w:abstractNum>
-  <w:abstractNum w:abstractNumId="5" w15:restartNumberingAfterBreak="0">
+  <w:abstractNum w:abstractNumId="13" w15:restartNumberingAfterBreak="0">
     <w:nsid w:val="2A292607"/>
     <w:multiLevelType w:val="multilevel"/>
     <w:tmpl w:val="1B78446E"/>
@@ -10253,7 +12189,7 @@
       </w:pPr>
     </w:lvl>
   </w:abstractNum>
-  <w:abstractNum w:abstractNumId="6" w15:restartNumberingAfterBreak="0">
+  <w:abstractNum w:abstractNumId="14" w15:restartNumberingAfterBreak="0">
     <w:nsid w:val="2F965CFD"/>
     <w:multiLevelType w:val="multilevel"/>
     <w:tmpl w:val="5E2E78C6"/>
@@ -10366,7 +12302,7 @@
       </w:pPr>
     </w:lvl>
   </w:abstractNum>
-  <w:abstractNum w:abstractNumId="7" w15:restartNumberingAfterBreak="0">
+  <w:abstractNum w:abstractNumId="15" w15:restartNumberingAfterBreak="0">
     <w:nsid w:val="3DF927F4"/>
     <w:multiLevelType w:val="multilevel"/>
     <w:tmpl w:val="0BF2BAAC"/>
@@ -10479,7 +12415,7 @@
       </w:pPr>
     </w:lvl>
   </w:abstractNum>
-  <w:abstractNum w:abstractNumId="8" w15:restartNumberingAfterBreak="0">
+  <w:abstractNum w:abstractNumId="16" w15:restartNumberingAfterBreak="0">
     <w:nsid w:val="3E532CC7"/>
     <w:multiLevelType w:val="multilevel"/>
     <w:tmpl w:val="FB9C43B0"/>
@@ -10592,7 +12528,7 @@
       </w:pPr>
     </w:lvl>
   </w:abstractNum>
-  <w:abstractNum w:abstractNumId="9" w15:restartNumberingAfterBreak="0">
+  <w:abstractNum w:abstractNumId="17" w15:restartNumberingAfterBreak="0">
     <w:nsid w:val="46737DB1"/>
     <w:multiLevelType w:val="hybridMultilevel"/>
     <w:tmpl w:val="A95E1742"/>
@@ -10679,7 +12615,120 @@
       </w:pPr>
     </w:lvl>
   </w:abstractNum>
-  <w:abstractNum w:abstractNumId="10" w15:restartNumberingAfterBreak="0">
+  <w:abstractNum w:abstractNumId="18" w15:restartNumberingAfterBreak="0">
+    <w:nsid w:val="46864E9D"/>
+    <w:multiLevelType w:val="multilevel"/>
+    <w:tmpl w:val="5AC492D4"/>
+    <w:lvl w:ilvl="0">
+      <w:start w:val="2"/>
+      <w:numFmt w:val="decimal"/>
+      <w:lvlText w:val="%1."/>
+      <w:lvlJc w:val="left"/>
+      <w:pPr>
+        <w:tabs>
+          <w:tab w:val="num" w:pos="720"/>
+        </w:tabs>
+        <w:ind w:left="720" w:hanging="360"/>
+      </w:pPr>
+    </w:lvl>
+    <w:lvl w:ilvl="1" w:tentative="1">
+      <w:start w:val="1"/>
+      <w:numFmt w:val="decimal"/>
+      <w:lvlText w:val="%2."/>
+      <w:lvlJc w:val="left"/>
+      <w:pPr>
+        <w:tabs>
+          <w:tab w:val="num" w:pos="1440"/>
+        </w:tabs>
+        <w:ind w:left="1440" w:hanging="360"/>
+      </w:pPr>
+    </w:lvl>
+    <w:lvl w:ilvl="2" w:tentative="1">
+      <w:start w:val="1"/>
+      <w:numFmt w:val="decimal"/>
+      <w:lvlText w:val="%3."/>
+      <w:lvlJc w:val="left"/>
+      <w:pPr>
+        <w:tabs>
+          <w:tab w:val="num" w:pos="2160"/>
+        </w:tabs>
+        <w:ind w:left="2160" w:hanging="360"/>
+      </w:pPr>
+    </w:lvl>
+    <w:lvl w:ilvl="3" w:tentative="1">
+      <w:start w:val="1"/>
+      <w:numFmt w:val="decimal"/>
+      <w:lvlText w:val="%4."/>
+      <w:lvlJc w:val="left"/>
+      <w:pPr>
+        <w:tabs>
+          <w:tab w:val="num" w:pos="2880"/>
+        </w:tabs>
+        <w:ind w:left="2880" w:hanging="360"/>
+      </w:pPr>
+    </w:lvl>
+    <w:lvl w:ilvl="4" w:tentative="1">
+      <w:start w:val="1"/>
+      <w:numFmt w:val="decimal"/>
+      <w:lvlText w:val="%5."/>
+      <w:lvlJc w:val="left"/>
+      <w:pPr>
+        <w:tabs>
+          <w:tab w:val="num" w:pos="3600"/>
+        </w:tabs>
+        <w:ind w:left="3600" w:hanging="360"/>
+      </w:pPr>
+    </w:lvl>
+    <w:lvl w:ilvl="5" w:tentative="1">
+      <w:start w:val="1"/>
+      <w:numFmt w:val="decimal"/>
+      <w:lvlText w:val="%6."/>
+      <w:lvlJc w:val="left"/>
+      <w:pPr>
+        <w:tabs>
+          <w:tab w:val="num" w:pos="4320"/>
+        </w:tabs>
+        <w:ind w:left="4320" w:hanging="360"/>
+      </w:pPr>
+    </w:lvl>
+    <w:lvl w:ilvl="6" w:tentative="1">
+      <w:start w:val="1"/>
+      <w:numFmt w:val="decimal"/>
+      <w:lvlText w:val="%7."/>
+      <w:lvlJc w:val="left"/>
+      <w:pPr>
+        <w:tabs>
+          <w:tab w:val="num" w:pos="5040"/>
+        </w:tabs>
+        <w:ind w:left="5040" w:hanging="360"/>
+      </w:pPr>
+    </w:lvl>
+    <w:lvl w:ilvl="7" w:tentative="1">
+      <w:start w:val="1"/>
+      <w:numFmt w:val="decimal"/>
+      <w:lvlText w:val="%8."/>
+      <w:lvlJc w:val="left"/>
+      <w:pPr>
+        <w:tabs>
+          <w:tab w:val="num" w:pos="5760"/>
+        </w:tabs>
+        <w:ind w:left="5760" w:hanging="360"/>
+      </w:pPr>
+    </w:lvl>
+    <w:lvl w:ilvl="8" w:tentative="1">
+      <w:start w:val="1"/>
+      <w:numFmt w:val="decimal"/>
+      <w:lvlText w:val="%9."/>
+      <w:lvlJc w:val="left"/>
+      <w:pPr>
+        <w:tabs>
+          <w:tab w:val="num" w:pos="6480"/>
+        </w:tabs>
+        <w:ind w:left="6480" w:hanging="360"/>
+      </w:pPr>
+    </w:lvl>
+  </w:abstractNum>
+  <w:abstractNum w:abstractNumId="19" w15:restartNumberingAfterBreak="0">
     <w:nsid w:val="4AE62145"/>
     <w:multiLevelType w:val="multilevel"/>
     <w:tmpl w:val="CADE2EA2"/>
@@ -10826,7 +12875,7 @@
       </w:rPr>
     </w:lvl>
   </w:abstractNum>
-  <w:abstractNum w:abstractNumId="11" w15:restartNumberingAfterBreak="0">
+  <w:abstractNum w:abstractNumId="20" w15:restartNumberingAfterBreak="0">
     <w:nsid w:val="4BAD7D35"/>
     <w:multiLevelType w:val="multilevel"/>
     <w:tmpl w:val="6D48D582"/>
@@ -10939,7 +12988,7 @@
       </w:pPr>
     </w:lvl>
   </w:abstractNum>
-  <w:abstractNum w:abstractNumId="12" w15:restartNumberingAfterBreak="0">
+  <w:abstractNum w:abstractNumId="21" w15:restartNumberingAfterBreak="0">
     <w:nsid w:val="5314000D"/>
     <w:multiLevelType w:val="hybridMultilevel"/>
     <w:tmpl w:val="6B16C3C8"/>
@@ -11026,7 +13075,120 @@
       </w:pPr>
     </w:lvl>
   </w:abstractNum>
-  <w:abstractNum w:abstractNumId="13" w15:restartNumberingAfterBreak="0">
+  <w:abstractNum w:abstractNumId="22" w15:restartNumberingAfterBreak="0">
+    <w:nsid w:val="5C433293"/>
+    <w:multiLevelType w:val="multilevel"/>
+    <w:tmpl w:val="CBA4FCFE"/>
+    <w:lvl w:ilvl="0">
+      <w:start w:val="5"/>
+      <w:numFmt w:val="decimal"/>
+      <w:lvlText w:val="%1."/>
+      <w:lvlJc w:val="left"/>
+      <w:pPr>
+        <w:tabs>
+          <w:tab w:val="num" w:pos="720"/>
+        </w:tabs>
+        <w:ind w:left="720" w:hanging="360"/>
+      </w:pPr>
+    </w:lvl>
+    <w:lvl w:ilvl="1" w:tentative="1">
+      <w:start w:val="1"/>
+      <w:numFmt w:val="decimal"/>
+      <w:lvlText w:val="%2."/>
+      <w:lvlJc w:val="left"/>
+      <w:pPr>
+        <w:tabs>
+          <w:tab w:val="num" w:pos="1440"/>
+        </w:tabs>
+        <w:ind w:left="1440" w:hanging="360"/>
+      </w:pPr>
+    </w:lvl>
+    <w:lvl w:ilvl="2" w:tentative="1">
+      <w:start w:val="1"/>
+      <w:numFmt w:val="decimal"/>
+      <w:lvlText w:val="%3."/>
+      <w:lvlJc w:val="left"/>
+      <w:pPr>
+        <w:tabs>
+          <w:tab w:val="num" w:pos="2160"/>
+        </w:tabs>
+        <w:ind w:left="2160" w:hanging="360"/>
+      </w:pPr>
+    </w:lvl>
+    <w:lvl w:ilvl="3" w:tentative="1">
+      <w:start w:val="1"/>
+      <w:numFmt w:val="decimal"/>
+      <w:lvlText w:val="%4."/>
+      <w:lvlJc w:val="left"/>
+      <w:pPr>
+        <w:tabs>
+          <w:tab w:val="num" w:pos="2880"/>
+        </w:tabs>
+        <w:ind w:left="2880" w:hanging="360"/>
+      </w:pPr>
+    </w:lvl>
+    <w:lvl w:ilvl="4" w:tentative="1">
+      <w:start w:val="1"/>
+      <w:numFmt w:val="decimal"/>
+      <w:lvlText w:val="%5."/>
+      <w:lvlJc w:val="left"/>
+      <w:pPr>
+        <w:tabs>
+          <w:tab w:val="num" w:pos="3600"/>
+        </w:tabs>
+        <w:ind w:left="3600" w:hanging="360"/>
+      </w:pPr>
+    </w:lvl>
+    <w:lvl w:ilvl="5" w:tentative="1">
+      <w:start w:val="1"/>
+      <w:numFmt w:val="decimal"/>
+      <w:lvlText w:val="%6."/>
+      <w:lvlJc w:val="left"/>
+      <w:pPr>
+        <w:tabs>
+          <w:tab w:val="num" w:pos="4320"/>
+        </w:tabs>
+        <w:ind w:left="4320" w:hanging="360"/>
+      </w:pPr>
+    </w:lvl>
+    <w:lvl w:ilvl="6" w:tentative="1">
+      <w:start w:val="1"/>
+      <w:numFmt w:val="decimal"/>
+      <w:lvlText w:val="%7."/>
+      <w:lvlJc w:val="left"/>
+      <w:pPr>
+        <w:tabs>
+          <w:tab w:val="num" w:pos="5040"/>
+        </w:tabs>
+        <w:ind w:left="5040" w:hanging="360"/>
+      </w:pPr>
+    </w:lvl>
+    <w:lvl w:ilvl="7" w:tentative="1">
+      <w:start w:val="1"/>
+      <w:numFmt w:val="decimal"/>
+      <w:lvlText w:val="%8."/>
+      <w:lvlJc w:val="left"/>
+      <w:pPr>
+        <w:tabs>
+          <w:tab w:val="num" w:pos="5760"/>
+        </w:tabs>
+        <w:ind w:left="5760" w:hanging="360"/>
+      </w:pPr>
+    </w:lvl>
+    <w:lvl w:ilvl="8" w:tentative="1">
+      <w:start w:val="1"/>
+      <w:numFmt w:val="decimal"/>
+      <w:lvlText w:val="%9."/>
+      <w:lvlJc w:val="left"/>
+      <w:pPr>
+        <w:tabs>
+          <w:tab w:val="num" w:pos="6480"/>
+        </w:tabs>
+        <w:ind w:left="6480" w:hanging="360"/>
+      </w:pPr>
+    </w:lvl>
+  </w:abstractNum>
+  <w:abstractNum w:abstractNumId="23" w15:restartNumberingAfterBreak="0">
     <w:nsid w:val="5E1809E8"/>
     <w:multiLevelType w:val="multilevel"/>
     <w:tmpl w:val="6A665A6C"/>
@@ -11139,7 +13301,7 @@
       </w:pPr>
     </w:lvl>
   </w:abstractNum>
-  <w:abstractNum w:abstractNumId="14" w15:restartNumberingAfterBreak="0">
+  <w:abstractNum w:abstractNumId="24" w15:restartNumberingAfterBreak="0">
     <w:nsid w:val="5EA7671C"/>
     <w:multiLevelType w:val="multilevel"/>
     <w:tmpl w:val="E2D0F3D8"/>
@@ -11252,7 +13414,233 @@
       </w:pPr>
     </w:lvl>
   </w:abstractNum>
-  <w:abstractNum w:abstractNumId="15" w15:restartNumberingAfterBreak="0">
+  <w:abstractNum w:abstractNumId="25" w15:restartNumberingAfterBreak="0">
+    <w:nsid w:val="5EF52AA8"/>
+    <w:multiLevelType w:val="multilevel"/>
+    <w:tmpl w:val="553666D0"/>
+    <w:lvl w:ilvl="0">
+      <w:start w:val="6"/>
+      <w:numFmt w:val="decimal"/>
+      <w:lvlText w:val="%1."/>
+      <w:lvlJc w:val="left"/>
+      <w:pPr>
+        <w:tabs>
+          <w:tab w:val="num" w:pos="720"/>
+        </w:tabs>
+        <w:ind w:left="720" w:hanging="360"/>
+      </w:pPr>
+    </w:lvl>
+    <w:lvl w:ilvl="1" w:tentative="1">
+      <w:start w:val="1"/>
+      <w:numFmt w:val="decimal"/>
+      <w:lvlText w:val="%2."/>
+      <w:lvlJc w:val="left"/>
+      <w:pPr>
+        <w:tabs>
+          <w:tab w:val="num" w:pos="1440"/>
+        </w:tabs>
+        <w:ind w:left="1440" w:hanging="360"/>
+      </w:pPr>
+    </w:lvl>
+    <w:lvl w:ilvl="2" w:tentative="1">
+      <w:start w:val="1"/>
+      <w:numFmt w:val="decimal"/>
+      <w:lvlText w:val="%3."/>
+      <w:lvlJc w:val="left"/>
+      <w:pPr>
+        <w:tabs>
+          <w:tab w:val="num" w:pos="2160"/>
+        </w:tabs>
+        <w:ind w:left="2160" w:hanging="360"/>
+      </w:pPr>
+    </w:lvl>
+    <w:lvl w:ilvl="3" w:tentative="1">
+      <w:start w:val="1"/>
+      <w:numFmt w:val="decimal"/>
+      <w:lvlText w:val="%4."/>
+      <w:lvlJc w:val="left"/>
+      <w:pPr>
+        <w:tabs>
+          <w:tab w:val="num" w:pos="2880"/>
+        </w:tabs>
+        <w:ind w:left="2880" w:hanging="360"/>
+      </w:pPr>
+    </w:lvl>
+    <w:lvl w:ilvl="4" w:tentative="1">
+      <w:start w:val="1"/>
+      <w:numFmt w:val="decimal"/>
+      <w:lvlText w:val="%5."/>
+      <w:lvlJc w:val="left"/>
+      <w:pPr>
+        <w:tabs>
+          <w:tab w:val="num" w:pos="3600"/>
+        </w:tabs>
+        <w:ind w:left="3600" w:hanging="360"/>
+      </w:pPr>
+    </w:lvl>
+    <w:lvl w:ilvl="5" w:tentative="1">
+      <w:start w:val="1"/>
+      <w:numFmt w:val="decimal"/>
+      <w:lvlText w:val="%6."/>
+      <w:lvlJc w:val="left"/>
+      <w:pPr>
+        <w:tabs>
+          <w:tab w:val="num" w:pos="4320"/>
+        </w:tabs>
+        <w:ind w:left="4320" w:hanging="360"/>
+      </w:pPr>
+    </w:lvl>
+    <w:lvl w:ilvl="6" w:tentative="1">
+      <w:start w:val="1"/>
+      <w:numFmt w:val="decimal"/>
+      <w:lvlText w:val="%7."/>
+      <w:lvlJc w:val="left"/>
+      <w:pPr>
+        <w:tabs>
+          <w:tab w:val="num" w:pos="5040"/>
+        </w:tabs>
+        <w:ind w:left="5040" w:hanging="360"/>
+      </w:pPr>
+    </w:lvl>
+    <w:lvl w:ilvl="7" w:tentative="1">
+      <w:start w:val="1"/>
+      <w:numFmt w:val="decimal"/>
+      <w:lvlText w:val="%8."/>
+      <w:lvlJc w:val="left"/>
+      <w:pPr>
+        <w:tabs>
+          <w:tab w:val="num" w:pos="5760"/>
+        </w:tabs>
+        <w:ind w:left="5760" w:hanging="360"/>
+      </w:pPr>
+    </w:lvl>
+    <w:lvl w:ilvl="8" w:tentative="1">
+      <w:start w:val="1"/>
+      <w:numFmt w:val="decimal"/>
+      <w:lvlText w:val="%9."/>
+      <w:lvlJc w:val="left"/>
+      <w:pPr>
+        <w:tabs>
+          <w:tab w:val="num" w:pos="6480"/>
+        </w:tabs>
+        <w:ind w:left="6480" w:hanging="360"/>
+      </w:pPr>
+    </w:lvl>
+  </w:abstractNum>
+  <w:abstractNum w:abstractNumId="26" w15:restartNumberingAfterBreak="0">
+    <w:nsid w:val="65FC4BEC"/>
+    <w:multiLevelType w:val="multilevel"/>
+    <w:tmpl w:val="A5620ED4"/>
+    <w:lvl w:ilvl="0">
+      <w:start w:val="1"/>
+      <w:numFmt w:val="decimal"/>
+      <w:lvlText w:val="%1."/>
+      <w:lvlJc w:val="left"/>
+      <w:pPr>
+        <w:tabs>
+          <w:tab w:val="num" w:pos="720"/>
+        </w:tabs>
+        <w:ind w:left="720" w:hanging="360"/>
+      </w:pPr>
+    </w:lvl>
+    <w:lvl w:ilvl="1" w:tentative="1">
+      <w:start w:val="1"/>
+      <w:numFmt w:val="decimal"/>
+      <w:lvlText w:val="%2."/>
+      <w:lvlJc w:val="left"/>
+      <w:pPr>
+        <w:tabs>
+          <w:tab w:val="num" w:pos="1440"/>
+        </w:tabs>
+        <w:ind w:left="1440" w:hanging="360"/>
+      </w:pPr>
+    </w:lvl>
+    <w:lvl w:ilvl="2" w:tentative="1">
+      <w:start w:val="1"/>
+      <w:numFmt w:val="decimal"/>
+      <w:lvlText w:val="%3."/>
+      <w:lvlJc w:val="left"/>
+      <w:pPr>
+        <w:tabs>
+          <w:tab w:val="num" w:pos="2160"/>
+        </w:tabs>
+        <w:ind w:left="2160" w:hanging="360"/>
+      </w:pPr>
+    </w:lvl>
+    <w:lvl w:ilvl="3" w:tentative="1">
+      <w:start w:val="1"/>
+      <w:numFmt w:val="decimal"/>
+      <w:lvlText w:val="%4."/>
+      <w:lvlJc w:val="left"/>
+      <w:pPr>
+        <w:tabs>
+          <w:tab w:val="num" w:pos="2880"/>
+        </w:tabs>
+        <w:ind w:left="2880" w:hanging="360"/>
+      </w:pPr>
+    </w:lvl>
+    <w:lvl w:ilvl="4" w:tentative="1">
+      <w:start w:val="1"/>
+      <w:numFmt w:val="decimal"/>
+      <w:lvlText w:val="%5."/>
+      <w:lvlJc w:val="left"/>
+      <w:pPr>
+        <w:tabs>
+          <w:tab w:val="num" w:pos="3600"/>
+        </w:tabs>
+        <w:ind w:left="3600" w:hanging="360"/>
+      </w:pPr>
+    </w:lvl>
+    <w:lvl w:ilvl="5" w:tentative="1">
+      <w:start w:val="1"/>
+      <w:numFmt w:val="decimal"/>
+      <w:lvlText w:val="%6."/>
+      <w:lvlJc w:val="left"/>
+      <w:pPr>
+        <w:tabs>
+          <w:tab w:val="num" w:pos="4320"/>
+        </w:tabs>
+        <w:ind w:left="4320" w:hanging="360"/>
+      </w:pPr>
+    </w:lvl>
+    <w:lvl w:ilvl="6" w:tentative="1">
+      <w:start w:val="1"/>
+      <w:numFmt w:val="decimal"/>
+      <w:lvlText w:val="%7."/>
+      <w:lvlJc w:val="left"/>
+      <w:pPr>
+        <w:tabs>
+          <w:tab w:val="num" w:pos="5040"/>
+        </w:tabs>
+        <w:ind w:left="5040" w:hanging="360"/>
+      </w:pPr>
+    </w:lvl>
+    <w:lvl w:ilvl="7" w:tentative="1">
+      <w:start w:val="1"/>
+      <w:numFmt w:val="decimal"/>
+      <w:lvlText w:val="%8."/>
+      <w:lvlJc w:val="left"/>
+      <w:pPr>
+        <w:tabs>
+          <w:tab w:val="num" w:pos="5760"/>
+        </w:tabs>
+        <w:ind w:left="5760" w:hanging="360"/>
+      </w:pPr>
+    </w:lvl>
+    <w:lvl w:ilvl="8" w:tentative="1">
+      <w:start w:val="1"/>
+      <w:numFmt w:val="decimal"/>
+      <w:lvlText w:val="%9."/>
+      <w:lvlJc w:val="left"/>
+      <w:pPr>
+        <w:tabs>
+          <w:tab w:val="num" w:pos="6480"/>
+        </w:tabs>
+        <w:ind w:left="6480" w:hanging="360"/>
+      </w:pPr>
+    </w:lvl>
+  </w:abstractNum>
+  <w:abstractNum w:abstractNumId="27" w15:restartNumberingAfterBreak="0">
     <w:nsid w:val="6F3F0F6D"/>
     <w:multiLevelType w:val="multilevel"/>
     <w:tmpl w:val="E30E361A"/>
@@ -11401,7 +13789,7 @@
       </w:rPr>
     </w:lvl>
   </w:abstractNum>
-  <w:abstractNum w:abstractNumId="16" w15:restartNumberingAfterBreak="0">
+  <w:abstractNum w:abstractNumId="28" w15:restartNumberingAfterBreak="0">
     <w:nsid w:val="71A350A1"/>
     <w:multiLevelType w:val="multilevel"/>
     <w:tmpl w:val="D4D46A66"/>
@@ -11551,97 +13939,151 @@
     </w:lvl>
   </w:abstractNum>
   <w:num w:numId="1" w16cid:durableId="1731537013">
+    <w:abstractNumId w:val="21"/>
+  </w:num>
+  <w:num w:numId="2" w16cid:durableId="1905555835">
     <w:abstractNumId w:val="12"/>
   </w:num>
-  <w:num w:numId="2" w16cid:durableId="1905555835">
+  <w:num w:numId="3" w16cid:durableId="639000178">
+    <w:abstractNumId w:val="19"/>
+  </w:num>
+  <w:num w:numId="4" w16cid:durableId="1967810139">
+    <w:abstractNumId w:val="7"/>
+  </w:num>
+  <w:num w:numId="5" w16cid:durableId="609750883">
+    <w:abstractNumId w:val="28"/>
+  </w:num>
+  <w:num w:numId="6" w16cid:durableId="2058894359">
     <w:abstractNumId w:val="4"/>
   </w:num>
-  <w:num w:numId="3" w16cid:durableId="639000178">
-    <w:abstractNumId w:val="10"/>
-  </w:num>
-  <w:num w:numId="4" w16cid:durableId="1967810139">
-    <w:abstractNumId w:val="2"/>
-  </w:num>
-  <w:num w:numId="5" w16cid:durableId="609750883">
-    <w:abstractNumId w:val="16"/>
-  </w:num>
-  <w:num w:numId="6" w16cid:durableId="2058894359">
-    <w:abstractNumId w:val="0"/>
-  </w:num>
   <w:num w:numId="7" w16cid:durableId="712660261">
-    <w:abstractNumId w:val="9"/>
+    <w:abstractNumId w:val="17"/>
   </w:num>
   <w:num w:numId="8" w16cid:durableId="16583857">
-    <w:abstractNumId w:val="4"/>
+    <w:abstractNumId w:val="12"/>
     <w:lvlOverride w:ilvl="0">
       <w:startOverride w:val="1"/>
     </w:lvlOverride>
   </w:num>
   <w:num w:numId="9" w16cid:durableId="936131272">
-    <w:abstractNumId w:val="4"/>
+    <w:abstractNumId w:val="12"/>
     <w:lvlOverride w:ilvl="0">
       <w:startOverride w:val="1"/>
     </w:lvlOverride>
   </w:num>
   <w:num w:numId="10" w16cid:durableId="1803499908">
+    <w:abstractNumId w:val="27"/>
+  </w:num>
+  <w:num w:numId="11" w16cid:durableId="803742219">
+    <w:abstractNumId w:val="20"/>
+  </w:num>
+  <w:num w:numId="12" w16cid:durableId="93135654">
+    <w:abstractNumId w:val="16"/>
+  </w:num>
+  <w:num w:numId="13" w16cid:durableId="1459832194">
+    <w:abstractNumId w:val="13"/>
+  </w:num>
+  <w:num w:numId="14" w16cid:durableId="861670632">
+    <w:abstractNumId w:val="24"/>
+  </w:num>
+  <w:num w:numId="15" w16cid:durableId="924190203">
+    <w:abstractNumId w:val="23"/>
+  </w:num>
+  <w:num w:numId="16" w16cid:durableId="1103303847">
+    <w:abstractNumId w:val="10"/>
+  </w:num>
+  <w:num w:numId="17" w16cid:durableId="1198274741">
+    <w:abstractNumId w:val="5"/>
+  </w:num>
+  <w:num w:numId="18" w16cid:durableId="1440950616">
+    <w:abstractNumId w:val="14"/>
+  </w:num>
+  <w:num w:numId="19" w16cid:durableId="1960914263">
     <w:abstractNumId w:val="15"/>
   </w:num>
-  <w:num w:numId="11" w16cid:durableId="803742219">
-    <w:abstractNumId w:val="11"/>
-  </w:num>
-  <w:num w:numId="12" w16cid:durableId="93135654">
-    <w:abstractNumId w:val="8"/>
-  </w:num>
-  <w:num w:numId="13" w16cid:durableId="1459832194">
-    <w:abstractNumId w:val="5"/>
-  </w:num>
-  <w:num w:numId="14" w16cid:durableId="861670632">
-    <w:abstractNumId w:val="14"/>
-  </w:num>
-  <w:num w:numId="15" w16cid:durableId="924190203">
-    <w:abstractNumId w:val="13"/>
-  </w:num>
-  <w:num w:numId="16" w16cid:durableId="1103303847">
-    <w:abstractNumId w:val="3"/>
-  </w:num>
-  <w:num w:numId="17" w16cid:durableId="1198274741">
-    <w:abstractNumId w:val="1"/>
-  </w:num>
-  <w:num w:numId="18" w16cid:durableId="1440950616">
-    <w:abstractNumId w:val="6"/>
-  </w:num>
-  <w:num w:numId="19" w16cid:durableId="1960914263">
-    <w:abstractNumId w:val="7"/>
-  </w:num>
   <w:num w:numId="20" w16cid:durableId="609825268">
-    <w:abstractNumId w:val="4"/>
+    <w:abstractNumId w:val="12"/>
     <w:lvlOverride w:ilvl="0">
       <w:startOverride w:val="1"/>
     </w:lvlOverride>
   </w:num>
   <w:num w:numId="21" w16cid:durableId="1692804990">
-    <w:abstractNumId w:val="9"/>
+    <w:abstractNumId w:val="17"/>
     <w:lvlOverride w:ilvl="0">
       <w:startOverride w:val="1"/>
     </w:lvlOverride>
   </w:num>
   <w:num w:numId="22" w16cid:durableId="1835804542">
-    <w:abstractNumId w:val="9"/>
+    <w:abstractNumId w:val="17"/>
     <w:lvlOverride w:ilvl="0">
       <w:startOverride w:val="1"/>
     </w:lvlOverride>
   </w:num>
   <w:num w:numId="23" w16cid:durableId="70201890">
-    <w:abstractNumId w:val="9"/>
+    <w:abstractNumId w:val="17"/>
     <w:lvlOverride w:ilvl="0">
       <w:startOverride w:val="1"/>
     </w:lvlOverride>
   </w:num>
   <w:num w:numId="24" w16cid:durableId="1701511683">
-    <w:abstractNumId w:val="9"/>
+    <w:abstractNumId w:val="17"/>
     <w:lvlOverride w:ilvl="0">
       <w:startOverride w:val="1"/>
     </w:lvlOverride>
+  </w:num>
+  <w:num w:numId="25" w16cid:durableId="590547285">
+    <w:abstractNumId w:val="26"/>
+  </w:num>
+  <w:num w:numId="26" w16cid:durableId="834145066">
+    <w:abstractNumId w:val="11"/>
+  </w:num>
+  <w:num w:numId="27" w16cid:durableId="1469128218">
+    <w:abstractNumId w:val="0"/>
+  </w:num>
+  <w:num w:numId="28" w16cid:durableId="371805832">
+    <w:abstractNumId w:val="6"/>
+  </w:num>
+  <w:num w:numId="29" w16cid:durableId="1458068751">
+    <w:abstractNumId w:val="3"/>
+  </w:num>
+  <w:num w:numId="30" w16cid:durableId="965619040">
+    <w:abstractNumId w:val="18"/>
+  </w:num>
+  <w:num w:numId="31" w16cid:durableId="989988083">
+    <w:abstractNumId w:val="1"/>
+  </w:num>
+  <w:num w:numId="32" w16cid:durableId="1995142522">
+    <w:abstractNumId w:val="2"/>
+  </w:num>
+  <w:num w:numId="33" w16cid:durableId="1354456936">
+    <w:abstractNumId w:val="9"/>
+  </w:num>
+  <w:num w:numId="34" w16cid:durableId="1557009170">
+    <w:abstractNumId w:val="25"/>
+  </w:num>
+  <w:num w:numId="35" w16cid:durableId="828864731">
+    <w:abstractNumId w:val="22"/>
+  </w:num>
+  <w:num w:numId="36" w16cid:durableId="132455903">
+    <w:abstractNumId w:val="12"/>
+    <w:lvlOverride w:ilvl="0">
+      <w:startOverride w:val="1"/>
+    </w:lvlOverride>
+  </w:num>
+  <w:num w:numId="37" w16cid:durableId="597521444">
+    <w:abstractNumId w:val="17"/>
+    <w:lvlOverride w:ilvl="0">
+      <w:startOverride w:val="1"/>
+    </w:lvlOverride>
+  </w:num>
+  <w:num w:numId="38" w16cid:durableId="1360887201">
+    <w:abstractNumId w:val="17"/>
+    <w:lvlOverride w:ilvl="0">
+      <w:startOverride w:val="1"/>
+    </w:lvlOverride>
+  </w:num>
+  <w:num w:numId="39" w16cid:durableId="538664853">
+    <w:abstractNumId w:val="8"/>
   </w:num>
 </w:numbering>
 </file>
@@ -12137,21 +14579,24 @@
     <w:next w:val="Normal"/>
     <w:link w:val="Heading4Char"/>
     <w:uiPriority w:val="9"/>
-    <w:semiHidden/>
     <w:unhideWhenUsed/>
     <w:qFormat/>
-    <w:rsid w:val="00503EE1"/>
+    <w:rsid w:val="0032797E"/>
     <w:pPr>
       <w:keepNext/>
       <w:keepLines/>
+      <w:numPr>
+        <w:numId w:val="39"/>
+      </w:numPr>
       <w:spacing w:before="80" w:after="40"/>
       <w:outlineLvl w:val="3"/>
     </w:pPr>
     <w:rPr>
       <w:rFonts w:eastAsiaTheme="majorEastAsia" w:cstheme="majorBidi"/>
+      <w:b/>
       <w:i/>
       <w:iCs/>
-      <w:color w:val="2F5496" w:themeColor="accent1" w:themeShade="BF"/>
+      <w:color w:val="000000" w:themeColor="text1"/>
     </w:rPr>
   </w:style>
   <w:style w:type="paragraph" w:styleId="Heading5">
@@ -12337,13 +14782,13 @@
     <w:basedOn w:val="DefaultParagraphFont"/>
     <w:link w:val="Heading4"/>
     <w:uiPriority w:val="9"/>
-    <w:semiHidden/>
-    <w:rsid w:val="00503EE1"/>
+    <w:rsid w:val="0032797E"/>
     <w:rPr>
-      <w:rFonts w:eastAsiaTheme="majorEastAsia" w:cstheme="majorBidi"/>
+      <w:rFonts w:ascii="Times New Roman" w:eastAsiaTheme="majorEastAsia" w:hAnsi="Times New Roman" w:cstheme="majorBidi"/>
+      <w:b/>
       <w:i/>
       <w:iCs/>
-      <w:color w:val="2F5496" w:themeColor="accent1" w:themeShade="BF"/>
+      <w:color w:val="000000" w:themeColor="text1"/>
     </w:rPr>
   </w:style>
   <w:style w:type="character" w:customStyle="1" w:styleId="Heading5Char">

--- a/demo/Mô tả chức năng.docx
+++ b/demo/Mô tả chức năng.docx
@@ -8516,10 +8516,7 @@
         <w:ind w:left="720"/>
       </w:pPr>
       <w:r>
-        <w:t>3.</w:t>
-      </w:r>
-      <w:r>
-        <w:t>Sidebar</w:t>
+        <w:t>3.Sidebar</w:t>
       </w:r>
       <w:r>
         <w:rPr>
@@ -8616,7 +8613,7 @@
       </w:pPr>
       <w:r>
         <w:pict w14:anchorId="014FA217">
-          <v:rect id="_x0000_i1136" style="width:0;height:1.5pt" o:hralign="center" o:hrstd="t" o:hr="t" fillcolor="#a0a0a0" stroked="f"/>
+          <v:rect id="_x0000_i1058" style="width:0;height:1.5pt" o:hralign="center" o:hrstd="t" o:hr="t" fillcolor="#a0a0a0" stroked="f"/>
         </w:pict>
       </w:r>
     </w:p>
@@ -8695,7 +8692,7 @@
       </w:pPr>
       <w:r>
         <w:pict w14:anchorId="6709EA66">
-          <v:rect id="_x0000_i1137" style="width:0;height:1.5pt" o:hralign="center" o:hrstd="t" o:hr="t" fillcolor="#a0a0a0" stroked="f"/>
+          <v:rect id="_x0000_i1059" style="width:0;height:1.5pt" o:hralign="center" o:hrstd="t" o:hr="t" fillcolor="#a0a0a0" stroked="f"/>
         </w:pict>
       </w:r>
     </w:p>
@@ -8737,7 +8734,7 @@
       </w:pPr>
       <w:r>
         <w:pict w14:anchorId="0272450B">
-          <v:rect id="_x0000_i1138" style="width:0;height:1.5pt" o:hralign="center" o:hrstd="t" o:hr="t" fillcolor="#a0a0a0" stroked="f"/>
+          <v:rect id="_x0000_i1060" style="width:0;height:1.5pt" o:hralign="center" o:hrstd="t" o:hr="t" fillcolor="#a0a0a0" stroked="f"/>
         </w:pict>
       </w:r>
     </w:p>
@@ -8810,7 +8807,7 @@
       </w:pPr>
       <w:r>
         <w:pict w14:anchorId="74CF6AD8">
-          <v:rect id="_x0000_i1139" style="width:0;height:1.5pt" o:hralign="center" o:hrstd="t" o:hr="t" fillcolor="#a0a0a0" stroked="f"/>
+          <v:rect id="_x0000_i1061" style="width:0;height:1.5pt" o:hralign="center" o:hrstd="t" o:hr="t" fillcolor="#a0a0a0" stroked="f"/>
         </w:pict>
       </w:r>
     </w:p>
@@ -8836,7 +8833,7 @@
       </w:pPr>
       <w:r>
         <w:pict w14:anchorId="5442D4FC">
-          <v:rect id="_x0000_i1140" style="width:0;height:1.5pt" o:hralign="center" o:hrstd="t" o:hr="t" fillcolor="#a0a0a0" stroked="f"/>
+          <v:rect id="_x0000_i1062" style="width:0;height:1.5pt" o:hralign="center" o:hrstd="t" o:hr="t" fillcolor="#a0a0a0" stroked="f"/>
         </w:pict>
       </w:r>
     </w:p>
@@ -8899,7 +8896,7 @@
       </w:pPr>
       <w:r>
         <w:pict w14:anchorId="22F1A356">
-          <v:rect id="_x0000_i1141" style="width:0;height:1.5pt" o:hralign="center" o:hrstd="t" o:hr="t" fillcolor="#a0a0a0" stroked="f"/>
+          <v:rect id="_x0000_i1063" style="width:0;height:1.5pt" o:hralign="center" o:hrstd="t" o:hr="t" fillcolor="#a0a0a0" stroked="f"/>
         </w:pict>
       </w:r>
     </w:p>
@@ -8957,7 +8954,7 @@
       </w:pPr>
       <w:r>
         <w:pict w14:anchorId="2B13E147">
-          <v:rect id="_x0000_i1142" style="width:0;height:1.5pt" o:hralign="center" o:hrstd="t" o:hr="t" fillcolor="#a0a0a0" stroked="f"/>
+          <v:rect id="_x0000_i1064" style="width:0;height:1.5pt" o:hralign="center" o:hrstd="t" o:hr="t" fillcolor="#a0a0a0" stroked="f"/>
         </w:pict>
       </w:r>
     </w:p>
@@ -9008,7 +9005,7 @@
       </w:pPr>
       <w:r>
         <w:pict w14:anchorId="34B61BC3">
-          <v:rect id="_x0000_i1143" style="width:0;height:1.5pt" o:hralign="center" o:hrstd="t" o:hr="t" fillcolor="#a0a0a0" stroked="f"/>
+          <v:rect id="_x0000_i1065" style="width:0;height:1.5pt" o:hralign="center" o:hrstd="t" o:hr="t" fillcolor="#a0a0a0" stroked="f"/>
         </w:pict>
       </w:r>
     </w:p>
@@ -9061,7 +9058,7 @@
       </w:pPr>
       <w:r>
         <w:pict w14:anchorId="4953DFCE">
-          <v:rect id="_x0000_i1144" style="width:0;height:1.5pt" o:hralign="center" o:hrstd="t" o:hr="t" fillcolor="#a0a0a0" stroked="f"/>
+          <v:rect id="_x0000_i1066" style="width:0;height:1.5pt" o:hralign="center" o:hrstd="t" o:hr="t" fillcolor="#a0a0a0" stroked="f"/>
         </w:pict>
       </w:r>
     </w:p>
@@ -9140,7 +9137,7 @@
       </w:pPr>
       <w:r>
         <w:pict w14:anchorId="31BDC51E">
-          <v:rect id="_x0000_i1145" style="width:0;height:1.5pt" o:hralign="center" o:hrstd="t" o:hr="t" fillcolor="#a0a0a0" stroked="f"/>
+          <v:rect id="_x0000_i1067" style="width:0;height:1.5pt" o:hralign="center" o:hrstd="t" o:hr="t" fillcolor="#a0a0a0" stroked="f"/>
         </w:pict>
       </w:r>
     </w:p>
@@ -9213,7 +9210,7 @@
       </w:pPr>
       <w:r>
         <w:pict w14:anchorId="583FDD39">
-          <v:rect id="_x0000_i1146" style="width:0;height:1.5pt" o:hralign="center" o:hrstd="t" o:hr="t" fillcolor="#a0a0a0" stroked="f"/>
+          <v:rect id="_x0000_i1068" style="width:0;height:1.5pt" o:hralign="center" o:hrstd="t" o:hr="t" fillcolor="#a0a0a0" stroked="f"/>
         </w:pict>
       </w:r>
     </w:p>
@@ -9269,7 +9266,7 @@
       </w:pPr>
       <w:r>
         <w:pict w14:anchorId="2516BEEE">
-          <v:rect id="_x0000_i1147" style="width:0;height:1.5pt" o:hralign="center" o:hrstd="t" o:hr="t" fillcolor="#a0a0a0" stroked="f"/>
+          <v:rect id="_x0000_i1069" style="width:0;height:1.5pt" o:hralign="center" o:hrstd="t" o:hr="t" fillcolor="#a0a0a0" stroked="f"/>
         </w:pict>
       </w:r>
     </w:p>
@@ -9402,7 +9399,7 @@
       </w:pPr>
       <w:r>
         <w:pict w14:anchorId="74A78786">
-          <v:rect id="_x0000_i1148" style="width:0;height:1.5pt" o:hralign="center" o:hrstd="t" o:hr="t" fillcolor="#a0a0a0" stroked="f"/>
+          <v:rect id="_x0000_i1070" style="width:0;height:1.5pt" o:hralign="center" o:hrstd="t" o:hr="t" fillcolor="#a0a0a0" stroked="f"/>
         </w:pict>
       </w:r>
     </w:p>
@@ -10451,6 +10448,11 @@
       </w:r>
     </w:p>
     <w:p>
+      <w:pPr>
+        <w:rPr>
+          <w:lang w:val="vi-VN"/>
+        </w:rPr>
+      </w:pPr>
       <w:r>
         <w:t>Database</w:t>
       </w:r>
@@ -10533,6 +10535,1538 @@
         <w:t>Dashboard Analytics</w:t>
       </w:r>
     </w:p>
+    <w:p>
+      <w:pPr>
+        <w:pStyle w:val="Heading1"/>
+      </w:pPr>
+      <w:r>
+        <w:t>MODULE 13 - LINE CHART XU HƯỚNG SINH VIÊN</w:t>
+      </w:r>
+    </w:p>
+    <w:p>
+      <w:r>
+        <w:t>MỤC TIÊU</w:t>
+      </w:r>
+      <w:r>
+        <w:rPr>
+          <w:lang w:val="vi-VN"/>
+        </w:rPr>
+        <w:t xml:space="preserve"> : </w:t>
+      </w:r>
+      <w:r>
+        <w:t>Hiển thị số lượng sinh viên được tạo theo từng tháng.</w:t>
+      </w:r>
+    </w:p>
+    <w:p>
+      <w:r>
+        <w:t>Ví dụ:</w:t>
+      </w:r>
+      <w:r>
+        <w:rPr>
+          <w:lang w:val="vi-VN"/>
+        </w:rPr>
+        <w:t xml:space="preserve"> </w:t>
+      </w:r>
+      <w:r>
+        <w:t>2025-01 -&gt; 1</w:t>
+      </w:r>
+      <w:r>
+        <w:rPr>
+          <w:lang w:val="vi-VN"/>
+        </w:rPr>
+        <w:t>,</w:t>
+      </w:r>
+      <w:r>
+        <w:t>2025-12 -&gt; 2</w:t>
+      </w:r>
+      <w:r>
+        <w:rPr>
+          <w:lang w:val="vi-VN"/>
+        </w:rPr>
+        <w:t>,</w:t>
+      </w:r>
+      <w:r>
+        <w:t>2026-01 -&gt; 2</w:t>
+      </w:r>
+      <w:r>
+        <w:rPr>
+          <w:lang w:val="vi-VN"/>
+        </w:rPr>
+        <w:t>,</w:t>
+      </w:r>
+      <w:r>
+        <w:t>2026-02 -&gt; 1</w:t>
+      </w:r>
+      <w:r>
+        <w:rPr>
+          <w:lang w:val="vi-VN"/>
+        </w:rPr>
+        <w:t>,</w:t>
+      </w:r>
+      <w:r>
+        <w:t>2026-03 -&gt; 2</w:t>
+      </w:r>
+      <w:r>
+        <w:rPr>
+          <w:lang w:val="vi-VN"/>
+        </w:rPr>
+        <w:t xml:space="preserve"> , </w:t>
+      </w:r>
+      <w:r>
+        <w:t>2026-04 -&gt; 2</w:t>
+      </w:r>
+    </w:p>
+    <w:p>
+      <w:r>
+        <w:t>Tư duy Dashboard:</w:t>
+      </w:r>
+      <w:r>
+        <w:rPr>
+          <w:lang w:val="vi-VN"/>
+        </w:rPr>
+        <w:t xml:space="preserve"> </w:t>
+      </w:r>
+      <w:r>
+        <w:t>KPI -&gt; Ranking -&gt; Pie Chart -&gt; Trend Chart</w:t>
+      </w:r>
+    </w:p>
+    <w:p>
+      <w:r>
+        <w:t>Trend Chart giúp nhìn được sự thay đổi dữ liệu theo thời gian.</w:t>
+      </w:r>
+    </w:p>
+    <w:p>
+      <w:pPr>
+        <w:pStyle w:val="Heading2"/>
+        <w:numPr>
+          <w:ilvl w:val="0"/>
+          <w:numId w:val="44"/>
+        </w:numPr>
+        <w:pBdr>
+          <w:top w:val="double" w:sz="6" w:space="1" w:color="auto"/>
+          <w:bottom w:val="double" w:sz="6" w:space="1" w:color="auto"/>
+        </w:pBdr>
+      </w:pPr>
+      <w:r>
+        <w:t>BACKEND</w:t>
+      </w:r>
+    </w:p>
+    <w:p>
+      <w:r>
+        <w:rPr>
+          <w:b/>
+          <w:bCs/>
+        </w:rPr>
+        <w:t>Entity</w:t>
+      </w:r>
+      <w:r>
+        <w:rPr>
+          <w:lang w:val="vi-VN"/>
+        </w:rPr>
+        <w:t xml:space="preserve"> </w:t>
+      </w:r>
+      <w:r>
+        <w:t>Thêm:</w:t>
+      </w:r>
+      <w:r>
+        <w:rPr>
+          <w:lang w:val="vi-VN"/>
+        </w:rPr>
+        <w:t xml:space="preserve"> </w:t>
+      </w:r>
+      <w:r>
+        <w:t>private LocalDateTime createdAt;</w:t>
+      </w:r>
+    </w:p>
+    <w:p>
+      <w:r>
+        <w:rPr>
+          <w:b/>
+          <w:bCs/>
+        </w:rPr>
+        <w:t>Mục tiêu</w:t>
+      </w:r>
+      <w:r>
+        <w:t>:</w:t>
+      </w:r>
+      <w:r>
+        <w:rPr>
+          <w:lang w:val="vi-VN"/>
+        </w:rPr>
+        <w:t xml:space="preserve"> </w:t>
+      </w:r>
+      <w:r>
+        <w:t>Lưu thời điểm tạo sinh viên.</w:t>
+      </w:r>
+    </w:p>
+    <w:p>
+      <w:pPr>
+        <w:rPr>
+          <w:lang w:val="vi-VN"/>
+        </w:rPr>
+      </w:pPr>
+      <w:r>
+        <w:pict w14:anchorId="202336C5">
+          <v:rect id="_x0000_i1131" style="width:0;height:1.5pt" o:hralign="center" o:hrstd="t" o:hr="t" fillcolor="#a0a0a0" stroked="f"/>
+        </w:pict>
+      </w:r>
+    </w:p>
+    <w:p>
+      <w:pPr>
+        <w:pStyle w:val="Heading3"/>
+        <w:numPr>
+          <w:ilvl w:val="0"/>
+          <w:numId w:val="45"/>
+        </w:numPr>
+      </w:pPr>
+      <w:r>
+        <w:t>Repository</w:t>
+      </w:r>
+      <w:r>
+        <w:rPr>
+          <w:lang w:val="vi-VN"/>
+        </w:rPr>
+        <w:t xml:space="preserve"> </w:t>
+      </w:r>
+      <w:r>
+        <w:t>Method:</w:t>
+      </w:r>
+    </w:p>
+    <w:p>
+      <w:r>
+        <w:t>@Query("""</w:t>
+      </w:r>
+      <w:r>
+        <w:br/>
+        <w:t>SELECT MONTH(s.createdAt),</w:t>
+      </w:r>
+      <w:r>
+        <w:br/>
+        <w:t>COUNT(s),</w:t>
+      </w:r>
+      <w:r>
+        <w:br/>
+        <w:t>YEAR(s.createdAt)</w:t>
+      </w:r>
+      <w:r>
+        <w:br/>
+        <w:t>FROM SinhVienEntity s</w:t>
+      </w:r>
+      <w:r>
+        <w:br/>
+        <w:t>GROUP BY YEAR(s.createdAt), MONTH(s.createdAt)</w:t>
+      </w:r>
+      <w:r>
+        <w:br/>
+        <w:t>ORDER BY YEAR(s.createdAt), MONTH(s.createdAt)</w:t>
+      </w:r>
+      <w:r>
+        <w:br/>
+        <w:t>""")</w:t>
+      </w:r>
+      <w:r>
+        <w:br/>
+        <w:t>List&lt;Object[]&gt; getSinhVienTheoThang();</w:t>
+      </w:r>
+    </w:p>
+    <w:p>
+      <w:r>
+        <w:lastRenderedPageBreak/>
+        <w:t>Ý nghĩa:</w:t>
+      </w:r>
+      <w:r>
+        <w:rPr>
+          <w:lang w:val="vi-VN"/>
+        </w:rPr>
+        <w:t xml:space="preserve"> </w:t>
+      </w:r>
+      <w:r>
+        <w:t>Lấy:</w:t>
+      </w:r>
+      <w:r>
+        <w:rPr>
+          <w:lang w:val="vi-VN"/>
+        </w:rPr>
+        <w:t xml:space="preserve"> </w:t>
+      </w:r>
+      <w:r>
+        <w:t>Tháng</w:t>
+      </w:r>
+      <w:r>
+        <w:rPr>
+          <w:lang w:val="vi-VN"/>
+        </w:rPr>
+        <w:t xml:space="preserve">, </w:t>
+      </w:r>
+      <w:r>
+        <w:t>Năm</w:t>
+      </w:r>
+      <w:r>
+        <w:rPr>
+          <w:lang w:val="vi-VN"/>
+        </w:rPr>
+        <w:t xml:space="preserve">, </w:t>
+      </w:r>
+      <w:r>
+        <w:t>Số lượng sinh viên</w:t>
+      </w:r>
+    </w:p>
+    <w:p>
+      <w:r>
+        <w:t>theo từng tháng.</w:t>
+      </w:r>
+    </w:p>
+    <w:p>
+      <w:r>
+        <w:t>Ví dụ dữ liệu:</w:t>
+      </w:r>
+    </w:p>
+    <w:p>
+      <w:r>
+        <w:t>[</w:t>
+      </w:r>
+      <w:r>
+        <w:br/>
+        <w:t>[1,1,2025],</w:t>
+      </w:r>
+      <w:r>
+        <w:br/>
+        <w:t>[12,2,2025],</w:t>
+      </w:r>
+      <w:r>
+        <w:br/>
+        <w:t>[1,2,2026]</w:t>
+      </w:r>
+      <w:r>
+        <w:br/>
+        <w:t>]</w:t>
+      </w:r>
+    </w:p>
+    <w:p>
+      <w:r>
+        <w:pict w14:anchorId="01F8E50F">
+          <v:rect id="_x0000_i1132" style="width:0;height:1.5pt" o:hralign="center" o:hrstd="t" o:hr="t" fillcolor="#a0a0a0" stroked="f"/>
+        </w:pict>
+      </w:r>
+    </w:p>
+    <w:p>
+      <w:pPr>
+        <w:pStyle w:val="Heading3"/>
+      </w:pPr>
+      <w:r>
+        <w:t>SinhVienTrendResponse</w:t>
+      </w:r>
+    </w:p>
+    <w:p>
+      <w:r>
+        <w:t>Field:</w:t>
+      </w:r>
+      <w:r>
+        <w:rPr>
+          <w:lang w:val="vi-VN"/>
+        </w:rPr>
+        <w:t xml:space="preserve"> </w:t>
+      </w:r>
+      <w:r>
+        <w:t>thang;</w:t>
+      </w:r>
+      <w:r>
+        <w:rPr>
+          <w:lang w:val="vi-VN"/>
+        </w:rPr>
+        <w:t xml:space="preserve"> </w:t>
+      </w:r>
+      <w:r>
+        <w:t>soLuong;</w:t>
+      </w:r>
+    </w:p>
+    <w:p>
+      <w:r>
+        <w:t>Ví dụ:</w:t>
+      </w:r>
+    </w:p>
+    <w:p>
+      <w:r>
+        <w:t>{</w:t>
+      </w:r>
+      <w:r>
+        <w:br/>
+        <w:t>"thang":"2025-12",</w:t>
+      </w:r>
+      <w:r>
+        <w:br/>
+        <w:t>"soLuong":2</w:t>
+      </w:r>
+      <w:r>
+        <w:br/>
+        <w:t>}</w:t>
+      </w:r>
+    </w:p>
+    <w:p>
+      <w:r>
+        <w:pict w14:anchorId="44781A7C">
+          <v:rect id="_x0000_i1133" style="width:0;height:1.5pt" o:hralign="center" o:hrstd="t" o:hr="t" fillcolor="#a0a0a0" stroked="f"/>
+        </w:pict>
+      </w:r>
+    </w:p>
+    <w:p>
+      <w:pPr>
+        <w:pStyle w:val="Heading3"/>
+      </w:pPr>
+      <w:r>
+        <w:t>Service</w:t>
+      </w:r>
+      <w:r>
+        <w:rPr>
+          <w:lang w:val="vi-VN"/>
+        </w:rPr>
+        <w:t xml:space="preserve"> </w:t>
+      </w:r>
+      <w:r>
+        <w:t>Method:</w:t>
+      </w:r>
+      <w:r>
+        <w:rPr>
+          <w:lang w:val="vi-VN"/>
+        </w:rPr>
+        <w:t xml:space="preserve"> </w:t>
+      </w:r>
+      <w:r>
+        <w:t>getSVTrend()</w:t>
+      </w:r>
+    </w:p>
+    <w:p>
+      <w:r>
+        <w:t>Flow:</w:t>
+      </w:r>
+      <w:r>
+        <w:rPr>
+          <w:lang w:val="vi-VN"/>
+        </w:rPr>
+        <w:t xml:space="preserve"> </w:t>
+      </w:r>
+      <w:r>
+        <w:t>Repository</w:t>
+      </w:r>
+      <w:r>
+        <w:rPr>
+          <w:lang w:val="vi-VN"/>
+        </w:rPr>
+        <w:t>-&gt;</w:t>
+      </w:r>
+      <w:r>
+        <w:t>List&lt;Object[]&gt;</w:t>
+      </w:r>
+      <w:r>
+        <w:rPr>
+          <w:lang w:val="vi-VN"/>
+        </w:rPr>
+        <w:t>-&gt;</w:t>
+      </w:r>
+      <w:r>
+        <w:t>Map sang SinhVienTre</w:t>
+      </w:r>
+      <w:r>
+        <w:t>ndResponse</w:t>
+      </w:r>
+      <w:r>
+        <w:rPr>
+          <w:lang w:val="vi-VN"/>
+        </w:rPr>
+        <w:t>-&gt;</w:t>
+      </w:r>
+      <w:r>
+        <w:t>DashboardResponse</w:t>
+      </w:r>
+    </w:p>
+    <w:p>
+      <w:pPr>
+        <w:rPr>
+          <w:b/>
+          <w:bCs/>
+          <w:i/>
+          <w:iCs/>
+        </w:rPr>
+      </w:pPr>
+      <w:r>
+        <w:rPr>
+          <w:b/>
+          <w:bCs/>
+          <w:i/>
+          <w:iCs/>
+        </w:rPr>
+        <w:t>Ví dụ tư duy:</w:t>
+      </w:r>
+    </w:p>
+    <w:p>
+      <w:pPr>
+        <w:ind w:left="720"/>
+      </w:pPr>
+      <w:r>
+        <w:t>obj[0] -&gt; Month</w:t>
+      </w:r>
+    </w:p>
+    <w:p>
+      <w:pPr>
+        <w:ind w:left="720"/>
+      </w:pPr>
+      <w:r>
+        <w:t>obj[1] -&gt; Count</w:t>
+      </w:r>
+    </w:p>
+    <w:p>
+      <w:pPr>
+        <w:ind w:left="720"/>
+      </w:pPr>
+      <w:r>
+        <w:t>obj[2] -&gt; Year</w:t>
+      </w:r>
+    </w:p>
+    <w:p>
+      <w:pPr>
+        <w:rPr>
+          <w:b/>
+          <w:bCs/>
+          <w:i/>
+          <w:iCs/>
+        </w:rPr>
+      </w:pPr>
+      <w:r>
+        <w:rPr>
+          <w:b/>
+          <w:bCs/>
+          <w:i/>
+          <w:iCs/>
+        </w:rPr>
+        <w:t>Ghép:</w:t>
+      </w:r>
+    </w:p>
+    <w:p>
+      <w:pPr>
+        <w:ind w:left="720"/>
+      </w:pPr>
+      <w:r>
+        <w:t>response.setThang(obj[2] + "-" + obj[0]);</w:t>
+      </w:r>
+    </w:p>
+    <w:p>
+      <w:pPr>
+        <w:ind w:left="720"/>
+      </w:pPr>
+      <w:r>
+        <w:t>response.setSoLuong(((Number)obj[1]).longValue());</w:t>
+      </w:r>
+    </w:p>
+    <w:p>
+      <w:r>
+        <w:pict w14:anchorId="4E9CDD11">
+          <v:rect id="_x0000_i1134" style="width:0;height:1.5pt" o:hralign="center" o:hrstd="t" o:hr="t" fillcolor="#a0a0a0" stroked="f"/>
+        </w:pict>
+      </w:r>
+    </w:p>
+    <w:p>
+      <w:r>
+        <w:rPr>
+          <w:b/>
+          <w:bCs/>
+        </w:rPr>
+        <w:t>DashboardResponse</w:t>
+      </w:r>
+      <w:r>
+        <w:rPr>
+          <w:b/>
+          <w:bCs/>
+          <w:lang w:val="vi-VN"/>
+        </w:rPr>
+        <w:t xml:space="preserve"> </w:t>
+      </w:r>
+      <w:r>
+        <w:t>Thêm:</w:t>
+      </w:r>
+      <w:r>
+        <w:rPr>
+          <w:lang w:val="vi-VN"/>
+        </w:rPr>
+        <w:t xml:space="preserve"> </w:t>
+      </w:r>
+      <w:r>
+        <w:t>List sinhVienTrend;</w:t>
+      </w:r>
+    </w:p>
+    <w:p>
+      <w:pPr>
+        <w:pStyle w:val="Heading2"/>
+      </w:pPr>
+      <w:r>
+        <w:t>FRONTEND</w:t>
+      </w:r>
+    </w:p>
+    <w:p>
+      <w:pPr>
+        <w:pStyle w:val="Heading3"/>
+        <w:numPr>
+          <w:ilvl w:val="0"/>
+          <w:numId w:val="46"/>
+        </w:numPr>
+      </w:pPr>
+      <w:r>
+        <w:t>SinhVienTrendChart.jsx</w:t>
+      </w:r>
+    </w:p>
+    <w:p>
+      <w:r>
+        <w:t>Mục tiêu:</w:t>
+      </w:r>
+      <w:r>
+        <w:rPr>
+          <w:lang w:val="vi-VN"/>
+        </w:rPr>
+        <w:t xml:space="preserve"> </w:t>
+      </w:r>
+      <w:r>
+        <w:t>Hiển thị biểu đồ xu hướng sinh viên.</w:t>
+      </w:r>
+    </w:p>
+    <w:p>
+      <w:r>
+        <w:t>Props:</w:t>
+      </w:r>
+      <w:r>
+        <w:rPr>
+          <w:lang w:val="vi-VN"/>
+        </w:rPr>
+        <w:t xml:space="preserve"> </w:t>
+      </w:r>
+      <w:r>
+        <w:t>trendData</w:t>
+      </w:r>
+    </w:p>
+    <w:p>
+      <w:r>
+        <w:lastRenderedPageBreak/>
+        <w:t>Ví dụ:</w:t>
+      </w:r>
+    </w:p>
+    <w:p>
+      <w:r>
+        <w:pict w14:anchorId="72D9B3BC">
+          <v:rect id="_x0000_i1135" style="width:0;height:1.5pt" o:hralign="center" o:hrstd="t" o:hr="t" fillcolor="#a0a0a0" stroked="f"/>
+        </w:pict>
+      </w:r>
+    </w:p>
+    <w:p>
+      <w:pPr>
+        <w:rPr>
+          <w:b/>
+          <w:bCs/>
+          <w:i/>
+          <w:iCs/>
+        </w:rPr>
+      </w:pPr>
+      <w:r>
+        <w:rPr>
+          <w:b/>
+          <w:bCs/>
+          <w:i/>
+          <w:iCs/>
+        </w:rPr>
+        <w:t>LineChart</w:t>
+      </w:r>
+    </w:p>
+    <w:p>
+      <w:r>
+        <w:t>Chức năng:</w:t>
+      </w:r>
+      <w:r>
+        <w:rPr>
+          <w:lang w:val="vi-VN"/>
+        </w:rPr>
+        <w:t xml:space="preserve"> </w:t>
+      </w:r>
+      <w:r>
+        <w:t>Khung biểu đồ đường.</w:t>
+      </w:r>
+    </w:p>
+    <w:p>
+      <w:r>
+        <w:pict w14:anchorId="24D115FB">
+          <v:rect id="_x0000_i1136" style="width:0;height:1.5pt" o:hralign="center" o:hrstd="t" o:hr="t" fillcolor="#a0a0a0" stroked="f"/>
+        </w:pict>
+      </w:r>
+    </w:p>
+    <w:p>
+      <w:pPr>
+        <w:rPr>
+          <w:b/>
+          <w:bCs/>
+        </w:rPr>
+      </w:pPr>
+      <w:r>
+        <w:rPr>
+          <w:b/>
+          <w:bCs/>
+        </w:rPr>
+        <w:t>XAxis</w:t>
+      </w:r>
+    </w:p>
+    <w:p>
+      <w:r>
+        <w:t>Chức năng:</w:t>
+      </w:r>
+      <w:r>
+        <w:rPr>
+          <w:lang w:val="vi-VN"/>
+        </w:rPr>
+        <w:t xml:space="preserve"> </w:t>
+      </w:r>
+      <w:r>
+        <w:t>Hiển thị thời gian.</w:t>
+      </w:r>
+    </w:p>
+    <w:p>
+      <w:r>
+        <w:t>Ví dụ:</w:t>
+      </w:r>
+      <w:r>
+        <w:rPr>
+          <w:lang w:val="vi-VN"/>
+        </w:rPr>
+        <w:t xml:space="preserve"> </w:t>
+      </w:r>
+      <w:r>
+        <w:t>2025-</w:t>
+      </w:r>
+      <w:r>
+        <w:t>01</w:t>
+      </w:r>
+      <w:r>
+        <w:rPr>
+          <w:lang w:val="vi-VN"/>
+        </w:rPr>
+        <w:t xml:space="preserve">, </w:t>
+      </w:r>
+      <w:r>
+        <w:t>2025-</w:t>
+      </w:r>
+      <w:r>
+        <w:t>12</w:t>
+      </w:r>
+      <w:r>
+        <w:rPr>
+          <w:lang w:val="vi-VN"/>
+        </w:rPr>
+        <w:t xml:space="preserve">, </w:t>
+      </w:r>
+      <w:r>
+        <w:t>2026-01</w:t>
+      </w:r>
+    </w:p>
+    <w:p>
+      <w:r>
+        <w:pict w14:anchorId="0444FA35">
+          <v:rect id="_x0000_i1137" style="width:0;height:1.5pt" o:hralign="center" o:hrstd="t" o:hr="t" fillcolor="#a0a0a0" stroked="f"/>
+        </w:pict>
+      </w:r>
+    </w:p>
+    <w:p>
+      <w:pPr>
+        <w:rPr>
+          <w:b/>
+          <w:bCs/>
+        </w:rPr>
+      </w:pPr>
+      <w:r>
+        <w:rPr>
+          <w:b/>
+          <w:bCs/>
+        </w:rPr>
+        <w:t>YAxis</w:t>
+      </w:r>
+    </w:p>
+    <w:p>
+      <w:r>
+        <w:t>Chức năng:</w:t>
+      </w:r>
+      <w:r>
+        <w:rPr>
+          <w:lang w:val="vi-VN"/>
+        </w:rPr>
+        <w:t xml:space="preserve"> </w:t>
+      </w:r>
+      <w:r>
+        <w:t>Hiển thị số lượng sinh viên.</w:t>
+      </w:r>
+    </w:p>
+    <w:p>
+      <w:r>
+        <w:pict w14:anchorId="653F6352">
+          <v:rect id="_x0000_i1138" style="width:0;height:1.5pt" o:hralign="center" o:hrstd="t" o:hr="t" fillcolor="#a0a0a0" stroked="f"/>
+        </w:pict>
+      </w:r>
+    </w:p>
+    <w:p>
+      <w:pPr>
+        <w:rPr>
+          <w:b/>
+          <w:bCs/>
+        </w:rPr>
+      </w:pPr>
+      <w:r>
+        <w:rPr>
+          <w:b/>
+          <w:bCs/>
+        </w:rPr>
+        <w:t>Tooltip</w:t>
+      </w:r>
+    </w:p>
+    <w:p>
+      <w:r>
+        <w:t>Chức năng:</w:t>
+      </w:r>
+      <w:r>
+        <w:rPr>
+          <w:lang w:val="vi-VN"/>
+        </w:rPr>
+        <w:t xml:space="preserve"> </w:t>
+      </w:r>
+      <w:r>
+        <w:t>Hover hiện dữ liệu.</w:t>
+      </w:r>
+    </w:p>
+    <w:p>
+      <w:r>
+        <w:t>Ví dụ:</w:t>
+      </w:r>
+      <w:r>
+        <w:rPr>
+          <w:lang w:val="vi-VN"/>
+        </w:rPr>
+        <w:t xml:space="preserve"> </w:t>
+      </w:r>
+      <w:r>
+        <w:t>2026-</w:t>
+      </w:r>
+      <w:r>
+        <w:t>03</w:t>
+      </w:r>
+      <w:r>
+        <w:rPr>
+          <w:lang w:val="vi-VN"/>
+        </w:rPr>
+        <w:t xml:space="preserve">, </w:t>
+      </w:r>
+      <w:r>
+        <w:t>Số lượng: 2</w:t>
+      </w:r>
+    </w:p>
+    <w:p>
+      <w:r>
+        <w:pict w14:anchorId="4BD2371A">
+          <v:rect id="_x0000_i1139" style="width:0;height:1.5pt" o:hralign="center" o:hrstd="t" o:hr="t" fillcolor="#a0a0a0" stroked="f"/>
+        </w:pict>
+      </w:r>
+    </w:p>
+    <w:p>
+      <w:r>
+        <w:rPr>
+          <w:b/>
+          <w:bCs/>
+        </w:rPr>
+        <w:t>Line</w:t>
+      </w:r>
+      <w:r>
+        <w:rPr>
+          <w:b/>
+          <w:bCs/>
+          <w:lang w:val="vi-VN"/>
+        </w:rPr>
+        <w:t xml:space="preserve"> </w:t>
+      </w:r>
+      <w:r>
+        <w:rPr>
+          <w:b/>
+          <w:bCs/>
+        </w:rPr>
+        <w:t>Chức năng:</w:t>
+      </w:r>
+      <w:r>
+        <w:rPr>
+          <w:b/>
+          <w:bCs/>
+        </w:rPr>
+        <w:t xml:space="preserve"> </w:t>
+      </w:r>
+      <w:r>
+        <w:rPr>
+          <w:b/>
+          <w:bCs/>
+        </w:rPr>
+        <w:t>Vẽ đường dữ liệu.</w:t>
+      </w:r>
+    </w:p>
+    <w:p>
+      <w:r>
+        <w:rPr>
+          <w:color w:val="EE0000"/>
+        </w:rPr>
+        <w:t>Thuộc tính:</w:t>
+      </w:r>
+      <w:r>
+        <w:rPr>
+          <w:color w:val="EE0000"/>
+          <w:lang w:val="vi-VN"/>
+        </w:rPr>
+        <w:t xml:space="preserve"> </w:t>
+      </w:r>
+      <w:r>
+        <w:t>type="monotone"</w:t>
+      </w:r>
+    </w:p>
+    <w:p>
+      <w:r>
+        <w:rPr>
+          <w:color w:val="EE0000"/>
+        </w:rPr>
+        <w:t>Ý nghĩa:</w:t>
+      </w:r>
+      <w:r>
+        <w:rPr>
+          <w:color w:val="EE0000"/>
+          <w:lang w:val="vi-VN"/>
+        </w:rPr>
+        <w:t xml:space="preserve"> </w:t>
+      </w:r>
+      <w:r>
+        <w:t>Đường cong mượt.</w:t>
+      </w:r>
+    </w:p>
+    <w:p>
+      <w:r>
+        <w:rPr>
+          <w:color w:val="00B050"/>
+        </w:rPr>
+        <w:t>Thuộc tính:</w:t>
+      </w:r>
+      <w:r>
+        <w:rPr>
+          <w:color w:val="00B050"/>
+          <w:lang w:val="vi-VN"/>
+        </w:rPr>
+        <w:t xml:space="preserve"> </w:t>
+      </w:r>
+      <w:r>
+        <w:t>dataKey="soLuong"</w:t>
+      </w:r>
+    </w:p>
+    <w:p>
+      <w:r>
+        <w:rPr>
+          <w:color w:val="00B050"/>
+        </w:rPr>
+        <w:t>Ý nghĩa:</w:t>
+      </w:r>
+      <w:r>
+        <w:rPr>
+          <w:color w:val="00B050"/>
+          <w:lang w:val="vi-VN"/>
+        </w:rPr>
+        <w:t xml:space="preserve"> </w:t>
+      </w:r>
+      <w:r>
+        <w:t>Lấy dữ liệu từ field:</w:t>
+      </w:r>
+      <w:r>
+        <w:rPr>
+          <w:lang w:val="vi-VN"/>
+        </w:rPr>
+        <w:t xml:space="preserve"> </w:t>
+      </w:r>
+      <w:r>
+        <w:t>soLuong</w:t>
+      </w:r>
+    </w:p>
+    <w:p>
+      <w:r>
+        <w:rPr>
+          <w:color w:val="BF8F00" w:themeColor="accent4" w:themeShade="BF"/>
+        </w:rPr>
+        <w:t>Thuộc tính:</w:t>
+      </w:r>
+      <w:r>
+        <w:rPr>
+          <w:color w:val="BF8F00" w:themeColor="accent4" w:themeShade="BF"/>
+          <w:lang w:val="vi-VN"/>
+        </w:rPr>
+        <w:t xml:space="preserve"> </w:t>
+      </w:r>
+      <w:r>
+        <w:t>activeDot={{r:8}}</w:t>
+      </w:r>
+    </w:p>
+    <w:p>
+      <w:r>
+        <w:rPr>
+          <w:color w:val="BF8F00" w:themeColor="accent4" w:themeShade="BF"/>
+        </w:rPr>
+        <w:t>Ý nghĩa:</w:t>
+      </w:r>
+      <w:r>
+        <w:rPr>
+          <w:color w:val="BF8F00" w:themeColor="accent4" w:themeShade="BF"/>
+          <w:lang w:val="vi-VN"/>
+        </w:rPr>
+        <w:t xml:space="preserve"> </w:t>
+      </w:r>
+      <w:r>
+        <w:t>Hover hiện chấm tròn lớn hơn.</w:t>
+      </w:r>
+    </w:p>
+    <w:p>
+      <w:r>
+        <w:pict w14:anchorId="5A98B304">
+          <v:rect id="_x0000_i1140" style="width:0;height:1.5pt" o:hralign="center" o:hrstd="t" o:hr="t" fillcolor="#a0a0a0" stroked="f"/>
+        </w:pict>
+      </w:r>
+    </w:p>
+    <w:p>
+      <w:pPr>
+        <w:rPr>
+          <w:b/>
+          <w:bCs/>
+        </w:rPr>
+      </w:pPr>
+      <w:r>
+        <w:rPr>
+          <w:b/>
+          <w:bCs/>
+        </w:rPr>
+        <w:t>CartesianGrid</w:t>
+      </w:r>
+    </w:p>
+    <w:p>
+      <w:r>
+        <w:t>Chức năng:</w:t>
+      </w:r>
+      <w:r>
+        <w:rPr>
+          <w:lang w:val="vi-VN"/>
+        </w:rPr>
+        <w:t xml:space="preserve"> </w:t>
+      </w:r>
+      <w:r>
+        <w:t>Hiển thị lưới nền.</w:t>
+      </w:r>
+    </w:p>
+    <w:p>
+      <w:r>
+        <w:t>Thuộc tính:strokeDasharray="3 3"</w:t>
+      </w:r>
+    </w:p>
+    <w:p>
+      <w:r>
+        <w:t>Ý nghĩa:</w:t>
+      </w:r>
+      <w:r>
+        <w:rPr>
+          <w:lang w:val="vi-VN"/>
+        </w:rPr>
+        <w:t xml:space="preserve"> </w:t>
+      </w:r>
+      <w:r>
+        <w:t>Lưới nét đứt.</w:t>
+      </w:r>
+    </w:p>
+    <w:p>
+      <w:pPr>
+        <w:pBdr>
+          <w:bottom w:val="double" w:sz="6" w:space="1" w:color="auto"/>
+        </w:pBdr>
+        <w:rPr>
+          <w:lang w:val="vi-VN"/>
+        </w:rPr>
+      </w:pPr>
+    </w:p>
+    <w:p>
+      <w:pPr>
+        <w:pBdr>
+          <w:bottom w:val="double" w:sz="6" w:space="1" w:color="auto"/>
+        </w:pBdr>
+        <w:rPr>
+          <w:lang w:val="vi-VN"/>
+        </w:rPr>
+      </w:pPr>
+    </w:p>
+    <w:p>
+      <w:pPr>
+        <w:pStyle w:val="Heading2"/>
+      </w:pPr>
+      <w:r>
+        <w:t>KIẾN THỨC RECHARTS HỌC ĐƯỢC</w:t>
+      </w:r>
+    </w:p>
+    <w:p>
+      <w:r>
+        <w:rPr>
+          <w:b/>
+          <w:bCs/>
+        </w:rPr>
+        <w:t>PieChart</w:t>
+      </w:r>
+      <w:r>
+        <w:rPr>
+          <w:b/>
+          <w:bCs/>
+          <w:lang w:val="vi-VN"/>
+        </w:rPr>
+        <w:t xml:space="preserve"> :</w:t>
+      </w:r>
+      <w:r>
+        <w:rPr>
+          <w:lang w:val="vi-VN"/>
+        </w:rPr>
+        <w:t xml:space="preserve"> </w:t>
+      </w:r>
+      <w:r>
+        <w:t>Biểu đồ tròn.</w:t>
+      </w:r>
+    </w:p>
+    <w:p>
+      <w:r>
+        <w:rPr>
+          <w:b/>
+          <w:bCs/>
+        </w:rPr>
+        <w:t>LineChart</w:t>
+      </w:r>
+      <w:r>
+        <w:rPr>
+          <w:b/>
+          <w:bCs/>
+          <w:lang w:val="vi-VN"/>
+        </w:rPr>
+        <w:t xml:space="preserve"> :</w:t>
+      </w:r>
+      <w:r>
+        <w:rPr>
+          <w:lang w:val="vi-VN"/>
+        </w:rPr>
+        <w:t xml:space="preserve"> </w:t>
+      </w:r>
+      <w:r>
+        <w:t>Biểu đồ đường.</w:t>
+      </w:r>
+    </w:p>
+    <w:p>
+      <w:r>
+        <w:rPr>
+          <w:b/>
+          <w:bCs/>
+        </w:rPr>
+        <w:t>Tooltip</w:t>
+      </w:r>
+      <w:r>
+        <w:rPr>
+          <w:b/>
+          <w:bCs/>
+          <w:lang w:val="vi-VN"/>
+        </w:rPr>
+        <w:t>:</w:t>
+      </w:r>
+      <w:r>
+        <w:rPr>
+          <w:lang w:val="vi-VN"/>
+        </w:rPr>
+        <w:t xml:space="preserve"> </w:t>
+      </w:r>
+      <w:r>
+        <w:t>Hover hiện dữ liệu.</w:t>
+      </w:r>
+    </w:p>
+    <w:p>
+      <w:r>
+        <w:rPr>
+          <w:b/>
+          <w:bCs/>
+        </w:rPr>
+        <w:t>X</w:t>
+      </w:r>
+      <w:r>
+        <w:rPr>
+          <w:b/>
+          <w:bCs/>
+        </w:rPr>
+        <w:t>a</w:t>
+      </w:r>
+      <w:r>
+        <w:rPr>
+          <w:b/>
+          <w:bCs/>
+        </w:rPr>
+        <w:t>xis</w:t>
+      </w:r>
+      <w:r>
+        <w:rPr>
+          <w:b/>
+          <w:bCs/>
+          <w:lang w:val="vi-VN"/>
+        </w:rPr>
+        <w:t xml:space="preserve"> :</w:t>
+      </w:r>
+      <w:r>
+        <w:rPr>
+          <w:lang w:val="vi-VN"/>
+        </w:rPr>
+        <w:t xml:space="preserve"> </w:t>
+      </w:r>
+      <w:r>
+        <w:t>Trục X.</w:t>
+      </w:r>
+    </w:p>
+    <w:p>
+      <w:r>
+        <w:rPr>
+          <w:b/>
+          <w:bCs/>
+        </w:rPr>
+        <w:t>Yaxis</w:t>
+      </w:r>
+      <w:r>
+        <w:rPr>
+          <w:b/>
+          <w:bCs/>
+          <w:lang w:val="vi-VN"/>
+        </w:rPr>
+        <w:t>:</w:t>
+      </w:r>
+      <w:r>
+        <w:rPr>
+          <w:lang w:val="vi-VN"/>
+        </w:rPr>
+        <w:t xml:space="preserve"> </w:t>
+      </w:r>
+      <w:r>
+        <w:t>Trục Y.</w:t>
+      </w:r>
+    </w:p>
+    <w:p>
+      <w:r>
+        <w:rPr>
+          <w:b/>
+          <w:bCs/>
+        </w:rPr>
+        <w:t>Line</w:t>
+      </w:r>
+      <w:r>
+        <w:rPr>
+          <w:b/>
+          <w:bCs/>
+          <w:lang w:val="vi-VN"/>
+        </w:rPr>
+        <w:t>:</w:t>
+      </w:r>
+      <w:r>
+        <w:rPr>
+          <w:lang w:val="vi-VN"/>
+        </w:rPr>
+        <w:t xml:space="preserve"> </w:t>
+      </w:r>
+      <w:r>
+        <w:t>Vẽ đường.</w:t>
+      </w:r>
+    </w:p>
+    <w:p>
+      <w:r>
+        <w:rPr>
+          <w:b/>
+          <w:bCs/>
+        </w:rPr>
+        <w:t>Car</w:t>
+      </w:r>
+      <w:r>
+        <w:rPr>
+          <w:b/>
+          <w:bCs/>
+        </w:rPr>
+        <w:t>tesianGrid</w:t>
+      </w:r>
+      <w:r>
+        <w:rPr>
+          <w:b/>
+          <w:bCs/>
+          <w:lang w:val="vi-VN"/>
+        </w:rPr>
+        <w:t>:</w:t>
+      </w:r>
+      <w:r>
+        <w:rPr>
+          <w:lang w:val="vi-VN"/>
+        </w:rPr>
+        <w:t xml:space="preserve"> </w:t>
+      </w:r>
+      <w:r>
+        <w:t>Vẽ lưới.</w:t>
+      </w:r>
+    </w:p>
+    <w:p>
+      <w:r>
+        <w:rPr>
+          <w:b/>
+          <w:bCs/>
+        </w:rPr>
+        <w:t>Cell</w:t>
+      </w:r>
+      <w:r>
+        <w:rPr>
+          <w:b/>
+          <w:bCs/>
+          <w:lang w:val="vi-VN"/>
+        </w:rPr>
+        <w:t>:</w:t>
+      </w:r>
+      <w:r>
+        <w:rPr>
+          <w:lang w:val="vi-VN"/>
+        </w:rPr>
+        <w:t xml:space="preserve"> </w:t>
+      </w:r>
+      <w:r>
+        <w:t>Tô màu Pie Chart.</w:t>
+      </w:r>
+    </w:p>
+    <w:p>
+      <w:pPr>
+        <w:pStyle w:val="Heading2"/>
+        <w:pBdr>
+          <w:top w:val="double" w:sz="6" w:space="1" w:color="auto"/>
+          <w:bottom w:val="double" w:sz="6" w:space="1" w:color="auto"/>
+        </w:pBdr>
+      </w:pPr>
+      <w:r>
+        <w:t>TƯ DUY SENIOR</w:t>
+      </w:r>
+    </w:p>
+    <w:p>
+      <w:r>
+        <w:t>Pie Chart</w:t>
+      </w:r>
+      <w:r>
+        <w:rPr>
+          <w:lang w:val="vi-VN"/>
+        </w:rPr>
+        <w:t xml:space="preserve"> </w:t>
+      </w:r>
+      <w:r>
+        <w:t>=&gt; Hiển thị tỷ lệ.</w:t>
+      </w:r>
+    </w:p>
+    <w:p>
+      <w:r>
+        <w:t>Line Chart</w:t>
+      </w:r>
+      <w:r>
+        <w:rPr>
+          <w:lang w:val="vi-VN"/>
+        </w:rPr>
+        <w:t xml:space="preserve"> </w:t>
+      </w:r>
+      <w:r>
+        <w:t>=&gt; Hiển thị xu hướng.</w:t>
+      </w:r>
+    </w:p>
+    <w:p>
+      <w:r>
+        <w:rPr>
+          <w:b/>
+          <w:bCs/>
+        </w:rPr>
+        <w:t>Dashboard đẹp thường gồm:</w:t>
+      </w:r>
+      <w:r>
+        <w:rPr>
+          <w:lang w:val="vi-VN"/>
+        </w:rPr>
+        <w:t xml:space="preserve"> </w:t>
+      </w:r>
+      <w:r>
+        <w:t xml:space="preserve">KPI </w:t>
+      </w:r>
+      <w:r>
+        <w:t>Cards</w:t>
+      </w:r>
+      <w:r>
+        <w:rPr>
+          <w:lang w:val="vi-VN"/>
+        </w:rPr>
+        <w:t>-&gt;</w:t>
+      </w:r>
+      <w:r>
+        <w:t xml:space="preserve">Ranking </w:t>
+      </w:r>
+      <w:r>
+        <w:t>Widget</w:t>
+      </w:r>
+      <w:r>
+        <w:rPr>
+          <w:lang w:val="vi-VN"/>
+        </w:rPr>
+        <w:t>-&gt;</w:t>
+      </w:r>
+      <w:r>
+        <w:t xml:space="preserve">Pie </w:t>
+      </w:r>
+      <w:r>
+        <w:t>Chart</w:t>
+      </w:r>
+      <w:r>
+        <w:rPr>
+          <w:lang w:val="vi-VN"/>
+        </w:rPr>
+        <w:t>-&gt;</w:t>
+      </w:r>
+      <w:r>
+        <w:t xml:space="preserve">Trend </w:t>
+      </w:r>
+      <w:r>
+        <w:t>Chart</w:t>
+      </w:r>
+      <w:r>
+        <w:rPr>
+          <w:lang w:val="vi-VN"/>
+        </w:rPr>
+        <w:t>-&gt;</w:t>
+      </w:r>
+      <w:r>
+        <w:t xml:space="preserve">Recent </w:t>
+      </w:r>
+      <w:r>
+        <w:t>Activities</w:t>
+      </w:r>
+      <w:r>
+        <w:rPr>
+          <w:lang w:val="vi-VN"/>
+        </w:rPr>
+        <w:t>-&gt;</w:t>
+      </w:r>
+      <w:r>
+        <w:t>Notifications</w:t>
+      </w:r>
+    </w:p>
+    <w:p>
+      <w:r>
+        <w:t>Trend Chart luôn cần dữ liệu thời gian.</w:t>
+      </w:r>
+    </w:p>
+    <w:p>
+      <w:pPr>
+        <w:pBdr>
+          <w:bottom w:val="double" w:sz="6" w:space="1" w:color="auto"/>
+        </w:pBdr>
+      </w:pPr>
+      <w:r>
+        <w:t>Nếu không có yếu tố thời gian thì không dùng Line Chart.</w:t>
+      </w:r>
+    </w:p>
+    <w:p>
+      <w:pPr>
+        <w:pStyle w:val="Heading2"/>
+      </w:pPr>
+      <w:r>
+        <w:t>SƠ ĐỒ NHỚ NHANH</w:t>
+      </w:r>
+    </w:p>
+    <w:p>
+      <w:r>
+        <w:t>Database(createdAt)</w:t>
+      </w:r>
+      <w:r>
+        <w:rPr>
+          <w:lang w:val="vi-VN"/>
+        </w:rPr>
+        <w:t xml:space="preserve"> -&gt;</w:t>
+      </w:r>
+      <w:r>
+        <w:t xml:space="preserve"> </w:t>
+      </w:r>
+      <w:r>
+        <w:t>GROUP BY MONTH + YEAR</w:t>
+      </w:r>
+      <w:r>
+        <w:rPr>
+          <w:lang w:val="vi-VN"/>
+        </w:rPr>
+        <w:t xml:space="preserve"> -&gt; </w:t>
+      </w:r>
+      <w:r>
+        <w:t>Repository</w:t>
+      </w:r>
+      <w:r>
+        <w:rPr>
+          <w:lang w:val="vi-VN"/>
+        </w:rPr>
+        <w:t xml:space="preserve"> -&gt; </w:t>
+      </w:r>
+      <w:r>
+        <w:t>SinhVienTre</w:t>
+      </w:r>
+      <w:r>
+        <w:t>ndResponse</w:t>
+      </w:r>
+      <w:r>
+        <w:rPr>
+          <w:lang w:val="vi-VN"/>
+        </w:rPr>
+        <w:t>-&gt;</w:t>
+      </w:r>
+      <w:r>
+        <w:t>DashboardResponse</w:t>
+      </w:r>
+      <w:r>
+        <w:rPr>
+          <w:lang w:val="vi-VN"/>
+        </w:rPr>
+        <w:t xml:space="preserve"> -&gt; </w:t>
+      </w:r>
+      <w:r>
+        <w:t>React Query</w:t>
+      </w:r>
+      <w:r>
+        <w:rPr>
+          <w:lang w:val="vi-VN"/>
+        </w:rPr>
+        <w:t xml:space="preserve"> -&gt; </w:t>
+      </w:r>
+      <w:r>
+        <w:t>SinhVienTrendChart</w:t>
+      </w:r>
+      <w:r>
+        <w:rPr>
+          <w:lang w:val="vi-VN"/>
+        </w:rPr>
+        <w:t xml:space="preserve"> -&gt; </w:t>
+      </w:r>
+      <w:r>
+        <w:t>LineChart</w:t>
+      </w:r>
+      <w:r>
+        <w:rPr>
+          <w:lang w:val="vi-VN"/>
+        </w:rPr>
+        <w:t xml:space="preserve"> -&gt; </w:t>
+      </w:r>
+      <w:r>
+        <w:t>XAxis + YAxis + Tooltip + Line</w:t>
+      </w:r>
+      <w:r>
+        <w:rPr>
+          <w:lang w:val="vi-VN"/>
+        </w:rPr>
+        <w:t xml:space="preserve"> -&gt; </w:t>
+      </w:r>
+      <w:r>
+        <w:t>Dashboard Analytics</w:t>
+      </w:r>
+    </w:p>
+    <w:p/>
     <w:p/>
     <w:p>
       <w:pPr>
@@ -10549,6 +12083,56 @@
 </w:document>
 </file>
 
+<file path=word/endnotes.xml><?xml version="1.0" encoding="utf-8"?>
+<w:endnotes xmlns:wpc="http://schemas.microsoft.com/office/word/2010/wordprocessingCanvas" xmlns:cx="http://schemas.microsoft.com/office/drawing/2014/chartex" xmlns:cx1="http://schemas.microsoft.com/office/drawing/2015/9/8/chartex" xmlns:cx2="http://schemas.microsoft.com/office/drawing/2015/10/21/chartex" xmlns:cx3="http://schemas.microsoft.com/office/drawing/2016/5/9/chartex" xmlns:cx4="http://schemas.microsoft.com/office/drawing/2016/5/10/chartex" xmlns:cx5="http://schemas.microsoft.com/office/drawing/2016/5/11/chartex" xmlns:cx6="http://schemas.microsoft.com/office/drawing/2016/5/12/chartex" xmlns:cx7="http://schemas.microsoft.com/office/drawing/2016/5/13/chartex" xmlns:cx8="http://schemas.microsoft.com/office/drawing/2016/5/14/chartex" xmlns:mc="http://schemas.openxmlformats.org/markup-compatibility/2006" xmlns:aink="http://schemas.microsoft.com/office/drawing/2016/ink" xmlns:am3d="http://schemas.microsoft.com/office/drawing/2017/model3d" xmlns:o="urn:schemas-microsoft-com:office:office" xmlns:oel="http://schemas.microsoft.com/office/2019/extlst" xmlns:r="http://schemas.openxmlformats.org/officeDocument/2006/relationships" xmlns:m="http://schemas.openxmlformats.org/officeDocument/2006/math" xmlns:v="urn:schemas-microsoft-com:vml" xmlns:wp14="http://schemas.microsoft.com/office/word/2010/wordprocessingDrawing" xmlns:wp="http://schemas.openxmlformats.org/drawingml/2006/wordprocessingDrawing" xmlns:w10="urn:schemas-microsoft-com:office:word" xmlns:w="http://schemas.openxmlformats.org/wordprocessingml/2006/main" xmlns:w14="http://schemas.microsoft.com/office/word/2010/wordml" xmlns:w15="http://schemas.microsoft.com/office/word/2012/wordml" xmlns:w16cex="http://schemas.microsoft.com/office/word/2018/wordml/cex" xmlns:w16cid="http://schemas.microsoft.com/office/word/2016/wordml/cid" xmlns:w16="http://schemas.microsoft.com/office/word/2018/wordml" xmlns:w16du="http://schemas.microsoft.com/office/word/2023/wordml/word16du" xmlns:w16sdtdh="http://schemas.microsoft.com/office/word/2020/wordml/sdtdatahash" xmlns:w16sdtfl="http://schemas.microsoft.com/office/word/2024/wordml/sdtformatlock" xmlns:w16se="http://schemas.microsoft.com/office/word/2015/wordml/symex" xmlns:wpg="http://schemas.microsoft.com/office/word/2010/wordprocessingGroup" xmlns:wpi="http://schemas.microsoft.com/office/word/2010/wordprocessingInk" xmlns:wne="http://schemas.microsoft.com/office/word/2006/wordml" xmlns:wps="http://schemas.microsoft.com/office/word/2010/wordprocessingShape" mc:Ignorable="w14 w15 w16se w16cid w16 w16cex w16sdtdh w16sdtfl w16du wp14">
+  <w:endnote w:type="separator" w:id="-1">
+    <w:p>
+      <w:pPr>
+        <w:spacing w:after="0" w:line="240" w:lineRule="auto"/>
+      </w:pPr>
+      <w:r>
+        <w:separator/>
+      </w:r>
+    </w:p>
+  </w:endnote>
+  <w:endnote w:type="continuationSeparator" w:id="0">
+    <w:p>
+      <w:pPr>
+        <w:spacing w:after="0" w:line="240" w:lineRule="auto"/>
+      </w:pPr>
+      <w:r>
+        <w:continuationSeparator/>
+      </w:r>
+    </w:p>
+  </w:endnote>
+</w:endnotes>
+</file>
+
+<file path=word/footnotes.xml><?xml version="1.0" encoding="utf-8"?>
+<w:footnotes xmlns:wpc="http://schemas.microsoft.com/office/word/2010/wordprocessingCanvas" xmlns:cx="http://schemas.microsoft.com/office/drawing/2014/chartex" xmlns:cx1="http://schemas.microsoft.com/office/drawing/2015/9/8/chartex" xmlns:cx2="http://schemas.microsoft.com/office/drawing/2015/10/21/chartex" xmlns:cx3="http://schemas.microsoft.com/office/drawing/2016/5/9/chartex" xmlns:cx4="http://schemas.microsoft.com/office/drawing/2016/5/10/chartex" xmlns:cx5="http://schemas.microsoft.com/office/drawing/2016/5/11/chartex" xmlns:cx6="http://schemas.microsoft.com/office/drawing/2016/5/12/chartex" xmlns:cx7="http://schemas.microsoft.com/office/drawing/2016/5/13/chartex" xmlns:cx8="http://schemas.microsoft.com/office/drawing/2016/5/14/chartex" xmlns:mc="http://schemas.openxmlformats.org/markup-compatibility/2006" xmlns:aink="http://schemas.microsoft.com/office/drawing/2016/ink" xmlns:am3d="http://schemas.microsoft.com/office/drawing/2017/model3d" xmlns:o="urn:schemas-microsoft-com:office:office" xmlns:oel="http://schemas.microsoft.com/office/2019/extlst" xmlns:r="http://schemas.openxmlformats.org/officeDocument/2006/relationships" xmlns:m="http://schemas.openxmlformats.org/officeDocument/2006/math" xmlns:v="urn:schemas-microsoft-com:vml" xmlns:wp14="http://schemas.microsoft.com/office/word/2010/wordprocessingDrawing" xmlns:wp="http://schemas.openxmlformats.org/drawingml/2006/wordprocessingDrawing" xmlns:w10="urn:schemas-microsoft-com:office:word" xmlns:w="http://schemas.openxmlformats.org/wordprocessingml/2006/main" xmlns:w14="http://schemas.microsoft.com/office/word/2010/wordml" xmlns:w15="http://schemas.microsoft.com/office/word/2012/wordml" xmlns:w16cex="http://schemas.microsoft.com/office/word/2018/wordml/cex" xmlns:w16cid="http://schemas.microsoft.com/office/word/2016/wordml/cid" xmlns:w16="http://schemas.microsoft.com/office/word/2018/wordml" xmlns:w16du="http://schemas.microsoft.com/office/word/2023/wordml/word16du" xmlns:w16sdtdh="http://schemas.microsoft.com/office/word/2020/wordml/sdtdatahash" xmlns:w16sdtfl="http://schemas.microsoft.com/office/word/2024/wordml/sdtformatlock" xmlns:w16se="http://schemas.microsoft.com/office/word/2015/wordml/symex" xmlns:wpg="http://schemas.microsoft.com/office/word/2010/wordprocessingGroup" xmlns:wpi="http://schemas.microsoft.com/office/word/2010/wordprocessingInk" xmlns:wne="http://schemas.microsoft.com/office/word/2006/wordml" xmlns:wps="http://schemas.microsoft.com/office/word/2010/wordprocessingShape" mc:Ignorable="w14 w15 w16se w16cid w16 w16cex w16sdtdh w16sdtfl w16du wp14">
+  <w:footnote w:type="separator" w:id="-1">
+    <w:p>
+      <w:pPr>
+        <w:spacing w:after="0" w:line="240" w:lineRule="auto"/>
+      </w:pPr>
+      <w:r>
+        <w:separator/>
+      </w:r>
+    </w:p>
+  </w:footnote>
+  <w:footnote w:type="continuationSeparator" w:id="0">
+    <w:p>
+      <w:pPr>
+        <w:spacing w:after="0" w:line="240" w:lineRule="auto"/>
+      </w:pPr>
+      <w:r>
+        <w:continuationSeparator/>
+      </w:r>
+    </w:p>
+  </w:footnote>
+</w:footnotes>
+</file>
+
 <file path=word/numbering.xml><?xml version="1.0" encoding="utf-8"?>
 <w:numbering xmlns:wpc="http://schemas.microsoft.com/office/word/2010/wordprocessingCanvas" xmlns:cx="http://schemas.microsoft.com/office/drawing/2014/chartex" xmlns:cx1="http://schemas.microsoft.com/office/drawing/2015/9/8/chartex" xmlns:cx2="http://schemas.microsoft.com/office/drawing/2015/10/21/chartex" xmlns:cx3="http://schemas.microsoft.com/office/drawing/2016/5/9/chartex" xmlns:cx4="http://schemas.microsoft.com/office/drawing/2016/5/10/chartex" xmlns:cx5="http://schemas.microsoft.com/office/drawing/2016/5/11/chartex" xmlns:cx6="http://schemas.microsoft.com/office/drawing/2016/5/12/chartex" xmlns:cx7="http://schemas.microsoft.com/office/drawing/2016/5/13/chartex" xmlns:cx8="http://schemas.microsoft.com/office/drawing/2016/5/14/chartex" xmlns:mc="http://schemas.openxmlformats.org/markup-compatibility/2006" xmlns:aink="http://schemas.microsoft.com/office/drawing/2016/ink" xmlns:am3d="http://schemas.microsoft.com/office/drawing/2017/model3d" xmlns:o="urn:schemas-microsoft-com:office:office" xmlns:oel="http://schemas.microsoft.com/office/2019/extlst" xmlns:r="http://schemas.openxmlformats.org/officeDocument/2006/relationships" xmlns:m="http://schemas.openxmlformats.org/officeDocument/2006/math" xmlns:v="urn:schemas-microsoft-com:vml" xmlns:wp14="http://schemas.microsoft.com/office/word/2010/wordprocessingDrawing" xmlns:wp="http://schemas.openxmlformats.org/drawingml/2006/wordprocessingDrawing" xmlns:w10="urn:schemas-microsoft-com:office:word" xmlns:w="http://schemas.openxmlformats.org/wordprocessingml/2006/main" xmlns:w14="http://schemas.microsoft.com/office/word/2010/wordml" xmlns:w15="http://schemas.microsoft.com/office/word/2012/wordml" xmlns:w16cex="http://schemas.microsoft.com/office/word/2018/wordml/cex" xmlns:w16cid="http://schemas.microsoft.com/office/word/2016/wordml/cid" xmlns:w16="http://schemas.microsoft.com/office/word/2018/wordml" xmlns:w16du="http://schemas.microsoft.com/office/word/2023/wordml/word16du" xmlns:w16sdtdh="http://schemas.microsoft.com/office/word/2020/wordml/sdtdatahash" xmlns:w16sdtfl="http://schemas.microsoft.com/office/word/2024/wordml/sdtformatlock" xmlns:w16se="http://schemas.microsoft.com/office/word/2015/wordml/symex" xmlns:wpg="http://schemas.microsoft.com/office/word/2010/wordprocessingGroup" xmlns:wpi="http://schemas.microsoft.com/office/word/2010/wordprocessingInk" xmlns:wne="http://schemas.microsoft.com/office/word/2006/wordml" xmlns:wps="http://schemas.microsoft.com/office/word/2010/wordprocessingShape" mc:Ignorable="w14 w15 w16se w16cid w16 w16cex w16sdtdh w16sdtfl w16du wp14">
   <w:abstractNum w:abstractNumId="0" w15:restartNumberingAfterBreak="0">
@@ -11528,6 +13112,119 @@
     </w:lvl>
   </w:abstractNum>
   <w:abstractNum w:abstractNumId="8" w15:restartNumberingAfterBreak="0">
+    <w:nsid w:val="11BF6FF3"/>
+    <w:multiLevelType w:val="multilevel"/>
+    <w:tmpl w:val="132864C2"/>
+    <w:lvl w:ilvl="0">
+      <w:start w:val="3"/>
+      <w:numFmt w:val="decimal"/>
+      <w:lvlText w:val="%1."/>
+      <w:lvlJc w:val="left"/>
+      <w:pPr>
+        <w:tabs>
+          <w:tab w:val="num" w:pos="720"/>
+        </w:tabs>
+        <w:ind w:left="720" w:hanging="360"/>
+      </w:pPr>
+    </w:lvl>
+    <w:lvl w:ilvl="1" w:tentative="1">
+      <w:start w:val="1"/>
+      <w:numFmt w:val="decimal"/>
+      <w:lvlText w:val="%2."/>
+      <w:lvlJc w:val="left"/>
+      <w:pPr>
+        <w:tabs>
+          <w:tab w:val="num" w:pos="1440"/>
+        </w:tabs>
+        <w:ind w:left="1440" w:hanging="360"/>
+      </w:pPr>
+    </w:lvl>
+    <w:lvl w:ilvl="2" w:tentative="1">
+      <w:start w:val="1"/>
+      <w:numFmt w:val="decimal"/>
+      <w:lvlText w:val="%3."/>
+      <w:lvlJc w:val="left"/>
+      <w:pPr>
+        <w:tabs>
+          <w:tab w:val="num" w:pos="2160"/>
+        </w:tabs>
+        <w:ind w:left="2160" w:hanging="360"/>
+      </w:pPr>
+    </w:lvl>
+    <w:lvl w:ilvl="3" w:tentative="1">
+      <w:start w:val="1"/>
+      <w:numFmt w:val="decimal"/>
+      <w:lvlText w:val="%4."/>
+      <w:lvlJc w:val="left"/>
+      <w:pPr>
+        <w:tabs>
+          <w:tab w:val="num" w:pos="2880"/>
+        </w:tabs>
+        <w:ind w:left="2880" w:hanging="360"/>
+      </w:pPr>
+    </w:lvl>
+    <w:lvl w:ilvl="4" w:tentative="1">
+      <w:start w:val="1"/>
+      <w:numFmt w:val="decimal"/>
+      <w:lvlText w:val="%5."/>
+      <w:lvlJc w:val="left"/>
+      <w:pPr>
+        <w:tabs>
+          <w:tab w:val="num" w:pos="3600"/>
+        </w:tabs>
+        <w:ind w:left="3600" w:hanging="360"/>
+      </w:pPr>
+    </w:lvl>
+    <w:lvl w:ilvl="5" w:tentative="1">
+      <w:start w:val="1"/>
+      <w:numFmt w:val="decimal"/>
+      <w:lvlText w:val="%6."/>
+      <w:lvlJc w:val="left"/>
+      <w:pPr>
+        <w:tabs>
+          <w:tab w:val="num" w:pos="4320"/>
+        </w:tabs>
+        <w:ind w:left="4320" w:hanging="360"/>
+      </w:pPr>
+    </w:lvl>
+    <w:lvl w:ilvl="6" w:tentative="1">
+      <w:start w:val="1"/>
+      <w:numFmt w:val="decimal"/>
+      <w:lvlText w:val="%7."/>
+      <w:lvlJc w:val="left"/>
+      <w:pPr>
+        <w:tabs>
+          <w:tab w:val="num" w:pos="5040"/>
+        </w:tabs>
+        <w:ind w:left="5040" w:hanging="360"/>
+      </w:pPr>
+    </w:lvl>
+    <w:lvl w:ilvl="7" w:tentative="1">
+      <w:start w:val="1"/>
+      <w:numFmt w:val="decimal"/>
+      <w:lvlText w:val="%8."/>
+      <w:lvlJc w:val="left"/>
+      <w:pPr>
+        <w:tabs>
+          <w:tab w:val="num" w:pos="5760"/>
+        </w:tabs>
+        <w:ind w:left="5760" w:hanging="360"/>
+      </w:pPr>
+    </w:lvl>
+    <w:lvl w:ilvl="8" w:tentative="1">
+      <w:start w:val="1"/>
+      <w:numFmt w:val="decimal"/>
+      <w:lvlText w:val="%9."/>
+      <w:lvlJc w:val="left"/>
+      <w:pPr>
+        <w:tabs>
+          <w:tab w:val="num" w:pos="6480"/>
+        </w:tabs>
+        <w:ind w:left="6480" w:hanging="360"/>
+      </w:pPr>
+    </w:lvl>
+  </w:abstractNum>
+  <w:abstractNum w:abstractNumId="9" w15:restartNumberingAfterBreak="0">
     <w:nsid w:val="11E36A81"/>
     <w:multiLevelType w:val="hybridMultilevel"/>
     <w:tmpl w:val="3DC2AB04"/>
@@ -11614,7 +13311,120 @@
       </w:pPr>
     </w:lvl>
   </w:abstractNum>
-  <w:abstractNum w:abstractNumId="9" w15:restartNumberingAfterBreak="0">
+  <w:abstractNum w:abstractNumId="10" w15:restartNumberingAfterBreak="0">
+    <w:nsid w:val="133C087C"/>
+    <w:multiLevelType w:val="multilevel"/>
+    <w:tmpl w:val="4BE8884C"/>
+    <w:lvl w:ilvl="0">
+      <w:start w:val="2"/>
+      <w:numFmt w:val="decimal"/>
+      <w:lvlText w:val="%1."/>
+      <w:lvlJc w:val="left"/>
+      <w:pPr>
+        <w:tabs>
+          <w:tab w:val="num" w:pos="720"/>
+        </w:tabs>
+        <w:ind w:left="720" w:hanging="360"/>
+      </w:pPr>
+    </w:lvl>
+    <w:lvl w:ilvl="1" w:tentative="1">
+      <w:start w:val="1"/>
+      <w:numFmt w:val="decimal"/>
+      <w:lvlText w:val="%2."/>
+      <w:lvlJc w:val="left"/>
+      <w:pPr>
+        <w:tabs>
+          <w:tab w:val="num" w:pos="1440"/>
+        </w:tabs>
+        <w:ind w:left="1440" w:hanging="360"/>
+      </w:pPr>
+    </w:lvl>
+    <w:lvl w:ilvl="2" w:tentative="1">
+      <w:start w:val="1"/>
+      <w:numFmt w:val="decimal"/>
+      <w:lvlText w:val="%3."/>
+      <w:lvlJc w:val="left"/>
+      <w:pPr>
+        <w:tabs>
+          <w:tab w:val="num" w:pos="2160"/>
+        </w:tabs>
+        <w:ind w:left="2160" w:hanging="360"/>
+      </w:pPr>
+    </w:lvl>
+    <w:lvl w:ilvl="3" w:tentative="1">
+      <w:start w:val="1"/>
+      <w:numFmt w:val="decimal"/>
+      <w:lvlText w:val="%4."/>
+      <w:lvlJc w:val="left"/>
+      <w:pPr>
+        <w:tabs>
+          <w:tab w:val="num" w:pos="2880"/>
+        </w:tabs>
+        <w:ind w:left="2880" w:hanging="360"/>
+      </w:pPr>
+    </w:lvl>
+    <w:lvl w:ilvl="4" w:tentative="1">
+      <w:start w:val="1"/>
+      <w:numFmt w:val="decimal"/>
+      <w:lvlText w:val="%5."/>
+      <w:lvlJc w:val="left"/>
+      <w:pPr>
+        <w:tabs>
+          <w:tab w:val="num" w:pos="3600"/>
+        </w:tabs>
+        <w:ind w:left="3600" w:hanging="360"/>
+      </w:pPr>
+    </w:lvl>
+    <w:lvl w:ilvl="5" w:tentative="1">
+      <w:start w:val="1"/>
+      <w:numFmt w:val="decimal"/>
+      <w:lvlText w:val="%6."/>
+      <w:lvlJc w:val="left"/>
+      <w:pPr>
+        <w:tabs>
+          <w:tab w:val="num" w:pos="4320"/>
+        </w:tabs>
+        <w:ind w:left="4320" w:hanging="360"/>
+      </w:pPr>
+    </w:lvl>
+    <w:lvl w:ilvl="6" w:tentative="1">
+      <w:start w:val="1"/>
+      <w:numFmt w:val="decimal"/>
+      <w:lvlText w:val="%7."/>
+      <w:lvlJc w:val="left"/>
+      <w:pPr>
+        <w:tabs>
+          <w:tab w:val="num" w:pos="5040"/>
+        </w:tabs>
+        <w:ind w:left="5040" w:hanging="360"/>
+      </w:pPr>
+    </w:lvl>
+    <w:lvl w:ilvl="7" w:tentative="1">
+      <w:start w:val="1"/>
+      <w:numFmt w:val="decimal"/>
+      <w:lvlText w:val="%8."/>
+      <w:lvlJc w:val="left"/>
+      <w:pPr>
+        <w:tabs>
+          <w:tab w:val="num" w:pos="5760"/>
+        </w:tabs>
+        <w:ind w:left="5760" w:hanging="360"/>
+      </w:pPr>
+    </w:lvl>
+    <w:lvl w:ilvl="8" w:tentative="1">
+      <w:start w:val="1"/>
+      <w:numFmt w:val="decimal"/>
+      <w:lvlText w:val="%9."/>
+      <w:lvlJc w:val="left"/>
+      <w:pPr>
+        <w:tabs>
+          <w:tab w:val="num" w:pos="6480"/>
+        </w:tabs>
+        <w:ind w:left="6480" w:hanging="360"/>
+      </w:pPr>
+    </w:lvl>
+  </w:abstractNum>
+  <w:abstractNum w:abstractNumId="11" w15:restartNumberingAfterBreak="0">
     <w:nsid w:val="1AC41835"/>
     <w:multiLevelType w:val="multilevel"/>
     <w:tmpl w:val="E0E41F1A"/>
@@ -11727,7 +13537,7 @@
       </w:pPr>
     </w:lvl>
   </w:abstractNum>
-  <w:abstractNum w:abstractNumId="10" w15:restartNumberingAfterBreak="0">
+  <w:abstractNum w:abstractNumId="12" w15:restartNumberingAfterBreak="0">
     <w:nsid w:val="236F0899"/>
     <w:multiLevelType w:val="multilevel"/>
     <w:tmpl w:val="FA60E36E"/>
@@ -11840,7 +13650,7 @@
       </w:pPr>
     </w:lvl>
   </w:abstractNum>
-  <w:abstractNum w:abstractNumId="11" w15:restartNumberingAfterBreak="0">
+  <w:abstractNum w:abstractNumId="13" w15:restartNumberingAfterBreak="0">
     <w:nsid w:val="25CA7B13"/>
     <w:multiLevelType w:val="multilevel"/>
     <w:tmpl w:val="C6EE52EA"/>
@@ -11989,7 +13799,7 @@
       </w:rPr>
     </w:lvl>
   </w:abstractNum>
-  <w:abstractNum w:abstractNumId="12" w15:restartNumberingAfterBreak="0">
+  <w:abstractNum w:abstractNumId="14" w15:restartNumberingAfterBreak="0">
     <w:nsid w:val="2812658D"/>
     <w:multiLevelType w:val="hybridMultilevel"/>
     <w:tmpl w:val="208E4D56"/>
@@ -12076,7 +13886,7 @@
       </w:pPr>
     </w:lvl>
   </w:abstractNum>
-  <w:abstractNum w:abstractNumId="13" w15:restartNumberingAfterBreak="0">
+  <w:abstractNum w:abstractNumId="15" w15:restartNumberingAfterBreak="0">
     <w:nsid w:val="2A292607"/>
     <w:multiLevelType w:val="multilevel"/>
     <w:tmpl w:val="1B78446E"/>
@@ -12189,7 +13999,7 @@
       </w:pPr>
     </w:lvl>
   </w:abstractNum>
-  <w:abstractNum w:abstractNumId="14" w15:restartNumberingAfterBreak="0">
+  <w:abstractNum w:abstractNumId="16" w15:restartNumberingAfterBreak="0">
     <w:nsid w:val="2F965CFD"/>
     <w:multiLevelType w:val="multilevel"/>
     <w:tmpl w:val="5E2E78C6"/>
@@ -12302,7 +14112,7 @@
       </w:pPr>
     </w:lvl>
   </w:abstractNum>
-  <w:abstractNum w:abstractNumId="15" w15:restartNumberingAfterBreak="0">
+  <w:abstractNum w:abstractNumId="17" w15:restartNumberingAfterBreak="0">
     <w:nsid w:val="3DF927F4"/>
     <w:multiLevelType w:val="multilevel"/>
     <w:tmpl w:val="0BF2BAAC"/>
@@ -12415,7 +14225,7 @@
       </w:pPr>
     </w:lvl>
   </w:abstractNum>
-  <w:abstractNum w:abstractNumId="16" w15:restartNumberingAfterBreak="0">
+  <w:abstractNum w:abstractNumId="18" w15:restartNumberingAfterBreak="0">
     <w:nsid w:val="3E532CC7"/>
     <w:multiLevelType w:val="multilevel"/>
     <w:tmpl w:val="FB9C43B0"/>
@@ -12528,7 +14338,7 @@
       </w:pPr>
     </w:lvl>
   </w:abstractNum>
-  <w:abstractNum w:abstractNumId="17" w15:restartNumberingAfterBreak="0">
+  <w:abstractNum w:abstractNumId="19" w15:restartNumberingAfterBreak="0">
     <w:nsid w:val="46737DB1"/>
     <w:multiLevelType w:val="hybridMultilevel"/>
     <w:tmpl w:val="A95E1742"/>
@@ -12615,7 +14425,7 @@
       </w:pPr>
     </w:lvl>
   </w:abstractNum>
-  <w:abstractNum w:abstractNumId="18" w15:restartNumberingAfterBreak="0">
+  <w:abstractNum w:abstractNumId="20" w15:restartNumberingAfterBreak="0">
     <w:nsid w:val="46864E9D"/>
     <w:multiLevelType w:val="multilevel"/>
     <w:tmpl w:val="5AC492D4"/>
@@ -12728,7 +14538,7 @@
       </w:pPr>
     </w:lvl>
   </w:abstractNum>
-  <w:abstractNum w:abstractNumId="19" w15:restartNumberingAfterBreak="0">
+  <w:abstractNum w:abstractNumId="21" w15:restartNumberingAfterBreak="0">
     <w:nsid w:val="4AE62145"/>
     <w:multiLevelType w:val="multilevel"/>
     <w:tmpl w:val="CADE2EA2"/>
@@ -12875,7 +14685,7 @@
       </w:rPr>
     </w:lvl>
   </w:abstractNum>
-  <w:abstractNum w:abstractNumId="20" w15:restartNumberingAfterBreak="0">
+  <w:abstractNum w:abstractNumId="22" w15:restartNumberingAfterBreak="0">
     <w:nsid w:val="4BAD7D35"/>
     <w:multiLevelType w:val="multilevel"/>
     <w:tmpl w:val="6D48D582"/>
@@ -12988,7 +14798,7 @@
       </w:pPr>
     </w:lvl>
   </w:abstractNum>
-  <w:abstractNum w:abstractNumId="21" w15:restartNumberingAfterBreak="0">
+  <w:abstractNum w:abstractNumId="23" w15:restartNumberingAfterBreak="0">
     <w:nsid w:val="5314000D"/>
     <w:multiLevelType w:val="hybridMultilevel"/>
     <w:tmpl w:val="6B16C3C8"/>
@@ -13075,7 +14885,7 @@
       </w:pPr>
     </w:lvl>
   </w:abstractNum>
-  <w:abstractNum w:abstractNumId="22" w15:restartNumberingAfterBreak="0">
+  <w:abstractNum w:abstractNumId="24" w15:restartNumberingAfterBreak="0">
     <w:nsid w:val="5C433293"/>
     <w:multiLevelType w:val="multilevel"/>
     <w:tmpl w:val="CBA4FCFE"/>
@@ -13188,7 +14998,7 @@
       </w:pPr>
     </w:lvl>
   </w:abstractNum>
-  <w:abstractNum w:abstractNumId="23" w15:restartNumberingAfterBreak="0">
+  <w:abstractNum w:abstractNumId="25" w15:restartNumberingAfterBreak="0">
     <w:nsid w:val="5E1809E8"/>
     <w:multiLevelType w:val="multilevel"/>
     <w:tmpl w:val="6A665A6C"/>
@@ -13301,7 +15111,7 @@
       </w:pPr>
     </w:lvl>
   </w:abstractNum>
-  <w:abstractNum w:abstractNumId="24" w15:restartNumberingAfterBreak="0">
+  <w:abstractNum w:abstractNumId="26" w15:restartNumberingAfterBreak="0">
     <w:nsid w:val="5EA7671C"/>
     <w:multiLevelType w:val="multilevel"/>
     <w:tmpl w:val="E2D0F3D8"/>
@@ -13414,7 +15224,7 @@
       </w:pPr>
     </w:lvl>
   </w:abstractNum>
-  <w:abstractNum w:abstractNumId="25" w15:restartNumberingAfterBreak="0">
+  <w:abstractNum w:abstractNumId="27" w15:restartNumberingAfterBreak="0">
     <w:nsid w:val="5EF52AA8"/>
     <w:multiLevelType w:val="multilevel"/>
     <w:tmpl w:val="553666D0"/>
@@ -13527,7 +15337,7 @@
       </w:pPr>
     </w:lvl>
   </w:abstractNum>
-  <w:abstractNum w:abstractNumId="26" w15:restartNumberingAfterBreak="0">
+  <w:abstractNum w:abstractNumId="28" w15:restartNumberingAfterBreak="0">
     <w:nsid w:val="65FC4BEC"/>
     <w:multiLevelType w:val="multilevel"/>
     <w:tmpl w:val="A5620ED4"/>
@@ -13640,7 +15450,120 @@
       </w:pPr>
     </w:lvl>
   </w:abstractNum>
-  <w:abstractNum w:abstractNumId="27" w15:restartNumberingAfterBreak="0">
+  <w:abstractNum w:abstractNumId="29" w15:restartNumberingAfterBreak="0">
+    <w:nsid w:val="6A2728C6"/>
+    <w:multiLevelType w:val="multilevel"/>
+    <w:tmpl w:val="0122D73C"/>
+    <w:lvl w:ilvl="0">
+      <w:start w:val="4"/>
+      <w:numFmt w:val="decimal"/>
+      <w:lvlText w:val="%1."/>
+      <w:lvlJc w:val="left"/>
+      <w:pPr>
+        <w:tabs>
+          <w:tab w:val="num" w:pos="720"/>
+        </w:tabs>
+        <w:ind w:left="720" w:hanging="360"/>
+      </w:pPr>
+    </w:lvl>
+    <w:lvl w:ilvl="1" w:tentative="1">
+      <w:start w:val="1"/>
+      <w:numFmt w:val="decimal"/>
+      <w:lvlText w:val="%2."/>
+      <w:lvlJc w:val="left"/>
+      <w:pPr>
+        <w:tabs>
+          <w:tab w:val="num" w:pos="1440"/>
+        </w:tabs>
+        <w:ind w:left="1440" w:hanging="360"/>
+      </w:pPr>
+    </w:lvl>
+    <w:lvl w:ilvl="2" w:tentative="1">
+      <w:start w:val="1"/>
+      <w:numFmt w:val="decimal"/>
+      <w:lvlText w:val="%3."/>
+      <w:lvlJc w:val="left"/>
+      <w:pPr>
+        <w:tabs>
+          <w:tab w:val="num" w:pos="2160"/>
+        </w:tabs>
+        <w:ind w:left="2160" w:hanging="360"/>
+      </w:pPr>
+    </w:lvl>
+    <w:lvl w:ilvl="3" w:tentative="1">
+      <w:start w:val="1"/>
+      <w:numFmt w:val="decimal"/>
+      <w:lvlText w:val="%4."/>
+      <w:lvlJc w:val="left"/>
+      <w:pPr>
+        <w:tabs>
+          <w:tab w:val="num" w:pos="2880"/>
+        </w:tabs>
+        <w:ind w:left="2880" w:hanging="360"/>
+      </w:pPr>
+    </w:lvl>
+    <w:lvl w:ilvl="4" w:tentative="1">
+      <w:start w:val="1"/>
+      <w:numFmt w:val="decimal"/>
+      <w:lvlText w:val="%5."/>
+      <w:lvlJc w:val="left"/>
+      <w:pPr>
+        <w:tabs>
+          <w:tab w:val="num" w:pos="3600"/>
+        </w:tabs>
+        <w:ind w:left="3600" w:hanging="360"/>
+      </w:pPr>
+    </w:lvl>
+    <w:lvl w:ilvl="5" w:tentative="1">
+      <w:start w:val="1"/>
+      <w:numFmt w:val="decimal"/>
+      <w:lvlText w:val="%6."/>
+      <w:lvlJc w:val="left"/>
+      <w:pPr>
+        <w:tabs>
+          <w:tab w:val="num" w:pos="4320"/>
+        </w:tabs>
+        <w:ind w:left="4320" w:hanging="360"/>
+      </w:pPr>
+    </w:lvl>
+    <w:lvl w:ilvl="6" w:tentative="1">
+      <w:start w:val="1"/>
+      <w:numFmt w:val="decimal"/>
+      <w:lvlText w:val="%7."/>
+      <w:lvlJc w:val="left"/>
+      <w:pPr>
+        <w:tabs>
+          <w:tab w:val="num" w:pos="5040"/>
+        </w:tabs>
+        <w:ind w:left="5040" w:hanging="360"/>
+      </w:pPr>
+    </w:lvl>
+    <w:lvl w:ilvl="7" w:tentative="1">
+      <w:start w:val="1"/>
+      <w:numFmt w:val="decimal"/>
+      <w:lvlText w:val="%8."/>
+      <w:lvlJc w:val="left"/>
+      <w:pPr>
+        <w:tabs>
+          <w:tab w:val="num" w:pos="5760"/>
+        </w:tabs>
+        <w:ind w:left="5760" w:hanging="360"/>
+      </w:pPr>
+    </w:lvl>
+    <w:lvl w:ilvl="8" w:tentative="1">
+      <w:start w:val="1"/>
+      <w:numFmt w:val="decimal"/>
+      <w:lvlText w:val="%9."/>
+      <w:lvlJc w:val="left"/>
+      <w:pPr>
+        <w:tabs>
+          <w:tab w:val="num" w:pos="6480"/>
+        </w:tabs>
+        <w:ind w:left="6480" w:hanging="360"/>
+      </w:pPr>
+    </w:lvl>
+  </w:abstractNum>
+  <w:abstractNum w:abstractNumId="30" w15:restartNumberingAfterBreak="0">
     <w:nsid w:val="6F3F0F6D"/>
     <w:multiLevelType w:val="multilevel"/>
     <w:tmpl w:val="E30E361A"/>
@@ -13789,7 +15712,7 @@
       </w:rPr>
     </w:lvl>
   </w:abstractNum>
-  <w:abstractNum w:abstractNumId="28" w15:restartNumberingAfterBreak="0">
+  <w:abstractNum w:abstractNumId="31" w15:restartNumberingAfterBreak="0">
     <w:nsid w:val="71A350A1"/>
     <w:multiLevelType w:val="multilevel"/>
     <w:tmpl w:val="D4D46A66"/>
@@ -13938,104 +15861,217 @@
       </w:rPr>
     </w:lvl>
   </w:abstractNum>
+  <w:abstractNum w:abstractNumId="32" w15:restartNumberingAfterBreak="0">
+    <w:nsid w:val="7B3914D8"/>
+    <w:multiLevelType w:val="multilevel"/>
+    <w:tmpl w:val="BA42E684"/>
+    <w:lvl w:ilvl="0">
+      <w:start w:val="1"/>
+      <w:numFmt w:val="decimal"/>
+      <w:lvlText w:val="%1."/>
+      <w:lvlJc w:val="left"/>
+      <w:pPr>
+        <w:tabs>
+          <w:tab w:val="num" w:pos="720"/>
+        </w:tabs>
+        <w:ind w:left="720" w:hanging="360"/>
+      </w:pPr>
+    </w:lvl>
+    <w:lvl w:ilvl="1" w:tentative="1">
+      <w:start w:val="1"/>
+      <w:numFmt w:val="decimal"/>
+      <w:lvlText w:val="%2."/>
+      <w:lvlJc w:val="left"/>
+      <w:pPr>
+        <w:tabs>
+          <w:tab w:val="num" w:pos="1440"/>
+        </w:tabs>
+        <w:ind w:left="1440" w:hanging="360"/>
+      </w:pPr>
+    </w:lvl>
+    <w:lvl w:ilvl="2" w:tentative="1">
+      <w:start w:val="1"/>
+      <w:numFmt w:val="decimal"/>
+      <w:lvlText w:val="%3."/>
+      <w:lvlJc w:val="left"/>
+      <w:pPr>
+        <w:tabs>
+          <w:tab w:val="num" w:pos="2160"/>
+        </w:tabs>
+        <w:ind w:left="2160" w:hanging="360"/>
+      </w:pPr>
+    </w:lvl>
+    <w:lvl w:ilvl="3" w:tentative="1">
+      <w:start w:val="1"/>
+      <w:numFmt w:val="decimal"/>
+      <w:lvlText w:val="%4."/>
+      <w:lvlJc w:val="left"/>
+      <w:pPr>
+        <w:tabs>
+          <w:tab w:val="num" w:pos="2880"/>
+        </w:tabs>
+        <w:ind w:left="2880" w:hanging="360"/>
+      </w:pPr>
+    </w:lvl>
+    <w:lvl w:ilvl="4" w:tentative="1">
+      <w:start w:val="1"/>
+      <w:numFmt w:val="decimal"/>
+      <w:lvlText w:val="%5."/>
+      <w:lvlJc w:val="left"/>
+      <w:pPr>
+        <w:tabs>
+          <w:tab w:val="num" w:pos="3600"/>
+        </w:tabs>
+        <w:ind w:left="3600" w:hanging="360"/>
+      </w:pPr>
+    </w:lvl>
+    <w:lvl w:ilvl="5" w:tentative="1">
+      <w:start w:val="1"/>
+      <w:numFmt w:val="decimal"/>
+      <w:lvlText w:val="%6."/>
+      <w:lvlJc w:val="left"/>
+      <w:pPr>
+        <w:tabs>
+          <w:tab w:val="num" w:pos="4320"/>
+        </w:tabs>
+        <w:ind w:left="4320" w:hanging="360"/>
+      </w:pPr>
+    </w:lvl>
+    <w:lvl w:ilvl="6" w:tentative="1">
+      <w:start w:val="1"/>
+      <w:numFmt w:val="decimal"/>
+      <w:lvlText w:val="%7."/>
+      <w:lvlJc w:val="left"/>
+      <w:pPr>
+        <w:tabs>
+          <w:tab w:val="num" w:pos="5040"/>
+        </w:tabs>
+        <w:ind w:left="5040" w:hanging="360"/>
+      </w:pPr>
+    </w:lvl>
+    <w:lvl w:ilvl="7" w:tentative="1">
+      <w:start w:val="1"/>
+      <w:numFmt w:val="decimal"/>
+      <w:lvlText w:val="%8."/>
+      <w:lvlJc w:val="left"/>
+      <w:pPr>
+        <w:tabs>
+          <w:tab w:val="num" w:pos="5760"/>
+        </w:tabs>
+        <w:ind w:left="5760" w:hanging="360"/>
+      </w:pPr>
+    </w:lvl>
+    <w:lvl w:ilvl="8" w:tentative="1">
+      <w:start w:val="1"/>
+      <w:numFmt w:val="decimal"/>
+      <w:lvlText w:val="%9."/>
+      <w:lvlJc w:val="left"/>
+      <w:pPr>
+        <w:tabs>
+          <w:tab w:val="num" w:pos="6480"/>
+        </w:tabs>
+        <w:ind w:left="6480" w:hanging="360"/>
+      </w:pPr>
+    </w:lvl>
+  </w:abstractNum>
   <w:num w:numId="1" w16cid:durableId="1731537013">
-    <w:abstractNumId w:val="21"/>
+    <w:abstractNumId w:val="23"/>
   </w:num>
   <w:num w:numId="2" w16cid:durableId="1905555835">
-    <w:abstractNumId w:val="12"/>
+    <w:abstractNumId w:val="14"/>
   </w:num>
   <w:num w:numId="3" w16cid:durableId="639000178">
-    <w:abstractNumId w:val="19"/>
+    <w:abstractNumId w:val="21"/>
   </w:num>
   <w:num w:numId="4" w16cid:durableId="1967810139">
     <w:abstractNumId w:val="7"/>
   </w:num>
   <w:num w:numId="5" w16cid:durableId="609750883">
-    <w:abstractNumId w:val="28"/>
+    <w:abstractNumId w:val="31"/>
   </w:num>
   <w:num w:numId="6" w16cid:durableId="2058894359">
     <w:abstractNumId w:val="4"/>
   </w:num>
   <w:num w:numId="7" w16cid:durableId="712660261">
-    <w:abstractNumId w:val="17"/>
+    <w:abstractNumId w:val="19"/>
   </w:num>
   <w:num w:numId="8" w16cid:durableId="16583857">
-    <w:abstractNumId w:val="12"/>
+    <w:abstractNumId w:val="14"/>
     <w:lvlOverride w:ilvl="0">
       <w:startOverride w:val="1"/>
     </w:lvlOverride>
   </w:num>
   <w:num w:numId="9" w16cid:durableId="936131272">
-    <w:abstractNumId w:val="12"/>
+    <w:abstractNumId w:val="14"/>
     <w:lvlOverride w:ilvl="0">
       <w:startOverride w:val="1"/>
     </w:lvlOverride>
   </w:num>
   <w:num w:numId="10" w16cid:durableId="1803499908">
-    <w:abstractNumId w:val="27"/>
+    <w:abstractNumId w:val="30"/>
   </w:num>
   <w:num w:numId="11" w16cid:durableId="803742219">
-    <w:abstractNumId w:val="20"/>
+    <w:abstractNumId w:val="22"/>
   </w:num>
   <w:num w:numId="12" w16cid:durableId="93135654">
-    <w:abstractNumId w:val="16"/>
+    <w:abstractNumId w:val="18"/>
   </w:num>
   <w:num w:numId="13" w16cid:durableId="1459832194">
-    <w:abstractNumId w:val="13"/>
+    <w:abstractNumId w:val="15"/>
   </w:num>
   <w:num w:numId="14" w16cid:durableId="861670632">
-    <w:abstractNumId w:val="24"/>
+    <w:abstractNumId w:val="26"/>
   </w:num>
   <w:num w:numId="15" w16cid:durableId="924190203">
-    <w:abstractNumId w:val="23"/>
+    <w:abstractNumId w:val="25"/>
   </w:num>
   <w:num w:numId="16" w16cid:durableId="1103303847">
-    <w:abstractNumId w:val="10"/>
+    <w:abstractNumId w:val="12"/>
   </w:num>
   <w:num w:numId="17" w16cid:durableId="1198274741">
     <w:abstractNumId w:val="5"/>
   </w:num>
   <w:num w:numId="18" w16cid:durableId="1440950616">
-    <w:abstractNumId w:val="14"/>
+    <w:abstractNumId w:val="16"/>
   </w:num>
   <w:num w:numId="19" w16cid:durableId="1960914263">
-    <w:abstractNumId w:val="15"/>
+    <w:abstractNumId w:val="17"/>
   </w:num>
   <w:num w:numId="20" w16cid:durableId="609825268">
-    <w:abstractNumId w:val="12"/>
+    <w:abstractNumId w:val="14"/>
     <w:lvlOverride w:ilvl="0">
       <w:startOverride w:val="1"/>
     </w:lvlOverride>
   </w:num>
   <w:num w:numId="21" w16cid:durableId="1692804990">
-    <w:abstractNumId w:val="17"/>
+    <w:abstractNumId w:val="19"/>
     <w:lvlOverride w:ilvl="0">
       <w:startOverride w:val="1"/>
     </w:lvlOverride>
   </w:num>
   <w:num w:numId="22" w16cid:durableId="1835804542">
-    <w:abstractNumId w:val="17"/>
+    <w:abstractNumId w:val="19"/>
     <w:lvlOverride w:ilvl="0">
       <w:startOverride w:val="1"/>
     </w:lvlOverride>
   </w:num>
   <w:num w:numId="23" w16cid:durableId="70201890">
-    <w:abstractNumId w:val="17"/>
+    <w:abstractNumId w:val="19"/>
     <w:lvlOverride w:ilvl="0">
       <w:startOverride w:val="1"/>
     </w:lvlOverride>
   </w:num>
   <w:num w:numId="24" w16cid:durableId="1701511683">
-    <w:abstractNumId w:val="17"/>
+    <w:abstractNumId w:val="19"/>
     <w:lvlOverride w:ilvl="0">
       <w:startOverride w:val="1"/>
     </w:lvlOverride>
   </w:num>
   <w:num w:numId="25" w16cid:durableId="590547285">
-    <w:abstractNumId w:val="26"/>
+    <w:abstractNumId w:val="28"/>
   </w:num>
   <w:num w:numId="26" w16cid:durableId="834145066">
-    <w:abstractNumId w:val="11"/>
+    <w:abstractNumId w:val="13"/>
   </w:num>
   <w:num w:numId="27" w16cid:durableId="1469128218">
     <w:abstractNumId w:val="0"/>
@@ -14047,7 +16083,7 @@
     <w:abstractNumId w:val="3"/>
   </w:num>
   <w:num w:numId="30" w16cid:durableId="965619040">
-    <w:abstractNumId w:val="18"/>
+    <w:abstractNumId w:val="20"/>
   </w:num>
   <w:num w:numId="31" w16cid:durableId="989988083">
     <w:abstractNumId w:val="1"/>
@@ -14056,34 +16092,64 @@
     <w:abstractNumId w:val="2"/>
   </w:num>
   <w:num w:numId="33" w16cid:durableId="1354456936">
-    <w:abstractNumId w:val="9"/>
+    <w:abstractNumId w:val="11"/>
   </w:num>
   <w:num w:numId="34" w16cid:durableId="1557009170">
-    <w:abstractNumId w:val="25"/>
+    <w:abstractNumId w:val="27"/>
   </w:num>
   <w:num w:numId="35" w16cid:durableId="828864731">
-    <w:abstractNumId w:val="22"/>
+    <w:abstractNumId w:val="24"/>
   </w:num>
   <w:num w:numId="36" w16cid:durableId="132455903">
-    <w:abstractNumId w:val="12"/>
+    <w:abstractNumId w:val="14"/>
     <w:lvlOverride w:ilvl="0">
       <w:startOverride w:val="1"/>
     </w:lvlOverride>
   </w:num>
   <w:num w:numId="37" w16cid:durableId="597521444">
-    <w:abstractNumId w:val="17"/>
+    <w:abstractNumId w:val="19"/>
     <w:lvlOverride w:ilvl="0">
       <w:startOverride w:val="1"/>
     </w:lvlOverride>
   </w:num>
   <w:num w:numId="38" w16cid:durableId="1360887201">
-    <w:abstractNumId w:val="17"/>
+    <w:abstractNumId w:val="19"/>
     <w:lvlOverride w:ilvl="0">
       <w:startOverride w:val="1"/>
     </w:lvlOverride>
   </w:num>
   <w:num w:numId="39" w16cid:durableId="538664853">
+    <w:abstractNumId w:val="9"/>
+  </w:num>
+  <w:num w:numId="40" w16cid:durableId="2007630347">
+    <w:abstractNumId w:val="32"/>
+  </w:num>
+  <w:num w:numId="41" w16cid:durableId="405147605">
+    <w:abstractNumId w:val="10"/>
+  </w:num>
+  <w:num w:numId="42" w16cid:durableId="1792549462">
     <w:abstractNumId w:val="8"/>
+  </w:num>
+  <w:num w:numId="43" w16cid:durableId="1204562484">
+    <w:abstractNumId w:val="29"/>
+  </w:num>
+  <w:num w:numId="44" w16cid:durableId="990719012">
+    <w:abstractNumId w:val="14"/>
+    <w:lvlOverride w:ilvl="0">
+      <w:startOverride w:val="1"/>
+    </w:lvlOverride>
+  </w:num>
+  <w:num w:numId="45" w16cid:durableId="1219591292">
+    <w:abstractNumId w:val="19"/>
+    <w:lvlOverride w:ilvl="0">
+      <w:startOverride w:val="1"/>
+    </w:lvlOverride>
+  </w:num>
+  <w:num w:numId="46" w16cid:durableId="158664213">
+    <w:abstractNumId w:val="19"/>
+    <w:lvlOverride w:ilvl="0">
+      <w:startOverride w:val="1"/>
+    </w:lvlOverride>
   </w:num>
 </w:numbering>
 </file>
@@ -15075,6 +17141,56 @@
       <w:shd w:val="clear" w:color="auto" w:fill="E1DFDD"/>
     </w:rPr>
   </w:style>
+  <w:style w:type="paragraph" w:styleId="Header">
+    <w:name w:val="header"/>
+    <w:basedOn w:val="Normal"/>
+    <w:link w:val="HeaderChar"/>
+    <w:uiPriority w:val="99"/>
+    <w:unhideWhenUsed/>
+    <w:rsid w:val="0072287C"/>
+    <w:pPr>
+      <w:tabs>
+        <w:tab w:val="center" w:pos="4513"/>
+        <w:tab w:val="right" w:pos="9026"/>
+      </w:tabs>
+      <w:spacing w:after="0" w:line="240" w:lineRule="auto"/>
+    </w:pPr>
+  </w:style>
+  <w:style w:type="character" w:customStyle="1" w:styleId="HeaderChar">
+    <w:name w:val="Header Char"/>
+    <w:basedOn w:val="DefaultParagraphFont"/>
+    <w:link w:val="Header"/>
+    <w:uiPriority w:val="99"/>
+    <w:rsid w:val="0072287C"/>
+    <w:rPr>
+      <w:rFonts w:ascii="Times New Roman" w:hAnsi="Times New Roman"/>
+    </w:rPr>
+  </w:style>
+  <w:style w:type="paragraph" w:styleId="Footer">
+    <w:name w:val="footer"/>
+    <w:basedOn w:val="Normal"/>
+    <w:link w:val="FooterChar"/>
+    <w:uiPriority w:val="99"/>
+    <w:unhideWhenUsed/>
+    <w:rsid w:val="0072287C"/>
+    <w:pPr>
+      <w:tabs>
+        <w:tab w:val="center" w:pos="4513"/>
+        <w:tab w:val="right" w:pos="9026"/>
+      </w:tabs>
+      <w:spacing w:after="0" w:line="240" w:lineRule="auto"/>
+    </w:pPr>
+  </w:style>
+  <w:style w:type="character" w:customStyle="1" w:styleId="FooterChar">
+    <w:name w:val="Footer Char"/>
+    <w:basedOn w:val="DefaultParagraphFont"/>
+    <w:link w:val="Footer"/>
+    <w:uiPriority w:val="99"/>
+    <w:rsid w:val="0072287C"/>
+    <w:rPr>
+      <w:rFonts w:ascii="Times New Roman" w:hAnsi="Times New Roman"/>
+    </w:rPr>
+  </w:style>
 </w:styles>
 </file>
 
